--- a/Quarto/C3_Tiempos_turbulentos_v2.docx
+++ b/Quarto/C3_Tiempos_turbulentos_v2.docx
@@ -68,13 +68,13 @@
         </w:p>
       </w:sdtContent>
     </w:sdt>
-    <w:bookmarkStart w:id="21" w:name="introducción"/>
+    <w:bookmarkStart w:id="30" w:name="introducción"/>
     <w:p>
       <w:pPr>
         <w:pStyle w:val="Heading2"/>
       </w:pPr>
       <w:r>
-        <w:t xml:space="preserve">0.1 Introducción</w:t>
+        <w:t xml:space="preserve">1 Introducción</w:t>
       </w:r>
     </w:p>
     <w:p>
@@ -99,7 +99,7 @@
         <w:pStyle w:val="BodyText"/>
       </w:pPr>
       <w:r>
-        <w:t xml:space="preserve">En primer lugar, por tratarse de un período en el que la política arancelaria está sujeta a cambios frecuentes y significativos, y en el que además se utilizan instrumentos novedosos y controversiales, el primer apartado de este capítulo presenta una breve explicación de esos instrumentos y una cronología simplificada de su aplicación entre diciembre 2025 y julio 2026. Este es el tema del</w:t>
+        <w:t xml:space="preserve">Por tratarse de un período en el que la política arancelaria está sujeta a cambios frecuentes y significativos, y en el que además se utilizan instrumentos novedosos y controversiales, el primer apartado de este capítulo presenta una breve explicación de esos instrumentos y una cronología simplificada de su aplicación entre diciembre 2025 y julio 2026. Este es el tema del</w:t>
       </w:r>
       <w:r>
         <w:t xml:space="preserve"> </w:t>
@@ -123,7 +123,7 @@
         <w:pStyle w:val="BodyText"/>
       </w:pPr>
       <w:r>
-        <w:t xml:space="preserve">En segundo lugar, en el</w:t>
+        <w:t xml:space="preserve">En el</w:t>
       </w:r>
       <w:r>
         <w:t xml:space="preserve"> </w:t>
@@ -154,7 +154,7 @@
         <w:rPr>
           <w:rStyle w:val="FootnoteReference"/>
         </w:rPr>
-        <w:footnoteReference w:id="20"/>
+        <w:footnoteReference w:id="29"/>
       </w:r>
       <w:r>
         <w:t xml:space="preserve"> </w:t>
@@ -185,15 +185,7 @@
         <w:pStyle w:val="BodyText"/>
       </w:pPr>
       <w:r>
-        <w:t xml:space="preserve">Como se recordará, en el Capítulo 2 se identificó a Vietnam y Taiwán como las dos economías cuyas exportaciones a México están incrementando su participación en el mercado más rápidamente, y se sugirió que a pesar de que todavía tienen un volumen de exportaciones muy pequeño comparado con el de México, podrían ser sus competidores más importantes en el mediano plazo.</w:t>
-      </w:r>
-    </w:p>
-    <w:p>
-      <w:pPr>
-        <w:pStyle w:val="BodyText"/>
-      </w:pPr>
-      <w:r>
-        <w:t xml:space="preserve">Para dilucidar esta cuestión, en el</w:t>
+        <w:t xml:space="preserve">El análisis de la evolución de las exportaciones de Vietnam y Tawián a EUA y sus consecuencias desde el punto de vista de la posición competitiva de México se retoma en el</w:t>
       </w:r>
       <w:r>
         <w:t xml:space="preserve"> </w:t>
@@ -206,10 +198,7 @@
         <w:t xml:space="preserve">Apartado 4</w:t>
       </w:r>
       <w:r>
-        <w:t xml:space="preserve"> </w:t>
-      </w:r>
-      <w:r>
-        <w:t xml:space="preserve">se repite el ejercicio que anteriormente hicimos para México: se identifican las Partidas de más peso en las exportaciones de cada país a EUA, se eliminan las que no tienen relación con el NS, y el resultado final se compara con el de México. Se identifican así las partidas en las que México compite con Vietnam o Taiwán, y luego se compara la evolución de las exportaciones de esos productos y, para un conjunto seleccionado de subpartidas, se comparan los aranceles efectivos e implícitos pagados por cada uno de esos países en sus exportaciones a EUA.</w:t>
+        <w:t xml:space="preserve">, pero con un mayor nivel de granularidad: se repite el ejercicio que en el Capítulo 2 se había hecho únicamente para México: se identifican las Partidas de más peso en las exportaciones de cada país a EUA, se eliminan las que no tienen relación con el NS, y el resultado final se compara con el de México. Se identifican así las partidas en las que México compite con Vietnam o Taiwán, y luego se compara la evolución de las exportaciones de esos productos y, para un conjunto seleccionado de subpartidas, se comparan los aranceles efectivos e implícitos pagados por cada uno de esos países en sus exportaciones a EUA.</w:t>
       </w:r>
     </w:p>
     <w:p>
@@ -289,23 +278,23 @@
         <w:t xml:space="preserve">, en el que se presenta una discusión de naturaleza distinta: a partir de 2025 no solo ha cambiado la política arancelaria de los EUA: han cambiado las reglas, procesos y criterios de su formulación. Este cambio es quizá el más importante de todos, ya que introduce un elemento de incertidumbre sobre el curso futuro de la política arancelaria de EUA que resulta independiente de quien ocupe temporalmente la presidencia de ese país. Este es un cambio fundamental y perdurable en las reglas (de facto) del comercio internacional a nivel global.</w:t>
       </w:r>
     </w:p>
-    <w:bookmarkEnd w:id="21"/>
-    <w:bookmarkStart w:id="35" w:name="Xe21c30e9a7d2217be0b7951a059ad31a4bab366"/>
+    <w:bookmarkEnd w:id="30"/>
+    <w:bookmarkStart w:id="44" w:name="Xe21c30e9a7d2217be0b7951a059ad31a4bab366"/>
     <w:p>
       <w:pPr>
         <w:pStyle w:val="Heading2"/>
       </w:pPr>
       <w:r>
-        <w:t xml:space="preserve">0.2 Instrumentos y cronología de la política comercial de EUA a partir de 2025</w:t>
-      </w:r>
-    </w:p>
-    <w:bookmarkStart w:id="33" w:name="los-instrumentos"/>
+        <w:t xml:space="preserve">2 Instrumentos y cronología de la política comercial de EUA a partir de 2025</w:t>
+      </w:r>
+    </w:p>
+    <w:bookmarkStart w:id="42" w:name="los-instrumentos"/>
     <w:p>
       <w:pPr>
         <w:pStyle w:val="Heading3"/>
       </w:pPr>
       <w:r>
-        <w:t xml:space="preserve">0.2.1 Los instrumentos</w:t>
+        <w:t xml:space="preserve">2.1 Los instrumentos</w:t>
       </w:r>
     </w:p>
     <w:p>
@@ -337,13 +326,13 @@
         </w:numPr>
       </w:pPr>
       <w:r>
-        <w:t xml:space="preserve">International Emergency Economic Powers Act, de 1977, que le permite al presidente de EUA regular diversas transacciones económicas, tras la declaración de una emergencia nacional y una amenaza inusual y extraordinaria que se origina fuera de los EUA. La ley no menciona explícitamente el uso de aranceles, y por eso mismo no establece requerimientos procesales para su utilización</w:t>
+        <w:t xml:space="preserve">International Emergency Economic Powers Act, de 1977, que le permite al presidente de EUA regular diversas transacciones económicas, con el único requisito previo de una declaración de emergencia nacional y una amenaza inusual y extraordinaria que se origina fuera de los EUA. La ley no menciona explícitamente el uso de aranceles, y por eso mismo no establece requerimientos procesales para su utilización</w:t>
       </w:r>
       <w:r>
         <w:rPr>
           <w:rStyle w:val="FootnoteReference"/>
         </w:rPr>
-        <w:footnoteReference w:id="22"/>
+        <w:footnoteReference w:id="31"/>
       </w:r>
     </w:p>
     <w:p>
@@ -355,7 +344,7 @@
           <w:b/>
           <w:bCs/>
         </w:rPr>
-        <w:t xml:space="preserve">Trade Expansion Act, Sección 232</w:t>
+        <w:t xml:space="preserve">Trade Expansion Act,de 1962, Sección 232</w:t>
       </w:r>
     </w:p>
     <w:p>
@@ -367,13 +356,13 @@
         </w:numPr>
       </w:pPr>
       <w:r>
-        <w:t xml:space="preserve">Trade Expansion Act de 1962, que en su Sección 232 autoriza al presidente a usar tarifas o cuotas cuando el Departamento de Comercio determina que determinadas importaciones ponen en peligro la seguridad nacional; el Departamento de Comercio debe abrir una investigación y presentar un reporte antes de que el presidente pueda usar esta autoridad</w:t>
+        <w:t xml:space="preserve">Autoriza al presidente a usar aranceles o cuotas cuando el Departamento de Comercio determina que determinadas importaciones ponen en peligro la seguridad nacional; el Departamento de Comercio debe abrir una investigación y presentar un reporte antes de que el presidente pueda usar esta autoridad</w:t>
       </w:r>
       <w:r>
         <w:rPr>
           <w:rStyle w:val="FootnoteReference"/>
         </w:rPr>
-        <w:footnoteReference w:id="25"/>
+        <w:footnoteReference w:id="34"/>
       </w:r>
       <w:r>
         <w:t xml:space="preserve">.</w:t>
@@ -405,7 +394,7 @@
         <w:rPr>
           <w:rStyle w:val="FootnoteReference"/>
         </w:rPr>
-        <w:footnoteReference w:id="27"/>
+        <w:footnoteReference w:id="36"/>
       </w:r>
       <w:r>
         <w:t xml:space="preserve">.</w:t>
@@ -425,7 +414,7 @@
         <w:rPr>
           <w:rStyle w:val="FootnoteReference"/>
         </w:rPr>
-        <w:footnoteReference w:id="29"/>
+        <w:footnoteReference w:id="38"/>
       </w:r>
     </w:p>
     <w:p>
@@ -449,51 +438,31 @@
         </w:numPr>
       </w:pPr>
       <w:r>
-        <w:t xml:space="preserve">La Sección 338 autoriza al presidente a imponer aranceles adicionales, de hasta un 50%, e incluso a prohibir a las importaciones de países con prácticas comerciales discriminatorias contra los EUA. No tiene requerimientos procesales</w:t>
+        <w:t xml:space="preserve">Autoriza al presidente a imponer aranceles adicionales, de hasta un 50%, e incluso a prohibir a las importaciones de países con prácticas comerciales discriminatorias contra los EUA. No tiene requerimientos procesales</w:t>
       </w:r>
       <w:r>
         <w:rPr>
           <w:rStyle w:val="FootnoteReference"/>
         </w:rPr>
-        <w:footnoteReference w:id="31"/>
+        <w:footnoteReference w:id="40"/>
       </w:r>
       <w:r>
         <w:t xml:space="preserve">.</w:t>
       </w:r>
     </w:p>
-    <w:bookmarkEnd w:id="33"/>
-    <w:bookmarkStart w:id="34" w:name="tres-fases-cronología-simplificada"/>
+    <w:bookmarkEnd w:id="42"/>
+    <w:bookmarkStart w:id="43" w:name="cronología-simplificada"/>
     <w:p>
       <w:pPr>
         <w:pStyle w:val="Heading3"/>
       </w:pPr>
       <w:r>
-        <w:t xml:space="preserve">0.2.2 Tres fases: cronología simplificada</w:t>
+        <w:t xml:space="preserve">2.2 Cronología simplificada</w:t>
       </w:r>
     </w:p>
     <w:p>
       <w:pPr>
         <w:pStyle w:val="FirstParagraph"/>
-      </w:pPr>
-      <w:r>
-        <w:t xml:space="preserve">Para caracterizar de manera general la política arancelaria de EUA de 2025 a la fecha resulta útil pensar en tres</w:t>
-      </w:r>
-      <w:r>
-        <w:t xml:space="preserve"> </w:t>
-      </w:r>
-      <w:r>
-        <w:t xml:space="preserve">“fases”</w:t>
-      </w:r>
-      <w:r>
-        <w:t xml:space="preserve"> </w:t>
-      </w:r>
-      <w:r>
-        <w:t xml:space="preserve">de implementación y cuestionamiento de dicha política:</w:t>
-      </w:r>
-    </w:p>
-    <w:p>
-      <w:pPr>
-        <w:pStyle w:val="BodyText"/>
       </w:pPr>
       <w:r>
         <w:rPr>
@@ -511,7 +480,7 @@
         </w:numPr>
       </w:pPr>
       <w:r>
-        <w:t xml:space="preserve">El 1 de febrero se anuncian aranceles IEEPA a las importaciones provenientes de Canadá (25%), México (25%) y China (10%), justificándolas por la supuesta negligencia de esos países para contener el tráfico de fentanilo y la migración ilegal (E.O. 14193-95). Posteriormente los aranceles han sido modificados en varias ocasiones. El detalle se muestra gráficamente en el Apartado 2.3</w:t>
+        <w:t xml:space="preserve">El 1 de febrero se anuncian aranceles IEEPA a las importaciones provenientes de Canadá (25%), México (25%) y China (10%), justificándolas por la supuesta negligencia de esos países para contener el tráfico de fentanilo y la migración ilegal (E.O. 14193-95). Posteriormente los aranceles se modifican en varias ocasiones y se suspenden parcialmente para productos que cumplen con reglas T-MEC. El detalle se muestra gráficamente en el Apartado 2.3</w:t>
       </w:r>
     </w:p>
     <w:p>
@@ -533,28 +502,7 @@
         </w:numPr>
       </w:pPr>
       <w:r>
-        <w:t xml:space="preserve">El 2 de abril,</w:t>
-      </w:r>
-      <w:r>
-        <w:t xml:space="preserve"> </w:t>
-      </w:r>
-      <w:r>
-        <w:t xml:space="preserve">“Liberation Day”</w:t>
-      </w:r>
-      <w:r>
-        <w:t xml:space="preserve">, se anuncian</w:t>
-      </w:r>
-      <w:r>
-        <w:t xml:space="preserve"> </w:t>
-      </w:r>
-      <w:r>
-        <w:t xml:space="preserve">“aranceles recíprocos”</w:t>
-      </w:r>
-      <w:r>
-        <w:t xml:space="preserve"> </w:t>
-      </w:r>
-      <w:r>
-        <w:t xml:space="preserve">a casi la totalidad de los socios comerciales, salvo México y Canadá. Las tasas oscilan entre el 11 y el 50%, según la magnitud del déficit comercial bilateral, pero luego sufren variaciones y son reemplazadas por una tasa general del 10%.</w:t>
+        <w:t xml:space="preserve">El 2 de abril, “Liberation Day”, se anuncian “aranceles recíprocos” a casi la totalidad de los socios comerciales, salvo México y Canadá. El 9 de abril se anuncia una pausa y se establece un arancel base del 10%, pero posteriormente se restablecen tasas diferenciadas por país.</w:t>
       </w:r>
     </w:p>
     <w:p>
@@ -750,7 +698,7 @@
         <w:pStyle w:val="FirstParagraph"/>
       </w:pPr>
       <w:r>
-        <w:t xml:space="preserve">Durante todo este período los aranceles IEEPA permanecieron vigentes (la administración no los suspendió mientras litigaba) y convivieron, como se detalló arriba, con una expansión paralela de acuerdos marco bilaterales y de acciones bajo la Sección 232</w:t>
+        <w:t xml:space="preserve">Durante todo este período los aranceles IEEPA permanecen vigentes (la administración no los suspendió mientras litigaba) y conviven, como se detalló arriba, con una expansión paralela de acuerdos marco bilaterales y de acciones bajo la Sección 232</w:t>
       </w:r>
       <w:r>
         <w:t xml:space="preserve"> </w:t>
@@ -902,7 +850,7 @@
         </w:numPr>
       </w:pPr>
       <w:r>
-        <w:t xml:space="preserve">12 de marzo el USTR inicia investigaciones para determinar si las políticas y prácticas de 60 países implementaban efectivamente la prohibición de exportar a EUA bienes producidos en todo o en parte mediante el uso de trabajo forzado e imponían de esta manera una carga no razonable o discriminatoria contra EUA. El 2 de junio el USTR determinó que en efecto, así era, y el 24 de julio entran en vigor tarifas de entre el 10% y el 12.5%</w:t>
+        <w:t xml:space="preserve">12 de marzo el USTR inicia investigaciones para determinar si las políticas y prácticas de 60 países implementan e de manera efectiva la prohibición de exportar a EUA bienes producidos en todo o en parte mediante el uso de trabajo forzado e imponen de esta manera una carga no razonable o discriminatoria contra EUA. El 2 de junio el USTR determina que en efecto, así es, y el 24 de julio entran en vigor tarifas de entre el 10% y el 12.5%</w:t>
       </w:r>
       <w:r>
         <w:t xml:space="preserve"> </w:t>
@@ -992,15 +940,15 @@
         <w:t xml:space="preserve">.</w:t>
       </w:r>
     </w:p>
-    <w:bookmarkEnd w:id="34"/>
-    <w:bookmarkEnd w:id="35"/>
-    <w:bookmarkStart w:id="56" w:name="X5bfea37b4eeaa2a862b64da0586a3f734d05425"/>
+    <w:bookmarkEnd w:id="43"/>
+    <w:bookmarkEnd w:id="44"/>
+    <w:bookmarkStart w:id="65" w:name="X5bfea37b4eeaa2a862b64da0586a3f734d05425"/>
     <w:p>
       <w:pPr>
         <w:pStyle w:val="Heading2"/>
       </w:pPr>
       <w:r>
-        <w:t xml:space="preserve">0.3 Reglas arancelarias por país: idas y venidas en __ casos ilustrativos.</w:t>
+        <w:t xml:space="preserve">3 Reglas arancelarias por país: idas y venidas en __ casos ilustrativos.</w:t>
       </w:r>
     </w:p>
     <w:p>
@@ -1016,19 +964,7 @@
         <w:pStyle w:val="BodyText"/>
       </w:pPr>
       <w:r>
-        <w:t xml:space="preserve">Para superar esta dificultad, en este apartado se muestra gráficamente la evolución de los aranceles del</w:t>
-      </w:r>
-      <w:r>
-        <w:t xml:space="preserve"> </w:t>
-      </w:r>
-      <w:r>
-        <w:t xml:space="preserve">“carril principal”</w:t>
-      </w:r>
-      <w:r>
-        <w:t xml:space="preserve"> </w:t>
-      </w:r>
-      <w:r>
-        <w:t xml:space="preserve">para una serie de países, incluyendo por supuesto a México, el foco de este libro, y algunos de sus principales competidores.</w:t>
+        <w:t xml:space="preserve">Para superar esta dificultad, en este apartado se muestra gráficamente la evolución de los aranceles del “carril principal” para una serie de países, incluyendo por supuesto a México, el foco de este libro, y algunos de sus principales competidores.</w:t>
       </w:r>
     </w:p>
     <w:p>
@@ -1036,28 +972,16 @@
         <w:pStyle w:val="BodyText"/>
       </w:pPr>
       <w:r>
-        <w:t xml:space="preserve">Por</w:t>
-      </w:r>
-      <w:r>
-        <w:t xml:space="preserve"> </w:t>
-      </w:r>
-      <w:r>
-        <w:t xml:space="preserve">“carril principal”</w:t>
-      </w:r>
-      <w:r>
-        <w:t xml:space="preserve"> </w:t>
-      </w:r>
-      <w:r>
-        <w:t xml:space="preserve">entendemos los aranceles de alcance general. Como se han definido excepciones y tratamientos diferenciados para muchos productos, en el apartado siguiente analizamos tres casos particularmente relevantes para México: autos, autopartes y servidores para procesamiento de datos.</w:t>
-      </w:r>
-    </w:p>
-    <w:bookmarkStart w:id="40" w:name="el-caso-de-méxico"/>
+        <w:t xml:space="preserve">Por “carril principal” entendemos los aranceles de alcance general. Como se han definido excepciones y tratamientos diferenciados para muchos productos, en el apartado siguiente analizamos tres casos particularmente relevantes para México: autos, autopartes y servidores para procesamiento de datos.</w:t>
+      </w:r>
+    </w:p>
+    <w:bookmarkStart w:id="49" w:name="el-caso-de-méxico"/>
     <w:p>
       <w:pPr>
         <w:pStyle w:val="Heading3"/>
       </w:pPr>
       <w:r>
-        <w:t xml:space="preserve">0.3.1 El caso de México</w:t>
+        <w:t xml:space="preserve">3.1 El caso de México</w:t>
       </w:r>
     </w:p>
     <w:p>
@@ -1138,19 +1062,7 @@
         <w:t xml:space="preserve"> </w:t>
       </w:r>
       <w:r>
-        <w:t xml:space="preserve">también pone en evidencia otro hecho: el arancel del</w:t>
-      </w:r>
-      <w:r>
-        <w:t xml:space="preserve"> </w:t>
-      </w:r>
-      <w:r>
-        <w:t xml:space="preserve">“carril principal”</w:t>
-      </w:r>
-      <w:r>
-        <w:t xml:space="preserve"> </w:t>
-      </w:r>
-      <w:r>
-        <w:t xml:space="preserve">ha mostrado una tendencia a la baja. Esto se evidencia en los casos de otros países, que se presentan seguidamente. Al mismo tiempo, como lo ilustra la guerra comercial con Canadá, la administración está dispuesta a recurrir a medidas extraordinarias para volver a imponer aranceles extraordinariamente altos cuando lo considera necesario.</w:t>
+        <w:t xml:space="preserve">también pone en evidencia otro hecho: el arancel del “carril principal” ha mostrado una tendencia a la baja. Esto se evidencia en los casos de otros países, que se presentan seguidamente. Al mismo tiempo, como lo ilustra la guerra comercial con Canadá, la administración está dispuesta a recurrir a medidas extraordinarias para volver a imponer aranceles extraordinariamente altos cuando lo considera necesario.</w:t>
       </w:r>
     </w:p>
     <w:tbl>
@@ -1166,7 +1078,7 @@
       <w:tr>
         <w:tc>
           <w:tcPr/>
-          <w:bookmarkStart w:id="39" w:name="fig-info-mexico"/>
+          <w:bookmarkStart w:id="48" w:name="fig-info-mexico"/>
           <w:p>
             <w:pPr>
               <w:jc w:val="center"/>
@@ -1188,20 +1100,20 @@
             <w:r>
               <w:drawing>
                 <wp:inline>
-                  <wp:extent cx="5486400" cy="3516405"/>
+                  <wp:extent cx="5486400" cy="5832465"/>
                   <wp:effectExtent b="0" l="0" r="0" t="0"/>
-                  <wp:docPr descr="" title="" id="37" name="Picture"/>
+                  <wp:docPr descr="" title="" id="46" name="Picture"/>
                   <a:graphic>
                     <a:graphicData uri="http://schemas.openxmlformats.org/drawingml/2006/picture">
                       <pic:pic>
                         <pic:nvPicPr>
-                          <pic:cNvPr descr="../Plots/infografia_mexico_ieepa.png" id="38" name="Picture"/>
+                          <pic:cNvPr descr="../Plots/infografia_mexico.png" id="47" name="Picture"/>
                           <pic:cNvPicPr>
                             <a:picLocks noChangeArrowheads="1" noChangeAspect="1"/>
                           </pic:cNvPicPr>
                         </pic:nvPicPr>
                         <pic:blipFill>
-                          <a:blip r:embed="rId36"/>
+                          <a:blip r:embed="rId45"/>
                           <a:stretch>
                             <a:fillRect/>
                           </a:stretch>
@@ -1209,7 +1121,7 @@
                         <pic:spPr bwMode="auto">
                           <a:xfrm>
                             <a:off x="0" y="0"/>
-                            <a:ext cx="5486400" cy="3516405"/>
+                            <a:ext cx="5486400" cy="5832465"/>
                           </a:xfrm>
                           <a:prstGeom prst="rect">
                             <a:avLst/>
@@ -1228,18 +1140,18 @@
               </w:drawing>
             </w:r>
           </w:p>
-          <w:bookmarkEnd w:id="39"/>
+          <w:bookmarkEnd w:id="48"/>
         </w:tc>
       </w:tr>
     </w:tbl>
-    <w:bookmarkEnd w:id="40"/>
-    <w:bookmarkStart w:id="45" w:name="el-caso-de-canadá"/>
+    <w:bookmarkEnd w:id="49"/>
+    <w:bookmarkStart w:id="54" w:name="el-caso-de-canadá"/>
     <w:p>
       <w:pPr>
         <w:pStyle w:val="Heading3"/>
       </w:pPr>
       <w:r>
-        <w:t xml:space="preserve">0.3.2 El caso de Canadá</w:t>
+        <w:t xml:space="preserve">3.2 El caso de Canadá</w:t>
       </w:r>
     </w:p>
     <w:p>
@@ -1263,16 +1175,7 @@
         <w:pStyle w:val="BodyText"/>
       </w:pPr>
       <w:r>
-        <w:t xml:space="preserve">En contraste con lo sucedido cuando se anunciaron los</w:t>
-      </w:r>
-      <w:r>
-        <w:t xml:space="preserve"> </w:t>
-      </w:r>
-      <w:r>
-        <w:t xml:space="preserve">“aranceles recíprocos”</w:t>
-      </w:r>
-      <w:r>
-        <w:t xml:space="preserve">, momento en el que casi ningún país contraatacó con aranceles a la importación de productos provenientes de EUA, y la mayoría buscó, más bien, negociaciones comerciales que redujeran su impacto, esta vez Canadá respondió con medidas similares a las tomadas por EUA y con una estrategia de diversificación de sus mercados de exportación y de acercamiento político y comercial con la UE.</w:t>
+        <w:t xml:space="preserve">En contraste con lo sucedido cuando se anunciaron los “aranceles recíprocos”, momento en el que casi ningún país contraatacó con aranceles a la importación de productos provenientes de EUA, y la mayoría buscó, más bien, negociaciones comerciales que redujeran su impacto, esta vez Canadá respondió con medidas similares a las tomadas por EUA y con una estrategia de diversificación de sus mercados de exportación y de acercamiento político y comercial con la UE.</w:t>
       </w:r>
     </w:p>
     <w:p>
@@ -1280,19 +1183,7 @@
         <w:pStyle w:val="BodyText"/>
       </w:pPr>
       <w:r>
-        <w:t xml:space="preserve">Todo esto tiene relevancia para México por dos razones: pone en evidencia que el T-MEC solo ofrece una protección moderada frente a cambios abruptos en la política arancelaria del presidente Trump, y muestra que aún un país tan profundamente integrado con la economía de EUA puede verse forzado a desarrollar una estrategia económica y política que le permita un</w:t>
-      </w:r>
-      <w:r>
-        <w:t xml:space="preserve"> </w:t>
-      </w:r>
-      <w:r>
-        <w:t xml:space="preserve">“desacople”</w:t>
-      </w:r>
-      <w:r>
-        <w:t xml:space="preserve"> </w:t>
-      </w:r>
-      <w:r>
-        <w:t xml:space="preserve">(para usar la misma expresión que se ha utilizado para referirse a las relaciones económicas entre China y EUA) parcial, sin duda gradual, pero significativo con respecto a la economía de EUA.</w:t>
+        <w:t xml:space="preserve">Todo esto tiene relevancia para México por dos razones: pone en evidencia que el T-MEC solo ofrece una protección moderada frente a cambios abruptos en la política arancelaria del presidente Trump, y muestra que aún un país tan profundamente integrado con la economía de EUA puede verse forzado a desarrollar una estrategia económica y política que le permita un “desacople” (para usar la misma expresión que se ha utilizado para referirse a las relaciones económicas entre China y EUA) parcial, sin duda gradual, pero significativo con respecto a la economía de EUA.</w:t>
       </w:r>
     </w:p>
     <w:tbl>
@@ -1308,7 +1199,7 @@
       <w:tr>
         <w:tc>
           <w:tcPr/>
-          <w:bookmarkStart w:id="44" w:name="fig-info-can"/>
+          <w:bookmarkStart w:id="53" w:name="fig-info-can"/>
           <w:p>
             <w:pPr>
               <w:jc w:val="center"/>
@@ -1330,20 +1221,20 @@
             <w:r>
               <w:drawing>
                 <wp:inline>
-                  <wp:extent cx="5486400" cy="3516405"/>
+                  <wp:extent cx="5486400" cy="5832465"/>
                   <wp:effectExtent b="0" l="0" r="0" t="0"/>
-                  <wp:docPr descr="" title="" id="42" name="Picture"/>
+                  <wp:docPr descr="" title="" id="51" name="Picture"/>
                   <a:graphic>
                     <a:graphicData uri="http://schemas.openxmlformats.org/drawingml/2006/picture">
                       <pic:pic>
                         <pic:nvPicPr>
-                          <pic:cNvPr descr="../Plots/infografia_canada_ieepa.png" id="43" name="Picture"/>
+                          <pic:cNvPr descr="../Plots/infografia_canada.png" id="52" name="Picture"/>
                           <pic:cNvPicPr>
                             <a:picLocks noChangeArrowheads="1" noChangeAspect="1"/>
                           </pic:cNvPicPr>
                         </pic:nvPicPr>
                         <pic:blipFill>
-                          <a:blip r:embed="rId41"/>
+                          <a:blip r:embed="rId50"/>
                           <a:stretch>
                             <a:fillRect/>
                           </a:stretch>
@@ -1351,7 +1242,7 @@
                         <pic:spPr bwMode="auto">
                           <a:xfrm>
                             <a:off x="0" y="0"/>
-                            <a:ext cx="5486400" cy="3516405"/>
+                            <a:ext cx="5486400" cy="5832465"/>
                           </a:xfrm>
                           <a:prstGeom prst="rect">
                             <a:avLst/>
@@ -1370,18 +1261,18 @@
               </w:drawing>
             </w:r>
           </w:p>
-          <w:bookmarkEnd w:id="44"/>
+          <w:bookmarkEnd w:id="53"/>
         </w:tc>
       </w:tr>
     </w:tbl>
-    <w:bookmarkEnd w:id="45"/>
-    <w:bookmarkStart w:id="50" w:name="vietnam"/>
+    <w:bookmarkEnd w:id="54"/>
+    <w:bookmarkStart w:id="59" w:name="vietnam"/>
     <w:p>
       <w:pPr>
         <w:pStyle w:val="Heading3"/>
       </w:pPr>
       <w:r>
-        <w:t xml:space="preserve">0.3.3 Vietnam</w:t>
+        <w:t xml:space="preserve">3.3 Vietnam</w:t>
       </w:r>
     </w:p>
     <w:p>
@@ -1389,31 +1280,7 @@
         <w:pStyle w:val="FirstParagraph"/>
       </w:pPr>
       <w:r>
-        <w:t xml:space="preserve">Aunque en</w:t>
-      </w:r>
-      <w:r>
-        <w:t xml:space="preserve"> </w:t>
-      </w:r>
-      <w:r>
-        <w:t xml:space="preserve">“Liberation Day”</w:t>
-      </w:r>
-      <w:r>
-        <w:t xml:space="preserve"> </w:t>
-      </w:r>
-      <w:r>
-        <w:t xml:space="preserve">se anunció un arancel para las importaciones provenientes de Vietnam del 46%, muy por encima del arancel del 25% para importaciones provenientes de México que no cumplieran con T-MEC, entre abril 2025 y febrero 2026 el arancel para</w:t>
-      </w:r>
-      <w:r>
-        <w:t xml:space="preserve"> </w:t>
-      </w:r>
-      <w:r>
-        <w:t xml:space="preserve">“carril principal”</w:t>
-      </w:r>
-      <w:r>
-        <w:t xml:space="preserve"> </w:t>
-      </w:r>
-      <w:r>
-        <w:t xml:space="preserve">fue menor para Vietnam que para México: 10% de abril a agosto 2025, y 20% desde agosto hasta la anulación de las tarifas IEEPA.</w:t>
+        <w:t xml:space="preserve">Aunque en “Liberation Day” se anunció un arancel para las importaciones provenientes de Vietnam del 46%, muy por encima del arancel del 25% para importaciones provenientes de México que no cumplieran con T-MEC, entre abril 2025 y febrero 2026 el arancel para “carril principal” fue menor para Vietnam que para México: 10% de abril a agosto 2025, y 20% desde agosto hasta la anulación de las tarifas IEEPA.</w:t>
       </w:r>
     </w:p>
     <w:p>
@@ -1451,7 +1318,7 @@
       <w:tr>
         <w:tc>
           <w:tcPr/>
-          <w:bookmarkStart w:id="49" w:name="fig-info-vtn"/>
+          <w:bookmarkStart w:id="58" w:name="fig-info-vtn"/>
           <w:p>
             <w:pPr>
               <w:jc w:val="center"/>
@@ -1473,20 +1340,20 @@
             <w:r>
               <w:drawing>
                 <wp:inline>
-                  <wp:extent cx="5486400" cy="3610535"/>
+                  <wp:extent cx="5486400" cy="6130700"/>
                   <wp:effectExtent b="0" l="0" r="0" t="0"/>
-                  <wp:docPr descr="" title="" id="47" name="Picture"/>
+                  <wp:docPr descr="" title="" id="56" name="Picture"/>
                   <a:graphic>
                     <a:graphicData uri="http://schemas.openxmlformats.org/drawingml/2006/picture">
                       <pic:pic>
                         <pic:nvPicPr>
-                          <pic:cNvPr descr="../Plots/infografia_vietnam_ieepa.png" id="48" name="Picture"/>
+                          <pic:cNvPr descr="../Plots/infografia_vietnam.png" id="57" name="Picture"/>
                           <pic:cNvPicPr>
                             <a:picLocks noChangeArrowheads="1" noChangeAspect="1"/>
                           </pic:cNvPicPr>
                         </pic:nvPicPr>
                         <pic:blipFill>
-                          <a:blip r:embed="rId46"/>
+                          <a:blip r:embed="rId55"/>
                           <a:stretch>
                             <a:fillRect/>
                           </a:stretch>
@@ -1494,7 +1361,7 @@
                         <pic:spPr bwMode="auto">
                           <a:xfrm>
                             <a:off x="0" y="0"/>
-                            <a:ext cx="5486400" cy="3610535"/>
+                            <a:ext cx="5486400" cy="6130700"/>
                           </a:xfrm>
                           <a:prstGeom prst="rect">
                             <a:avLst/>
@@ -1513,18 +1380,18 @@
               </w:drawing>
             </w:r>
           </w:p>
-          <w:bookmarkEnd w:id="49"/>
+          <w:bookmarkEnd w:id="58"/>
         </w:tc>
       </w:tr>
     </w:tbl>
-    <w:bookmarkEnd w:id="50"/>
-    <w:bookmarkStart w:id="55" w:name="china"/>
+    <w:bookmarkEnd w:id="59"/>
+    <w:bookmarkStart w:id="64" w:name="china"/>
     <w:p>
       <w:pPr>
         <w:pStyle w:val="Heading3"/>
       </w:pPr>
       <w:r>
-        <w:t xml:space="preserve">0.3.4 China</w:t>
+        <w:t xml:space="preserve">3.4 China</w:t>
       </w:r>
     </w:p>
     <w:p>
@@ -1532,19 +1399,7 @@
         <w:pStyle w:val="FirstParagraph"/>
       </w:pPr>
       <w:r>
-        <w:t xml:space="preserve">Ningún caso como el de China ilustra el patrón de</w:t>
-      </w:r>
-      <w:r>
-        <w:t xml:space="preserve"> </w:t>
-      </w:r>
-      <w:r>
-        <w:t xml:space="preserve">“idas y venidas”</w:t>
-      </w:r>
-      <w:r>
-        <w:t xml:space="preserve"> </w:t>
-      </w:r>
-      <w:r>
-        <w:t xml:space="preserve">de la política arancelaria de EUA.</w:t>
+        <w:t xml:space="preserve">Ningún caso como el de China ilustra el patrón de “idas y venidas” de la política arancelaria de EUA.</w:t>
       </w:r>
     </w:p>
     <w:p>
@@ -1560,16 +1415,7 @@
         <w:pStyle w:val="BodyText"/>
       </w:pPr>
       <w:r>
-        <w:t xml:space="preserve">Lo que hasta hace poco hacía único el caso de China era la respuesta ante los aranceles de EUA: China</w:t>
-      </w:r>
-      <w:r>
-        <w:t xml:space="preserve"> </w:t>
-      </w:r>
-      <w:r>
-        <w:t xml:space="preserve">“devolvió el golpe”</w:t>
-      </w:r>
-      <w:r>
-        <w:t xml:space="preserve">, aumentando sus propios aranceles a las importaciones provenientes de EUA y imponiendo restricciones a las exportaciones de bienes estratégicos de China a EUA.</w:t>
+        <w:t xml:space="preserve">Lo que hasta hace poco hacía único el caso de China era la respuesta ante los aranceles de EUA: China “devolvió el golpe”, aumentando sus propios aranceles a las importaciones provenientes de EUA y imponiendo restricciones a las exportaciones de bienes estratégicos de China a EUA.</w:t>
       </w:r>
     </w:p>
     <w:p>
@@ -1577,19 +1423,7 @@
         <w:pStyle w:val="BodyText"/>
       </w:pPr>
       <w:r>
-        <w:t xml:space="preserve">El caso ya no es único, porque en setiembre 2026 Canadá respondió al incremento de los aranceles de EUA con incremento de sus propios aranceles a ciertas importaciones de EUA, pero la diferencia entre ambos casos es muy significativa: las</w:t>
-      </w:r>
-      <w:r>
-        <w:t xml:space="preserve"> </w:t>
-      </w:r>
-      <w:r>
-        <w:t xml:space="preserve">“tierras raras”</w:t>
-      </w:r>
-      <w:r>
-        <w:t xml:space="preserve"> </w:t>
-      </w:r>
-      <w:r>
-        <w:t xml:space="preserve">cuya exportación restringió China constituyen insumos indispensables en las industrias de semiconductores y defensa.</w:t>
+        <w:t xml:space="preserve">El caso ya no es único, porque en setiembre 2026 Canadá respondió al incremento de los aranceles de EUA con incremento de sus propios aranceles a ciertas importaciones de EUA, pero la diferencia entre ambos casos es muy significativa: las “tierras raras” cuya exportación restringió China constituyen insumos indispensables en las industrias de semiconductores y defensa.</w:t>
       </w:r>
     </w:p>
     <w:p>
@@ -1597,16 +1431,7 @@
         <w:pStyle w:val="BodyText"/>
       </w:pPr>
       <w:r>
-        <w:t xml:space="preserve">Los aranceles que ha impuesto Canadá pueden causar disrupciones económicas en los EUA, pero en ningún caso afectan a bienes con un papel estratégico comparable con el de las</w:t>
-      </w:r>
-      <w:r>
-        <w:t xml:space="preserve"> </w:t>
-      </w:r>
-      <w:r>
-        <w:t xml:space="preserve">“tierras raras”</w:t>
-      </w:r>
-      <w:r>
-        <w:t xml:space="preserve">.</w:t>
+        <w:t xml:space="preserve">Los aranceles que ha impuesto Canadá pueden causar disrupciones económicas en los EUA, pero en ningún caso afectan a bienes con un papel estratégico comparable con el de las “tierras raras”.</w:t>
       </w:r>
     </w:p>
     <w:tbl>
@@ -1622,7 +1447,7 @@
       <w:tr>
         <w:tc>
           <w:tcPr/>
-          <w:bookmarkStart w:id="54" w:name="fig-info-chin"/>
+          <w:bookmarkStart w:id="63" w:name="fig-info-chin"/>
           <w:p>
             <w:pPr>
               <w:jc w:val="center"/>
@@ -1644,20 +1469,20 @@
             <w:r>
               <w:drawing>
                 <wp:inline>
-                  <wp:extent cx="5486400" cy="3984363"/>
+                  <wp:extent cx="5486400" cy="6409240"/>
                   <wp:effectExtent b="0" l="0" r="0" t="0"/>
-                  <wp:docPr descr="" title="" id="52" name="Picture"/>
+                  <wp:docPr descr="" title="" id="61" name="Picture"/>
                   <a:graphic>
                     <a:graphicData uri="http://schemas.openxmlformats.org/drawingml/2006/picture">
                       <pic:pic>
                         <pic:nvPicPr>
-                          <pic:cNvPr descr="../Plots/infografia_china_ieepa.png" id="53" name="Picture"/>
+                          <pic:cNvPr descr="../Plots/infografia_china.png" id="62" name="Picture"/>
                           <pic:cNvPicPr>
                             <a:picLocks noChangeArrowheads="1" noChangeAspect="1"/>
                           </pic:cNvPicPr>
                         </pic:nvPicPr>
                         <pic:blipFill>
-                          <a:blip r:embed="rId51"/>
+                          <a:blip r:embed="rId60"/>
                           <a:stretch>
                             <a:fillRect/>
                           </a:stretch>
@@ -1665,7 +1490,7 @@
                         <pic:spPr bwMode="auto">
                           <a:xfrm>
                             <a:off x="0" y="0"/>
-                            <a:ext cx="5486400" cy="3984363"/>
+                            <a:ext cx="5486400" cy="6409240"/>
                           </a:xfrm>
                           <a:prstGeom prst="rect">
                             <a:avLst/>
@@ -1684,19 +1509,19 @@
               </w:drawing>
             </w:r>
           </w:p>
-          <w:bookmarkEnd w:id="54"/>
+          <w:bookmarkEnd w:id="63"/>
         </w:tc>
       </w:tr>
     </w:tbl>
-    <w:bookmarkEnd w:id="55"/>
-    <w:bookmarkEnd w:id="56"/>
-    <w:bookmarkStart w:id="62" w:name="X75a49024661a882da3cdf4ac5c9197504c9a5a1"/>
+    <w:bookmarkEnd w:id="64"/>
+    <w:bookmarkEnd w:id="65"/>
+    <w:bookmarkStart w:id="71" w:name="X75a49024661a882da3cdf4ac5c9197504c9a5a1"/>
     <w:p>
       <w:pPr>
         <w:pStyle w:val="Heading2"/>
       </w:pPr>
       <w:r>
-        <w:t xml:space="preserve">0.4 Análisis comparativo: México, Taiwán y Vietnam</w:t>
+        <w:t xml:space="preserve">4 Análisis comparativo: México, Taiwán y Vietnam</w:t>
       </w:r>
     </w:p>
     <w:p>
@@ -1745,7 +1570,7 @@
       <w:tr>
         <w:tc>
           <w:tcPr/>
-          <w:bookmarkStart w:id="57" w:name="tbl-partidas-competencia"/>
+          <w:bookmarkStart w:id="66" w:name="tbl-partidas-competencia"/>
           <w:p>
             <w:pPr>
               <w:jc w:val="center"/>
@@ -9118,7 +8943,7 @@
               </w:tc>
             </w:tr>
           </w:tbl>
-          <w:bookmarkEnd w:id="57"/>
+          <w:bookmarkEnd w:id="66"/>
         </w:tc>
       </w:tr>
     </w:tbl>
@@ -9135,7 +8960,7 @@
       <w:tr>
         <w:tc>
           <w:tcPr/>
-          <w:bookmarkStart w:id="61" w:name="fig-847150-exploratorio"/>
+          <w:bookmarkStart w:id="70" w:name="fig-847150-exploratorio"/>
           <w:p>
             <w:pPr>
               <w:pStyle w:val="Compact"/>
@@ -9146,18 +8971,18 @@
                 <wp:inline>
                   <wp:extent cx="4620126" cy="3696101"/>
                   <wp:effectExtent b="0" l="0" r="0" t="0"/>
-                  <wp:docPr descr="" title="" id="59" name="Picture"/>
+                  <wp:docPr descr="" title="" id="68" name="Picture"/>
                   <a:graphic>
                     <a:graphicData uri="http://schemas.openxmlformats.org/drawingml/2006/picture">
                       <pic:pic>
                         <pic:nvPicPr>
-                          <pic:cNvPr descr="C3_Tiempos_turbulentos_v2_files/figure-docx/fig-847150-exploratorio-1.png" id="60" name="Picture"/>
+                          <pic:cNvPr descr="C3_Tiempos_turbulentos_v2_files/figure-docx/fig-847150-exploratorio-1.png" id="69" name="Picture"/>
                           <pic:cNvPicPr>
                             <a:picLocks noChangeArrowheads="1" noChangeAspect="1"/>
                           </pic:cNvPicPr>
                         </pic:nvPicPr>
                         <pic:blipFill>
-                          <a:blip r:embed="rId58"/>
+                          <a:blip r:embed="rId67"/>
                           <a:stretch>
                             <a:fillRect/>
                           </a:stretch>
@@ -9197,18 +9022,18 @@
               <w:t xml:space="preserve">Figura 5: EXPLORATORIO: Importaciones de EUA, Partida 847150 (HS6), 2018-2026</w:t>
             </w:r>
           </w:p>
-          <w:bookmarkEnd w:id="61"/>
+          <w:bookmarkEnd w:id="70"/>
         </w:tc>
       </w:tr>
     </w:tbl>
-    <w:bookmarkEnd w:id="62"/>
-    <w:bookmarkStart w:id="78" w:name="X01f6904a4d61695714ee1e6f9fb2dc2fa6403a5"/>
-    <w:p>
-      <w:pPr>
-        <w:pStyle w:val="Heading1"/>
-      </w:pPr>
-      <w:r>
-        <w:t xml:space="preserve">1. Reglas arancelarias por producto: autos, autopartes, acero y aluminio, semiconductores</w:t>
+    <w:bookmarkEnd w:id="71"/>
+    <w:bookmarkStart w:id="84" w:name="X01f6904a4d61695714ee1e6f9fb2dc2fa6403a5"/>
+    <w:p>
+      <w:pPr>
+        <w:pStyle w:val="Heading2"/>
+      </w:pPr>
+      <w:r>
+        <w:t xml:space="preserve">5 Reglas arancelarias por producto: autos, autopartes, acero y aluminio, semiconductores</w:t>
       </w:r>
     </w:p>
     <w:p>
@@ -9216,19 +9041,7 @@
         <w:pStyle w:val="FirstParagraph"/>
       </w:pPr>
       <w:r>
-        <w:t xml:space="preserve">Los aranceles de la</w:t>
-      </w:r>
-      <w:r>
-        <w:t xml:space="preserve"> </w:t>
-      </w:r>
-      <w:r>
-        <w:t xml:space="preserve">“carril principal”</w:t>
-      </w:r>
-      <w:r>
-        <w:t xml:space="preserve"> </w:t>
-      </w:r>
-      <w:r>
-        <w:t xml:space="preserve">son solo una pieza de la política arancelaria de EUA en la actualidad.</w:t>
+        <w:t xml:space="preserve">Los aranceles de la “carril principal” son solo una pieza de la política arancelaria de EUA en la actualidad.</w:t>
       </w:r>
     </w:p>
     <w:p>
@@ -9252,19 +9065,7 @@
         <w:pStyle w:val="BodyText"/>
       </w:pPr>
       <w:r>
-        <w:t xml:space="preserve">Sin embargo, como ya se indicó en los gráficos que muestran la evolución de los aranceles por país, el arancel del</w:t>
-      </w:r>
-      <w:r>
-        <w:t xml:space="preserve"> </w:t>
-      </w:r>
-      <w:r>
-        <w:t xml:space="preserve">“carril principal”</w:t>
-      </w:r>
-      <w:r>
-        <w:t xml:space="preserve"> </w:t>
-      </w:r>
-      <w:r>
-        <w:t xml:space="preserve">no cuenta toda la historia, ya que diversos productos tienen tratamientos arancelarios distintos, aún en casos en los que, en principio, debería de aplicarse la regla T-MEC, es decir, un arancel de 0%.</w:t>
+        <w:t xml:space="preserve">Sin embargo, como ya se indicó en los gráficos que muestran la evolución de los aranceles por país, el arancel del “carril principal” no cuenta toda la historia, ya que diversos productos tienen tratamientos arancelarios distintos, aún en casos en los que, en principio, debería de aplicarse la regla T-MEC, es decir, un arancel de 0%.</w:t>
       </w:r>
     </w:p>
     <w:p>
@@ -9283,13 +9084,13 @@
         <w:t xml:space="preserve">Nuestro interés es siempre el cambio en la posición competitiva de México, ya que paradójicamente es posible que México enfrente simultáneamente un arancel más alto que el vigente hasta 2024 y una mayor ventaja competitiva sobre otros exportadores al mercado de EUA que en el período anterior.</w:t>
       </w:r>
     </w:p>
-    <w:bookmarkStart w:id="67" w:name="autos"/>
+    <w:bookmarkStart w:id="76" w:name="autos"/>
     <w:p>
       <w:pPr>
         <w:pStyle w:val="Heading3"/>
       </w:pPr>
       <w:r>
-        <w:t xml:space="preserve">1.0.1 Autos</w:t>
+        <w:t xml:space="preserve">5.1 Autos</w:t>
       </w:r>
     </w:p>
     <w:p>
@@ -9369,7 +9170,7 @@
       <w:tr>
         <w:tc>
           <w:tcPr/>
-          <w:bookmarkStart w:id="66" w:name="fig-autos"/>
+          <w:bookmarkStart w:id="75" w:name="fig-autos"/>
           <w:p>
             <w:pPr>
               <w:jc w:val="center"/>
@@ -9391,20 +9192,20 @@
             <w:r>
               <w:drawing>
                 <wp:inline>
-                  <wp:extent cx="5486400" cy="2987736"/>
+                  <wp:extent cx="5486400" cy="5764940"/>
                   <wp:effectExtent b="0" l="0" r="0" t="0"/>
-                  <wp:docPr descr="" title="" id="64" name="Picture"/>
+                  <wp:docPr descr="" title="" id="73" name="Picture"/>
                   <a:graphic>
                     <a:graphicData uri="http://schemas.openxmlformats.org/drawingml/2006/picture">
                       <pic:pic>
                         <pic:nvPicPr>
-                          <pic:cNvPr descr="../Plots/autos_comparativo_aranceles.png" id="65" name="Picture"/>
+                          <pic:cNvPr descr="../Plots/comparativo_autos.png" id="74" name="Picture"/>
                           <pic:cNvPicPr>
                             <a:picLocks noChangeArrowheads="1" noChangeAspect="1"/>
                           </pic:cNvPicPr>
                         </pic:nvPicPr>
                         <pic:blipFill>
-                          <a:blip r:embed="rId63"/>
+                          <a:blip r:embed="rId72"/>
                           <a:stretch>
                             <a:fillRect/>
                           </a:stretch>
@@ -9412,7 +9213,7 @@
                         <pic:spPr bwMode="auto">
                           <a:xfrm>
                             <a:off x="0" y="0"/>
-                            <a:ext cx="5486400" cy="2987736"/>
+                            <a:ext cx="5486400" cy="5764940"/>
                           </a:xfrm>
                           <a:prstGeom prst="rect">
                             <a:avLst/>
@@ -9431,18 +9232,18 @@
               </w:drawing>
             </w:r>
           </w:p>
-          <w:bookmarkEnd w:id="66"/>
+          <w:bookmarkEnd w:id="75"/>
         </w:tc>
       </w:tr>
     </w:tbl>
-    <w:bookmarkEnd w:id="67"/>
-    <w:bookmarkStart w:id="72" w:name="autopartes"/>
+    <w:bookmarkEnd w:id="76"/>
+    <w:bookmarkStart w:id="81" w:name="autopartes"/>
     <w:p>
       <w:pPr>
         <w:pStyle w:val="Heading3"/>
       </w:pPr>
       <w:r>
-        <w:t xml:space="preserve">1.0.2 Autopartes</w:t>
+        <w:t xml:space="preserve">5.2 Autopartes</w:t>
       </w:r>
     </w:p>
     <w:p>
@@ -9474,7 +9275,7 @@
       <w:tr>
         <w:tc>
           <w:tcPr/>
-          <w:bookmarkStart w:id="71" w:name="fig-autopartes"/>
+          <w:bookmarkStart w:id="80" w:name="fig-autopartes"/>
           <w:p>
             <w:pPr>
               <w:jc w:val="center"/>
@@ -9496,20 +9297,20 @@
             <w:r>
               <w:drawing>
                 <wp:inline>
-                  <wp:extent cx="5486400" cy="3119410"/>
+                  <wp:extent cx="5486400" cy="5821211"/>
                   <wp:effectExtent b="0" l="0" r="0" t="0"/>
-                  <wp:docPr descr="" title="" id="69" name="Picture"/>
+                  <wp:docPr descr="" title="" id="78" name="Picture"/>
                   <a:graphic>
                     <a:graphicData uri="http://schemas.openxmlformats.org/drawingml/2006/picture">
                       <pic:pic>
                         <pic:nvPicPr>
-                          <pic:cNvPr descr="../Plots/autopartes_comparativo_aranceles.png" id="70" name="Picture"/>
+                          <pic:cNvPr descr="../Plots/comparativo_autopartes.png" id="79" name="Picture"/>
                           <pic:cNvPicPr>
                             <a:picLocks noChangeArrowheads="1" noChangeAspect="1"/>
                           </pic:cNvPicPr>
                         </pic:nvPicPr>
                         <pic:blipFill>
-                          <a:blip r:embed="rId68"/>
+                          <a:blip r:embed="rId77"/>
                           <a:stretch>
                             <a:fillRect/>
                           </a:stretch>
@@ -9517,7 +9318,7 @@
                         <pic:spPr bwMode="auto">
                           <a:xfrm>
                             <a:off x="0" y="0"/>
-                            <a:ext cx="5486400" cy="3119410"/>
+                            <a:ext cx="5486400" cy="5821211"/>
                           </a:xfrm>
                           <a:prstGeom prst="rect">
                             <a:avLst/>
@@ -9536,18 +9337,18 @@
               </w:drawing>
             </w:r>
           </w:p>
-          <w:bookmarkEnd w:id="71"/>
+          <w:bookmarkEnd w:id="80"/>
         </w:tc>
       </w:tr>
     </w:tbl>
-    <w:bookmarkEnd w:id="72"/>
-    <w:bookmarkStart w:id="73" w:name="acero-y-aluminio"/>
+    <w:bookmarkEnd w:id="81"/>
+    <w:bookmarkStart w:id="82" w:name="acero-y-aluminio"/>
     <w:p>
       <w:pPr>
         <w:pStyle w:val="Heading3"/>
       </w:pPr>
       <w:r>
-        <w:t xml:space="preserve">1.0.3 Acero y aluminio</w:t>
+        <w:t xml:space="preserve">5.3 Acero y aluminio</w:t>
       </w:r>
     </w:p>
     <w:p>
@@ -9615,19 +9416,7 @@
         <w:pStyle w:val="BodyText"/>
       </w:pPr>
       <w:r>
-        <w:t xml:space="preserve">Las cosas son muy distintas en cuanto a los productos derivados: existe una regla de</w:t>
-      </w:r>
-      <w:r>
-        <w:t xml:space="preserve"> </w:t>
-      </w:r>
-      <w:r>
-        <w:t xml:space="preserve">“no acumulación”</w:t>
-      </w:r>
-      <w:r>
-        <w:t xml:space="preserve"> </w:t>
-      </w:r>
-      <w:r>
-        <w:t xml:space="preserve">para los programas de la Sección 232, con cuatro niveles de prioridad:</w:t>
+        <w:t xml:space="preserve">Las cosas son muy distintas en cuanto a los productos derivados: existe una regla de “no acumulación” para los programas de la Sección 232, con cuatro niveles de prioridad:</w:t>
       </w:r>
     </w:p>
     <w:p>
@@ -9682,14 +9471,14 @@
         <w:t xml:space="preserve">Dadas estas reglas, la anulación de los aranceles IEEPA no cambia nada para las tres primeras categorías. En el caso concreto de México esto significa concretamente que su ventaja competitiva en autopartes no se ve afectada por los aranceles al acero y el aluminio, que sin embargo si afectan a otros productos que utilizan estos metales como insumo.</w:t>
       </w:r>
     </w:p>
-    <w:bookmarkEnd w:id="73"/>
-    <w:bookmarkStart w:id="74" w:name="servidores-para-inteligencia-artificial"/>
+    <w:bookmarkEnd w:id="82"/>
+    <w:bookmarkStart w:id="83" w:name="servidores-para-inteligencia-artificial"/>
     <w:p>
       <w:pPr>
         <w:pStyle w:val="Heading3"/>
       </w:pPr>
       <w:r>
-        <w:t xml:space="preserve">1.0.4 Servidores para inteligencia artificial</w:t>
+        <w:t xml:space="preserve">5.4 Servidores para inteligencia artificial</w:t>
       </w:r>
     </w:p>
     <w:p>
@@ -9705,31 +9494,7 @@
         <w:pStyle w:val="BodyText"/>
       </w:pPr>
       <w:r>
-        <w:t xml:space="preserve">La clave está en que para este producto la conformidad con normas T-MEC depende casi exclusivamente del criterio conocido como</w:t>
-      </w:r>
-      <w:r>
-        <w:t xml:space="preserve"> </w:t>
-      </w:r>
-      <w:r>
-        <w:t xml:space="preserve">“cambio de calificación arancelaria”</w:t>
-      </w:r>
-      <w:r>
-        <w:t xml:space="preserve"> </w:t>
-      </w:r>
-      <w:r>
-        <w:t xml:space="preserve">(CTC): el producto se considera</w:t>
-      </w:r>
-      <w:r>
-        <w:t xml:space="preserve"> </w:t>
-      </w:r>
-      <w:r>
-        <w:t xml:space="preserve">“hecho”</w:t>
-      </w:r>
-      <w:r>
-        <w:t xml:space="preserve"> </w:t>
-      </w:r>
-      <w:r>
-        <w:t xml:space="preserve">en Norteamérica si sus insumos no regionales se transforman lo suficiente como para caer bajo una partida del Sistema Armonizado distinta de la de esos insumos, sin que se exija ningún contenido de valor regional.</w:t>
+        <w:t xml:space="preserve">La clave está en que para este producto la conformidad con normas T-MEC depende casi exclusivamente del criterio conocido como “cambio de calificación arancelaria” (CTC): el producto se considera “hecho” en Norteamérica si sus insumos no regionales se transforman lo suficiente como para caer bajo una partida del Sistema Armonizado distinta de la de esos insumos, sin que se exija ningún contenido de valor regional.</w:t>
       </w:r>
     </w:p>
     <w:p>
@@ -9872,24 +9637,25 @@
         <w:t xml:space="preserve">Es importante subrayar que esta práctica de ensamblar bienes con escaso o nulo insumo regional —donde el producto terminado se considera suficientemente transformado en virtud del propio proceso de ensamblaje— es enteramente permisible: no constituye ni una violación del T-MEC ni un intento de eludir el espíritu del acuerdo. De hecho, las reglas fueron diseñadas deliberadamente para atraer este tipo de manufactura hacia la región. El ensamblaje de productos de alta tecnología es en sí mismo un proceso sofisticado que agrega valor significativo a la producción y que ha generado inversión sustancial y creación de empleo en México. Pero la ausencia de valor agregado doméstico limita de manera importante el potencial de desarrollo más amplio del sector cuando no existen insumos locales que puedan integrarse a esa cadena.</w:t>
       </w:r>
     </w:p>
-    <w:bookmarkEnd w:id="74"/>
-    <w:bookmarkStart w:id="75" w:name="la-renegociación-del-t-mec"/>
+    <w:bookmarkEnd w:id="83"/>
+    <w:bookmarkEnd w:id="84"/>
+    <w:bookmarkStart w:id="85" w:name="la-renegociación-del-t-mec"/>
     <w:p>
       <w:pPr>
         <w:pStyle w:val="Heading2"/>
       </w:pPr>
       <w:r>
-        <w:t xml:space="preserve">1.1 La renegociación del T-MEC</w:t>
-      </w:r>
-    </w:p>
-    <w:bookmarkEnd w:id="75"/>
-    <w:bookmarkStart w:id="76" w:name="las-nuevas-reglas-del-juego"/>
+        <w:t xml:space="preserve">6 La renegociación del T-MEC</w:t>
+      </w:r>
+    </w:p>
+    <w:bookmarkEnd w:id="85"/>
+    <w:bookmarkStart w:id="86" w:name="las-nuevas-reglas-del-juego"/>
     <w:p>
       <w:pPr>
         <w:pStyle w:val="Heading2"/>
       </w:pPr>
       <w:r>
-        <w:t xml:space="preserve">1.2 Las nuevas reglas del juego</w:t>
+        <w:t xml:space="preserve">7 Las nuevas reglas del juego</w:t>
       </w:r>
     </w:p>
     <w:p>
@@ -10000,14 +9766,14 @@
         <w:t xml:space="preserve">El abandono de los instrumentos e instituciones multilaterales y regionales del comercio internacional ahora es completo: ni las normas de la OMC, ni las provisiones de acuerdos comerciales regionales (incluidos aquellos negociados y firmados por el presidente Trump durante su primer gobierno) son tratados como instrumentos jurídicos vinculantes por el gobierno de EUA.</w:t>
       </w:r>
     </w:p>
-    <w:bookmarkEnd w:id="76"/>
-    <w:bookmarkStart w:id="77" w:name="Xad144853578c47da97063038cf754fbac384a45"/>
+    <w:bookmarkEnd w:id="86"/>
+    <w:bookmarkStart w:id="87" w:name="Xad144853578c47da97063038cf754fbac384a45"/>
     <w:p>
       <w:pPr>
         <w:pStyle w:val="Heading2"/>
       </w:pPr>
       <w:r>
-        <w:t xml:space="preserve">1.3 Balance normativo: la nueva política arancelaria y la posición competitiva de México</w:t>
+        <w:t xml:space="preserve">8 Balance normativo: la nueva política arancelaria y la posición competitiva de México</w:t>
       </w:r>
     </w:p>
     <w:p>
@@ -10047,16 +9813,7 @@
         <w:pStyle w:val="BodyText"/>
       </w:pPr>
       <w:r>
-        <w:t xml:space="preserve">Lo anterior se refiere, claro está, al</w:t>
-      </w:r>
-      <w:r>
-        <w:t xml:space="preserve"> </w:t>
-      </w:r>
-      <w:r>
-        <w:t xml:space="preserve">“carril principal”</w:t>
-      </w:r>
-      <w:r>
-        <w:t xml:space="preserve">.</w:t>
+        <w:t xml:space="preserve">Lo anterior se refiere, claro está, al “carril principal”.</w:t>
       </w:r>
     </w:p>
     <w:p>
@@ -10075,10 +9832,9 @@
         <w:t xml:space="preserve">Otros países fabricantes de estos equipos deben pagar la tarifa NMF y en algunos casos capas arancelarias adicionales.</w:t>
       </w:r>
     </w:p>
-    <w:bookmarkEnd w:id="77"/>
-    <w:bookmarkEnd w:id="78"/>
+    <w:bookmarkEnd w:id="87"/>
     <w:sectPr>
-      <w:footerReference r:id="rId9" w:type="default"/>
+      <w:footerReference r:id="rId20" w:type="default"/>
       <w:pgSz w:h="15840" w:w="12240"/>
       <w:pgMar w:bottom="1440" w:footer="720" w:gutter="0" w:header="720" w:left="1800" w:right="1800" w:top="1440"/>
       <w:cols w:space="720"/>
@@ -10152,7 +9908,7 @@
       </w:r>
     </w:p>
   </w:footnote>
-  <w:footnote w:id="20">
+  <w:footnote w:id="29">
     <w:p>
       <w:pPr>
         <w:pStyle w:val="FootnoteText"/>
@@ -10171,7 +9927,7 @@
       </w:r>
     </w:p>
   </w:footnote>
-  <w:footnote w:id="22">
+  <w:footnote w:id="31">
     <w:p>
       <w:pPr>
         <w:pStyle w:val="FootnoteText"/>
@@ -10191,7 +9947,7 @@
       <w:r>
         <w:t xml:space="preserve"> </w:t>
       </w:r>
-      <w:hyperlink r:id="rId23">
+      <w:hyperlink r:id="rId32">
         <w:r>
           <w:rPr>
             <w:rStyle w:val="Hyperlink"/>
@@ -10210,7 +9966,7 @@
       <w:r>
         <w:t xml:space="preserve"> </w:t>
       </w:r>
-      <w:hyperlink r:id="rId24">
+      <w:hyperlink r:id="rId33">
         <w:r>
           <w:rPr>
             <w:rStyle w:val="Hyperlink"/>
@@ -10225,7 +9981,7 @@
       </w:r>
     </w:p>
   </w:footnote>
-  <w:footnote w:id="25">
+  <w:footnote w:id="34">
     <w:p>
       <w:pPr>
         <w:pStyle w:val="FootnoteText"/>
@@ -10245,7 +10001,7 @@
       <w:r>
         <w:t xml:space="preserve"> </w:t>
       </w:r>
-      <w:hyperlink r:id="rId26">
+      <w:hyperlink r:id="rId35">
         <w:r>
           <w:rPr>
             <w:rStyle w:val="Hyperlink"/>
@@ -10257,7 +10013,7 @@
       </w:hyperlink>
     </w:p>
   </w:footnote>
-  <w:footnote w:id="27">
+  <w:footnote w:id="36">
     <w:p>
       <w:pPr>
         <w:pStyle w:val="FootnoteText"/>
@@ -10277,7 +10033,7 @@
       <w:r>
         <w:t xml:space="preserve"> </w:t>
       </w:r>
-      <w:hyperlink r:id="rId28">
+      <w:hyperlink r:id="rId37">
         <w:r>
           <w:rPr>
             <w:rStyle w:val="Hyperlink"/>
@@ -10295,7 +10051,7 @@
       </w:r>
     </w:p>
   </w:footnote>
-  <w:footnote w:id="29">
+  <w:footnote w:id="38">
     <w:p>
       <w:pPr>
         <w:pStyle w:val="FootnoteText"/>
@@ -10315,7 +10071,7 @@
       <w:r>
         <w:t xml:space="preserve"> </w:t>
       </w:r>
-      <w:hyperlink r:id="rId30">
+      <w:hyperlink r:id="rId39">
         <w:r>
           <w:rPr>
             <w:rStyle w:val="Hyperlink"/>
@@ -10327,7 +10083,7 @@
       </w:hyperlink>
     </w:p>
   </w:footnote>
-  <w:footnote w:id="31">
+  <w:footnote w:id="40">
     <w:p>
       <w:pPr>
         <w:pStyle w:val="FootnoteText"/>
@@ -10347,7 +10103,7 @@
       <w:r>
         <w:t xml:space="preserve"> </w:t>
       </w:r>
-      <w:hyperlink r:id="rId32">
+      <w:hyperlink r:id="rId41">
         <w:r>
           <w:rPr>
             <w:rStyle w:val="Hyperlink"/>

--- a/Quarto/C3_Tiempos_turbulentos_v2.docx
+++ b/Quarto/C3_Tiempos_turbulentos_v2.docx
@@ -68,7 +68,7 @@
         </w:p>
       </w:sdtContent>
     </w:sdt>
-    <w:bookmarkStart w:id="30" w:name="introducción"/>
+    <w:bookmarkStart w:id="21" w:name="introducción"/>
     <w:p>
       <w:pPr>
         <w:pStyle w:val="Heading2"/>
@@ -82,7 +82,7 @@
         <w:pStyle w:val="FirstParagraph"/>
       </w:pPr>
       <w:r>
-        <w:t xml:space="preserve">El panorama global del NS en México quedó claramente establecido en el capítulo anterior. Pero de la misma manera que en ese capítulo hicimos una serie de acercamientos sucesivos que nos llevaron paso a paso de las exportaciones totales de México hasta la identificación de las Partidas individuales más importantes, en este volvemos a hacer un acercamiento, un</w:t>
+        <w:t xml:space="preserve">El panorama global del NS en México quedó claramente delimitado en el capítulo anterior, pero de la misma manera que en ese capítulo hicimos una serie de acercamientos sucesivos que nos llevaron paso a paso de las exportaciones totales de México hasta la identificación de las Partidas individuales más importantes, en este volvemos a hacer un acercamiento, un</w:t>
       </w:r>
       <w:r>
         <w:t xml:space="preserve"> </w:t>
@@ -99,7 +99,7 @@
         <w:pStyle w:val="BodyText"/>
       </w:pPr>
       <w:r>
-        <w:t xml:space="preserve">Por tratarse de un período en el que la política arancelaria está sujeta a cambios frecuentes y significativos, y en el que además se utilizan instrumentos novedosos y controversiales, el primer apartado de este capítulo presenta una breve explicación de esos instrumentos y una cronología simplificada de su aplicación entre diciembre 2025 y julio 2026. Este es el tema del</w:t>
+        <w:t xml:space="preserve">Por tratarse de un período en el que la política arancelaria está sujeta a cambios frecuentes y significativos, y en el que además se utilizan instrumentos novedosos y controversiales, en el</w:t>
       </w:r>
       <w:r>
         <w:t xml:space="preserve"> </w:t>
@@ -115,7 +115,7 @@
         <w:t xml:space="preserve"> </w:t>
       </w:r>
       <w:r>
-        <w:t xml:space="preserve">del capítulo.</w:t>
+        <w:t xml:space="preserve">de este capítulo se presenta una breve explicación de esos instrumentos y una cronología simplificada de su aplicación entre diciembre 2025 y julio 2026.</w:t>
       </w:r>
     </w:p>
     <w:p>
@@ -154,7 +154,7 @@
         <w:rPr>
           <w:rStyle w:val="FootnoteReference"/>
         </w:rPr>
-        <w:footnoteReference w:id="29"/>
+        <w:footnoteReference w:id="20"/>
       </w:r>
       <w:r>
         <w:t xml:space="preserve"> </w:t>
@@ -278,8 +278,8 @@
         <w:t xml:space="preserve">, en el que se presenta una discusión de naturaleza distinta: a partir de 2025 no solo ha cambiado la política arancelaria de los EUA: han cambiado las reglas, procesos y criterios de su formulación. Este cambio es quizá el más importante de todos, ya que introduce un elemento de incertidumbre sobre el curso futuro de la política arancelaria de EUA que resulta independiente de quien ocupe temporalmente la presidencia de ese país. Este es un cambio fundamental y perdurable en las reglas (de facto) del comercio internacional a nivel global.</w:t>
       </w:r>
     </w:p>
-    <w:bookmarkEnd w:id="30"/>
-    <w:bookmarkStart w:id="44" w:name="Xe21c30e9a7d2217be0b7951a059ad31a4bab366"/>
+    <w:bookmarkEnd w:id="21"/>
+    <w:bookmarkStart w:id="35" w:name="Xe21c30e9a7d2217be0b7951a059ad31a4bab366"/>
     <w:p>
       <w:pPr>
         <w:pStyle w:val="Heading2"/>
@@ -288,7 +288,7 @@
         <w:t xml:space="preserve">2 Instrumentos y cronología de la política comercial de EUA a partir de 2025</w:t>
       </w:r>
     </w:p>
-    <w:bookmarkStart w:id="42" w:name="los-instrumentos"/>
+    <w:bookmarkStart w:id="33" w:name="los-instrumentos"/>
     <w:p>
       <w:pPr>
         <w:pStyle w:val="Heading3"/>
@@ -326,13 +326,13 @@
         </w:numPr>
       </w:pPr>
       <w:r>
-        <w:t xml:space="preserve">International Emergency Economic Powers Act, de 1977, que le permite al presidente de EUA regular diversas transacciones económicas, con el único requisito previo de una declaración de emergencia nacional y una amenaza inusual y extraordinaria que se origina fuera de los EUA. La ley no menciona explícitamente el uso de aranceles, y por eso mismo no establece requerimientos procesales para su utilización</w:t>
+        <w:t xml:space="preserve">International Emergency Economic Powers Act, de 1977, que le permite al presidente de EUA regular diversas transacciones económicas, con el único requisito previo de una declaración de emergencia nacional y de una amenaza inusual y extraordinaria que se origina fuera de los EUA. La ley no menciona explícitamente el uso de aranceles, y por eso mismo no establece requerimientos procesales para su utilización</w:t>
       </w:r>
       <w:r>
         <w:rPr>
           <w:rStyle w:val="FootnoteReference"/>
         </w:rPr>
-        <w:footnoteReference w:id="31"/>
+        <w:footnoteReference w:id="22"/>
       </w:r>
     </w:p>
     <w:p>
@@ -344,7 +344,7 @@
           <w:b/>
           <w:bCs/>
         </w:rPr>
-        <w:t xml:space="preserve">Trade Expansion Act,de 1962, Sección 232</w:t>
+        <w:t xml:space="preserve">Trade Expansion Act, de 1962, Sección 232</w:t>
       </w:r>
     </w:p>
     <w:p>
@@ -362,7 +362,7 @@
         <w:rPr>
           <w:rStyle w:val="FootnoteReference"/>
         </w:rPr>
-        <w:footnoteReference w:id="34"/>
+        <w:footnoteReference w:id="25"/>
       </w:r>
       <w:r>
         <w:t xml:space="preserve">.</w:t>
@@ -377,7 +377,7 @@
           <w:b/>
           <w:bCs/>
         </w:rPr>
-        <w:t xml:space="preserve">Trade Act, Secciones 301 y 122</w:t>
+        <w:t xml:space="preserve">Trade Act, de 1974, Secciones 301 y 122</w:t>
       </w:r>
     </w:p>
     <w:p>
@@ -394,7 +394,7 @@
         <w:rPr>
           <w:rStyle w:val="FootnoteReference"/>
         </w:rPr>
-        <w:footnoteReference w:id="36"/>
+        <w:footnoteReference w:id="27"/>
       </w:r>
       <w:r>
         <w:t xml:space="preserve">.</w:t>
@@ -414,7 +414,7 @@
         <w:rPr>
           <w:rStyle w:val="FootnoteReference"/>
         </w:rPr>
-        <w:footnoteReference w:id="38"/>
+        <w:footnoteReference w:id="29"/>
       </w:r>
     </w:p>
     <w:p>
@@ -444,14 +444,14 @@
         <w:rPr>
           <w:rStyle w:val="FootnoteReference"/>
         </w:rPr>
-        <w:footnoteReference w:id="40"/>
+        <w:footnoteReference w:id="31"/>
       </w:r>
       <w:r>
         <w:t xml:space="preserve">.</w:t>
       </w:r>
     </w:p>
-    <w:bookmarkEnd w:id="42"/>
-    <w:bookmarkStart w:id="43" w:name="cronología-simplificada"/>
+    <w:bookmarkEnd w:id="33"/>
+    <w:bookmarkStart w:id="34" w:name="cronología-simplificada"/>
     <w:p>
       <w:pPr>
         <w:pStyle w:val="Heading3"/>
@@ -502,7 +502,28 @@
         </w:numPr>
       </w:pPr>
       <w:r>
-        <w:t xml:space="preserve">El 2 de abril, “Liberation Day”, se anuncian “aranceles recíprocos” a casi la totalidad de los socios comerciales, salvo México y Canadá. El 9 de abril se anuncia una pausa y se establece un arancel base del 10%, pero posteriormente se restablecen tasas diferenciadas por país.</w:t>
+        <w:t xml:space="preserve">El 2 de abril,</w:t>
+      </w:r>
+      <w:r>
+        <w:t xml:space="preserve"> </w:t>
+      </w:r>
+      <w:r>
+        <w:t xml:space="preserve">“Liberation Day”</w:t>
+      </w:r>
+      <w:r>
+        <w:t xml:space="preserve">, se anuncian</w:t>
+      </w:r>
+      <w:r>
+        <w:t xml:space="preserve"> </w:t>
+      </w:r>
+      <w:r>
+        <w:t xml:space="preserve">“aranceles recíprocos”</w:t>
+      </w:r>
+      <w:r>
+        <w:t xml:space="preserve"> </w:t>
+      </w:r>
+      <w:r>
+        <w:t xml:space="preserve">a casi la totalidad de los socios comerciales, salvo México y Canadá. El 9 de abril se anuncia una pausa y se establece un arancel base del 10%, pero posteriormente se restablecen tasas diferenciadas por país.</w:t>
       </w:r>
     </w:p>
     <w:p>
@@ -710,10 +731,8 @@
         <w:r>
           <w:rPr>
             <w:rStyle w:val="Hyperlink"/>
-            <w:b/>
-            <w:bCs/>
           </w:rPr>
-          <w:t xml:space="preserve">crs2026?</w:t>
+          <w:t xml:space="preserve">Congressional Research Service 2026</w:t>
         </w:r>
       </w:hyperlink>
       <w:r>
@@ -722,14 +741,12 @@
       <w:r>
         <w:t xml:space="preserve"> </w:t>
       </w:r>
-      <w:hyperlink w:anchor="ref-hollandknight2026">
+      <w:hyperlink w:anchor="ref-hollandknight2026a">
         <w:r>
           <w:rPr>
             <w:rStyle w:val="Hyperlink"/>
-            <w:b/>
-            <w:bCs/>
           </w:rPr>
-          <w:t xml:space="preserve">hollandknight2026?</w:t>
+          <w:t xml:space="preserve">Holland &amp; Knight LLP 2026</w:t>
         </w:r>
       </w:hyperlink>
       <w:r>
@@ -781,10 +798,8 @@
         <w:r>
           <w:rPr>
             <w:rStyle w:val="Hyperlink"/>
-            <w:b/>
-            <w:bCs/>
           </w:rPr>
-          <w:t xml:space="preserve">covingtonburling2026?</w:t>
+          <w:t xml:space="preserve">Covington &amp; Burling LLP 2026</w:t>
         </w:r>
       </w:hyperlink>
       <w:r>
@@ -797,10 +812,8 @@
         <w:r>
           <w:rPr>
             <w:rStyle w:val="Hyperlink"/>
-            <w:b/>
-            <w:bCs/>
           </w:rPr>
-          <w:t xml:space="preserve">whitecase2026b?</w:t>
+          <w:t xml:space="preserve">White &amp; Case LLP 2026</w:t>
         </w:r>
       </w:hyperlink>
       <w:r>
@@ -813,10 +826,8 @@
         <w:r>
           <w:rPr>
             <w:rStyle w:val="Hyperlink"/>
-            <w:b/>
-            <w:bCs/>
           </w:rPr>
-          <w:t xml:space="preserve">wardsmith2026?</w:t>
+          <w:t xml:space="preserve">Ward and Smith, P.A. 2026</w:t>
         </w:r>
       </w:hyperlink>
       <w:r>
@@ -829,10 +840,8 @@
         <w:r>
           <w:rPr>
             <w:rStyle w:val="Hyperlink"/>
-            <w:b/>
-            <w:bCs/>
           </w:rPr>
-          <w:t xml:space="preserve">troutmanpepperlocke2026?</w:t>
+          <w:t xml:space="preserve">Troutman Pepper Locke 2026</w:t>
         </w:r>
       </w:hyperlink>
       <w:r>
@@ -895,10 +904,8 @@
         <w:r>
           <w:rPr>
             <w:rStyle w:val="Hyperlink"/>
-            <w:b/>
-            <w:bCs/>
           </w:rPr>
-          <w:t xml:space="preserve">federalregister2026g?</w:t>
+          <w:t xml:space="preserve">Federal Register 2026</w:t>
         </w:r>
       </w:hyperlink>
       <w:r>
@@ -911,10 +918,8 @@
         <w:r>
           <w:rPr>
             <w:rStyle w:val="Hyperlink"/>
-            <w:b/>
-            <w:bCs/>
           </w:rPr>
-          <w:t xml:space="preserve">aljazeera2026a?</w:t>
+          <w:t xml:space="preserve">Al Jazeera 2026</w:t>
         </w:r>
       </w:hyperlink>
       <w:r>
@@ -927,10 +932,8 @@
         <w:r>
           <w:rPr>
             <w:rStyle w:val="Hyperlink"/>
-            <w:b/>
-            <w:bCs/>
           </w:rPr>
-          <w:t xml:space="preserve">canada2026?</w:t>
+          <w:t xml:space="preserve">Canada.ca 2026</w:t>
         </w:r>
       </w:hyperlink>
       <w:r>
@@ -940,15 +943,15 @@
         <w:t xml:space="preserve">.</w:t>
       </w:r>
     </w:p>
-    <w:bookmarkEnd w:id="43"/>
-    <w:bookmarkEnd w:id="44"/>
-    <w:bookmarkStart w:id="65" w:name="X5bfea37b4eeaa2a862b64da0586a3f734d05425"/>
+    <w:bookmarkEnd w:id="34"/>
+    <w:bookmarkEnd w:id="35"/>
+    <w:bookmarkStart w:id="54" w:name="X162dae120245b6197a191210146aca5623f147c"/>
     <w:p>
       <w:pPr>
         <w:pStyle w:val="Heading2"/>
       </w:pPr>
       <w:r>
-        <w:t xml:space="preserve">3 Reglas arancelarias por país: idas y venidas en __ casos ilustrativos.</w:t>
+        <w:t xml:space="preserve">3 Reglas arancelarias por país: idas y venidas.</w:t>
       </w:r>
     </w:p>
     <w:p>
@@ -956,7 +959,7 @@
         <w:pStyle w:val="FirstParagraph"/>
       </w:pPr>
       <w:r>
-        <w:t xml:space="preserve">Aún en esta versión simplificada, resulta difícil tener un panorama claro de la evolución de la política arancelaria de los EUA durante el segundo gobierno del presidente Trump.</w:t>
+        <w:t xml:space="preserve">Aún en la cronología simplificada recién presentada, resulta difícil tener un panorama claro de la evolución de la política arancelaria de los EUA durante el segundo gobierno del presidente Trump.</w:t>
       </w:r>
     </w:p>
     <w:p>
@@ -964,105 +967,25 @@
         <w:pStyle w:val="BodyText"/>
       </w:pPr>
       <w:r>
-        <w:t xml:space="preserve">Para superar esta dificultad, en este apartado se muestra gráficamente la evolución de los aranceles del “carril principal” para una serie de países, incluyendo por supuesto a México, el foco de este libro, y algunos de sus principales competidores.</w:t>
-      </w:r>
-    </w:p>
-    <w:p>
-      <w:pPr>
-        <w:pStyle w:val="BodyText"/>
-      </w:pPr>
-      <w:r>
-        <w:t xml:space="preserve">Por “carril principal” entendemos los aranceles de alcance general. Como se han definido excepciones y tratamientos diferenciados para muchos productos, en el apartado siguiente analizamos tres casos particularmente relevantes para México: autos, autopartes y servidores para procesamiento de datos.</w:t>
-      </w:r>
-    </w:p>
-    <w:bookmarkStart w:id="49" w:name="el-caso-de-méxico"/>
+        <w:t xml:space="preserve">Para superar esta dificultad, en este apartado se muestra gráficamente la evolución de los aranceles del</w:t>
+      </w:r>
+      <w:r>
+        <w:t xml:space="preserve"> </w:t>
+      </w:r>
+      <w:r>
+        <w:t xml:space="preserve">“carril principal”</w:t>
+      </w:r>
+      <w:r>
+        <w:t xml:space="preserve">, entendido como el arancel que pagan los productos que no están sujetos a tratamiento especial en virtud de acuerdos comerciales o de la aplicación de instrumentos específicos, como en el caso de acero y aluminio.</w:t>
+      </w:r>
+    </w:p>
+    <w:bookmarkStart w:id="48" w:name="méxico"/>
     <w:p>
       <w:pPr>
         <w:pStyle w:val="Heading3"/>
       </w:pPr>
       <w:r>
-        <w:t xml:space="preserve">3.1 El caso de México</w:t>
-      </w:r>
-    </w:p>
-    <w:p>
-      <w:pPr>
-        <w:pStyle w:val="FirstParagraph"/>
-      </w:pPr>
-      <w:r>
-        <w:t xml:space="preserve">El 1 de febrero se anunció un arancel del 25% para todas las importaciones provenientes de México, que fue pausado dos días después, y entró en vigor el 4 de marzo.</w:t>
-      </w:r>
-    </w:p>
-    <w:p>
-      <w:pPr>
-        <w:pStyle w:val="BodyText"/>
-      </w:pPr>
-      <w:r>
-        <w:t xml:space="preserve">Sin embargo, el 6 de marzo se anuncia una excepción fundamental: el arancel no se aplicará a bienes que cumplan con las reglas de origen del T-MEC. Esta es la base de una ventaja competitiva considerable para México, que se discute en el próximo apartado, pero la historia no se detiene: el 12 de julio se amenaza con un incremento del arancel al 30%, pero se suspende su aplicación por 90 días.</w:t>
-      </w:r>
-    </w:p>
-    <w:p>
-      <w:pPr>
-        <w:pStyle w:val="BodyText"/>
-      </w:pPr>
-      <w:r>
-        <w:t xml:space="preserve">Tras la declaración de ilegalidad de los aranceles IEEPA, entra en vigor un arancel del 10% bajo Sección 122, que es sustituido por un arancel del mismo porcentaje a partir del 24 de julio de 2026, ahora bajo Sección 301.</w:t>
-      </w:r>
-    </w:p>
-    <w:p>
-      <w:pPr>
-        <w:pStyle w:val="BodyText"/>
-      </w:pPr>
-      <w:r>
-        <w:t xml:space="preserve">El patrón que se discutió al inicio de este documento es claro: amenazas seguidas de retiradas: aranceles del 25% a</w:t>
-      </w:r>
-      <w:r>
-        <w:t xml:space="preserve"> </w:t>
-      </w:r>
-      <w:r>
-        <w:rPr>
-          <w:b/>
-          <w:bCs/>
-        </w:rPr>
-        <w:t xml:space="preserve">todas</w:t>
-      </w:r>
-      <w:r>
-        <w:t xml:space="preserve"> </w:t>
-      </w:r>
-      <w:r>
-        <w:t xml:space="preserve">las importaciones provenientes de México, pasa a 25% para los productos que no cumplen con T-MEC; amenaza de incremento al 30% no se realiza nunca.</w:t>
-      </w:r>
-    </w:p>
-    <w:p>
-      <w:pPr>
-        <w:pStyle w:val="BodyText"/>
-      </w:pPr>
-      <w:r>
-        <w:t xml:space="preserve">El traslado de la iniciativa arancelaria al ejecutivo también es claro: cuando un instrumento es invalidado por una resolución judicial, la administración lo sustituye por otro, aunque sea temporal, y con un claro mensaje de que cuando expire o si llega a ser anulado por otra resolución judicial, será sustituido por un nuevo instrumento.</w:t>
-      </w:r>
-    </w:p>
-    <w:p>
-      <w:pPr>
-        <w:pStyle w:val="BodyText"/>
-      </w:pPr>
-      <w:r>
-        <w:t xml:space="preserve">Pero la</w:t>
-      </w:r>
-      <w:r>
-        <w:t xml:space="preserve"> </w:t>
-      </w:r>
-      <w:hyperlink w:anchor="fig-info-mexico">
-        <w:r>
-          <w:rPr>
-            <w:rStyle w:val="Hyperlink"/>
-          </w:rPr>
-          <w:t xml:space="preserve">Figura 1</w:t>
-        </w:r>
-      </w:hyperlink>
-      <w:r>
-        <w:t xml:space="preserve"> </w:t>
-      </w:r>
-      <w:r>
-        <w:t xml:space="preserve">también pone en evidencia otro hecho: el arancel del “carril principal” ha mostrado una tendencia a la baja. Esto se evidencia en los casos de otros países, que se presentan seguidamente. Al mismo tiempo, como lo ilustra la guerra comercial con Canadá, la administración está dispuesta a recurrir a medidas extraordinarias para volver a imponer aranceles extraordinariamente altos cuando lo considera necesario.</w:t>
+        <w:t xml:space="preserve">3.1 México</w:t>
       </w:r>
     </w:p>
     <w:tbl>
@@ -1078,7 +1001,7 @@
       <w:tr>
         <w:tc>
           <w:tcPr/>
-          <w:bookmarkStart w:id="48" w:name="fig-info-mexico"/>
+          <w:bookmarkStart w:id="39" w:name="fig-info-mexico"/>
           <w:p>
             <w:pPr>
               <w:jc w:val="center"/>
@@ -1102,18 +1025,18 @@
                 <wp:inline>
                   <wp:extent cx="5486400" cy="5832465"/>
                   <wp:effectExtent b="0" l="0" r="0" t="0"/>
-                  <wp:docPr descr="" title="" id="46" name="Picture"/>
+                  <wp:docPr descr="" title="" id="37" name="Picture"/>
                   <a:graphic>
                     <a:graphicData uri="http://schemas.openxmlformats.org/drawingml/2006/picture">
                       <pic:pic>
                         <pic:nvPicPr>
-                          <pic:cNvPr descr="../Plots/infografia_mexico.png" id="47" name="Picture"/>
+                          <pic:cNvPr descr="../Plots/infografia_mexico.png" id="38" name="Picture"/>
                           <pic:cNvPicPr>
                             <a:picLocks noChangeArrowheads="1" noChangeAspect="1"/>
                           </pic:cNvPicPr>
                         </pic:nvPicPr>
                         <pic:blipFill>
-                          <a:blip r:embed="rId45"/>
+                          <a:blip r:embed="rId36"/>
                           <a:stretch>
                             <a:fillRect/>
                           </a:stretch>
@@ -1140,50 +1063,32 @@
               </w:drawing>
             </w:r>
           </w:p>
-          <w:bookmarkEnd w:id="48"/>
+          <w:bookmarkEnd w:id="39"/>
         </w:tc>
       </w:tr>
     </w:tbl>
-    <w:bookmarkEnd w:id="49"/>
-    <w:bookmarkStart w:id="54" w:name="el-caso-de-canadá"/>
-    <w:p>
-      <w:pPr>
-        <w:pStyle w:val="Heading3"/>
-      </w:pPr>
-      <w:r>
-        <w:t xml:space="preserve">3.2 El caso de Canadá</w:t>
-      </w:r>
-    </w:p>
-    <w:p>
-      <w:pPr>
-        <w:pStyle w:val="FirstParagraph"/>
-      </w:pPr>
-      <w:r>
-        <w:t xml:space="preserve">La trayectoria de los aranceles de EUA a las importaciones provenientes de Canadá es idéntica a la de México entre febrero y agosto de 2025, pero cambia a partir de ese momento, con aranceles de 35% para los productos que se exporten fuera del T-MEC (VERIFICAR SI LA EXCEPCION TMEC SE MANTIENE).</w:t>
-      </w:r>
-    </w:p>
     <w:p>
       <w:pPr>
         <w:pStyle w:val="BodyText"/>
       </w:pPr>
       <w:r>
-        <w:t xml:space="preserve">Las trayectorias se unifican de nuevo tras la anulación de las tarifas IEEPA, pero cambian radicalmente a partir de setiembre, con la aplicación de una serie de medidas al amparo de la Sección 338, que van desde aranceles del 50% para algunos productos hasta la prohibición de la importación de otros.</w:t>
+        <w:t xml:space="preserve">Tras el anuncio inicial de un arancel del 25% para todas las importaciones provenientes de México, se hace una excepción para los productos que se exporten vía T-MEC. La amenaza de un incremento del arancel a 30% nunca se concreta, y tras la resolución de la Corte Suprema de los Estados Unidos (SCOTUS) el arancel se reduce a 10% bajo Sección 122 y se mantiene al mismo nivel luego bajo Sección 301.</w:t>
       </w:r>
     </w:p>
     <w:p>
       <w:pPr>
         <w:pStyle w:val="BodyText"/>
       </w:pPr>
-      <w:r>
-        <w:t xml:space="preserve">En contraste con lo sucedido cuando se anunciaron los “aranceles recíprocos”, momento en el que casi ningún país contraatacó con aranceles a la importación de productos provenientes de EUA, y la mayoría buscó, más bien, negociaciones comerciales que redujeran su impacto, esta vez Canadá respondió con medidas similares a las tomadas por EUA y con una estrategia de diversificación de sus mercados de exportación y de acercamiento político y comercial con la UE.</w:t>
-      </w:r>
-    </w:p>
-    <w:p>
-      <w:pPr>
-        <w:pStyle w:val="BodyText"/>
-      </w:pPr>
-      <w:r>
-        <w:t xml:space="preserve">Todo esto tiene relevancia para México por dos razones: pone en evidencia que el T-MEC solo ofrece una protección moderada frente a cambios abruptos en la política arancelaria del presidente Trump, y muestra que aún un país tan profundamente integrado con la economía de EUA puede verse forzado a desarrollar una estrategia económica y política que le permita un “desacople” (para usar la misma expresión que se ha utilizado para referirse a las relaciones económicas entre China y EUA) parcial, sin duda gradual, pero significativo con respecto a la economía de EUA.</w:t>
+      <w:p>
+        <w:r>
+          <w:br w:type="page"/>
+        </w:r>
+      </w:p>
+      <w:r>
+        <w:t xml:space="preserve"> </w:t>
+      </w:r>
+      <w:r>
+        <w:t xml:space="preserve">### Canadá</w:t>
       </w:r>
     </w:p>
     <w:tbl>
@@ -1199,7 +1104,7 @@
       <w:tr>
         <w:tc>
           <w:tcPr/>
-          <w:bookmarkStart w:id="53" w:name="fig-info-can"/>
+          <w:bookmarkStart w:id="43" w:name="fig-info-can"/>
           <w:p>
             <w:pPr>
               <w:jc w:val="center"/>
@@ -1223,18 +1128,18 @@
                 <wp:inline>
                   <wp:extent cx="5486400" cy="5832465"/>
                   <wp:effectExtent b="0" l="0" r="0" t="0"/>
-                  <wp:docPr descr="" title="" id="51" name="Picture"/>
+                  <wp:docPr descr="" title="" id="41" name="Picture"/>
                   <a:graphic>
                     <a:graphicData uri="http://schemas.openxmlformats.org/drawingml/2006/picture">
                       <pic:pic>
                         <pic:nvPicPr>
-                          <pic:cNvPr descr="../Plots/infografia_canada.png" id="52" name="Picture"/>
+                          <pic:cNvPr descr="../Plots/infografia_canada.png" id="42" name="Picture"/>
                           <pic:cNvPicPr>
                             <a:picLocks noChangeArrowheads="1" noChangeAspect="1"/>
                           </pic:cNvPicPr>
                         </pic:nvPicPr>
                         <pic:blipFill>
-                          <a:blip r:embed="rId50"/>
+                          <a:blip r:embed="rId40"/>
                           <a:stretch>
                             <a:fillRect/>
                           </a:stretch>
@@ -1261,48 +1166,52 @@
               </w:drawing>
             </w:r>
           </w:p>
-          <w:bookmarkEnd w:id="53"/>
+          <w:bookmarkEnd w:id="43"/>
         </w:tc>
       </w:tr>
     </w:tbl>
-    <w:bookmarkEnd w:id="54"/>
-    <w:bookmarkStart w:id="59" w:name="vietnam"/>
-    <w:p>
-      <w:pPr>
-        <w:pStyle w:val="Heading3"/>
-      </w:pPr>
-      <w:r>
-        <w:t xml:space="preserve">3.3 Vietnam</w:t>
-      </w:r>
-    </w:p>
-    <w:p>
-      <w:pPr>
-        <w:pStyle w:val="FirstParagraph"/>
-      </w:pPr>
-      <w:r>
-        <w:t xml:space="preserve">Aunque en “Liberation Day” se anunció un arancel para las importaciones provenientes de Vietnam del 46%, muy por encima del arancel del 25% para importaciones provenientes de México que no cumplieran con T-MEC, entre abril 2025 y febrero 2026 el arancel para “carril principal” fue menor para Vietnam que para México: 10% de abril a agosto 2025, y 20% desde agosto hasta la anulación de las tarifas IEEPA.</w:t>
-      </w:r>
-    </w:p>
     <w:p>
       <w:pPr>
         <w:pStyle w:val="BodyText"/>
       </w:pPr>
       <w:r>
-        <w:t xml:space="preserve">Al amparo de Sección 122, se estableció un arancel igual al de México, y posteriormente 12.5% al amparo de Sección 301. Estos datos se ilustran en la</w:t>
+        <w:t xml:space="preserve">La trayectoria de los aranceles de EUA a las importaciones provenientes de Canadá es idéntica a la de México entre febrero y agosto de 2025, pero cambia a partir de ese momento, con aranceles de 35% para los productos que se exporten fuera del T-MEC y si bien tras la resolución de SCOTUS Canadá, al igual que México, enfrentó aranceles del 10% bajo la Sección 122 y luego la 301, con posterioridad a julio 2026 (fecha de corte para este informe) se ha iniciado una guerra comercial entre Canadá y EUA cuyo desenlace aún no se conoce.</w:t>
+      </w:r>
+    </w:p>
+    <w:p>
+      <w:pPr>
+        <w:pStyle w:val="BodyText"/>
+      </w:pPr>
+      <w:r>
+        <w:t xml:space="preserve">Todo esto tiene relevancia para México por dos razones: porque pone en evidencia que el T-MEC solo ofrece una protección moderada frente a cambios abruptos en la política arancelaria del presidente Trump, y porque muestra que aún un país tan profundamente integrado con la economía de EUA puede verse forzado a desarrollar una estrategia económica y política que le permita un</w:t>
       </w:r>
       <w:r>
         <w:t xml:space="preserve"> </w:t>
       </w:r>
-      <w:hyperlink w:anchor="fig-info-vtn">
+      <w:r>
+        <w:t xml:space="preserve">“desacople”</w:t>
+      </w:r>
+      <w:r>
+        <w:t xml:space="preserve"> </w:t>
+      </w:r>
+      <w:r>
+        <w:t xml:space="preserve">(para usar la misma expresión que se ha utilizado para referirse a las relaciones económicas entre China y EUA) parcial, sin duda gradual, pero significativo con respecto a la economía de EUA.</w:t>
+      </w:r>
+    </w:p>
+    <w:p>
+      <w:pPr>
+        <w:pStyle w:val="BodyText"/>
+      </w:pPr>
+      <w:p>
         <w:r>
-          <w:rPr>
-            <w:rStyle w:val="Hyperlink"/>
-          </w:rPr>
-          <w:t xml:space="preserve">Figura 3</w:t>
+          <w:br w:type="page"/>
         </w:r>
-      </w:hyperlink>
-      <w:r>
-        <w:t xml:space="preserve">.</w:t>
+      </w:p>
+      <w:r>
+        <w:t xml:space="preserve"> </w:t>
+      </w:r>
+      <w:r>
+        <w:t xml:space="preserve">### Vietnam</w:t>
       </w:r>
     </w:p>
     <w:tbl>
@@ -1318,7 +1227,7 @@
       <w:tr>
         <w:tc>
           <w:tcPr/>
-          <w:bookmarkStart w:id="58" w:name="fig-info-vtn"/>
+          <w:bookmarkStart w:id="47" w:name="fig-info-vtn"/>
           <w:p>
             <w:pPr>
               <w:jc w:val="center"/>
@@ -1342,18 +1251,18 @@
                 <wp:inline>
                   <wp:extent cx="5486400" cy="6130700"/>
                   <wp:effectExtent b="0" l="0" r="0" t="0"/>
-                  <wp:docPr descr="" title="" id="56" name="Picture"/>
+                  <wp:docPr descr="" title="" id="45" name="Picture"/>
                   <a:graphic>
                     <a:graphicData uri="http://schemas.openxmlformats.org/drawingml/2006/picture">
                       <pic:pic>
                         <pic:nvPicPr>
-                          <pic:cNvPr descr="../Plots/infografia_vietnam.png" id="57" name="Picture"/>
+                          <pic:cNvPr descr="../Plots/infografia_vietnam.png" id="46" name="Picture"/>
                           <pic:cNvPicPr>
                             <a:picLocks noChangeArrowheads="1" noChangeAspect="1"/>
                           </pic:cNvPicPr>
                         </pic:nvPicPr>
                         <pic:blipFill>
-                          <a:blip r:embed="rId55"/>
+                          <a:blip r:embed="rId44"/>
                           <a:stretch>
                             <a:fillRect/>
                           </a:stretch>
@@ -1380,18 +1289,72 @@
               </w:drawing>
             </w:r>
           </w:p>
-          <w:bookmarkEnd w:id="58"/>
+          <w:bookmarkEnd w:id="47"/>
         </w:tc>
       </w:tr>
     </w:tbl>
-    <w:bookmarkEnd w:id="59"/>
-    <w:bookmarkStart w:id="64" w:name="china"/>
+    <w:p>
+      <w:pPr>
+        <w:pStyle w:val="BodyText"/>
+      </w:pPr>
+      <w:r>
+        <w:t xml:space="preserve">Aunque en</w:t>
+      </w:r>
+      <w:r>
+        <w:t xml:space="preserve"> </w:t>
+      </w:r>
+      <w:r>
+        <w:t xml:space="preserve">“Liberation Day”</w:t>
+      </w:r>
+      <w:r>
+        <w:t xml:space="preserve"> </w:t>
+      </w:r>
+      <w:r>
+        <w:t xml:space="preserve">se anunció un arancel para las importaciones provenientes de Vietnam del 46%, muy por encima del arancel del 25% para importaciones provenientes de México que no cumplieran con T-MEC, entre abril 2025 y febrero 2026 el arancel para</w:t>
+      </w:r>
+      <w:r>
+        <w:t xml:space="preserve"> </w:t>
+      </w:r>
+      <w:r>
+        <w:t xml:space="preserve">“carril principal”</w:t>
+      </w:r>
+      <w:r>
+        <w:t xml:space="preserve"> </w:t>
+      </w:r>
+      <w:r>
+        <w:t xml:space="preserve">fue menor para Vietnam que para México: 10% de abril a agosto 2025, y 20% desde agosto hasta la anulación de las tarifas IEEPA.</w:t>
+      </w:r>
+    </w:p>
+    <w:p>
+      <w:pPr>
+        <w:pStyle w:val="BodyText"/>
+      </w:pPr>
+      <w:r>
+        <w:t xml:space="preserve">Al amparo de Sección 122, se estableció un arancel igual al de México, y posteriormente 12.5% al amparo de Sección 301. Estos datos se ilustran en la</w:t>
+      </w:r>
+      <w:r>
+        <w:t xml:space="preserve"> </w:t>
+      </w:r>
+      <w:hyperlink w:anchor="fig-info-vtn">
+        <w:r>
+          <w:rPr>
+            <w:rStyle w:val="Hyperlink"/>
+          </w:rPr>
+          <w:t xml:space="preserve">Figura 3</w:t>
+        </w:r>
+      </w:hyperlink>
+      <w:r>
+        <w:t xml:space="preserve">.</w:t>
+      </w:r>
+    </w:p>
+    <w:bookmarkEnd w:id="48"/>
+    <w:bookmarkStart w:id="53" w:name="china"/>
     <w:p>
       <w:pPr>
         <w:pStyle w:val="Heading3"/>
       </w:pPr>
       <w:r>
-        <w:t xml:space="preserve">3.4 China</w:t>
+        <w:t xml:space="preserve">3.2 China</w:t>
       </w:r>
     </w:p>
     <w:p>
@@ -1399,7 +1362,19 @@
         <w:pStyle w:val="FirstParagraph"/>
       </w:pPr>
       <w:r>
-        <w:t xml:space="preserve">Ningún caso como el de China ilustra el patrón de “idas y venidas” de la política arancelaria de EUA.</w:t>
+        <w:t xml:space="preserve">Ningún caso como el de China ilustra el patrón de</w:t>
+      </w:r>
+      <w:r>
+        <w:t xml:space="preserve"> </w:t>
+      </w:r>
+      <w:r>
+        <w:t xml:space="preserve">“idas y venidas”</w:t>
+      </w:r>
+      <w:r>
+        <w:t xml:space="preserve"> </w:t>
+      </w:r>
+      <w:r>
+        <w:t xml:space="preserve">de la política arancelaria de EUA.</w:t>
       </w:r>
     </w:p>
     <w:p>
@@ -1415,7 +1390,16 @@
         <w:pStyle w:val="BodyText"/>
       </w:pPr>
       <w:r>
-        <w:t xml:space="preserve">Lo que hasta hace poco hacía único el caso de China era la respuesta ante los aranceles de EUA: China “devolvió el golpe”, aumentando sus propios aranceles a las importaciones provenientes de EUA y imponiendo restricciones a las exportaciones de bienes estratégicos de China a EUA.</w:t>
+        <w:t xml:space="preserve">Lo que hasta hace poco hacía único el caso de China era la respuesta ante los aranceles de EUA: China</w:t>
+      </w:r>
+      <w:r>
+        <w:t xml:space="preserve"> </w:t>
+      </w:r>
+      <w:r>
+        <w:t xml:space="preserve">“devolvió el golpe”</w:t>
+      </w:r>
+      <w:r>
+        <w:t xml:space="preserve">, aumentando sus propios aranceles a las importaciones provenientes de EUA y imponiendo restricciones a las exportaciones de bienes estratégicos de China a EUA.</w:t>
       </w:r>
     </w:p>
     <w:p>
@@ -1423,7 +1407,19 @@
         <w:pStyle w:val="BodyText"/>
       </w:pPr>
       <w:r>
-        <w:t xml:space="preserve">El caso ya no es único, porque en setiembre 2026 Canadá respondió al incremento de los aranceles de EUA con incremento de sus propios aranceles a ciertas importaciones de EUA, pero la diferencia entre ambos casos es muy significativa: las “tierras raras” cuya exportación restringió China constituyen insumos indispensables en las industrias de semiconductores y defensa.</w:t>
+        <w:t xml:space="preserve">El caso ya no es único, porque en setiembre 2026 Canadá respondió al incremento de los aranceles de EUA con incremento de sus propios aranceles a ciertas importaciones de EUA, pero la diferencia entre ambos casos es muy significativa: las</w:t>
+      </w:r>
+      <w:r>
+        <w:t xml:space="preserve"> </w:t>
+      </w:r>
+      <w:r>
+        <w:t xml:space="preserve">“tierras raras”</w:t>
+      </w:r>
+      <w:r>
+        <w:t xml:space="preserve"> </w:t>
+      </w:r>
+      <w:r>
+        <w:t xml:space="preserve">cuya exportación restringió China constituyen insumos indispensables en las industrias de semiconductores y defensa.</w:t>
       </w:r>
     </w:p>
     <w:p>
@@ -1431,7 +1427,16 @@
         <w:pStyle w:val="BodyText"/>
       </w:pPr>
       <w:r>
-        <w:t xml:space="preserve">Los aranceles que ha impuesto Canadá pueden causar disrupciones económicas en los EUA, pero en ningún caso afectan a bienes con un papel estratégico comparable con el de las “tierras raras”.</w:t>
+        <w:t xml:space="preserve">Los aranceles que ha impuesto Canadá pueden causar disrupciones económicas en los EUA, pero en ningún caso afectan a bienes con un papel estratégico comparable con el de las</w:t>
+      </w:r>
+      <w:r>
+        <w:t xml:space="preserve"> </w:t>
+      </w:r>
+      <w:r>
+        <w:t xml:space="preserve">“tierras raras”</w:t>
+      </w:r>
+      <w:r>
+        <w:t xml:space="preserve">.</w:t>
       </w:r>
     </w:p>
     <w:tbl>
@@ -1447,7 +1452,7 @@
       <w:tr>
         <w:tc>
           <w:tcPr/>
-          <w:bookmarkStart w:id="63" w:name="fig-info-chin"/>
+          <w:bookmarkStart w:id="52" w:name="fig-info-chin"/>
           <w:p>
             <w:pPr>
               <w:jc w:val="center"/>
@@ -1471,18 +1476,18 @@
                 <wp:inline>
                   <wp:extent cx="5486400" cy="6409240"/>
                   <wp:effectExtent b="0" l="0" r="0" t="0"/>
-                  <wp:docPr descr="" title="" id="61" name="Picture"/>
+                  <wp:docPr descr="" title="" id="50" name="Picture"/>
                   <a:graphic>
                     <a:graphicData uri="http://schemas.openxmlformats.org/drawingml/2006/picture">
                       <pic:pic>
                         <pic:nvPicPr>
-                          <pic:cNvPr descr="../Plots/infografia_china.png" id="62" name="Picture"/>
+                          <pic:cNvPr descr="../Plots/infografia_china.png" id="51" name="Picture"/>
                           <pic:cNvPicPr>
                             <a:picLocks noChangeArrowheads="1" noChangeAspect="1"/>
                           </pic:cNvPicPr>
                         </pic:nvPicPr>
                         <pic:blipFill>
-                          <a:blip r:embed="rId60"/>
+                          <a:blip r:embed="rId49"/>
                           <a:stretch>
                             <a:fillRect/>
                           </a:stretch>
@@ -1509,13 +1514,13 @@
               </w:drawing>
             </w:r>
           </w:p>
-          <w:bookmarkEnd w:id="63"/>
+          <w:bookmarkEnd w:id="52"/>
         </w:tc>
       </w:tr>
     </w:tbl>
-    <w:bookmarkEnd w:id="64"/>
-    <w:bookmarkEnd w:id="65"/>
-    <w:bookmarkStart w:id="71" w:name="X75a49024661a882da3cdf4ac5c9197504c9a5a1"/>
+    <w:bookmarkEnd w:id="53"/>
+    <w:bookmarkEnd w:id="54"/>
+    <w:bookmarkStart w:id="60" w:name="X75a49024661a882da3cdf4ac5c9197504c9a5a1"/>
     <w:p>
       <w:pPr>
         <w:pStyle w:val="Heading2"/>
@@ -1570,7 +1575,7 @@
       <w:tr>
         <w:tc>
           <w:tcPr/>
-          <w:bookmarkStart w:id="66" w:name="tbl-partidas-competencia"/>
+          <w:bookmarkStart w:id="55" w:name="tbl-partidas-competencia"/>
           <w:p>
             <w:pPr>
               <w:jc w:val="center"/>
@@ -1592,7 +1597,7 @@
             </w:tblPr>
             <w:tblGrid>
               <w:gridCol w:w="1156"/>
-              <w:gridCol w:w="2159"/>
+              <w:gridCol w:w="2819"/>
               <w:gridCol w:w="1156"/>
               <w:gridCol w:w="1266"/>
               <w:gridCol w:w="1156"/>
@@ -3860,7 +3865,7 @@
                       <w:szCs w:val="22"/>
                       <w:color w:val="000000"/>
                     </w:rPr>
-                    <w:t xml:space="preserve">Herram. manual</w:t>
+                    <w:t xml:space="preserve">Herramientas de mano</w:t>
                   </w:r>
                 </w:p>
               </w:tc>
@@ -4195,7 +4200,7 @@
                       <w:szCs w:val="22"/>
                       <w:color w:val="000000"/>
                     </w:rPr>
-                    <w:t xml:space="preserve">Cableado</w:t>
+                    <w:t xml:space="preserve">Cables eléctricos</w:t>
                   </w:r>
                 </w:p>
               </w:tc>
@@ -4470,7 +4475,7 @@
                       <w:szCs w:val="22"/>
                       <w:color w:val="000000"/>
                     </w:rPr>
-                    <w:t xml:space="preserve">Telefonía</w:t>
+                    <w:t xml:space="preserve">Teléfonos</w:t>
                   </w:r>
                 </w:p>
               </w:tc>
@@ -5295,7 +5300,7 @@
                       <w:szCs w:val="22"/>
                       <w:color w:val="000000"/>
                     </w:rPr>
-                    <w:t xml:space="preserve">Misceláneos eléc.</w:t>
+                    <w:t xml:space="preserve">Otros eléctricos</w:t>
                   </w:r>
                 </w:p>
               </w:tc>
@@ -5570,7 +5575,7 @@
                       <w:szCs w:val="22"/>
                       <w:color w:val="000000"/>
                     </w:rPr>
-                    <w:t xml:space="preserve">Motores eléc.</w:t>
+                    <w:t xml:space="preserve">Motores eléctricos</w:t>
                   </w:r>
                 </w:p>
               </w:tc>
@@ -6670,7 +6675,7 @@
                       <w:szCs w:val="22"/>
                       <w:color w:val="000000"/>
                     </w:rPr>
-                    <w:t xml:space="preserve">Iluminación veh.</w:t>
+                    <w:t xml:space="preserve">Alumbrado vehicular</w:t>
                   </w:r>
                 </w:p>
               </w:tc>
@@ -7220,7 +7225,7 @@
                       <w:szCs w:val="22"/>
                       <w:color w:val="000000"/>
                     </w:rPr>
-                    <w:t xml:space="preserve">Transmisión</w:t>
+                    <w:t xml:space="preserve">Transmisores y cámaras</w:t>
                   </w:r>
                 </w:p>
               </w:tc>
@@ -8045,7 +8050,7 @@
                       <w:szCs w:val="22"/>
                       <w:color w:val="000000"/>
                     </w:rPr>
-                    <w:t xml:space="preserve">Circuitos integ.</w:t>
+                    <w:t xml:space="preserve">Circuitos integrados</w:t>
                   </w:r>
                 </w:p>
               </w:tc>
@@ -8267,7 +8272,7 @@
                       <w:szCs w:val="22"/>
                       <w:color w:val="000000"/>
                     </w:rPr>
-                    <w:t xml:space="preserve">87 - Automóviles</w:t>
+                    <w:t xml:space="preserve">87 - Vehículos</w:t>
                   </w:r>
                 </w:p>
               </w:tc>
@@ -8602,7 +8607,7 @@
                       <w:szCs w:val="22"/>
                       <w:color w:val="000000"/>
                     </w:rPr>
-                    <w:t xml:space="preserve">90 - Óptica</w:t>
+                    <w:t xml:space="preserve">90 - Óptica/médico</w:t>
                   </w:r>
                 </w:p>
               </w:tc>
@@ -8715,7 +8720,7 @@
                       <w:szCs w:val="22"/>
                       <w:color w:val="000000"/>
                     </w:rPr>
-                    <w:t xml:space="preserve">Médico</w:t>
+                    <w:t xml:space="preserve">Instrumentos médicos</w:t>
                   </w:r>
                 </w:p>
               </w:tc>
@@ -8943,7 +8948,7 @@
               </w:tc>
             </w:tr>
           </w:tbl>
-          <w:bookmarkEnd w:id="66"/>
+          <w:bookmarkEnd w:id="55"/>
         </w:tc>
       </w:tr>
     </w:tbl>
@@ -8960,7 +8965,7 @@
       <w:tr>
         <w:tc>
           <w:tcPr/>
-          <w:bookmarkStart w:id="70" w:name="fig-847150-exploratorio"/>
+          <w:bookmarkStart w:id="59" w:name="fig-847150-exploratorio"/>
           <w:p>
             <w:pPr>
               <w:pStyle w:val="Compact"/>
@@ -8971,18 +8976,18 @@
                 <wp:inline>
                   <wp:extent cx="4620126" cy="3696101"/>
                   <wp:effectExtent b="0" l="0" r="0" t="0"/>
-                  <wp:docPr descr="" title="" id="68" name="Picture"/>
+                  <wp:docPr descr="" title="" id="57" name="Picture"/>
                   <a:graphic>
                     <a:graphicData uri="http://schemas.openxmlformats.org/drawingml/2006/picture">
                       <pic:pic>
                         <pic:nvPicPr>
-                          <pic:cNvPr descr="C3_Tiempos_turbulentos_v2_files/figure-docx/fig-847150-exploratorio-1.png" id="69" name="Picture"/>
+                          <pic:cNvPr descr="C3_Tiempos_turbulentos_v2_files/figure-docx/fig-847150-exploratorio-1.png" id="58" name="Picture"/>
                           <pic:cNvPicPr>
                             <a:picLocks noChangeArrowheads="1" noChangeAspect="1"/>
                           </pic:cNvPicPr>
                         </pic:nvPicPr>
                         <pic:blipFill>
-                          <a:blip r:embed="rId67"/>
+                          <a:blip r:embed="rId56"/>
                           <a:stretch>
                             <a:fillRect/>
                           </a:stretch>
@@ -9022,12 +9027,12 @@
               <w:t xml:space="preserve">Figura 5: EXPLORATORIO: Importaciones de EUA, Partida 847150 (HS6), 2018-2026</w:t>
             </w:r>
           </w:p>
-          <w:bookmarkEnd w:id="70"/>
+          <w:bookmarkEnd w:id="59"/>
         </w:tc>
       </w:tr>
     </w:tbl>
-    <w:bookmarkEnd w:id="71"/>
-    <w:bookmarkStart w:id="84" w:name="X01f6904a4d61695714ee1e6f9fb2dc2fa6403a5"/>
+    <w:bookmarkEnd w:id="60"/>
+    <w:bookmarkStart w:id="73" w:name="X01f6904a4d61695714ee1e6f9fb2dc2fa6403a5"/>
     <w:p>
       <w:pPr>
         <w:pStyle w:val="Heading2"/>
@@ -9041,7 +9046,19 @@
         <w:pStyle w:val="FirstParagraph"/>
       </w:pPr>
       <w:r>
-        <w:t xml:space="preserve">Los aranceles de la “carril principal” son solo una pieza de la política arancelaria de EUA en la actualidad.</w:t>
+        <w:t xml:space="preserve">Los aranceles de la</w:t>
+      </w:r>
+      <w:r>
+        <w:t xml:space="preserve"> </w:t>
+      </w:r>
+      <w:r>
+        <w:t xml:space="preserve">“carril principal”</w:t>
+      </w:r>
+      <w:r>
+        <w:t xml:space="preserve"> </w:t>
+      </w:r>
+      <w:r>
+        <w:t xml:space="preserve">son solo una pieza de la política arancelaria de EUA en la actualidad.</w:t>
       </w:r>
     </w:p>
     <w:p>
@@ -9065,7 +9082,19 @@
         <w:pStyle w:val="BodyText"/>
       </w:pPr>
       <w:r>
-        <w:t xml:space="preserve">Sin embargo, como ya se indicó en los gráficos que muestran la evolución de los aranceles por país, el arancel del “carril principal” no cuenta toda la historia, ya que diversos productos tienen tratamientos arancelarios distintos, aún en casos en los que, en principio, debería de aplicarse la regla T-MEC, es decir, un arancel de 0%.</w:t>
+        <w:t xml:space="preserve">Sin embargo, como ya se indicó en los gráficos que muestran la evolución de los aranceles por país, el arancel del</w:t>
+      </w:r>
+      <w:r>
+        <w:t xml:space="preserve"> </w:t>
+      </w:r>
+      <w:r>
+        <w:t xml:space="preserve">“carril principal”</w:t>
+      </w:r>
+      <w:r>
+        <w:t xml:space="preserve"> </w:t>
+      </w:r>
+      <w:r>
+        <w:t xml:space="preserve">no cuenta toda la historia, ya que diversos productos tienen tratamientos arancelarios distintos, aún en casos en los que, en principio, debería de aplicarse la regla T-MEC, es decir, un arancel de 0%.</w:t>
       </w:r>
     </w:p>
     <w:p>
@@ -9084,7 +9113,7 @@
         <w:t xml:space="preserve">Nuestro interés es siempre el cambio en la posición competitiva de México, ya que paradójicamente es posible que México enfrente simultáneamente un arancel más alto que el vigente hasta 2024 y una mayor ventaja competitiva sobre otros exportadores al mercado de EUA que en el período anterior.</w:t>
       </w:r>
     </w:p>
-    <w:bookmarkStart w:id="76" w:name="autos"/>
+    <w:bookmarkStart w:id="65" w:name="autos"/>
     <w:p>
       <w:pPr>
         <w:pStyle w:val="Heading3"/>
@@ -9170,7 +9199,7 @@
       <w:tr>
         <w:tc>
           <w:tcPr/>
-          <w:bookmarkStart w:id="75" w:name="fig-autos"/>
+          <w:bookmarkStart w:id="64" w:name="fig-autos"/>
           <w:p>
             <w:pPr>
               <w:jc w:val="center"/>
@@ -9194,18 +9223,18 @@
                 <wp:inline>
                   <wp:extent cx="5486400" cy="5764940"/>
                   <wp:effectExtent b="0" l="0" r="0" t="0"/>
-                  <wp:docPr descr="" title="" id="73" name="Picture"/>
+                  <wp:docPr descr="" title="" id="62" name="Picture"/>
                   <a:graphic>
                     <a:graphicData uri="http://schemas.openxmlformats.org/drawingml/2006/picture">
                       <pic:pic>
                         <pic:nvPicPr>
-                          <pic:cNvPr descr="../Plots/comparativo_autos.png" id="74" name="Picture"/>
+                          <pic:cNvPr descr="../Plots/comparativo_autos.png" id="63" name="Picture"/>
                           <pic:cNvPicPr>
                             <a:picLocks noChangeArrowheads="1" noChangeAspect="1"/>
                           </pic:cNvPicPr>
                         </pic:nvPicPr>
                         <pic:blipFill>
-                          <a:blip r:embed="rId72"/>
+                          <a:blip r:embed="rId61"/>
                           <a:stretch>
                             <a:fillRect/>
                           </a:stretch>
@@ -9232,12 +9261,12 @@
               </w:drawing>
             </w:r>
           </w:p>
-          <w:bookmarkEnd w:id="75"/>
+          <w:bookmarkEnd w:id="64"/>
         </w:tc>
       </w:tr>
     </w:tbl>
-    <w:bookmarkEnd w:id="76"/>
-    <w:bookmarkStart w:id="81" w:name="autopartes"/>
+    <w:bookmarkEnd w:id="65"/>
+    <w:bookmarkStart w:id="70" w:name="autopartes"/>
     <w:p>
       <w:pPr>
         <w:pStyle w:val="Heading3"/>
@@ -9275,7 +9304,7 @@
       <w:tr>
         <w:tc>
           <w:tcPr/>
-          <w:bookmarkStart w:id="80" w:name="fig-autopartes"/>
+          <w:bookmarkStart w:id="69" w:name="fig-autopartes"/>
           <w:p>
             <w:pPr>
               <w:jc w:val="center"/>
@@ -9299,18 +9328,18 @@
                 <wp:inline>
                   <wp:extent cx="5486400" cy="5821211"/>
                   <wp:effectExtent b="0" l="0" r="0" t="0"/>
-                  <wp:docPr descr="" title="" id="78" name="Picture"/>
+                  <wp:docPr descr="" title="" id="67" name="Picture"/>
                   <a:graphic>
                     <a:graphicData uri="http://schemas.openxmlformats.org/drawingml/2006/picture">
                       <pic:pic>
                         <pic:nvPicPr>
-                          <pic:cNvPr descr="../Plots/comparativo_autopartes.png" id="79" name="Picture"/>
+                          <pic:cNvPr descr="../Plots/comparativo_autopartes.png" id="68" name="Picture"/>
                           <pic:cNvPicPr>
                             <a:picLocks noChangeArrowheads="1" noChangeAspect="1"/>
                           </pic:cNvPicPr>
                         </pic:nvPicPr>
                         <pic:blipFill>
-                          <a:blip r:embed="rId77"/>
+                          <a:blip r:embed="rId66"/>
                           <a:stretch>
                             <a:fillRect/>
                           </a:stretch>
@@ -9337,12 +9366,12 @@
               </w:drawing>
             </w:r>
           </w:p>
-          <w:bookmarkEnd w:id="80"/>
+          <w:bookmarkEnd w:id="69"/>
         </w:tc>
       </w:tr>
     </w:tbl>
-    <w:bookmarkEnd w:id="81"/>
-    <w:bookmarkStart w:id="82" w:name="acero-y-aluminio"/>
+    <w:bookmarkEnd w:id="70"/>
+    <w:bookmarkStart w:id="71" w:name="acero-y-aluminio"/>
     <w:p>
       <w:pPr>
         <w:pStyle w:val="Heading3"/>
@@ -9416,7 +9445,19 @@
         <w:pStyle w:val="BodyText"/>
       </w:pPr>
       <w:r>
-        <w:t xml:space="preserve">Las cosas son muy distintas en cuanto a los productos derivados: existe una regla de “no acumulación” para los programas de la Sección 232, con cuatro niveles de prioridad:</w:t>
+        <w:t xml:space="preserve">Las cosas son muy distintas en cuanto a los productos derivados: existe una regla de</w:t>
+      </w:r>
+      <w:r>
+        <w:t xml:space="preserve"> </w:t>
+      </w:r>
+      <w:r>
+        <w:t xml:space="preserve">“no acumulación”</w:t>
+      </w:r>
+      <w:r>
+        <w:t xml:space="preserve"> </w:t>
+      </w:r>
+      <w:r>
+        <w:t xml:space="preserve">para los programas de la Sección 232, con cuatro niveles de prioridad:</w:t>
       </w:r>
     </w:p>
     <w:p>
@@ -9471,8 +9512,8 @@
         <w:t xml:space="preserve">Dadas estas reglas, la anulación de los aranceles IEEPA no cambia nada para las tres primeras categorías. En el caso concreto de México esto significa concretamente que su ventaja competitiva en autopartes no se ve afectada por los aranceles al acero y el aluminio, que sin embargo si afectan a otros productos que utilizan estos metales como insumo.</w:t>
       </w:r>
     </w:p>
-    <w:bookmarkEnd w:id="82"/>
-    <w:bookmarkStart w:id="83" w:name="servidores-para-inteligencia-artificial"/>
+    <w:bookmarkEnd w:id="71"/>
+    <w:bookmarkStart w:id="72" w:name="servidores-para-inteligencia-artificial"/>
     <w:p>
       <w:pPr>
         <w:pStyle w:val="Heading3"/>
@@ -9494,7 +9535,31 @@
         <w:pStyle w:val="BodyText"/>
       </w:pPr>
       <w:r>
-        <w:t xml:space="preserve">La clave está en que para este producto la conformidad con normas T-MEC depende casi exclusivamente del criterio conocido como “cambio de calificación arancelaria” (CTC): el producto se considera “hecho” en Norteamérica si sus insumos no regionales se transforman lo suficiente como para caer bajo una partida del Sistema Armonizado distinta de la de esos insumos, sin que se exija ningún contenido de valor regional.</w:t>
+        <w:t xml:space="preserve">La clave está en que para este producto la conformidad con normas T-MEC depende casi exclusivamente del criterio conocido como</w:t>
+      </w:r>
+      <w:r>
+        <w:t xml:space="preserve"> </w:t>
+      </w:r>
+      <w:r>
+        <w:t xml:space="preserve">“cambio de calificación arancelaria”</w:t>
+      </w:r>
+      <w:r>
+        <w:t xml:space="preserve"> </w:t>
+      </w:r>
+      <w:r>
+        <w:t xml:space="preserve">(CTC): el producto se considera</w:t>
+      </w:r>
+      <w:r>
+        <w:t xml:space="preserve"> </w:t>
+      </w:r>
+      <w:r>
+        <w:t xml:space="preserve">“hecho”</w:t>
+      </w:r>
+      <w:r>
+        <w:t xml:space="preserve"> </w:t>
+      </w:r>
+      <w:r>
+        <w:t xml:space="preserve">en Norteamérica si sus insumos no regionales se transforman lo suficiente como para caer bajo una partida del Sistema Armonizado distinta de la de esos insumos, sin que se exija ningún contenido de valor regional.</w:t>
       </w:r>
     </w:p>
     <w:p>
@@ -9637,9 +9702,9 @@
         <w:t xml:space="preserve">Es importante subrayar que esta práctica de ensamblar bienes con escaso o nulo insumo regional —donde el producto terminado se considera suficientemente transformado en virtud del propio proceso de ensamblaje— es enteramente permisible: no constituye ni una violación del T-MEC ni un intento de eludir el espíritu del acuerdo. De hecho, las reglas fueron diseñadas deliberadamente para atraer este tipo de manufactura hacia la región. El ensamblaje de productos de alta tecnología es en sí mismo un proceso sofisticado que agrega valor significativo a la producción y que ha generado inversión sustancial y creación de empleo en México. Pero la ausencia de valor agregado doméstico limita de manera importante el potencial de desarrollo más amplio del sector cuando no existen insumos locales que puedan integrarse a esa cadena.</w:t>
       </w:r>
     </w:p>
-    <w:bookmarkEnd w:id="83"/>
-    <w:bookmarkEnd w:id="84"/>
-    <w:bookmarkStart w:id="85" w:name="la-renegociación-del-t-mec"/>
+    <w:bookmarkEnd w:id="72"/>
+    <w:bookmarkEnd w:id="73"/>
+    <w:bookmarkStart w:id="74" w:name="la-renegociación-del-t-mec"/>
     <w:p>
       <w:pPr>
         <w:pStyle w:val="Heading2"/>
@@ -9648,8 +9713,8 @@
         <w:t xml:space="preserve">6 La renegociación del T-MEC</w:t>
       </w:r>
     </w:p>
-    <w:bookmarkEnd w:id="85"/>
-    <w:bookmarkStart w:id="86" w:name="las-nuevas-reglas-del-juego"/>
+    <w:bookmarkEnd w:id="74"/>
+    <w:bookmarkStart w:id="75" w:name="las-nuevas-reglas-del-juego"/>
     <w:p>
       <w:pPr>
         <w:pStyle w:val="Heading2"/>
@@ -9766,8 +9831,8 @@
         <w:t xml:space="preserve">El abandono de los instrumentos e instituciones multilaterales y regionales del comercio internacional ahora es completo: ni las normas de la OMC, ni las provisiones de acuerdos comerciales regionales (incluidos aquellos negociados y firmados por el presidente Trump durante su primer gobierno) son tratados como instrumentos jurídicos vinculantes por el gobierno de EUA.</w:t>
       </w:r>
     </w:p>
-    <w:bookmarkEnd w:id="86"/>
-    <w:bookmarkStart w:id="87" w:name="Xad144853578c47da97063038cf754fbac384a45"/>
+    <w:bookmarkEnd w:id="75"/>
+    <w:bookmarkStart w:id="95" w:name="Xad144853578c47da97063038cf754fbac384a45"/>
     <w:p>
       <w:pPr>
         <w:pStyle w:val="Heading2"/>
@@ -9813,7 +9878,16 @@
         <w:pStyle w:val="BodyText"/>
       </w:pPr>
       <w:r>
-        <w:t xml:space="preserve">Lo anterior se refiere, claro está, al “carril principal”.</w:t>
+        <w:t xml:space="preserve">Lo anterior se refiere, claro está, al</w:t>
+      </w:r>
+      <w:r>
+        <w:t xml:space="preserve"> </w:t>
+      </w:r>
+      <w:r>
+        <w:t xml:space="preserve">“carril principal”</w:t>
+      </w:r>
+      <w:r>
+        <w:t xml:space="preserve">.</w:t>
       </w:r>
     </w:p>
     <w:p>
@@ -9832,9 +9906,359 @@
         <w:t xml:space="preserve">Otros países fabricantes de estos equipos deben pagar la tarifa NMF y en algunos casos capas arancelarias adicionales.</w:t>
       </w:r>
     </w:p>
+    <w:bookmarkStart w:id="94" w:name="refs"/>
+    <w:bookmarkStart w:id="77" w:name="ref-aljazeera2026a"/>
+    <w:p>
+      <w:pPr>
+        <w:pStyle w:val="Bibliography"/>
+      </w:pPr>
+      <w:r>
+        <w:t xml:space="preserve">Al Jazeera. 2026.</w:t>
+      </w:r>
+      <w:r>
+        <w:t xml:space="preserve"> </w:t>
+      </w:r>
+      <w:r>
+        <w:t xml:space="preserve">«</w:t>
+      </w:r>
+      <w:r>
+        <w:t xml:space="preserve">US</w:t>
+      </w:r>
+      <w:r>
+        <w:t xml:space="preserve"> </w:t>
+      </w:r>
+      <w:r>
+        <w:t xml:space="preserve">Imposes 50% Tariffs on $20bn Worth of Canadian Goods After Talks Fail»</w:t>
+      </w:r>
+      <w:r>
+        <w:t xml:space="preserve">.</w:t>
+      </w:r>
+      <w:r>
+        <w:t xml:space="preserve"> </w:t>
+      </w:r>
+      <w:hyperlink r:id="rId76">
+        <w:r>
+          <w:rPr>
+            <w:rStyle w:val="Hyperlink"/>
+          </w:rPr>
+          <w:t xml:space="preserve">https://www.aljazeera.com/news/2026/8/22/us-imposes-50-tariffs-on-20bn-worth-of-canadian-goods-after-talks-fail</w:t>
+        </w:r>
+      </w:hyperlink>
+      <w:r>
+        <w:t xml:space="preserve">.</w:t>
+      </w:r>
+    </w:p>
+    <w:bookmarkEnd w:id="77"/>
+    <w:bookmarkStart w:id="79" w:name="ref-canada2026"/>
+    <w:p>
+      <w:pPr>
+        <w:pStyle w:val="Bibliography"/>
+      </w:pPr>
+      <w:r>
+        <w:t xml:space="preserve">Canada.ca. 2026.</w:t>
+      </w:r>
+      <w:r>
+        <w:t xml:space="preserve"> </w:t>
+      </w:r>
+      <w:r>
+        <w:t xml:space="preserve">«List of Products from the United States Subject to Counter-Tariffs Effective</w:t>
+      </w:r>
+      <w:r>
+        <w:t xml:space="preserve"> </w:t>
+      </w:r>
+      <w:r>
+        <w:t xml:space="preserve">September</w:t>
+      </w:r>
+      <w:r>
+        <w:t xml:space="preserve"> </w:t>
+      </w:r>
+      <w:r>
+        <w:t xml:space="preserve">8, 2026»</w:t>
+      </w:r>
+      <w:r>
+        <w:t xml:space="preserve">. Department of Finance Canada.</w:t>
+      </w:r>
+      <w:r>
+        <w:t xml:space="preserve"> </w:t>
+      </w:r>
+      <w:hyperlink r:id="rId78">
+        <w:r>
+          <w:rPr>
+            <w:rStyle w:val="Hyperlink"/>
+          </w:rPr>
+          <w:t xml:space="preserve">https://www.canada.ca/en/department-finance/news/2026/08/list-of-products-from-the-united-states-subject-to-counter-tariffs-effective-september-8-2026.html</w:t>
+        </w:r>
+      </w:hyperlink>
+      <w:r>
+        <w:t xml:space="preserve">.</w:t>
+      </w:r>
+    </w:p>
+    <w:bookmarkEnd w:id="79"/>
+    <w:bookmarkStart w:id="81" w:name="ref-crs2026"/>
+    <w:p>
+      <w:pPr>
+        <w:pStyle w:val="Bibliography"/>
+      </w:pPr>
+      <w:r>
+        <w:t xml:space="preserve">Congressional Research Service. 2026.</w:t>
+      </w:r>
+      <w:r>
+        <w:t xml:space="preserve"> </w:t>
+      </w:r>
+      <w:r>
+        <w:t xml:space="preserve">«Presidential 2025 Tariff Actions: Timeline and Status»</w:t>
+      </w:r>
+      <w:r>
+        <w:t xml:space="preserve">. R48549. Congressional Research Service.</w:t>
+      </w:r>
+      <w:r>
+        <w:t xml:space="preserve"> </w:t>
+      </w:r>
+      <w:hyperlink r:id="rId80">
+        <w:r>
+          <w:rPr>
+            <w:rStyle w:val="Hyperlink"/>
+          </w:rPr>
+          <w:t xml:space="preserve">https://www.congress.gov/crs_external_products/R/PDF/R48549/R48549.12.pdf</w:t>
+        </w:r>
+      </w:hyperlink>
+      <w:r>
+        <w:t xml:space="preserve">.</w:t>
+      </w:r>
+    </w:p>
+    <w:bookmarkEnd w:id="81"/>
+    <w:bookmarkStart w:id="83" w:name="ref-covingtonburling2026"/>
+    <w:p>
+      <w:pPr>
+        <w:pStyle w:val="Bibliography"/>
+      </w:pPr>
+      <w:r>
+        <w:t xml:space="preserve">Covington &amp; Burling LLP. 2026.</w:t>
+      </w:r>
+      <w:r>
+        <w:t xml:space="preserve"> </w:t>
+      </w:r>
+      <w:r>
+        <w:t xml:space="preserve">«</w:t>
+      </w:r>
+      <w:r>
+        <w:t xml:space="preserve">IEEPA</w:t>
+      </w:r>
+      <w:r>
+        <w:t xml:space="preserve"> </w:t>
+      </w:r>
+      <w:r>
+        <w:t xml:space="preserve">Tariffs Terminated, Replacement Section 122 Tariffs Take Effect»</w:t>
+      </w:r>
+      <w:r>
+        <w:t xml:space="preserve">.</w:t>
+      </w:r>
+      <w:r>
+        <w:t xml:space="preserve"> </w:t>
+      </w:r>
+      <w:hyperlink r:id="rId82">
+        <w:r>
+          <w:rPr>
+            <w:rStyle w:val="Hyperlink"/>
+          </w:rPr>
+          <w:t xml:space="preserve">https://www.cov.com/en/news-and-insights/insights/2026/02/ieepa-tariffs-terminated-replacement-section-122-tariffs-take-effect</w:t>
+        </w:r>
+      </w:hyperlink>
+      <w:r>
+        <w:t xml:space="preserve">.</w:t>
+      </w:r>
+    </w:p>
+    <w:bookmarkEnd w:id="83"/>
+    <w:bookmarkStart w:id="85" w:name="ref-federalregister2026g"/>
+    <w:p>
+      <w:pPr>
+        <w:pStyle w:val="Bibliography"/>
+      </w:pPr>
+      <w:r>
+        <w:t xml:space="preserve">Federal Register. 2026.</w:t>
+      </w:r>
+      <w:r>
+        <w:t xml:space="preserve"> </w:t>
+      </w:r>
+      <w:r>
+        <w:t xml:space="preserve">«Imposing Additional Duties to Offset Canadian Discrimination Against the Commerce of the United States with Respect to Dairy»</w:t>
+      </w:r>
+      <w:r>
+        <w:t xml:space="preserve">.</w:t>
+      </w:r>
+      <w:r>
+        <w:t xml:space="preserve"> </w:t>
+      </w:r>
+      <w:hyperlink r:id="rId84">
+        <w:r>
+          <w:rPr>
+            <w:rStyle w:val="Hyperlink"/>
+          </w:rPr>
+          <w:t xml:space="preserve">https://www.federalregister.gov/documents/2026/07/23/2026-14992/imposing-additional-duties-to-offset-canadian-discrimination-against-the-commerce-of-the-united</w:t>
+        </w:r>
+      </w:hyperlink>
+      <w:r>
+        <w:t xml:space="preserve">.</w:t>
+      </w:r>
+    </w:p>
+    <w:bookmarkEnd w:id="85"/>
+    <w:bookmarkStart w:id="87" w:name="ref-hollandknight2026a"/>
+    <w:p>
+      <w:pPr>
+        <w:pStyle w:val="Bibliography"/>
+      </w:pPr>
+      <w:r>
+        <w:t xml:space="preserve">Holland &amp; Knight LLP. 2026.</w:t>
+      </w:r>
+      <w:r>
+        <w:t xml:space="preserve"> </w:t>
+      </w:r>
+      <w:r>
+        <w:t xml:space="preserve">«Court of International Trade Orders Nationwide Tariff Refunds»</w:t>
+      </w:r>
+      <w:r>
+        <w:t xml:space="preserve">.</w:t>
+      </w:r>
+      <w:r>
+        <w:t xml:space="preserve"> </w:t>
+      </w:r>
+      <w:hyperlink r:id="rId86">
+        <w:r>
+          <w:rPr>
+            <w:rStyle w:val="Hyperlink"/>
+          </w:rPr>
+          <w:t xml:space="preserve">https://www.hklaw.com/en/insights/publications/2026/03/court-of-international-trade-orders-nationwide-tariff-refunds</w:t>
+        </w:r>
+      </w:hyperlink>
+      <w:r>
+        <w:t xml:space="preserve">.</w:t>
+      </w:r>
+    </w:p>
     <w:bookmarkEnd w:id="87"/>
+    <w:bookmarkStart w:id="89" w:name="ref-troutmanpepperlocke2026"/>
+    <w:p>
+      <w:pPr>
+        <w:pStyle w:val="Bibliography"/>
+      </w:pPr>
+      <w:r>
+        <w:t xml:space="preserve">Troutman Pepper Locke. 2026.</w:t>
+      </w:r>
+      <w:r>
+        <w:t xml:space="preserve"> </w:t>
+      </w:r>
+      <w:r>
+        <w:t xml:space="preserve">«Federal Circuit Hits Pause on</w:t>
+      </w:r>
+      <w:r>
+        <w:t xml:space="preserve"> </w:t>
+      </w:r>
+      <w:r>
+        <w:t xml:space="preserve">CIT</w:t>
+      </w:r>
+      <w:r>
+        <w:t xml:space="preserve">’s Section 122 Tariff Ruling»</w:t>
+      </w:r>
+      <w:r>
+        <w:t xml:space="preserve">.</w:t>
+      </w:r>
+      <w:r>
+        <w:t xml:space="preserve"> </w:t>
+      </w:r>
+      <w:hyperlink r:id="rId88">
+        <w:r>
+          <w:rPr>
+            <w:rStyle w:val="Hyperlink"/>
+          </w:rPr>
+          <w:t xml:space="preserve">https://www.troutman.com/insights/federal-circuit-hits-pause-on-cits-section-122-tariff-ruling/</w:t>
+        </w:r>
+      </w:hyperlink>
+      <w:r>
+        <w:t xml:space="preserve">.</w:t>
+      </w:r>
+    </w:p>
+    <w:bookmarkEnd w:id="89"/>
+    <w:bookmarkStart w:id="91" w:name="ref-wardsmith2026"/>
+    <w:p>
+      <w:pPr>
+        <w:pStyle w:val="Bibliography"/>
+      </w:pPr>
+      <w:r>
+        <w:t xml:space="preserve">Ward and Smith, P.A. 2026.</w:t>
+      </w:r>
+      <w:r>
+        <w:t xml:space="preserve"> </w:t>
+      </w:r>
+      <w:r>
+        <w:t xml:space="preserve">«Court of International Trade Rejects 10% Section 122 Tariff: What Businesses Should Know While the Appeal Proceeds»</w:t>
+      </w:r>
+      <w:r>
+        <w:t xml:space="preserve">.</w:t>
+      </w:r>
+      <w:r>
+        <w:t xml:space="preserve"> </w:t>
+      </w:r>
+      <w:hyperlink r:id="rId90">
+        <w:r>
+          <w:rPr>
+            <w:rStyle w:val="Hyperlink"/>
+          </w:rPr>
+          <w:t xml:space="preserve">https://www.wardandsmith.com/article/court-of-international-trade-rejects-10-section-122-tariff-what-businesses-should-know-while-the-appeal-proceeds</w:t>
+        </w:r>
+      </w:hyperlink>
+      <w:r>
+        <w:t xml:space="preserve">.</w:t>
+      </w:r>
+    </w:p>
+    <w:bookmarkEnd w:id="91"/>
+    <w:bookmarkStart w:id="93" w:name="ref-whitecase2026b"/>
+    <w:p>
+      <w:pPr>
+        <w:pStyle w:val="Bibliography"/>
+      </w:pPr>
+      <w:r>
+        <w:t xml:space="preserve">White &amp; Case LLP. 2026.</w:t>
+      </w:r>
+      <w:r>
+        <w:t xml:space="preserve"> </w:t>
+      </w:r>
+      <w:r>
+        <w:t xml:space="preserve">«Trump Administration Imposes 10% Section 122 Tariff, Plan to Replace</w:t>
+      </w:r>
+      <w:r>
+        <w:t xml:space="preserve"> </w:t>
+      </w:r>
+      <w:r>
+        <w:t xml:space="preserve">IEEPA</w:t>
+      </w:r>
+      <w:r>
+        <w:t xml:space="preserve"> </w:t>
+      </w:r>
+      <w:r>
+        <w:t xml:space="preserve">Tariffs»</w:t>
+      </w:r>
+      <w:r>
+        <w:t xml:space="preserve">.</w:t>
+      </w:r>
+      <w:r>
+        <w:t xml:space="preserve"> </w:t>
+      </w:r>
+      <w:hyperlink r:id="rId92">
+        <w:r>
+          <w:rPr>
+            <w:rStyle w:val="Hyperlink"/>
+          </w:rPr>
+          <w:t xml:space="preserve">https://www.whitecase.com/insight-alert/trump-administration-imposes-10-section-122-tariff-plan-replace-ieepa-tariffs</w:t>
+        </w:r>
+      </w:hyperlink>
+      <w:r>
+        <w:t xml:space="preserve">.</w:t>
+      </w:r>
+    </w:p>
+    <w:bookmarkEnd w:id="93"/>
+    <w:bookmarkEnd w:id="94"/>
+    <w:bookmarkEnd w:id="95"/>
     <w:sectPr>
-      <w:footerReference r:id="rId20" w:type="default"/>
+      <w:footerReference r:id="rId9" w:type="default"/>
       <w:pgSz w:h="15840" w:w="12240"/>
       <w:pgMar w:bottom="1440" w:footer="720" w:gutter="0" w:header="720" w:left="1800" w:right="1800" w:top="1440"/>
       <w:cols w:space="720"/>
@@ -9908,7 +10332,7 @@
       </w:r>
     </w:p>
   </w:footnote>
-  <w:footnote w:id="29">
+  <w:footnote w:id="20">
     <w:p>
       <w:pPr>
         <w:pStyle w:val="FootnoteText"/>
@@ -9927,7 +10351,7 @@
       </w:r>
     </w:p>
   </w:footnote>
-  <w:footnote w:id="31">
+  <w:footnote w:id="22">
     <w:p>
       <w:pPr>
         <w:pStyle w:val="FootnoteText"/>
@@ -9947,7 +10371,7 @@
       <w:r>
         <w:t xml:space="preserve"> </w:t>
       </w:r>
-      <w:hyperlink r:id="rId32">
+      <w:hyperlink r:id="rId23">
         <w:r>
           <w:rPr>
             <w:rStyle w:val="Hyperlink"/>
@@ -9966,7 +10390,7 @@
       <w:r>
         <w:t xml:space="preserve"> </w:t>
       </w:r>
-      <w:hyperlink r:id="rId33">
+      <w:hyperlink r:id="rId24">
         <w:r>
           <w:rPr>
             <w:rStyle w:val="Hyperlink"/>
@@ -9981,7 +10405,7 @@
       </w:r>
     </w:p>
   </w:footnote>
-  <w:footnote w:id="34">
+  <w:footnote w:id="25">
     <w:p>
       <w:pPr>
         <w:pStyle w:val="FootnoteText"/>
@@ -10001,7 +10425,7 @@
       <w:r>
         <w:t xml:space="preserve"> </w:t>
       </w:r>
-      <w:hyperlink r:id="rId35">
+      <w:hyperlink r:id="rId26">
         <w:r>
           <w:rPr>
             <w:rStyle w:val="Hyperlink"/>
@@ -10013,7 +10437,7 @@
       </w:hyperlink>
     </w:p>
   </w:footnote>
-  <w:footnote w:id="36">
+  <w:footnote w:id="27">
     <w:p>
       <w:pPr>
         <w:pStyle w:val="FootnoteText"/>
@@ -10033,7 +10457,7 @@
       <w:r>
         <w:t xml:space="preserve"> </w:t>
       </w:r>
-      <w:hyperlink r:id="rId37">
+      <w:hyperlink r:id="rId28">
         <w:r>
           <w:rPr>
             <w:rStyle w:val="Hyperlink"/>
@@ -10051,7 +10475,7 @@
       </w:r>
     </w:p>
   </w:footnote>
-  <w:footnote w:id="38">
+  <w:footnote w:id="29">
     <w:p>
       <w:pPr>
         <w:pStyle w:val="FootnoteText"/>
@@ -10071,7 +10495,7 @@
       <w:r>
         <w:t xml:space="preserve"> </w:t>
       </w:r>
-      <w:hyperlink r:id="rId39">
+      <w:hyperlink r:id="rId30">
         <w:r>
           <w:rPr>
             <w:rStyle w:val="Hyperlink"/>
@@ -10083,7 +10507,7 @@
       </w:hyperlink>
     </w:p>
   </w:footnote>
-  <w:footnote w:id="40">
+  <w:footnote w:id="31">
     <w:p>
       <w:pPr>
         <w:pStyle w:val="FootnoteText"/>
@@ -10103,7 +10527,7 @@
       <w:r>
         <w:t xml:space="preserve"> </w:t>
       </w:r>
-      <w:hyperlink r:id="rId41">
+      <w:hyperlink r:id="rId32">
         <w:r>
           <w:rPr>
             <w:rStyle w:val="Hyperlink"/>

--- a/Quarto/C3_Tiempos_turbulentos_v2.docx
+++ b/Quarto/C3_Tiempos_turbulentos_v2.docx
@@ -1596,15 +1596,18 @@
               <w:tblLook w:firstRow="1" w:lastRow="0" w:firstColumn="0" w:lastColumn="0" w:noHBand="0" w:noVBand="1"/>
             </w:tblPr>
             <w:tblGrid>
-              <w:gridCol w:w="1156"/>
-              <w:gridCol w:w="2819"/>
-              <w:gridCol w:w="1156"/>
-              <w:gridCol w:w="1266"/>
-              <w:gridCol w:w="1156"/>
+              <w:gridCol w:w="877"/>
+              <w:gridCol w:w="2148"/>
+              <w:gridCol w:w="877"/>
+              <w:gridCol w:w="967"/>
+              <w:gridCol w:w="877"/>
+              <w:gridCol w:w="877"/>
+              <w:gridCol w:w="967"/>
+              <w:gridCol w:w="877"/>
             </w:tblGrid>
             <w:tr>
               <w:trPr>
-                <w:trHeight w:val="623" w:hRule="auto"/>
+                <w:trHeight w:val="431" w:hRule="auto"/>
                 <w:tblHeader/>
               </w:trPr>
               <w:tc>
@@ -1641,8 +1644,8 @@
                       <w:b w:val="true"/>
                       <w:u w:val="none"/>
                       <w:strike w:val="false"/>
-                      <w:sz w:val="22"/>
-                      <w:szCs w:val="22"/>
+                      <w:sz w:val="18"/>
+                      <w:szCs w:val="18"/>
                       <w:color w:val="000000"/>
                     </w:rPr>
                   </w:pPr>
@@ -1653,8 +1656,8 @@
                       <w:b w:val="true"/>
                       <w:u w:val="none"/>
                       <w:strike w:val="false"/>
-                      <w:sz w:val="22"/>
-                      <w:szCs w:val="22"/>
+                      <w:sz w:val="18"/>
+                      <w:szCs w:val="18"/>
                       <w:color w:val="000000"/>
                     </w:rPr>
                     <w:t xml:space="preserve"/>
@@ -1695,8 +1698,8 @@
                       <w:b w:val="true"/>
                       <w:u w:val="none"/>
                       <w:strike w:val="false"/>
-                      <w:sz w:val="22"/>
-                      <w:szCs w:val="22"/>
+                      <w:sz w:val="18"/>
+                      <w:szCs w:val="18"/>
                       <w:color w:val="000000"/>
                     </w:rPr>
                   </w:pPr>
@@ -1707,8 +1710,8 @@
                       <w:b w:val="true"/>
                       <w:u w:val="none"/>
                       <w:strike w:val="false"/>
-                      <w:sz w:val="22"/>
-                      <w:szCs w:val="22"/>
+                      <w:sz w:val="18"/>
+                      <w:szCs w:val="18"/>
                       <w:color w:val="000000"/>
                     </w:rPr>
                     <w:t xml:space="preserve"/>
@@ -1750,8 +1753,8 @@
                       <w:b w:val="true"/>
                       <w:u w:val="none"/>
                       <w:strike w:val="false"/>
-                      <w:sz w:val="22"/>
-                      <w:szCs w:val="22"/>
+                      <w:sz w:val="18"/>
+                      <w:szCs w:val="18"/>
                       <w:color w:val="000000"/>
                     </w:rPr>
                   </w:pPr>
@@ -1762,18 +1765,73 @@
                       <w:b w:val="true"/>
                       <w:u w:val="none"/>
                       <w:strike w:val="false"/>
-                      <w:sz w:val="22"/>
-                      <w:szCs w:val="22"/>
-                      <w:color w:val="000000"/>
-                    </w:rPr>
-                    <w:t xml:space="preserve">Miles de millones de USD (2024–2025)</w:t>
+                      <w:sz w:val="18"/>
+                      <w:szCs w:val="18"/>
+                      <w:color w:val="000000"/>
+                    </w:rPr>
+                    <w:t xml:space="preserve">Miles de millones de USD (ene–ago 2025)</w:t>
+                  </w:r>
+                </w:p>
+              </w:tc>
+              <w:tc>
+                <w:tcPr>
+                  <w:gridSpan w:val="3"/>
+                  <w:tcBorders>
+                    <w:bottom w:val="none" w:sz="0" w:space="0" w:color="666666"/>
+                    <w:top w:val="single" w:sz="12" w:space="0" w:color="666666"/>
+                    <w:left w:val="none" w:sz="0" w:space="0" w:color="000000"/>
+                    <w:right w:val="none" w:sz="0" w:space="0" w:color="000000"/>
+                  </w:tcBorders>
+                  <w:shd w:val="clear" w:color="auto" w:fill="FFFFFF"/>
+                  <w:tcMar>
+                    <w:top w:w="0" w:type="dxa"/>
+                    <w:bottom w:w="0" w:type="dxa"/>
+                    <w:left w:w="0" w:type="dxa"/>
+                    <w:right w:w="0" w:type="dxa"/>
+                  </w:tcMar>
+                  <w:vAlign w:val="center"/>
+                </w:tcPr>
+                <w:p>
+                  <w:pPr>
+                    <w:jc w:val="right"/>
+                    <w:pBdr>
+                      <w:bottom w:val="none" w:sz="0" w:space="0" w:color="000000"/>
+                      <w:top w:val="none" w:sz="0" w:space="0" w:color="000000"/>
+                      <w:left w:val="none" w:sz="0" w:space="0" w:color="000000"/>
+                      <w:right w:val="none" w:sz="0" w:space="0" w:color="000000"/>
+                    </w:pBdr>
+                    <w:spacing w:after="100" w:before="100" w:line="240"/>
+                    <w:ind w:left="100" w:right="100" w:firstLine="0" w:firstLineChars="0"/>
+                    <w:rPr>
+                      <w:rFonts w:ascii="Arial" w:hAnsi="Arial" w:eastAsia="Arial" w:cs="Arial"/>
+                      <w:i w:val="false"/>
+                      <w:b w:val="true"/>
+                      <w:u w:val="none"/>
+                      <w:strike w:val="false"/>
+                      <w:sz w:val="18"/>
+                      <w:szCs w:val="18"/>
+                      <w:color w:val="000000"/>
+                    </w:rPr>
+                  </w:pPr>
+                  <w:r xmlns:w="http://schemas.openxmlformats.org/wordprocessingml/2006/main" xmlns:wp="http://schemas.openxmlformats.org/drawingml/2006/wordprocessingDrawing" xmlns:r="http://schemas.openxmlformats.org/officeDocument/2006/relationships" xmlns:w14="http://schemas.microsoft.com/office/word/2010/wordml">
+                    <w:rPr>
+                      <w:rFonts w:ascii="Arial" w:hAnsi="Arial" w:eastAsia="Arial" w:cs="Arial"/>
+                      <w:i w:val="false"/>
+                      <w:b w:val="true"/>
+                      <w:u w:val="none"/>
+                      <w:strike w:val="false"/>
+                      <w:sz w:val="18"/>
+                      <w:szCs w:val="18"/>
+                      <w:color w:val="000000"/>
+                    </w:rPr>
+                    <w:t xml:space="preserve">Miles de millones de USD (ene–ago 2026)</w:t>
                   </w:r>
                 </w:p>
               </w:tc>
             </w:tr>
             <w:tr>
               <w:trPr>
-                <w:trHeight w:val="623" w:hRule="auto"/>
+                <w:trHeight w:val="431" w:hRule="auto"/>
                 <w:tblHeader/>
               </w:trPr>
               <w:tc>
@@ -1810,8 +1868,8 @@
                       <w:b w:val="true"/>
                       <w:u w:val="none"/>
                       <w:strike w:val="false"/>
-                      <w:sz w:val="22"/>
-                      <w:szCs w:val="22"/>
+                      <w:sz w:val="18"/>
+                      <w:szCs w:val="18"/>
                       <w:color w:val="000000"/>
                     </w:rPr>
                   </w:pPr>
@@ -1822,8 +1880,8 @@
                       <w:b w:val="true"/>
                       <w:u w:val="none"/>
                       <w:strike w:val="false"/>
-                      <w:sz w:val="22"/>
-                      <w:szCs w:val="22"/>
+                      <w:sz w:val="18"/>
+                      <w:szCs w:val="18"/>
                       <w:color w:val="000000"/>
                     </w:rPr>
                     <w:t xml:space="preserve">Partida</w:t>
@@ -1864,8 +1922,8 @@
                       <w:b w:val="true"/>
                       <w:u w:val="none"/>
                       <w:strike w:val="false"/>
-                      <w:sz w:val="22"/>
-                      <w:szCs w:val="22"/>
+                      <w:sz w:val="18"/>
+                      <w:szCs w:val="18"/>
                       <w:color w:val="000000"/>
                     </w:rPr>
                   </w:pPr>
@@ -1876,8 +1934,8 @@
                       <w:b w:val="true"/>
                       <w:u w:val="none"/>
                       <w:strike w:val="false"/>
-                      <w:sz w:val="22"/>
-                      <w:szCs w:val="22"/>
+                      <w:sz w:val="18"/>
+                      <w:szCs w:val="18"/>
                       <w:color w:val="000000"/>
                     </w:rPr>
                     <w:t xml:space="preserve">Descripción</w:t>
@@ -1918,8 +1976,8 @@
                       <w:b w:val="true"/>
                       <w:u w:val="none"/>
                       <w:strike w:val="false"/>
-                      <w:sz w:val="22"/>
-                      <w:szCs w:val="22"/>
+                      <w:sz w:val="18"/>
+                      <w:szCs w:val="18"/>
                       <w:color w:val="000000"/>
                     </w:rPr>
                   </w:pPr>
@@ -1930,8 +1988,8 @@
                       <w:b w:val="true"/>
                       <w:u w:val="none"/>
                       <w:strike w:val="false"/>
-                      <w:sz w:val="22"/>
-                      <w:szCs w:val="22"/>
+                      <w:sz w:val="18"/>
+                      <w:szCs w:val="18"/>
                       <w:color w:val="000000"/>
                     </w:rPr>
                     <w:t xml:space="preserve">México</w:t>
@@ -1972,8 +2030,8 @@
                       <w:b w:val="true"/>
                       <w:u w:val="none"/>
                       <w:strike w:val="false"/>
-                      <w:sz w:val="22"/>
-                      <w:szCs w:val="22"/>
+                      <w:sz w:val="18"/>
+                      <w:szCs w:val="18"/>
                       <w:color w:val="000000"/>
                     </w:rPr>
                   </w:pPr>
@@ -1984,8 +2042,8 @@
                       <w:b w:val="true"/>
                       <w:u w:val="none"/>
                       <w:strike w:val="false"/>
-                      <w:sz w:val="22"/>
-                      <w:szCs w:val="22"/>
+                      <w:sz w:val="18"/>
+                      <w:szCs w:val="18"/>
                       <w:color w:val="000000"/>
                     </w:rPr>
                     <w:t xml:space="preserve">Vietnam</w:t>
@@ -2026,8 +2084,8 @@
                       <w:b w:val="true"/>
                       <w:u w:val="none"/>
                       <w:strike w:val="false"/>
-                      <w:sz w:val="22"/>
-                      <w:szCs w:val="22"/>
+                      <w:sz w:val="18"/>
+                      <w:szCs w:val="18"/>
                       <w:color w:val="000000"/>
                     </w:rPr>
                   </w:pPr>
@@ -2038,8 +2096,170 @@
                       <w:b w:val="true"/>
                       <w:u w:val="none"/>
                       <w:strike w:val="false"/>
-                      <w:sz w:val="22"/>
-                      <w:szCs w:val="22"/>
+                      <w:sz w:val="18"/>
+                      <w:szCs w:val="18"/>
+                      <w:color w:val="000000"/>
+                    </w:rPr>
+                    <w:t xml:space="preserve">Taiwán</w:t>
+                  </w:r>
+                </w:p>
+              </w:tc>
+              <w:tc>
+                <w:tcPr>
+                  <w:tcBorders>
+                    <w:bottom w:val="single" w:sz="12" w:space="0" w:color="666666"/>
+                    <w:top w:val="none" w:sz="0" w:space="0" w:color="666666"/>
+                    <w:left w:val="none" w:sz="0" w:space="0" w:color="000000"/>
+                    <w:right w:val="none" w:sz="0" w:space="0" w:color="000000"/>
+                  </w:tcBorders>
+                  <w:shd w:val="clear" w:color="auto" w:fill="FFFFFF"/>
+                  <w:tcMar>
+                    <w:top w:w="0" w:type="dxa"/>
+                    <w:bottom w:w="0" w:type="dxa"/>
+                    <w:left w:w="0" w:type="dxa"/>
+                    <w:right w:w="0" w:type="dxa"/>
+                  </w:tcMar>
+                  <w:vAlign w:val="center"/>
+                </w:tcPr>
+                <w:p>
+                  <w:pPr>
+                    <w:jc w:val="right"/>
+                    <w:pBdr>
+                      <w:bottom w:val="none" w:sz="0" w:space="0" w:color="000000"/>
+                      <w:top w:val="none" w:sz="0" w:space="0" w:color="000000"/>
+                      <w:left w:val="none" w:sz="0" w:space="0" w:color="000000"/>
+                      <w:right w:val="none" w:sz="0" w:space="0" w:color="000000"/>
+                    </w:pBdr>
+                    <w:spacing w:after="100" w:before="100" w:line="240"/>
+                    <w:ind w:left="100" w:right="100" w:firstLine="0" w:firstLineChars="0"/>
+                    <w:rPr>
+                      <w:rFonts w:ascii="Arial" w:hAnsi="Arial" w:eastAsia="Arial" w:cs="Arial"/>
+                      <w:i w:val="false"/>
+                      <w:b w:val="true"/>
+                      <w:u w:val="none"/>
+                      <w:strike w:val="false"/>
+                      <w:sz w:val="18"/>
+                      <w:szCs w:val="18"/>
+                      <w:color w:val="000000"/>
+                    </w:rPr>
+                  </w:pPr>
+                  <w:r xmlns:w="http://schemas.openxmlformats.org/wordprocessingml/2006/main" xmlns:wp="http://schemas.openxmlformats.org/drawingml/2006/wordprocessingDrawing" xmlns:r="http://schemas.openxmlformats.org/officeDocument/2006/relationships" xmlns:w14="http://schemas.microsoft.com/office/word/2010/wordml">
+                    <w:rPr>
+                      <w:rFonts w:ascii="Arial" w:hAnsi="Arial" w:eastAsia="Arial" w:cs="Arial"/>
+                      <w:i w:val="false"/>
+                      <w:b w:val="true"/>
+                      <w:u w:val="none"/>
+                      <w:strike w:val="false"/>
+                      <w:sz w:val="18"/>
+                      <w:szCs w:val="18"/>
+                      <w:color w:val="000000"/>
+                    </w:rPr>
+                    <w:t xml:space="preserve">México</w:t>
+                  </w:r>
+                </w:p>
+              </w:tc>
+              <w:tc>
+                <w:tcPr>
+                  <w:tcBorders>
+                    <w:bottom w:val="single" w:sz="12" w:space="0" w:color="666666"/>
+                    <w:top w:val="none" w:sz="0" w:space="0" w:color="666666"/>
+                    <w:left w:val="none" w:sz="0" w:space="0" w:color="000000"/>
+                    <w:right w:val="none" w:sz="0" w:space="0" w:color="000000"/>
+                  </w:tcBorders>
+                  <w:shd w:val="clear" w:color="auto" w:fill="FFFFFF"/>
+                  <w:tcMar>
+                    <w:top w:w="0" w:type="dxa"/>
+                    <w:bottom w:w="0" w:type="dxa"/>
+                    <w:left w:w="0" w:type="dxa"/>
+                    <w:right w:w="0" w:type="dxa"/>
+                  </w:tcMar>
+                  <w:vAlign w:val="center"/>
+                </w:tcPr>
+                <w:p>
+                  <w:pPr>
+                    <w:jc w:val="right"/>
+                    <w:pBdr>
+                      <w:bottom w:val="none" w:sz="0" w:space="0" w:color="000000"/>
+                      <w:top w:val="none" w:sz="0" w:space="0" w:color="000000"/>
+                      <w:left w:val="none" w:sz="0" w:space="0" w:color="000000"/>
+                      <w:right w:val="none" w:sz="0" w:space="0" w:color="000000"/>
+                    </w:pBdr>
+                    <w:spacing w:after="100" w:before="100" w:line="240"/>
+                    <w:ind w:left="100" w:right="100" w:firstLine="0" w:firstLineChars="0"/>
+                    <w:rPr>
+                      <w:rFonts w:ascii="Arial" w:hAnsi="Arial" w:eastAsia="Arial" w:cs="Arial"/>
+                      <w:i w:val="false"/>
+                      <w:b w:val="true"/>
+                      <w:u w:val="none"/>
+                      <w:strike w:val="false"/>
+                      <w:sz w:val="18"/>
+                      <w:szCs w:val="18"/>
+                      <w:color w:val="000000"/>
+                    </w:rPr>
+                  </w:pPr>
+                  <w:r xmlns:w="http://schemas.openxmlformats.org/wordprocessingml/2006/main" xmlns:wp="http://schemas.openxmlformats.org/drawingml/2006/wordprocessingDrawing" xmlns:r="http://schemas.openxmlformats.org/officeDocument/2006/relationships" xmlns:w14="http://schemas.microsoft.com/office/word/2010/wordml">
+                    <w:rPr>
+                      <w:rFonts w:ascii="Arial" w:hAnsi="Arial" w:eastAsia="Arial" w:cs="Arial"/>
+                      <w:i w:val="false"/>
+                      <w:b w:val="true"/>
+                      <w:u w:val="none"/>
+                      <w:strike w:val="false"/>
+                      <w:sz w:val="18"/>
+                      <w:szCs w:val="18"/>
+                      <w:color w:val="000000"/>
+                    </w:rPr>
+                    <w:t xml:space="preserve">Vietnam</w:t>
+                  </w:r>
+                </w:p>
+              </w:tc>
+              <w:tc>
+                <w:tcPr>
+                  <w:tcBorders>
+                    <w:bottom w:val="single" w:sz="12" w:space="0" w:color="666666"/>
+                    <w:top w:val="none" w:sz="0" w:space="0" w:color="666666"/>
+                    <w:left w:val="none" w:sz="0" w:space="0" w:color="000000"/>
+                    <w:right w:val="none" w:sz="0" w:space="0" w:color="000000"/>
+                  </w:tcBorders>
+                  <w:shd w:val="clear" w:color="auto" w:fill="FFFFFF"/>
+                  <w:tcMar>
+                    <w:top w:w="0" w:type="dxa"/>
+                    <w:bottom w:w="0" w:type="dxa"/>
+                    <w:left w:w="0" w:type="dxa"/>
+                    <w:right w:w="0" w:type="dxa"/>
+                  </w:tcMar>
+                  <w:vAlign w:val="center"/>
+                </w:tcPr>
+                <w:p>
+                  <w:pPr>
+                    <w:jc w:val="right"/>
+                    <w:pBdr>
+                      <w:bottom w:val="none" w:sz="0" w:space="0" w:color="000000"/>
+                      <w:top w:val="none" w:sz="0" w:space="0" w:color="000000"/>
+                      <w:left w:val="none" w:sz="0" w:space="0" w:color="000000"/>
+                      <w:right w:val="none" w:sz="0" w:space="0" w:color="000000"/>
+                    </w:pBdr>
+                    <w:spacing w:after="100" w:before="100" w:line="240"/>
+                    <w:ind w:left="100" w:right="100" w:firstLine="0" w:firstLineChars="0"/>
+                    <w:rPr>
+                      <w:rFonts w:ascii="Arial" w:hAnsi="Arial" w:eastAsia="Arial" w:cs="Arial"/>
+                      <w:i w:val="false"/>
+                      <w:b w:val="true"/>
+                      <w:u w:val="none"/>
+                      <w:strike w:val="false"/>
+                      <w:sz w:val="18"/>
+                      <w:szCs w:val="18"/>
+                      <w:color w:val="000000"/>
+                    </w:rPr>
+                  </w:pPr>
+                  <w:r xmlns:w="http://schemas.openxmlformats.org/wordprocessingml/2006/main" xmlns:wp="http://schemas.openxmlformats.org/drawingml/2006/wordprocessingDrawing" xmlns:r="http://schemas.openxmlformats.org/officeDocument/2006/relationships" xmlns:w14="http://schemas.microsoft.com/office/word/2010/wordml">
+                    <w:rPr>
+                      <w:rFonts w:ascii="Arial" w:hAnsi="Arial" w:eastAsia="Arial" w:cs="Arial"/>
+                      <w:i w:val="false"/>
+                      <w:b w:val="true"/>
+                      <w:u w:val="none"/>
+                      <w:strike w:val="false"/>
+                      <w:sz w:val="18"/>
+                      <w:szCs w:val="18"/>
                       <w:color w:val="000000"/>
                     </w:rPr>
                     <w:t xml:space="preserve">Taiwán</w:t>
@@ -2049,11 +2269,11 @@
             </w:tr>
             <w:tr>
               <w:trPr>
-                <w:trHeight w:val="608" w:hRule="auto"/>
+                <w:trHeight w:val="416" w:hRule="auto"/>
               </w:trPr>
               <w:tc>
                 <w:tcPr>
-                  <w:gridSpan w:val="5"/>
+                  <w:gridSpan w:val="8"/>
                   <w:tcBorders>
                     <w:bottom w:val="none" w:sz="0" w:space="0" w:color="000000"/>
                     <w:top w:val="single" w:sz="12" w:space="0" w:color="666666"/>
@@ -2086,8 +2306,8 @@
                       <w:b w:val="true"/>
                       <w:u w:val="none"/>
                       <w:strike w:val="false"/>
-                      <w:sz w:val="22"/>
-                      <w:szCs w:val="22"/>
+                      <w:sz w:val="18"/>
+                      <w:szCs w:val="18"/>
                       <w:color w:val="000000"/>
                     </w:rPr>
                   </w:pPr>
@@ -2098,8 +2318,8 @@
                       <w:b w:val="true"/>
                       <w:u w:val="none"/>
                       <w:strike w:val="false"/>
-                      <w:sz w:val="22"/>
-                      <w:szCs w:val="22"/>
+                      <w:sz w:val="18"/>
+                      <w:szCs w:val="18"/>
                       <w:color w:val="000000"/>
                     </w:rPr>
                     <w:t xml:space="preserve">84 - Maquinaria</w:t>
@@ -2109,7 +2329,7 @@
             </w:tr>
             <w:tr>
               <w:trPr>
-                <w:trHeight w:val="608" w:hRule="auto"/>
+                <w:trHeight w:val="416" w:hRule="auto"/>
               </w:trPr>
               <w:tc>
                 <w:tcPr>
@@ -2145,20 +2365,20 @@
                       <w:b w:val="false"/>
                       <w:u w:val="none"/>
                       <w:strike w:val="false"/>
-                      <w:sz w:val="22"/>
-                      <w:szCs w:val="22"/>
-                      <w:color w:val="000000"/>
-                    </w:rPr>
-                  </w:pPr>
-                  <w:r xmlns:w="http://schemas.openxmlformats.org/wordprocessingml/2006/main" xmlns:wp="http://schemas.openxmlformats.org/drawingml/2006/wordprocessingDrawing" xmlns:r="http://schemas.openxmlformats.org/officeDocument/2006/relationships" xmlns:w14="http://schemas.microsoft.com/office/word/2010/wordml">
-                    <w:rPr>
-                      <w:rFonts w:ascii="Arial" w:hAnsi="Arial" w:eastAsia="Arial" w:cs="Arial"/>
-                      <w:i w:val="false"/>
-                      <w:b w:val="false"/>
-                      <w:u w:val="none"/>
-                      <w:strike w:val="false"/>
-                      <w:sz w:val="22"/>
-                      <w:szCs w:val="22"/>
+                      <w:sz w:val="18"/>
+                      <w:szCs w:val="18"/>
+                      <w:color w:val="000000"/>
+                    </w:rPr>
+                  </w:pPr>
+                  <w:r xmlns:w="http://schemas.openxmlformats.org/wordprocessingml/2006/main" xmlns:wp="http://schemas.openxmlformats.org/drawingml/2006/wordprocessingDrawing" xmlns:r="http://schemas.openxmlformats.org/officeDocument/2006/relationships" xmlns:w14="http://schemas.microsoft.com/office/word/2010/wordml">
+                    <w:rPr>
+                      <w:rFonts w:ascii="Arial" w:hAnsi="Arial" w:eastAsia="Arial" w:cs="Arial"/>
+                      <w:i w:val="false"/>
+                      <w:b w:val="false"/>
+                      <w:u w:val="none"/>
+                      <w:strike w:val="false"/>
+                      <w:sz w:val="18"/>
+                      <w:szCs w:val="18"/>
                       <w:color w:val="000000"/>
                     </w:rPr>
                     <w:t xml:space="preserve">8471</w:t>
@@ -2199,20 +2419,20 @@
                       <w:b w:val="false"/>
                       <w:u w:val="none"/>
                       <w:strike w:val="false"/>
-                      <w:sz w:val="22"/>
-                      <w:szCs w:val="22"/>
-                      <w:color w:val="000000"/>
-                    </w:rPr>
-                  </w:pPr>
-                  <w:r xmlns:w="http://schemas.openxmlformats.org/wordprocessingml/2006/main" xmlns:wp="http://schemas.openxmlformats.org/drawingml/2006/wordprocessingDrawing" xmlns:r="http://schemas.openxmlformats.org/officeDocument/2006/relationships" xmlns:w14="http://schemas.microsoft.com/office/word/2010/wordml">
-                    <w:rPr>
-                      <w:rFonts w:ascii="Arial" w:hAnsi="Arial" w:eastAsia="Arial" w:cs="Arial"/>
-                      <w:i w:val="false"/>
-                      <w:b w:val="false"/>
-                      <w:u w:val="none"/>
-                      <w:strike w:val="false"/>
-                      <w:sz w:val="22"/>
-                      <w:szCs w:val="22"/>
+                      <w:sz w:val="18"/>
+                      <w:szCs w:val="18"/>
+                      <w:color w:val="000000"/>
+                    </w:rPr>
+                  </w:pPr>
+                  <w:r xmlns:w="http://schemas.openxmlformats.org/wordprocessingml/2006/main" xmlns:wp="http://schemas.openxmlformats.org/drawingml/2006/wordprocessingDrawing" xmlns:r="http://schemas.openxmlformats.org/officeDocument/2006/relationships" xmlns:w14="http://schemas.microsoft.com/office/word/2010/wordml">
+                    <w:rPr>
+                      <w:rFonts w:ascii="Arial" w:hAnsi="Arial" w:eastAsia="Arial" w:cs="Arial"/>
+                      <w:i w:val="false"/>
+                      <w:b w:val="false"/>
+                      <w:u w:val="none"/>
+                      <w:strike w:val="false"/>
+                      <w:sz w:val="18"/>
+                      <w:szCs w:val="18"/>
                       <w:color w:val="000000"/>
                     </w:rPr>
                     <w:t xml:space="preserve">Computadoras</w:t>
@@ -2253,23 +2473,23 @@
                       <w:b w:val="false"/>
                       <w:u w:val="none"/>
                       <w:strike w:val="false"/>
-                      <w:sz w:val="22"/>
-                      <w:szCs w:val="22"/>
-                      <w:color w:val="000000"/>
-                    </w:rPr>
-                  </w:pPr>
-                  <w:r xmlns:w="http://schemas.openxmlformats.org/wordprocessingml/2006/main" xmlns:wp="http://schemas.openxmlformats.org/drawingml/2006/wordprocessingDrawing" xmlns:r="http://schemas.openxmlformats.org/officeDocument/2006/relationships" xmlns:w14="http://schemas.microsoft.com/office/word/2010/wordml">
-                    <w:rPr>
-                      <w:rFonts w:ascii="Arial" w:hAnsi="Arial" w:eastAsia="Arial" w:cs="Arial"/>
-                      <w:i w:val="false"/>
-                      <w:b w:val="false"/>
-                      <w:u w:val="none"/>
-                      <w:strike w:val="false"/>
-                      <w:sz w:val="22"/>
-                      <w:szCs w:val="22"/>
-                      <w:color w:val="000000"/>
-                    </w:rPr>
-                    <w:t xml:space="preserve">138.2</w:t>
+                      <w:sz w:val="18"/>
+                      <w:szCs w:val="18"/>
+                      <w:color w:val="000000"/>
+                    </w:rPr>
+                  </w:pPr>
+                  <w:r xmlns:w="http://schemas.openxmlformats.org/wordprocessingml/2006/main" xmlns:wp="http://schemas.openxmlformats.org/drawingml/2006/wordprocessingDrawing" xmlns:r="http://schemas.openxmlformats.org/officeDocument/2006/relationships" xmlns:w14="http://schemas.microsoft.com/office/word/2010/wordml">
+                    <w:rPr>
+                      <w:rFonts w:ascii="Arial" w:hAnsi="Arial" w:eastAsia="Arial" w:cs="Arial"/>
+                      <w:i w:val="false"/>
+                      <w:b w:val="false"/>
+                      <w:u w:val="none"/>
+                      <w:strike w:val="false"/>
+                      <w:sz w:val="18"/>
+                      <w:szCs w:val="18"/>
+                      <w:color w:val="000000"/>
+                    </w:rPr>
+                    <w:t xml:space="preserve">54.3</w:t>
                   </w:r>
                 </w:p>
               </w:tc>
@@ -2307,23 +2527,23 @@
                       <w:b w:val="false"/>
                       <w:u w:val="none"/>
                       <w:strike w:val="false"/>
-                      <w:sz w:val="22"/>
-                      <w:szCs w:val="22"/>
-                      <w:color w:val="000000"/>
-                    </w:rPr>
-                  </w:pPr>
-                  <w:r xmlns:w="http://schemas.openxmlformats.org/wordprocessingml/2006/main" xmlns:wp="http://schemas.openxmlformats.org/drawingml/2006/wordprocessingDrawing" xmlns:r="http://schemas.openxmlformats.org/officeDocument/2006/relationships" xmlns:w14="http://schemas.microsoft.com/office/word/2010/wordml">
-                    <w:rPr>
-                      <w:rFonts w:ascii="Arial" w:hAnsi="Arial" w:eastAsia="Arial" w:cs="Arial"/>
-                      <w:i w:val="false"/>
-                      <w:b w:val="false"/>
-                      <w:u w:val="none"/>
-                      <w:strike w:val="false"/>
-                      <w:sz w:val="22"/>
-                      <w:szCs w:val="22"/>
-                      <w:color w:val="000000"/>
-                    </w:rPr>
-                    <w:t xml:space="preserve">49.6</w:t>
+                      <w:sz w:val="18"/>
+                      <w:szCs w:val="18"/>
+                      <w:color w:val="000000"/>
+                    </w:rPr>
+                  </w:pPr>
+                  <w:r xmlns:w="http://schemas.openxmlformats.org/wordprocessingml/2006/main" xmlns:wp="http://schemas.openxmlformats.org/drawingml/2006/wordprocessingDrawing" xmlns:r="http://schemas.openxmlformats.org/officeDocument/2006/relationships" xmlns:w14="http://schemas.microsoft.com/office/word/2010/wordml">
+                    <w:rPr>
+                      <w:rFonts w:ascii="Arial" w:hAnsi="Arial" w:eastAsia="Arial" w:cs="Arial"/>
+                      <w:i w:val="false"/>
+                      <w:b w:val="false"/>
+                      <w:u w:val="none"/>
+                      <w:strike w:val="false"/>
+                      <w:sz w:val="18"/>
+                      <w:szCs w:val="18"/>
+                      <w:color w:val="000000"/>
+                    </w:rPr>
+                    <w:t xml:space="preserve">22.5</w:t>
                   </w:r>
                 </w:p>
               </w:tc>
@@ -2361,30 +2581,192 @@
                       <w:b w:val="false"/>
                       <w:u w:val="none"/>
                       <w:strike w:val="false"/>
-                      <w:sz w:val="22"/>
-                      <w:szCs w:val="22"/>
-                      <w:color w:val="000000"/>
-                    </w:rPr>
-                  </w:pPr>
-                  <w:r xmlns:w="http://schemas.openxmlformats.org/wordprocessingml/2006/main" xmlns:wp="http://schemas.openxmlformats.org/drawingml/2006/wordprocessingDrawing" xmlns:r="http://schemas.openxmlformats.org/officeDocument/2006/relationships" xmlns:w14="http://schemas.microsoft.com/office/word/2010/wordml">
-                    <w:rPr>
-                      <w:rFonts w:ascii="Arial" w:hAnsi="Arial" w:eastAsia="Arial" w:cs="Arial"/>
-                      <w:i w:val="false"/>
-                      <w:b w:val="false"/>
-                      <w:u w:val="none"/>
-                      <w:strike w:val="false"/>
-                      <w:sz w:val="22"/>
-                      <w:szCs w:val="22"/>
-                      <w:color w:val="000000"/>
-                    </w:rPr>
-                    <w:t xml:space="preserve">111.6</w:t>
+                      <w:sz w:val="18"/>
+                      <w:szCs w:val="18"/>
+                      <w:color w:val="000000"/>
+                    </w:rPr>
+                  </w:pPr>
+                  <w:r xmlns:w="http://schemas.openxmlformats.org/wordprocessingml/2006/main" xmlns:wp="http://schemas.openxmlformats.org/drawingml/2006/wordprocessingDrawing" xmlns:r="http://schemas.openxmlformats.org/officeDocument/2006/relationships" xmlns:w14="http://schemas.microsoft.com/office/word/2010/wordml">
+                    <w:rPr>
+                      <w:rFonts w:ascii="Arial" w:hAnsi="Arial" w:eastAsia="Arial" w:cs="Arial"/>
+                      <w:i w:val="false"/>
+                      <w:b w:val="false"/>
+                      <w:u w:val="none"/>
+                      <w:strike w:val="false"/>
+                      <w:sz w:val="18"/>
+                      <w:szCs w:val="18"/>
+                      <w:color w:val="000000"/>
+                    </w:rPr>
+                    <w:t xml:space="preserve">47.4</w:t>
+                  </w:r>
+                </w:p>
+              </w:tc>
+              <w:tc>
+                <w:tcPr>
+                  <w:tcBorders>
+                    <w:bottom w:val="none" w:sz="0" w:space="0" w:color="000000"/>
+                    <w:top w:val="none" w:sz="0" w:space="0" w:color="000000"/>
+                    <w:left w:val="none" w:sz="0" w:space="0" w:color="000000"/>
+                    <w:right w:val="none" w:sz="0" w:space="0" w:color="000000"/>
+                  </w:tcBorders>
+                  <w:shd w:val="clear" w:color="auto" w:fill="CDE4F7"/>
+                  <w:tcMar>
+                    <w:top w:w="0" w:type="dxa"/>
+                    <w:bottom w:w="0" w:type="dxa"/>
+                    <w:left w:w="0" w:type="dxa"/>
+                    <w:right w:w="0" w:type="dxa"/>
+                  </w:tcMar>
+                  <w:vAlign w:val="center"/>
+                </w:tcPr>
+                <w:p>
+                  <w:pPr>
+                    <w:jc w:val="right"/>
+                    <w:pBdr>
+                      <w:bottom w:val="none" w:sz="0" w:space="0" w:color="000000"/>
+                      <w:top w:val="none" w:sz="0" w:space="0" w:color="000000"/>
+                      <w:left w:val="none" w:sz="0" w:space="0" w:color="000000"/>
+                      <w:right w:val="none" w:sz="0" w:space="0" w:color="000000"/>
+                    </w:pBdr>
+                    <w:spacing w:after="100" w:before="100" w:line="240"/>
+                    <w:ind w:left="100" w:right="100" w:firstLine="0" w:firstLineChars="0"/>
+                    <w:rPr>
+                      <w:rFonts w:ascii="Arial" w:hAnsi="Arial" w:eastAsia="Arial" w:cs="Arial"/>
+                      <w:i w:val="false"/>
+                      <w:b w:val="false"/>
+                      <w:u w:val="none"/>
+                      <w:strike w:val="false"/>
+                      <w:sz w:val="18"/>
+                      <w:szCs w:val="18"/>
+                      <w:color w:val="000000"/>
+                    </w:rPr>
+                  </w:pPr>
+                  <w:r xmlns:w="http://schemas.openxmlformats.org/wordprocessingml/2006/main" xmlns:wp="http://schemas.openxmlformats.org/drawingml/2006/wordprocessingDrawing" xmlns:r="http://schemas.openxmlformats.org/officeDocument/2006/relationships" xmlns:w14="http://schemas.microsoft.com/office/word/2010/wordml">
+                    <w:rPr>
+                      <w:rFonts w:ascii="Arial" w:hAnsi="Arial" w:eastAsia="Arial" w:cs="Arial"/>
+                      <w:i w:val="false"/>
+                      <w:b w:val="false"/>
+                      <w:u w:val="none"/>
+                      <w:strike w:val="false"/>
+                      <w:sz w:val="18"/>
+                      <w:szCs w:val="18"/>
+                      <w:color w:val="000000"/>
+                    </w:rPr>
+                    <w:t xml:space="preserve">110.6</w:t>
+                  </w:r>
+                </w:p>
+              </w:tc>
+              <w:tc>
+                <w:tcPr>
+                  <w:tcBorders>
+                    <w:bottom w:val="none" w:sz="0" w:space="0" w:color="000000"/>
+                    <w:top w:val="none" w:sz="0" w:space="0" w:color="000000"/>
+                    <w:left w:val="none" w:sz="0" w:space="0" w:color="000000"/>
+                    <w:right w:val="none" w:sz="0" w:space="0" w:color="000000"/>
+                  </w:tcBorders>
+                  <w:shd w:val="clear" w:color="auto" w:fill="D6EFD6"/>
+                  <w:tcMar>
+                    <w:top w:w="0" w:type="dxa"/>
+                    <w:bottom w:w="0" w:type="dxa"/>
+                    <w:left w:w="0" w:type="dxa"/>
+                    <w:right w:w="0" w:type="dxa"/>
+                  </w:tcMar>
+                  <w:vAlign w:val="center"/>
+                </w:tcPr>
+                <w:p>
+                  <w:pPr>
+                    <w:jc w:val="right"/>
+                    <w:pBdr>
+                      <w:bottom w:val="none" w:sz="0" w:space="0" w:color="000000"/>
+                      <w:top w:val="none" w:sz="0" w:space="0" w:color="000000"/>
+                      <w:left w:val="none" w:sz="0" w:space="0" w:color="000000"/>
+                      <w:right w:val="none" w:sz="0" w:space="0" w:color="000000"/>
+                    </w:pBdr>
+                    <w:spacing w:after="100" w:before="100" w:line="240"/>
+                    <w:ind w:left="100" w:right="100" w:firstLine="0" w:firstLineChars="0"/>
+                    <w:rPr>
+                      <w:rFonts w:ascii="Arial" w:hAnsi="Arial" w:eastAsia="Arial" w:cs="Arial"/>
+                      <w:i w:val="false"/>
+                      <w:b w:val="false"/>
+                      <w:u w:val="none"/>
+                      <w:strike w:val="false"/>
+                      <w:sz w:val="18"/>
+                      <w:szCs w:val="18"/>
+                      <w:color w:val="000000"/>
+                    </w:rPr>
+                  </w:pPr>
+                  <w:r xmlns:w="http://schemas.openxmlformats.org/wordprocessingml/2006/main" xmlns:wp="http://schemas.openxmlformats.org/drawingml/2006/wordprocessingDrawing" xmlns:r="http://schemas.openxmlformats.org/officeDocument/2006/relationships" xmlns:w14="http://schemas.microsoft.com/office/word/2010/wordml">
+                    <w:rPr>
+                      <w:rFonts w:ascii="Arial" w:hAnsi="Arial" w:eastAsia="Arial" w:cs="Arial"/>
+                      <w:i w:val="false"/>
+                      <w:b w:val="false"/>
+                      <w:u w:val="none"/>
+                      <w:strike w:val="false"/>
+                      <w:sz w:val="18"/>
+                      <w:szCs w:val="18"/>
+                      <w:color w:val="000000"/>
+                    </w:rPr>
+                    <w:t xml:space="preserve">29.4</w:t>
+                  </w:r>
+                </w:p>
+              </w:tc>
+              <w:tc>
+                <w:tcPr>
+                  <w:tcBorders>
+                    <w:bottom w:val="none" w:sz="0" w:space="0" w:color="000000"/>
+                    <w:top w:val="none" w:sz="0" w:space="0" w:color="000000"/>
+                    <w:left w:val="none" w:sz="0" w:space="0" w:color="000000"/>
+                    <w:right w:val="none" w:sz="0" w:space="0" w:color="000000"/>
+                  </w:tcBorders>
+                  <w:shd w:val="clear" w:color="auto" w:fill="FBE0D0"/>
+                  <w:tcMar>
+                    <w:top w:w="0" w:type="dxa"/>
+                    <w:bottom w:w="0" w:type="dxa"/>
+                    <w:left w:w="0" w:type="dxa"/>
+                    <w:right w:w="0" w:type="dxa"/>
+                  </w:tcMar>
+                  <w:vAlign w:val="center"/>
+                </w:tcPr>
+                <w:p>
+                  <w:pPr>
+                    <w:jc w:val="right"/>
+                    <w:pBdr>
+                      <w:bottom w:val="none" w:sz="0" w:space="0" w:color="000000"/>
+                      <w:top w:val="none" w:sz="0" w:space="0" w:color="000000"/>
+                      <w:left w:val="none" w:sz="0" w:space="0" w:color="000000"/>
+                      <w:right w:val="none" w:sz="0" w:space="0" w:color="000000"/>
+                    </w:pBdr>
+                    <w:spacing w:after="100" w:before="100" w:line="240"/>
+                    <w:ind w:left="100" w:right="100" w:firstLine="0" w:firstLineChars="0"/>
+                    <w:rPr>
+                      <w:rFonts w:ascii="Arial" w:hAnsi="Arial" w:eastAsia="Arial" w:cs="Arial"/>
+                      <w:i w:val="false"/>
+                      <w:b w:val="false"/>
+                      <w:u w:val="none"/>
+                      <w:strike w:val="false"/>
+                      <w:sz w:val="18"/>
+                      <w:szCs w:val="18"/>
+                      <w:color w:val="000000"/>
+                    </w:rPr>
+                  </w:pPr>
+                  <w:r xmlns:w="http://schemas.openxmlformats.org/wordprocessingml/2006/main" xmlns:wp="http://schemas.openxmlformats.org/drawingml/2006/wordprocessingDrawing" xmlns:r="http://schemas.openxmlformats.org/officeDocument/2006/relationships" xmlns:w14="http://schemas.microsoft.com/office/word/2010/wordml">
+                    <w:rPr>
+                      <w:rFonts w:ascii="Arial" w:hAnsi="Arial" w:eastAsia="Arial" w:cs="Arial"/>
+                      <w:i w:val="false"/>
+                      <w:b w:val="false"/>
+                      <w:u w:val="none"/>
+                      <w:strike w:val="false"/>
+                      <w:sz w:val="18"/>
+                      <w:szCs w:val="18"/>
+                      <w:color w:val="000000"/>
+                    </w:rPr>
+                    <w:t xml:space="preserve">94.3</w:t>
                   </w:r>
                 </w:p>
               </w:tc>
             </w:tr>
             <w:tr>
               <w:trPr>
-                <w:trHeight w:val="608" w:hRule="auto"/>
+                <w:trHeight w:val="416" w:hRule="auto"/>
               </w:trPr>
               <w:tc>
                 <w:tcPr>
@@ -2420,23 +2802,23 @@
                       <w:b w:val="false"/>
                       <w:u w:val="none"/>
                       <w:strike w:val="false"/>
-                      <w:sz w:val="22"/>
-                      <w:szCs w:val="22"/>
-                      <w:color w:val="000000"/>
-                    </w:rPr>
-                  </w:pPr>
-                  <w:r xmlns:w="http://schemas.openxmlformats.org/wordprocessingml/2006/main" xmlns:wp="http://schemas.openxmlformats.org/drawingml/2006/wordprocessingDrawing" xmlns:r="http://schemas.openxmlformats.org/officeDocument/2006/relationships" xmlns:w14="http://schemas.microsoft.com/office/word/2010/wordml">
-                    <w:rPr>
-                      <w:rFonts w:ascii="Arial" w:hAnsi="Arial" w:eastAsia="Arial" w:cs="Arial"/>
-                      <w:i w:val="false"/>
-                      <w:b w:val="false"/>
-                      <w:u w:val="none"/>
-                      <w:strike w:val="false"/>
-                      <w:sz w:val="22"/>
-                      <w:szCs w:val="22"/>
-                      <w:color w:val="000000"/>
-                    </w:rPr>
-                    <w:t xml:space="preserve">8481</w:t>
+                      <w:sz w:val="18"/>
+                      <w:szCs w:val="18"/>
+                      <w:color w:val="000000"/>
+                    </w:rPr>
+                  </w:pPr>
+                  <w:r xmlns:w="http://schemas.openxmlformats.org/wordprocessingml/2006/main" xmlns:wp="http://schemas.openxmlformats.org/drawingml/2006/wordprocessingDrawing" xmlns:r="http://schemas.openxmlformats.org/officeDocument/2006/relationships" xmlns:w14="http://schemas.microsoft.com/office/word/2010/wordml">
+                    <w:rPr>
+                      <w:rFonts w:ascii="Arial" w:hAnsi="Arial" w:eastAsia="Arial" w:cs="Arial"/>
+                      <w:i w:val="false"/>
+                      <w:b w:val="false"/>
+                      <w:u w:val="none"/>
+                      <w:strike w:val="false"/>
+                      <w:sz w:val="18"/>
+                      <w:szCs w:val="18"/>
+                      <w:color w:val="000000"/>
+                    </w:rPr>
+                    <w:t xml:space="preserve">8473</w:t>
                   </w:r>
                 </w:p>
               </w:tc>
@@ -2474,23 +2856,23 @@
                       <w:b w:val="false"/>
                       <w:u w:val="none"/>
                       <w:strike w:val="false"/>
-                      <w:sz w:val="22"/>
-                      <w:szCs w:val="22"/>
-                      <w:color w:val="000000"/>
-                    </w:rPr>
-                  </w:pPr>
-                  <w:r xmlns:w="http://schemas.openxmlformats.org/wordprocessingml/2006/main" xmlns:wp="http://schemas.openxmlformats.org/drawingml/2006/wordprocessingDrawing" xmlns:r="http://schemas.openxmlformats.org/officeDocument/2006/relationships" xmlns:w14="http://schemas.microsoft.com/office/word/2010/wordml">
-                    <w:rPr>
-                      <w:rFonts w:ascii="Arial" w:hAnsi="Arial" w:eastAsia="Arial" w:cs="Arial"/>
-                      <w:i w:val="false"/>
-                      <w:b w:val="false"/>
-                      <w:u w:val="none"/>
-                      <w:strike w:val="false"/>
-                      <w:sz w:val="22"/>
-                      <w:szCs w:val="22"/>
-                      <w:color w:val="000000"/>
-                    </w:rPr>
-                    <w:t xml:space="preserve">Válvulas</w:t>
+                      <w:sz w:val="18"/>
+                      <w:szCs w:val="18"/>
+                      <w:color w:val="000000"/>
+                    </w:rPr>
+                  </w:pPr>
+                  <w:r xmlns:w="http://schemas.openxmlformats.org/wordprocessingml/2006/main" xmlns:wp="http://schemas.openxmlformats.org/drawingml/2006/wordprocessingDrawing" xmlns:r="http://schemas.openxmlformats.org/officeDocument/2006/relationships" xmlns:w14="http://schemas.microsoft.com/office/word/2010/wordml">
+                    <w:rPr>
+                      <w:rFonts w:ascii="Arial" w:hAnsi="Arial" w:eastAsia="Arial" w:cs="Arial"/>
+                      <w:i w:val="false"/>
+                      <w:b w:val="false"/>
+                      <w:u w:val="none"/>
+                      <w:strike w:val="false"/>
+                      <w:sz w:val="18"/>
+                      <w:szCs w:val="18"/>
+                      <w:color w:val="000000"/>
+                    </w:rPr>
+                    <w:t xml:space="preserve">Partes de oficina</w:t>
                   </w:r>
                 </w:p>
               </w:tc>
@@ -2528,23 +2910,23 @@
                       <w:b w:val="false"/>
                       <w:u w:val="none"/>
                       <w:strike w:val="false"/>
-                      <w:sz w:val="22"/>
-                      <w:szCs w:val="22"/>
-                      <w:color w:val="000000"/>
-                    </w:rPr>
-                  </w:pPr>
-                  <w:r xmlns:w="http://schemas.openxmlformats.org/wordprocessingml/2006/main" xmlns:wp="http://schemas.openxmlformats.org/drawingml/2006/wordprocessingDrawing" xmlns:r="http://schemas.openxmlformats.org/officeDocument/2006/relationships" xmlns:w14="http://schemas.microsoft.com/office/word/2010/wordml">
-                    <w:rPr>
-                      <w:rFonts w:ascii="Arial" w:hAnsi="Arial" w:eastAsia="Arial" w:cs="Arial"/>
-                      <w:i w:val="false"/>
-                      <w:b w:val="false"/>
-                      <w:u w:val="none"/>
-                      <w:strike w:val="false"/>
-                      <w:sz w:val="22"/>
-                      <w:szCs w:val="22"/>
-                      <w:color w:val="000000"/>
-                    </w:rPr>
-                    <w:t xml:space="preserve">7.0</w:t>
+                      <w:sz w:val="18"/>
+                      <w:szCs w:val="18"/>
+                      <w:color w:val="000000"/>
+                    </w:rPr>
+                  </w:pPr>
+                  <w:r xmlns:w="http://schemas.openxmlformats.org/wordprocessingml/2006/main" xmlns:wp="http://schemas.openxmlformats.org/drawingml/2006/wordprocessingDrawing" xmlns:r="http://schemas.openxmlformats.org/officeDocument/2006/relationships" xmlns:w14="http://schemas.microsoft.com/office/word/2010/wordml">
+                    <w:rPr>
+                      <w:rFonts w:ascii="Arial" w:hAnsi="Arial" w:eastAsia="Arial" w:cs="Arial"/>
+                      <w:i w:val="false"/>
+                      <w:b w:val="false"/>
+                      <w:u w:val="none"/>
+                      <w:strike w:val="false"/>
+                      <w:sz w:val="18"/>
+                      <w:szCs w:val="18"/>
+                      <w:color w:val="000000"/>
+                    </w:rPr>
+                    <w:t xml:space="preserve">2.5</w:t>
                   </w:r>
                 </w:p>
               </w:tc>
@@ -2582,23 +2964,23 @@
                       <w:b w:val="false"/>
                       <w:u w:val="none"/>
                       <w:strike w:val="false"/>
-                      <w:sz w:val="22"/>
-                      <w:szCs w:val="22"/>
-                      <w:color w:val="000000"/>
-                    </w:rPr>
-                  </w:pPr>
-                  <w:r xmlns:w="http://schemas.openxmlformats.org/wordprocessingml/2006/main" xmlns:wp="http://schemas.openxmlformats.org/drawingml/2006/wordprocessingDrawing" xmlns:r="http://schemas.openxmlformats.org/officeDocument/2006/relationships" xmlns:w14="http://schemas.microsoft.com/office/word/2010/wordml">
-                    <w:rPr>
-                      <w:rFonts w:ascii="Arial" w:hAnsi="Arial" w:eastAsia="Arial" w:cs="Arial"/>
-                      <w:i w:val="false"/>
-                      <w:b w:val="false"/>
-                      <w:u w:val="none"/>
-                      <w:strike w:val="false"/>
-                      <w:sz w:val="22"/>
-                      <w:szCs w:val="22"/>
-                      <w:color w:val="000000"/>
-                    </w:rPr>
-                    <w:t xml:space="preserve">1.3</w:t>
+                      <w:sz w:val="18"/>
+                      <w:szCs w:val="18"/>
+                      <w:color w:val="000000"/>
+                    </w:rPr>
+                  </w:pPr>
+                  <w:r xmlns:w="http://schemas.openxmlformats.org/wordprocessingml/2006/main" xmlns:wp="http://schemas.openxmlformats.org/drawingml/2006/wordprocessingDrawing" xmlns:r="http://schemas.openxmlformats.org/officeDocument/2006/relationships" xmlns:w14="http://schemas.microsoft.com/office/word/2010/wordml">
+                    <w:rPr>
+                      <w:rFonts w:ascii="Arial" w:hAnsi="Arial" w:eastAsia="Arial" w:cs="Arial"/>
+                      <w:i w:val="false"/>
+                      <w:b w:val="false"/>
+                      <w:u w:val="none"/>
+                      <w:strike w:val="false"/>
+                      <w:sz w:val="18"/>
+                      <w:szCs w:val="18"/>
+                      <w:color w:val="000000"/>
+                    </w:rPr>
+                    <w:t xml:space="preserve">7.4</w:t>
                   </w:r>
                 </w:p>
               </w:tc>
@@ -2636,30 +3018,192 @@
                       <w:b w:val="false"/>
                       <w:u w:val="none"/>
                       <w:strike w:val="false"/>
-                      <w:sz w:val="22"/>
-                      <w:szCs w:val="22"/>
-                      <w:color w:val="000000"/>
-                    </w:rPr>
-                  </w:pPr>
-                  <w:r xmlns:w="http://schemas.openxmlformats.org/wordprocessingml/2006/main" xmlns:wp="http://schemas.openxmlformats.org/drawingml/2006/wordprocessingDrawing" xmlns:r="http://schemas.openxmlformats.org/officeDocument/2006/relationships" xmlns:w14="http://schemas.microsoft.com/office/word/2010/wordml">
-                    <w:rPr>
-                      <w:rFonts w:ascii="Arial" w:hAnsi="Arial" w:eastAsia="Arial" w:cs="Arial"/>
-                      <w:i w:val="false"/>
-                      <w:b w:val="false"/>
-                      <w:u w:val="none"/>
-                      <w:strike w:val="false"/>
-                      <w:sz w:val="22"/>
-                      <w:szCs w:val="22"/>
-                      <w:color w:val="000000"/>
-                    </w:rPr>
-                    <w:t xml:space="preserve">1.8</w:t>
+                      <w:sz w:val="18"/>
+                      <w:szCs w:val="18"/>
+                      <w:color w:val="000000"/>
+                    </w:rPr>
+                  </w:pPr>
+                  <w:r xmlns:w="http://schemas.openxmlformats.org/wordprocessingml/2006/main" xmlns:wp="http://schemas.openxmlformats.org/drawingml/2006/wordprocessingDrawing" xmlns:r="http://schemas.openxmlformats.org/officeDocument/2006/relationships" xmlns:w14="http://schemas.microsoft.com/office/word/2010/wordml">
+                    <w:rPr>
+                      <w:rFonts w:ascii="Arial" w:hAnsi="Arial" w:eastAsia="Arial" w:cs="Arial"/>
+                      <w:i w:val="false"/>
+                      <w:b w:val="false"/>
+                      <w:u w:val="none"/>
+                      <w:strike w:val="false"/>
+                      <w:sz w:val="18"/>
+                      <w:szCs w:val="18"/>
+                      <w:color w:val="000000"/>
+                    </w:rPr>
+                    <w:t xml:space="preserve">25.8</w:t>
+                  </w:r>
+                </w:p>
+              </w:tc>
+              <w:tc>
+                <w:tcPr>
+                  <w:tcBorders>
+                    <w:bottom w:val="none" w:sz="0" w:space="0" w:color="000000"/>
+                    <w:top w:val="none" w:sz="0" w:space="0" w:color="000000"/>
+                    <w:left w:val="none" w:sz="0" w:space="0" w:color="000000"/>
+                    <w:right w:val="none" w:sz="0" w:space="0" w:color="000000"/>
+                  </w:tcBorders>
+                  <w:shd w:val="clear" w:color="auto" w:fill="CDE4F7"/>
+                  <w:tcMar>
+                    <w:top w:w="0" w:type="dxa"/>
+                    <w:bottom w:w="0" w:type="dxa"/>
+                    <w:left w:w="0" w:type="dxa"/>
+                    <w:right w:w="0" w:type="dxa"/>
+                  </w:tcMar>
+                  <w:vAlign w:val="center"/>
+                </w:tcPr>
+                <w:p>
+                  <w:pPr>
+                    <w:jc w:val="right"/>
+                    <w:pBdr>
+                      <w:bottom w:val="none" w:sz="0" w:space="0" w:color="000000"/>
+                      <w:top w:val="none" w:sz="0" w:space="0" w:color="000000"/>
+                      <w:left w:val="none" w:sz="0" w:space="0" w:color="000000"/>
+                      <w:right w:val="none" w:sz="0" w:space="0" w:color="000000"/>
+                    </w:pBdr>
+                    <w:spacing w:after="100" w:before="100" w:line="240"/>
+                    <w:ind w:left="100" w:right="100" w:firstLine="0" w:firstLineChars="0"/>
+                    <w:rPr>
+                      <w:rFonts w:ascii="Arial" w:hAnsi="Arial" w:eastAsia="Arial" w:cs="Arial"/>
+                      <w:i w:val="false"/>
+                      <w:b w:val="false"/>
+                      <w:u w:val="none"/>
+                      <w:strike w:val="false"/>
+                      <w:sz w:val="18"/>
+                      <w:szCs w:val="18"/>
+                      <w:color w:val="000000"/>
+                    </w:rPr>
+                  </w:pPr>
+                  <w:r xmlns:w="http://schemas.openxmlformats.org/wordprocessingml/2006/main" xmlns:wp="http://schemas.openxmlformats.org/drawingml/2006/wordprocessingDrawing" xmlns:r="http://schemas.openxmlformats.org/officeDocument/2006/relationships" xmlns:w14="http://schemas.microsoft.com/office/word/2010/wordml">
+                    <w:rPr>
+                      <w:rFonts w:ascii="Arial" w:hAnsi="Arial" w:eastAsia="Arial" w:cs="Arial"/>
+                      <w:i w:val="false"/>
+                      <w:b w:val="false"/>
+                      <w:u w:val="none"/>
+                      <w:strike w:val="false"/>
+                      <w:sz w:val="18"/>
+                      <w:szCs w:val="18"/>
+                      <w:color w:val="000000"/>
+                    </w:rPr>
+                    <w:t xml:space="preserve">1.9</w:t>
+                  </w:r>
+                </w:p>
+              </w:tc>
+              <w:tc>
+                <w:tcPr>
+                  <w:tcBorders>
+                    <w:bottom w:val="none" w:sz="0" w:space="0" w:color="000000"/>
+                    <w:top w:val="none" w:sz="0" w:space="0" w:color="000000"/>
+                    <w:left w:val="none" w:sz="0" w:space="0" w:color="000000"/>
+                    <w:right w:val="none" w:sz="0" w:space="0" w:color="000000"/>
+                  </w:tcBorders>
+                  <w:shd w:val="clear" w:color="auto" w:fill="D6EFD6"/>
+                  <w:tcMar>
+                    <w:top w:w="0" w:type="dxa"/>
+                    <w:bottom w:w="0" w:type="dxa"/>
+                    <w:left w:w="0" w:type="dxa"/>
+                    <w:right w:w="0" w:type="dxa"/>
+                  </w:tcMar>
+                  <w:vAlign w:val="center"/>
+                </w:tcPr>
+                <w:p>
+                  <w:pPr>
+                    <w:jc w:val="right"/>
+                    <w:pBdr>
+                      <w:bottom w:val="none" w:sz="0" w:space="0" w:color="000000"/>
+                      <w:top w:val="none" w:sz="0" w:space="0" w:color="000000"/>
+                      <w:left w:val="none" w:sz="0" w:space="0" w:color="000000"/>
+                      <w:right w:val="none" w:sz="0" w:space="0" w:color="000000"/>
+                    </w:pBdr>
+                    <w:spacing w:after="100" w:before="100" w:line="240"/>
+                    <w:ind w:left="100" w:right="100" w:firstLine="0" w:firstLineChars="0"/>
+                    <w:rPr>
+                      <w:rFonts w:ascii="Arial" w:hAnsi="Arial" w:eastAsia="Arial" w:cs="Arial"/>
+                      <w:i w:val="false"/>
+                      <w:b w:val="false"/>
+                      <w:u w:val="none"/>
+                      <w:strike w:val="false"/>
+                      <w:sz w:val="18"/>
+                      <w:szCs w:val="18"/>
+                      <w:color w:val="000000"/>
+                    </w:rPr>
+                  </w:pPr>
+                  <w:r xmlns:w="http://schemas.openxmlformats.org/wordprocessingml/2006/main" xmlns:wp="http://schemas.openxmlformats.org/drawingml/2006/wordprocessingDrawing" xmlns:r="http://schemas.openxmlformats.org/officeDocument/2006/relationships" xmlns:w14="http://schemas.microsoft.com/office/word/2010/wordml">
+                    <w:rPr>
+                      <w:rFonts w:ascii="Arial" w:hAnsi="Arial" w:eastAsia="Arial" w:cs="Arial"/>
+                      <w:i w:val="false"/>
+                      <w:b w:val="false"/>
+                      <w:u w:val="none"/>
+                      <w:strike w:val="false"/>
+                      <w:sz w:val="18"/>
+                      <w:szCs w:val="18"/>
+                      <w:color w:val="000000"/>
+                    </w:rPr>
+                    <w:t xml:space="preserve">28.6</w:t>
+                  </w:r>
+                </w:p>
+              </w:tc>
+              <w:tc>
+                <w:tcPr>
+                  <w:tcBorders>
+                    <w:bottom w:val="none" w:sz="0" w:space="0" w:color="000000"/>
+                    <w:top w:val="none" w:sz="0" w:space="0" w:color="000000"/>
+                    <w:left w:val="none" w:sz="0" w:space="0" w:color="000000"/>
+                    <w:right w:val="none" w:sz="0" w:space="0" w:color="000000"/>
+                  </w:tcBorders>
+                  <w:shd w:val="clear" w:color="auto" w:fill="FBE0D0"/>
+                  <w:tcMar>
+                    <w:top w:w="0" w:type="dxa"/>
+                    <w:bottom w:w="0" w:type="dxa"/>
+                    <w:left w:w="0" w:type="dxa"/>
+                    <w:right w:w="0" w:type="dxa"/>
+                  </w:tcMar>
+                  <w:vAlign w:val="center"/>
+                </w:tcPr>
+                <w:p>
+                  <w:pPr>
+                    <w:jc w:val="right"/>
+                    <w:pBdr>
+                      <w:bottom w:val="none" w:sz="0" w:space="0" w:color="000000"/>
+                      <w:top w:val="none" w:sz="0" w:space="0" w:color="000000"/>
+                      <w:left w:val="none" w:sz="0" w:space="0" w:color="000000"/>
+                      <w:right w:val="none" w:sz="0" w:space="0" w:color="000000"/>
+                    </w:pBdr>
+                    <w:spacing w:after="100" w:before="100" w:line="240"/>
+                    <w:ind w:left="100" w:right="100" w:firstLine="0" w:firstLineChars="0"/>
+                    <w:rPr>
+                      <w:rFonts w:ascii="Arial" w:hAnsi="Arial" w:eastAsia="Arial" w:cs="Arial"/>
+                      <w:i w:val="false"/>
+                      <w:b w:val="false"/>
+                      <w:u w:val="none"/>
+                      <w:strike w:val="false"/>
+                      <w:sz w:val="18"/>
+                      <w:szCs w:val="18"/>
+                      <w:color w:val="000000"/>
+                    </w:rPr>
+                  </w:pPr>
+                  <w:r xmlns:w="http://schemas.openxmlformats.org/wordprocessingml/2006/main" xmlns:wp="http://schemas.openxmlformats.org/drawingml/2006/wordprocessingDrawing" xmlns:r="http://schemas.openxmlformats.org/officeDocument/2006/relationships" xmlns:w14="http://schemas.microsoft.com/office/word/2010/wordml">
+                    <w:rPr>
+                      <w:rFonts w:ascii="Arial" w:hAnsi="Arial" w:eastAsia="Arial" w:cs="Arial"/>
+                      <w:i w:val="false"/>
+                      <w:b w:val="false"/>
+                      <w:u w:val="none"/>
+                      <w:strike w:val="false"/>
+                      <w:sz w:val="18"/>
+                      <w:szCs w:val="18"/>
+                      <w:color w:val="000000"/>
+                    </w:rPr>
+                    <w:t xml:space="preserve">31.1</w:t>
                   </w:r>
                 </w:p>
               </w:tc>
             </w:tr>
             <w:tr>
               <w:trPr>
-                <w:trHeight w:val="608" w:hRule="auto"/>
+                <w:trHeight w:val="416" w:hRule="auto"/>
               </w:trPr>
               <w:tc>
                 <w:tcPr>
@@ -2695,23 +3239,23 @@
                       <w:b w:val="false"/>
                       <w:u w:val="none"/>
                       <w:strike w:val="false"/>
-                      <w:sz w:val="22"/>
-                      <w:szCs w:val="22"/>
-                      <w:color w:val="000000"/>
-                    </w:rPr>
-                  </w:pPr>
-                  <w:r xmlns:w="http://schemas.openxmlformats.org/wordprocessingml/2006/main" xmlns:wp="http://schemas.openxmlformats.org/drawingml/2006/wordprocessingDrawing" xmlns:r="http://schemas.openxmlformats.org/officeDocument/2006/relationships" xmlns:w14="http://schemas.microsoft.com/office/word/2010/wordml">
-                    <w:rPr>
-                      <w:rFonts w:ascii="Arial" w:hAnsi="Arial" w:eastAsia="Arial" w:cs="Arial"/>
-                      <w:i w:val="false"/>
-                      <w:b w:val="false"/>
-                      <w:u w:val="none"/>
-                      <w:strike w:val="false"/>
-                      <w:sz w:val="22"/>
-                      <w:szCs w:val="22"/>
-                      <w:color w:val="000000"/>
-                    </w:rPr>
-                    <w:t xml:space="preserve">8414</w:t>
+                      <w:sz w:val="18"/>
+                      <w:szCs w:val="18"/>
+                      <w:color w:val="000000"/>
+                    </w:rPr>
+                  </w:pPr>
+                  <w:r xmlns:w="http://schemas.openxmlformats.org/wordprocessingml/2006/main" xmlns:wp="http://schemas.openxmlformats.org/drawingml/2006/wordprocessingDrawing" xmlns:r="http://schemas.openxmlformats.org/officeDocument/2006/relationships" xmlns:w14="http://schemas.microsoft.com/office/word/2010/wordml">
+                    <w:rPr>
+                      <w:rFonts w:ascii="Arial" w:hAnsi="Arial" w:eastAsia="Arial" w:cs="Arial"/>
+                      <w:i w:val="false"/>
+                      <w:b w:val="false"/>
+                      <w:u w:val="none"/>
+                      <w:strike w:val="false"/>
+                      <w:sz w:val="18"/>
+                      <w:szCs w:val="18"/>
+                      <w:color w:val="000000"/>
+                    </w:rPr>
+                    <w:t xml:space="preserve">8481</w:t>
                   </w:r>
                 </w:p>
               </w:tc>
@@ -2749,23 +3293,23 @@
                       <w:b w:val="false"/>
                       <w:u w:val="none"/>
                       <w:strike w:val="false"/>
-                      <w:sz w:val="22"/>
-                      <w:szCs w:val="22"/>
-                      <w:color w:val="000000"/>
-                    </w:rPr>
-                  </w:pPr>
-                  <w:r xmlns:w="http://schemas.openxmlformats.org/wordprocessingml/2006/main" xmlns:wp="http://schemas.openxmlformats.org/drawingml/2006/wordprocessingDrawing" xmlns:r="http://schemas.openxmlformats.org/officeDocument/2006/relationships" xmlns:w14="http://schemas.microsoft.com/office/word/2010/wordml">
-                    <w:rPr>
-                      <w:rFonts w:ascii="Arial" w:hAnsi="Arial" w:eastAsia="Arial" w:cs="Arial"/>
-                      <w:i w:val="false"/>
-                      <w:b w:val="false"/>
-                      <w:u w:val="none"/>
-                      <w:strike w:val="false"/>
-                      <w:sz w:val="22"/>
-                      <w:szCs w:val="22"/>
-                      <w:color w:val="000000"/>
-                    </w:rPr>
-                    <w:t xml:space="preserve">Compresores</w:t>
+                      <w:sz w:val="18"/>
+                      <w:szCs w:val="18"/>
+                      <w:color w:val="000000"/>
+                    </w:rPr>
+                  </w:pPr>
+                  <w:r xmlns:w="http://schemas.openxmlformats.org/wordprocessingml/2006/main" xmlns:wp="http://schemas.openxmlformats.org/drawingml/2006/wordprocessingDrawing" xmlns:r="http://schemas.openxmlformats.org/officeDocument/2006/relationships" xmlns:w14="http://schemas.microsoft.com/office/word/2010/wordml">
+                    <w:rPr>
+                      <w:rFonts w:ascii="Arial" w:hAnsi="Arial" w:eastAsia="Arial" w:cs="Arial"/>
+                      <w:i w:val="false"/>
+                      <w:b w:val="false"/>
+                      <w:u w:val="none"/>
+                      <w:strike w:val="false"/>
+                      <w:sz w:val="18"/>
+                      <w:szCs w:val="18"/>
+                      <w:color w:val="000000"/>
+                    </w:rPr>
+                    <w:t xml:space="preserve">Válvulas</w:t>
                   </w:r>
                 </w:p>
               </w:tc>
@@ -2803,23 +3347,23 @@
                       <w:b w:val="false"/>
                       <w:u w:val="none"/>
                       <w:strike w:val="false"/>
-                      <w:sz w:val="22"/>
-                      <w:szCs w:val="22"/>
-                      <w:color w:val="000000"/>
-                    </w:rPr>
-                  </w:pPr>
-                  <w:r xmlns:w="http://schemas.openxmlformats.org/wordprocessingml/2006/main" xmlns:wp="http://schemas.openxmlformats.org/drawingml/2006/wordprocessingDrawing" xmlns:r="http://schemas.openxmlformats.org/officeDocument/2006/relationships" xmlns:w14="http://schemas.microsoft.com/office/word/2010/wordml">
-                    <w:rPr>
-                      <w:rFonts w:ascii="Arial" w:hAnsi="Arial" w:eastAsia="Arial" w:cs="Arial"/>
-                      <w:i w:val="false"/>
-                      <w:b w:val="false"/>
-                      <w:u w:val="none"/>
-                      <w:strike w:val="false"/>
-                      <w:sz w:val="22"/>
-                      <w:szCs w:val="22"/>
-                      <w:color w:val="000000"/>
-                    </w:rPr>
-                    <w:t xml:space="preserve">6.8</w:t>
+                      <w:sz w:val="18"/>
+                      <w:szCs w:val="18"/>
+                      <w:color w:val="000000"/>
+                    </w:rPr>
+                  </w:pPr>
+                  <w:r xmlns:w="http://schemas.openxmlformats.org/wordprocessingml/2006/main" xmlns:wp="http://schemas.openxmlformats.org/drawingml/2006/wordprocessingDrawing" xmlns:r="http://schemas.openxmlformats.org/officeDocument/2006/relationships" xmlns:w14="http://schemas.microsoft.com/office/word/2010/wordml">
+                    <w:rPr>
+                      <w:rFonts w:ascii="Arial" w:hAnsi="Arial" w:eastAsia="Arial" w:cs="Arial"/>
+                      <w:i w:val="false"/>
+                      <w:b w:val="false"/>
+                      <w:u w:val="none"/>
+                      <w:strike w:val="false"/>
+                      <w:sz w:val="18"/>
+                      <w:szCs w:val="18"/>
+                      <w:color w:val="000000"/>
+                    </w:rPr>
+                    <w:t xml:space="preserve">2.5</w:t>
                   </w:r>
                 </w:p>
               </w:tc>
@@ -2857,23 +3401,23 @@
                       <w:b w:val="false"/>
                       <w:u w:val="none"/>
                       <w:strike w:val="false"/>
-                      <w:sz w:val="22"/>
-                      <w:szCs w:val="22"/>
-                      <w:color w:val="000000"/>
-                    </w:rPr>
-                  </w:pPr>
-                  <w:r xmlns:w="http://schemas.openxmlformats.org/wordprocessingml/2006/main" xmlns:wp="http://schemas.openxmlformats.org/drawingml/2006/wordprocessingDrawing" xmlns:r="http://schemas.openxmlformats.org/officeDocument/2006/relationships" xmlns:w14="http://schemas.microsoft.com/office/word/2010/wordml">
-                    <w:rPr>
-                      <w:rFonts w:ascii="Arial" w:hAnsi="Arial" w:eastAsia="Arial" w:cs="Arial"/>
-                      <w:i w:val="false"/>
-                      <w:b w:val="false"/>
-                      <w:u w:val="none"/>
-                      <w:strike w:val="false"/>
-                      <w:sz w:val="22"/>
-                      <w:szCs w:val="22"/>
-                      <w:color w:val="000000"/>
-                    </w:rPr>
-                    <w:t xml:space="preserve">1.3</w:t>
+                      <w:sz w:val="18"/>
+                      <w:szCs w:val="18"/>
+                      <w:color w:val="000000"/>
+                    </w:rPr>
+                  </w:pPr>
+                  <w:r xmlns:w="http://schemas.openxmlformats.org/wordprocessingml/2006/main" xmlns:wp="http://schemas.openxmlformats.org/drawingml/2006/wordprocessingDrawing" xmlns:r="http://schemas.openxmlformats.org/officeDocument/2006/relationships" xmlns:w14="http://schemas.microsoft.com/office/word/2010/wordml">
+                    <w:rPr>
+                      <w:rFonts w:ascii="Arial" w:hAnsi="Arial" w:eastAsia="Arial" w:cs="Arial"/>
+                      <w:i w:val="false"/>
+                      <w:b w:val="false"/>
+                      <w:u w:val="none"/>
+                      <w:strike w:val="false"/>
+                      <w:sz w:val="18"/>
+                      <w:szCs w:val="18"/>
+                      <w:color w:val="000000"/>
+                    </w:rPr>
+                    <w:t xml:space="preserve">0.5</w:t>
                   </w:r>
                 </w:p>
               </w:tc>
@@ -2911,30 +3455,192 @@
                       <w:b w:val="false"/>
                       <w:u w:val="none"/>
                       <w:strike w:val="false"/>
-                      <w:sz w:val="22"/>
-                      <w:szCs w:val="22"/>
-                      <w:color w:val="000000"/>
-                    </w:rPr>
-                  </w:pPr>
-                  <w:r xmlns:w="http://schemas.openxmlformats.org/wordprocessingml/2006/main" xmlns:wp="http://schemas.openxmlformats.org/drawingml/2006/wordprocessingDrawing" xmlns:r="http://schemas.openxmlformats.org/officeDocument/2006/relationships" xmlns:w14="http://schemas.microsoft.com/office/word/2010/wordml">
-                    <w:rPr>
-                      <w:rFonts w:ascii="Arial" w:hAnsi="Arial" w:eastAsia="Arial" w:cs="Arial"/>
-                      <w:i w:val="false"/>
-                      <w:b w:val="false"/>
-                      <w:u w:val="none"/>
-                      <w:strike w:val="false"/>
-                      <w:sz w:val="22"/>
-                      <w:szCs w:val="22"/>
-                      <w:color w:val="000000"/>
-                    </w:rPr>
-                    <w:t xml:space="preserve">0.9</w:t>
+                      <w:sz w:val="18"/>
+                      <w:szCs w:val="18"/>
+                      <w:color w:val="000000"/>
+                    </w:rPr>
+                  </w:pPr>
+                  <w:r xmlns:w="http://schemas.openxmlformats.org/wordprocessingml/2006/main" xmlns:wp="http://schemas.openxmlformats.org/drawingml/2006/wordprocessingDrawing" xmlns:r="http://schemas.openxmlformats.org/officeDocument/2006/relationships" xmlns:w14="http://schemas.microsoft.com/office/word/2010/wordml">
+                    <w:rPr>
+                      <w:rFonts w:ascii="Arial" w:hAnsi="Arial" w:eastAsia="Arial" w:cs="Arial"/>
+                      <w:i w:val="false"/>
+                      <w:b w:val="false"/>
+                      <w:u w:val="none"/>
+                      <w:strike w:val="false"/>
+                      <w:sz w:val="18"/>
+                      <w:szCs w:val="18"/>
+                      <w:color w:val="000000"/>
+                    </w:rPr>
+                    <w:t xml:space="preserve">0.6</w:t>
+                  </w:r>
+                </w:p>
+              </w:tc>
+              <w:tc>
+                <w:tcPr>
+                  <w:tcBorders>
+                    <w:bottom w:val="none" w:sz="0" w:space="0" w:color="000000"/>
+                    <w:top w:val="none" w:sz="0" w:space="0" w:color="000000"/>
+                    <w:left w:val="none" w:sz="0" w:space="0" w:color="000000"/>
+                    <w:right w:val="none" w:sz="0" w:space="0" w:color="000000"/>
+                  </w:tcBorders>
+                  <w:shd w:val="clear" w:color="auto" w:fill="CDE4F7"/>
+                  <w:tcMar>
+                    <w:top w:w="0" w:type="dxa"/>
+                    <w:bottom w:w="0" w:type="dxa"/>
+                    <w:left w:w="0" w:type="dxa"/>
+                    <w:right w:w="0" w:type="dxa"/>
+                  </w:tcMar>
+                  <w:vAlign w:val="center"/>
+                </w:tcPr>
+                <w:p>
+                  <w:pPr>
+                    <w:jc w:val="right"/>
+                    <w:pBdr>
+                      <w:bottom w:val="none" w:sz="0" w:space="0" w:color="000000"/>
+                      <w:top w:val="none" w:sz="0" w:space="0" w:color="000000"/>
+                      <w:left w:val="none" w:sz="0" w:space="0" w:color="000000"/>
+                      <w:right w:val="none" w:sz="0" w:space="0" w:color="000000"/>
+                    </w:pBdr>
+                    <w:spacing w:after="100" w:before="100" w:line="240"/>
+                    <w:ind w:left="100" w:right="100" w:firstLine="0" w:firstLineChars="0"/>
+                    <w:rPr>
+                      <w:rFonts w:ascii="Arial" w:hAnsi="Arial" w:eastAsia="Arial" w:cs="Arial"/>
+                      <w:i w:val="false"/>
+                      <w:b w:val="false"/>
+                      <w:u w:val="none"/>
+                      <w:strike w:val="false"/>
+                      <w:sz w:val="18"/>
+                      <w:szCs w:val="18"/>
+                      <w:color w:val="000000"/>
+                    </w:rPr>
+                  </w:pPr>
+                  <w:r xmlns:w="http://schemas.openxmlformats.org/wordprocessingml/2006/main" xmlns:wp="http://schemas.openxmlformats.org/drawingml/2006/wordprocessingDrawing" xmlns:r="http://schemas.openxmlformats.org/officeDocument/2006/relationships" xmlns:w14="http://schemas.microsoft.com/office/word/2010/wordml">
+                    <w:rPr>
+                      <w:rFonts w:ascii="Arial" w:hAnsi="Arial" w:eastAsia="Arial" w:cs="Arial"/>
+                      <w:i w:val="false"/>
+                      <w:b w:val="false"/>
+                      <w:u w:val="none"/>
+                      <w:strike w:val="false"/>
+                      <w:sz w:val="18"/>
+                      <w:szCs w:val="18"/>
+                      <w:color w:val="000000"/>
+                    </w:rPr>
+                    <w:t xml:space="preserve">2.6</w:t>
+                  </w:r>
+                </w:p>
+              </w:tc>
+              <w:tc>
+                <w:tcPr>
+                  <w:tcBorders>
+                    <w:bottom w:val="none" w:sz="0" w:space="0" w:color="000000"/>
+                    <w:top w:val="none" w:sz="0" w:space="0" w:color="000000"/>
+                    <w:left w:val="none" w:sz="0" w:space="0" w:color="000000"/>
+                    <w:right w:val="none" w:sz="0" w:space="0" w:color="000000"/>
+                  </w:tcBorders>
+                  <w:shd w:val="clear" w:color="auto" w:fill="D6EFD6"/>
+                  <w:tcMar>
+                    <w:top w:w="0" w:type="dxa"/>
+                    <w:bottom w:w="0" w:type="dxa"/>
+                    <w:left w:w="0" w:type="dxa"/>
+                    <w:right w:w="0" w:type="dxa"/>
+                  </w:tcMar>
+                  <w:vAlign w:val="center"/>
+                </w:tcPr>
+                <w:p>
+                  <w:pPr>
+                    <w:jc w:val="right"/>
+                    <w:pBdr>
+                      <w:bottom w:val="none" w:sz="0" w:space="0" w:color="000000"/>
+                      <w:top w:val="none" w:sz="0" w:space="0" w:color="000000"/>
+                      <w:left w:val="none" w:sz="0" w:space="0" w:color="000000"/>
+                      <w:right w:val="none" w:sz="0" w:space="0" w:color="000000"/>
+                    </w:pBdr>
+                    <w:spacing w:after="100" w:before="100" w:line="240"/>
+                    <w:ind w:left="100" w:right="100" w:firstLine="0" w:firstLineChars="0"/>
+                    <w:rPr>
+                      <w:rFonts w:ascii="Arial" w:hAnsi="Arial" w:eastAsia="Arial" w:cs="Arial"/>
+                      <w:i w:val="false"/>
+                      <w:b w:val="false"/>
+                      <w:u w:val="none"/>
+                      <w:strike w:val="false"/>
+                      <w:sz w:val="18"/>
+                      <w:szCs w:val="18"/>
+                      <w:color w:val="000000"/>
+                    </w:rPr>
+                  </w:pPr>
+                  <w:r xmlns:w="http://schemas.openxmlformats.org/wordprocessingml/2006/main" xmlns:wp="http://schemas.openxmlformats.org/drawingml/2006/wordprocessingDrawing" xmlns:r="http://schemas.openxmlformats.org/officeDocument/2006/relationships" xmlns:w14="http://schemas.microsoft.com/office/word/2010/wordml">
+                    <w:rPr>
+                      <w:rFonts w:ascii="Arial" w:hAnsi="Arial" w:eastAsia="Arial" w:cs="Arial"/>
+                      <w:i w:val="false"/>
+                      <w:b w:val="false"/>
+                      <w:u w:val="none"/>
+                      <w:strike w:val="false"/>
+                      <w:sz w:val="18"/>
+                      <w:szCs w:val="18"/>
+                      <w:color w:val="000000"/>
+                    </w:rPr>
+                    <w:t xml:space="preserve">0.7</w:t>
+                  </w:r>
+                </w:p>
+              </w:tc>
+              <w:tc>
+                <w:tcPr>
+                  <w:tcBorders>
+                    <w:bottom w:val="none" w:sz="0" w:space="0" w:color="000000"/>
+                    <w:top w:val="none" w:sz="0" w:space="0" w:color="000000"/>
+                    <w:left w:val="none" w:sz="0" w:space="0" w:color="000000"/>
+                    <w:right w:val="none" w:sz="0" w:space="0" w:color="000000"/>
+                  </w:tcBorders>
+                  <w:shd w:val="clear" w:color="auto" w:fill="FBE0D0"/>
+                  <w:tcMar>
+                    <w:top w:w="0" w:type="dxa"/>
+                    <w:bottom w:w="0" w:type="dxa"/>
+                    <w:left w:w="0" w:type="dxa"/>
+                    <w:right w:w="0" w:type="dxa"/>
+                  </w:tcMar>
+                  <w:vAlign w:val="center"/>
+                </w:tcPr>
+                <w:p>
+                  <w:pPr>
+                    <w:jc w:val="right"/>
+                    <w:pBdr>
+                      <w:bottom w:val="none" w:sz="0" w:space="0" w:color="000000"/>
+                      <w:top w:val="none" w:sz="0" w:space="0" w:color="000000"/>
+                      <w:left w:val="none" w:sz="0" w:space="0" w:color="000000"/>
+                      <w:right w:val="none" w:sz="0" w:space="0" w:color="000000"/>
+                    </w:pBdr>
+                    <w:spacing w:after="100" w:before="100" w:line="240"/>
+                    <w:ind w:left="100" w:right="100" w:firstLine="0" w:firstLineChars="0"/>
+                    <w:rPr>
+                      <w:rFonts w:ascii="Arial" w:hAnsi="Arial" w:eastAsia="Arial" w:cs="Arial"/>
+                      <w:i w:val="false"/>
+                      <w:b w:val="false"/>
+                      <w:u w:val="none"/>
+                      <w:strike w:val="false"/>
+                      <w:sz w:val="18"/>
+                      <w:szCs w:val="18"/>
+                      <w:color w:val="000000"/>
+                    </w:rPr>
+                  </w:pPr>
+                  <w:r xmlns:w="http://schemas.openxmlformats.org/wordprocessingml/2006/main" xmlns:wp="http://schemas.openxmlformats.org/drawingml/2006/wordprocessingDrawing" xmlns:r="http://schemas.openxmlformats.org/officeDocument/2006/relationships" xmlns:w14="http://schemas.microsoft.com/office/word/2010/wordml">
+                    <w:rPr>
+                      <w:rFonts w:ascii="Arial" w:hAnsi="Arial" w:eastAsia="Arial" w:cs="Arial"/>
+                      <w:i w:val="false"/>
+                      <w:b w:val="false"/>
+                      <w:u w:val="none"/>
+                      <w:strike w:val="false"/>
+                      <w:sz w:val="18"/>
+                      <w:szCs w:val="18"/>
+                      <w:color w:val="000000"/>
+                    </w:rPr>
+                    <w:t xml:space="preserve">0.7</w:t>
                   </w:r>
                 </w:p>
               </w:tc>
             </w:tr>
             <w:tr>
               <w:trPr>
-                <w:trHeight w:val="608" w:hRule="auto"/>
+                <w:trHeight w:val="416" w:hRule="auto"/>
               </w:trPr>
               <w:tc>
                 <w:tcPr>
@@ -2970,23 +3676,23 @@
                       <w:b w:val="false"/>
                       <w:u w:val="none"/>
                       <w:strike w:val="false"/>
-                      <w:sz w:val="22"/>
-                      <w:szCs w:val="22"/>
-                      <w:color w:val="000000"/>
-                    </w:rPr>
-                  </w:pPr>
-                  <w:r xmlns:w="http://schemas.openxmlformats.org/wordprocessingml/2006/main" xmlns:wp="http://schemas.openxmlformats.org/drawingml/2006/wordprocessingDrawing" xmlns:r="http://schemas.openxmlformats.org/officeDocument/2006/relationships" xmlns:w14="http://schemas.microsoft.com/office/word/2010/wordml">
-                    <w:rPr>
-                      <w:rFonts w:ascii="Arial" w:hAnsi="Arial" w:eastAsia="Arial" w:cs="Arial"/>
-                      <w:i w:val="false"/>
-                      <w:b w:val="false"/>
-                      <w:u w:val="none"/>
-                      <w:strike w:val="false"/>
-                      <w:sz w:val="22"/>
-                      <w:szCs w:val="22"/>
-                      <w:color w:val="000000"/>
-                    </w:rPr>
-                    <w:t xml:space="preserve">8473</w:t>
+                      <w:sz w:val="18"/>
+                      <w:szCs w:val="18"/>
+                      <w:color w:val="000000"/>
+                    </w:rPr>
+                  </w:pPr>
+                  <w:r xmlns:w="http://schemas.openxmlformats.org/wordprocessingml/2006/main" xmlns:wp="http://schemas.openxmlformats.org/drawingml/2006/wordprocessingDrawing" xmlns:r="http://schemas.openxmlformats.org/officeDocument/2006/relationships" xmlns:w14="http://schemas.microsoft.com/office/word/2010/wordml">
+                    <w:rPr>
+                      <w:rFonts w:ascii="Arial" w:hAnsi="Arial" w:eastAsia="Arial" w:cs="Arial"/>
+                      <w:i w:val="false"/>
+                      <w:b w:val="false"/>
+                      <w:u w:val="none"/>
+                      <w:strike w:val="false"/>
+                      <w:sz w:val="18"/>
+                      <w:szCs w:val="18"/>
+                      <w:color w:val="000000"/>
+                    </w:rPr>
+                    <w:t xml:space="preserve">8414</w:t>
                   </w:r>
                 </w:p>
               </w:tc>
@@ -3024,23 +3730,23 @@
                       <w:b w:val="false"/>
                       <w:u w:val="none"/>
                       <w:strike w:val="false"/>
-                      <w:sz w:val="22"/>
-                      <w:szCs w:val="22"/>
-                      <w:color w:val="000000"/>
-                    </w:rPr>
-                  </w:pPr>
-                  <w:r xmlns:w="http://schemas.openxmlformats.org/wordprocessingml/2006/main" xmlns:wp="http://schemas.openxmlformats.org/drawingml/2006/wordprocessingDrawing" xmlns:r="http://schemas.openxmlformats.org/officeDocument/2006/relationships" xmlns:w14="http://schemas.microsoft.com/office/word/2010/wordml">
-                    <w:rPr>
-                      <w:rFonts w:ascii="Arial" w:hAnsi="Arial" w:eastAsia="Arial" w:cs="Arial"/>
-                      <w:i w:val="false"/>
-                      <w:b w:val="false"/>
-                      <w:u w:val="none"/>
-                      <w:strike w:val="false"/>
-                      <w:sz w:val="22"/>
-                      <w:szCs w:val="22"/>
-                      <w:color w:val="000000"/>
-                    </w:rPr>
-                    <w:t xml:space="preserve">Partes de oficina</w:t>
+                      <w:sz w:val="18"/>
+                      <w:szCs w:val="18"/>
+                      <w:color w:val="000000"/>
+                    </w:rPr>
+                  </w:pPr>
+                  <w:r xmlns:w="http://schemas.openxmlformats.org/wordprocessingml/2006/main" xmlns:wp="http://schemas.openxmlformats.org/drawingml/2006/wordprocessingDrawing" xmlns:r="http://schemas.openxmlformats.org/officeDocument/2006/relationships" xmlns:w14="http://schemas.microsoft.com/office/word/2010/wordml">
+                    <w:rPr>
+                      <w:rFonts w:ascii="Arial" w:hAnsi="Arial" w:eastAsia="Arial" w:cs="Arial"/>
+                      <w:i w:val="false"/>
+                      <w:b w:val="false"/>
+                      <w:u w:val="none"/>
+                      <w:strike w:val="false"/>
+                      <w:sz w:val="18"/>
+                      <w:szCs w:val="18"/>
+                      <w:color w:val="000000"/>
+                    </w:rPr>
+                    <w:t xml:space="preserve">Compresores</w:t>
                   </w:r>
                 </w:p>
               </w:tc>
@@ -3078,23 +3784,23 @@
                       <w:b w:val="false"/>
                       <w:u w:val="none"/>
                       <w:strike w:val="false"/>
-                      <w:sz w:val="22"/>
-                      <w:szCs w:val="22"/>
-                      <w:color w:val="000000"/>
-                    </w:rPr>
-                  </w:pPr>
-                  <w:r xmlns:w="http://schemas.openxmlformats.org/wordprocessingml/2006/main" xmlns:wp="http://schemas.openxmlformats.org/drawingml/2006/wordprocessingDrawing" xmlns:r="http://schemas.openxmlformats.org/officeDocument/2006/relationships" xmlns:w14="http://schemas.microsoft.com/office/word/2010/wordml">
-                    <w:rPr>
-                      <w:rFonts w:ascii="Arial" w:hAnsi="Arial" w:eastAsia="Arial" w:cs="Arial"/>
-                      <w:i w:val="false"/>
-                      <w:b w:val="false"/>
-                      <w:u w:val="none"/>
-                      <w:strike w:val="false"/>
-                      <w:sz w:val="22"/>
-                      <w:szCs w:val="22"/>
-                      <w:color w:val="000000"/>
-                    </w:rPr>
-                    <w:t xml:space="preserve">5.4</w:t>
+                      <w:sz w:val="18"/>
+                      <w:szCs w:val="18"/>
+                      <w:color w:val="000000"/>
+                    </w:rPr>
+                  </w:pPr>
+                  <w:r xmlns:w="http://schemas.openxmlformats.org/wordprocessingml/2006/main" xmlns:wp="http://schemas.openxmlformats.org/drawingml/2006/wordprocessingDrawing" xmlns:r="http://schemas.openxmlformats.org/officeDocument/2006/relationships" xmlns:w14="http://schemas.microsoft.com/office/word/2010/wordml">
+                    <w:rPr>
+                      <w:rFonts w:ascii="Arial" w:hAnsi="Arial" w:eastAsia="Arial" w:cs="Arial"/>
+                      <w:i w:val="false"/>
+                      <w:b w:val="false"/>
+                      <w:u w:val="none"/>
+                      <w:strike w:val="false"/>
+                      <w:sz w:val="18"/>
+                      <w:szCs w:val="18"/>
+                      <w:color w:val="000000"/>
+                    </w:rPr>
+                    <w:t xml:space="preserve">2.4</w:t>
                   </w:r>
                 </w:p>
               </w:tc>
@@ -3132,23 +3838,23 @@
                       <w:b w:val="false"/>
                       <w:u w:val="none"/>
                       <w:strike w:val="false"/>
-                      <w:sz w:val="22"/>
-                      <w:szCs w:val="22"/>
-                      <w:color w:val="000000"/>
-                    </w:rPr>
-                  </w:pPr>
-                  <w:r xmlns:w="http://schemas.openxmlformats.org/wordprocessingml/2006/main" xmlns:wp="http://schemas.openxmlformats.org/drawingml/2006/wordprocessingDrawing" xmlns:r="http://schemas.openxmlformats.org/officeDocument/2006/relationships" xmlns:w14="http://schemas.microsoft.com/office/word/2010/wordml">
-                    <w:rPr>
-                      <w:rFonts w:ascii="Arial" w:hAnsi="Arial" w:eastAsia="Arial" w:cs="Arial"/>
-                      <w:i w:val="false"/>
-                      <w:b w:val="false"/>
-                      <w:u w:val="none"/>
-                      <w:strike w:val="false"/>
-                      <w:sz w:val="22"/>
-                      <w:szCs w:val="22"/>
-                      <w:color w:val="000000"/>
-                    </w:rPr>
-                    <w:t xml:space="preserve">19.9</w:t>
+                      <w:sz w:val="18"/>
+                      <w:szCs w:val="18"/>
+                      <w:color w:val="000000"/>
+                    </w:rPr>
+                  </w:pPr>
+                  <w:r xmlns:w="http://schemas.openxmlformats.org/wordprocessingml/2006/main" xmlns:wp="http://schemas.openxmlformats.org/drawingml/2006/wordprocessingDrawing" xmlns:r="http://schemas.openxmlformats.org/officeDocument/2006/relationships" xmlns:w14="http://schemas.microsoft.com/office/word/2010/wordml">
+                    <w:rPr>
+                      <w:rFonts w:ascii="Arial" w:hAnsi="Arial" w:eastAsia="Arial" w:cs="Arial"/>
+                      <w:i w:val="false"/>
+                      <w:b w:val="false"/>
+                      <w:u w:val="none"/>
+                      <w:strike w:val="false"/>
+                      <w:sz w:val="18"/>
+                      <w:szCs w:val="18"/>
+                      <w:color w:val="000000"/>
+                    </w:rPr>
+                    <w:t xml:space="preserve">0.5</w:t>
                   </w:r>
                 </w:p>
               </w:tc>
@@ -3186,30 +3892,192 @@
                       <w:b w:val="false"/>
                       <w:u w:val="none"/>
                       <w:strike w:val="false"/>
-                      <w:sz w:val="22"/>
-                      <w:szCs w:val="22"/>
-                      <w:color w:val="000000"/>
-                    </w:rPr>
-                  </w:pPr>
-                  <w:r xmlns:w="http://schemas.openxmlformats.org/wordprocessingml/2006/main" xmlns:wp="http://schemas.openxmlformats.org/drawingml/2006/wordprocessingDrawing" xmlns:r="http://schemas.openxmlformats.org/officeDocument/2006/relationships" xmlns:w14="http://schemas.microsoft.com/office/word/2010/wordml">
-                    <w:rPr>
-                      <w:rFonts w:ascii="Arial" w:hAnsi="Arial" w:eastAsia="Arial" w:cs="Arial"/>
-                      <w:i w:val="false"/>
-                      <w:b w:val="false"/>
-                      <w:u w:val="none"/>
-                      <w:strike w:val="false"/>
-                      <w:sz w:val="22"/>
-                      <w:szCs w:val="22"/>
-                      <w:color w:val="000000"/>
-                    </w:rPr>
-                    <w:t xml:space="preserve">71.3</w:t>
+                      <w:sz w:val="18"/>
+                      <w:szCs w:val="18"/>
+                      <w:color w:val="000000"/>
+                    </w:rPr>
+                  </w:pPr>
+                  <w:r xmlns:w="http://schemas.openxmlformats.org/wordprocessingml/2006/main" xmlns:wp="http://schemas.openxmlformats.org/drawingml/2006/wordprocessingDrawing" xmlns:r="http://schemas.openxmlformats.org/officeDocument/2006/relationships" xmlns:w14="http://schemas.microsoft.com/office/word/2010/wordml">
+                    <w:rPr>
+                      <w:rFonts w:ascii="Arial" w:hAnsi="Arial" w:eastAsia="Arial" w:cs="Arial"/>
+                      <w:i w:val="false"/>
+                      <w:b w:val="false"/>
+                      <w:u w:val="none"/>
+                      <w:strike w:val="false"/>
+                      <w:sz w:val="18"/>
+                      <w:szCs w:val="18"/>
+                      <w:color w:val="000000"/>
+                    </w:rPr>
+                    <w:t xml:space="preserve">0.3</w:t>
+                  </w:r>
+                </w:p>
+              </w:tc>
+              <w:tc>
+                <w:tcPr>
+                  <w:tcBorders>
+                    <w:bottom w:val="none" w:sz="0" w:space="0" w:color="000000"/>
+                    <w:top w:val="none" w:sz="0" w:space="0" w:color="000000"/>
+                    <w:left w:val="none" w:sz="0" w:space="0" w:color="000000"/>
+                    <w:right w:val="none" w:sz="0" w:space="0" w:color="000000"/>
+                  </w:tcBorders>
+                  <w:shd w:val="clear" w:color="auto" w:fill="CDE4F7"/>
+                  <w:tcMar>
+                    <w:top w:w="0" w:type="dxa"/>
+                    <w:bottom w:w="0" w:type="dxa"/>
+                    <w:left w:w="0" w:type="dxa"/>
+                    <w:right w:w="0" w:type="dxa"/>
+                  </w:tcMar>
+                  <w:vAlign w:val="center"/>
+                </w:tcPr>
+                <w:p>
+                  <w:pPr>
+                    <w:jc w:val="right"/>
+                    <w:pBdr>
+                      <w:bottom w:val="none" w:sz="0" w:space="0" w:color="000000"/>
+                      <w:top w:val="none" w:sz="0" w:space="0" w:color="000000"/>
+                      <w:left w:val="none" w:sz="0" w:space="0" w:color="000000"/>
+                      <w:right w:val="none" w:sz="0" w:space="0" w:color="000000"/>
+                    </w:pBdr>
+                    <w:spacing w:after="100" w:before="100" w:line="240"/>
+                    <w:ind w:left="100" w:right="100" w:firstLine="0" w:firstLineChars="0"/>
+                    <w:rPr>
+                      <w:rFonts w:ascii="Arial" w:hAnsi="Arial" w:eastAsia="Arial" w:cs="Arial"/>
+                      <w:i w:val="false"/>
+                      <w:b w:val="false"/>
+                      <w:u w:val="none"/>
+                      <w:strike w:val="false"/>
+                      <w:sz w:val="18"/>
+                      <w:szCs w:val="18"/>
+                      <w:color w:val="000000"/>
+                    </w:rPr>
+                  </w:pPr>
+                  <w:r xmlns:w="http://schemas.openxmlformats.org/wordprocessingml/2006/main" xmlns:wp="http://schemas.openxmlformats.org/drawingml/2006/wordprocessingDrawing" xmlns:r="http://schemas.openxmlformats.org/officeDocument/2006/relationships" xmlns:w14="http://schemas.microsoft.com/office/word/2010/wordml">
+                    <w:rPr>
+                      <w:rFonts w:ascii="Arial" w:hAnsi="Arial" w:eastAsia="Arial" w:cs="Arial"/>
+                      <w:i w:val="false"/>
+                      <w:b w:val="false"/>
+                      <w:u w:val="none"/>
+                      <w:strike w:val="false"/>
+                      <w:sz w:val="18"/>
+                      <w:szCs w:val="18"/>
+                      <w:color w:val="000000"/>
+                    </w:rPr>
+                    <w:t xml:space="preserve">2.5</w:t>
+                  </w:r>
+                </w:p>
+              </w:tc>
+              <w:tc>
+                <w:tcPr>
+                  <w:tcBorders>
+                    <w:bottom w:val="none" w:sz="0" w:space="0" w:color="000000"/>
+                    <w:top w:val="none" w:sz="0" w:space="0" w:color="000000"/>
+                    <w:left w:val="none" w:sz="0" w:space="0" w:color="000000"/>
+                    <w:right w:val="none" w:sz="0" w:space="0" w:color="000000"/>
+                  </w:tcBorders>
+                  <w:shd w:val="clear" w:color="auto" w:fill="D6EFD6"/>
+                  <w:tcMar>
+                    <w:top w:w="0" w:type="dxa"/>
+                    <w:bottom w:w="0" w:type="dxa"/>
+                    <w:left w:w="0" w:type="dxa"/>
+                    <w:right w:w="0" w:type="dxa"/>
+                  </w:tcMar>
+                  <w:vAlign w:val="center"/>
+                </w:tcPr>
+                <w:p>
+                  <w:pPr>
+                    <w:jc w:val="right"/>
+                    <w:pBdr>
+                      <w:bottom w:val="none" w:sz="0" w:space="0" w:color="000000"/>
+                      <w:top w:val="none" w:sz="0" w:space="0" w:color="000000"/>
+                      <w:left w:val="none" w:sz="0" w:space="0" w:color="000000"/>
+                      <w:right w:val="none" w:sz="0" w:space="0" w:color="000000"/>
+                    </w:pBdr>
+                    <w:spacing w:after="100" w:before="100" w:line="240"/>
+                    <w:ind w:left="100" w:right="100" w:firstLine="0" w:firstLineChars="0"/>
+                    <w:rPr>
+                      <w:rFonts w:ascii="Arial" w:hAnsi="Arial" w:eastAsia="Arial" w:cs="Arial"/>
+                      <w:i w:val="false"/>
+                      <w:b w:val="false"/>
+                      <w:u w:val="none"/>
+                      <w:strike w:val="false"/>
+                      <w:sz w:val="18"/>
+                      <w:szCs w:val="18"/>
+                      <w:color w:val="000000"/>
+                    </w:rPr>
+                  </w:pPr>
+                  <w:r xmlns:w="http://schemas.openxmlformats.org/wordprocessingml/2006/main" xmlns:wp="http://schemas.openxmlformats.org/drawingml/2006/wordprocessingDrawing" xmlns:r="http://schemas.openxmlformats.org/officeDocument/2006/relationships" xmlns:w14="http://schemas.microsoft.com/office/word/2010/wordml">
+                    <w:rPr>
+                      <w:rFonts w:ascii="Arial" w:hAnsi="Arial" w:eastAsia="Arial" w:cs="Arial"/>
+                      <w:i w:val="false"/>
+                      <w:b w:val="false"/>
+                      <w:u w:val="none"/>
+                      <w:strike w:val="false"/>
+                      <w:sz w:val="18"/>
+                      <w:szCs w:val="18"/>
+                      <w:color w:val="000000"/>
+                    </w:rPr>
+                    <w:t xml:space="preserve">0.6</w:t>
+                  </w:r>
+                </w:p>
+              </w:tc>
+              <w:tc>
+                <w:tcPr>
+                  <w:tcBorders>
+                    <w:bottom w:val="none" w:sz="0" w:space="0" w:color="000000"/>
+                    <w:top w:val="none" w:sz="0" w:space="0" w:color="000000"/>
+                    <w:left w:val="none" w:sz="0" w:space="0" w:color="000000"/>
+                    <w:right w:val="none" w:sz="0" w:space="0" w:color="000000"/>
+                  </w:tcBorders>
+                  <w:shd w:val="clear" w:color="auto" w:fill="FBE0D0"/>
+                  <w:tcMar>
+                    <w:top w:w="0" w:type="dxa"/>
+                    <w:bottom w:w="0" w:type="dxa"/>
+                    <w:left w:w="0" w:type="dxa"/>
+                    <w:right w:w="0" w:type="dxa"/>
+                  </w:tcMar>
+                  <w:vAlign w:val="center"/>
+                </w:tcPr>
+                <w:p>
+                  <w:pPr>
+                    <w:jc w:val="right"/>
+                    <w:pBdr>
+                      <w:bottom w:val="none" w:sz="0" w:space="0" w:color="000000"/>
+                      <w:top w:val="none" w:sz="0" w:space="0" w:color="000000"/>
+                      <w:left w:val="none" w:sz="0" w:space="0" w:color="000000"/>
+                      <w:right w:val="none" w:sz="0" w:space="0" w:color="000000"/>
+                    </w:pBdr>
+                    <w:spacing w:after="100" w:before="100" w:line="240"/>
+                    <w:ind w:left="100" w:right="100" w:firstLine="0" w:firstLineChars="0"/>
+                    <w:rPr>
+                      <w:rFonts w:ascii="Arial" w:hAnsi="Arial" w:eastAsia="Arial" w:cs="Arial"/>
+                      <w:i w:val="false"/>
+                      <w:b w:val="false"/>
+                      <w:u w:val="none"/>
+                      <w:strike w:val="false"/>
+                      <w:sz w:val="18"/>
+                      <w:szCs w:val="18"/>
+                      <w:color w:val="000000"/>
+                    </w:rPr>
+                  </w:pPr>
+                  <w:r xmlns:w="http://schemas.openxmlformats.org/wordprocessingml/2006/main" xmlns:wp="http://schemas.openxmlformats.org/drawingml/2006/wordprocessingDrawing" xmlns:r="http://schemas.openxmlformats.org/officeDocument/2006/relationships" xmlns:w14="http://schemas.microsoft.com/office/word/2010/wordml">
+                    <w:rPr>
+                      <w:rFonts w:ascii="Arial" w:hAnsi="Arial" w:eastAsia="Arial" w:cs="Arial"/>
+                      <w:i w:val="false"/>
+                      <w:b w:val="false"/>
+                      <w:u w:val="none"/>
+                      <w:strike w:val="false"/>
+                      <w:sz w:val="18"/>
+                      <w:szCs w:val="18"/>
+                      <w:color w:val="000000"/>
+                    </w:rPr>
+                    <w:t xml:space="preserve">0.3</w:t>
                   </w:r>
                 </w:p>
               </w:tc>
             </w:tr>
             <w:tr>
               <w:trPr>
-                <w:trHeight w:val="608" w:hRule="auto"/>
+                <w:trHeight w:val="416" w:hRule="auto"/>
               </w:trPr>
               <w:tc>
                 <w:tcPr>
@@ -3245,20 +4113,20 @@
                       <w:b w:val="false"/>
                       <w:u w:val="none"/>
                       <w:strike w:val="false"/>
-                      <w:sz w:val="22"/>
-                      <w:szCs w:val="22"/>
-                      <w:color w:val="000000"/>
-                    </w:rPr>
-                  </w:pPr>
-                  <w:r xmlns:w="http://schemas.openxmlformats.org/wordprocessingml/2006/main" xmlns:wp="http://schemas.openxmlformats.org/drawingml/2006/wordprocessingDrawing" xmlns:r="http://schemas.openxmlformats.org/officeDocument/2006/relationships" xmlns:w14="http://schemas.microsoft.com/office/word/2010/wordml">
-                    <w:rPr>
-                      <w:rFonts w:ascii="Arial" w:hAnsi="Arial" w:eastAsia="Arial" w:cs="Arial"/>
-                      <w:i w:val="false"/>
-                      <w:b w:val="false"/>
-                      <w:u w:val="none"/>
-                      <w:strike w:val="false"/>
-                      <w:sz w:val="22"/>
-                      <w:szCs w:val="22"/>
+                      <w:sz w:val="18"/>
+                      <w:szCs w:val="18"/>
+                      <w:color w:val="000000"/>
+                    </w:rPr>
+                  </w:pPr>
+                  <w:r xmlns:w="http://schemas.openxmlformats.org/wordprocessingml/2006/main" xmlns:wp="http://schemas.openxmlformats.org/drawingml/2006/wordprocessingDrawing" xmlns:r="http://schemas.openxmlformats.org/officeDocument/2006/relationships" xmlns:w14="http://schemas.microsoft.com/office/word/2010/wordml">
+                    <w:rPr>
+                      <w:rFonts w:ascii="Arial" w:hAnsi="Arial" w:eastAsia="Arial" w:cs="Arial"/>
+                      <w:i w:val="false"/>
+                      <w:b w:val="false"/>
+                      <w:u w:val="none"/>
+                      <w:strike w:val="false"/>
+                      <w:sz w:val="18"/>
+                      <w:szCs w:val="18"/>
                       <w:color w:val="000000"/>
                     </w:rPr>
                     <w:t xml:space="preserve">8421</w:t>
@@ -3299,20 +4167,20 @@
                       <w:b w:val="false"/>
                       <w:u w:val="none"/>
                       <w:strike w:val="false"/>
-                      <w:sz w:val="22"/>
-                      <w:szCs w:val="22"/>
-                      <w:color w:val="000000"/>
-                    </w:rPr>
-                  </w:pPr>
-                  <w:r xmlns:w="http://schemas.openxmlformats.org/wordprocessingml/2006/main" xmlns:wp="http://schemas.openxmlformats.org/drawingml/2006/wordprocessingDrawing" xmlns:r="http://schemas.openxmlformats.org/officeDocument/2006/relationships" xmlns:w14="http://schemas.microsoft.com/office/word/2010/wordml">
-                    <w:rPr>
-                      <w:rFonts w:ascii="Arial" w:hAnsi="Arial" w:eastAsia="Arial" w:cs="Arial"/>
-                      <w:i w:val="false"/>
-                      <w:b w:val="false"/>
-                      <w:u w:val="none"/>
-                      <w:strike w:val="false"/>
-                      <w:sz w:val="22"/>
-                      <w:szCs w:val="22"/>
+                      <w:sz w:val="18"/>
+                      <w:szCs w:val="18"/>
+                      <w:color w:val="000000"/>
+                    </w:rPr>
+                  </w:pPr>
+                  <w:r xmlns:w="http://schemas.openxmlformats.org/wordprocessingml/2006/main" xmlns:wp="http://schemas.openxmlformats.org/drawingml/2006/wordprocessingDrawing" xmlns:r="http://schemas.openxmlformats.org/officeDocument/2006/relationships" xmlns:w14="http://schemas.microsoft.com/office/word/2010/wordml">
+                    <w:rPr>
+                      <w:rFonts w:ascii="Arial" w:hAnsi="Arial" w:eastAsia="Arial" w:cs="Arial"/>
+                      <w:i w:val="false"/>
+                      <w:b w:val="false"/>
+                      <w:u w:val="none"/>
+                      <w:strike w:val="false"/>
+                      <w:sz w:val="18"/>
+                      <w:szCs w:val="18"/>
                       <w:color w:val="000000"/>
                     </w:rPr>
                     <w:t xml:space="preserve">Centrifugadoras</w:t>
@@ -3353,23 +4221,23 @@
                       <w:b w:val="false"/>
                       <w:u w:val="none"/>
                       <w:strike w:val="false"/>
-                      <w:sz w:val="22"/>
-                      <w:szCs w:val="22"/>
-                      <w:color w:val="000000"/>
-                    </w:rPr>
-                  </w:pPr>
-                  <w:r xmlns:w="http://schemas.openxmlformats.org/wordprocessingml/2006/main" xmlns:wp="http://schemas.openxmlformats.org/drawingml/2006/wordprocessingDrawing" xmlns:r="http://schemas.openxmlformats.org/officeDocument/2006/relationships" xmlns:w14="http://schemas.microsoft.com/office/word/2010/wordml">
-                    <w:rPr>
-                      <w:rFonts w:ascii="Arial" w:hAnsi="Arial" w:eastAsia="Arial" w:cs="Arial"/>
-                      <w:i w:val="false"/>
-                      <w:b w:val="false"/>
-                      <w:u w:val="none"/>
-                      <w:strike w:val="false"/>
-                      <w:sz w:val="22"/>
-                      <w:szCs w:val="22"/>
-                      <w:color w:val="000000"/>
-                    </w:rPr>
-                    <w:t xml:space="preserve">8.7</w:t>
+                      <w:sz w:val="18"/>
+                      <w:szCs w:val="18"/>
+                      <w:color w:val="000000"/>
+                    </w:rPr>
+                  </w:pPr>
+                  <w:r xmlns:w="http://schemas.openxmlformats.org/wordprocessingml/2006/main" xmlns:wp="http://schemas.openxmlformats.org/drawingml/2006/wordprocessingDrawing" xmlns:r="http://schemas.openxmlformats.org/officeDocument/2006/relationships" xmlns:w14="http://schemas.microsoft.com/office/word/2010/wordml">
+                    <w:rPr>
+                      <w:rFonts w:ascii="Arial" w:hAnsi="Arial" w:eastAsia="Arial" w:cs="Arial"/>
+                      <w:i w:val="false"/>
+                      <w:b w:val="false"/>
+                      <w:u w:val="none"/>
+                      <w:strike w:val="false"/>
+                      <w:sz w:val="18"/>
+                      <w:szCs w:val="18"/>
+                      <w:color w:val="000000"/>
+                    </w:rPr>
+                    <w:t xml:space="preserve">2.9</w:t>
                   </w:r>
                 </w:p>
               </w:tc>
@@ -3407,20 +4275,20 @@
                       <w:b w:val="false"/>
                       <w:u w:val="none"/>
                       <w:strike w:val="false"/>
-                      <w:sz w:val="22"/>
-                      <w:szCs w:val="22"/>
-                      <w:color w:val="000000"/>
-                    </w:rPr>
-                  </w:pPr>
-                  <w:r xmlns:w="http://schemas.openxmlformats.org/wordprocessingml/2006/main" xmlns:wp="http://schemas.openxmlformats.org/drawingml/2006/wordprocessingDrawing" xmlns:r="http://schemas.openxmlformats.org/officeDocument/2006/relationships" xmlns:w14="http://schemas.microsoft.com/office/word/2010/wordml">
-                    <w:rPr>
-                      <w:rFonts w:ascii="Arial" w:hAnsi="Arial" w:eastAsia="Arial" w:cs="Arial"/>
-                      <w:i w:val="false"/>
-                      <w:b w:val="false"/>
-                      <w:u w:val="none"/>
-                      <w:strike w:val="false"/>
-                      <w:sz w:val="22"/>
-                      <w:szCs w:val="22"/>
+                      <w:sz w:val="18"/>
+                      <w:szCs w:val="18"/>
+                      <w:color w:val="000000"/>
+                    </w:rPr>
+                  </w:pPr>
+                  <w:r xmlns:w="http://schemas.openxmlformats.org/wordprocessingml/2006/main" xmlns:wp="http://schemas.openxmlformats.org/drawingml/2006/wordprocessingDrawing" xmlns:r="http://schemas.openxmlformats.org/officeDocument/2006/relationships" xmlns:w14="http://schemas.microsoft.com/office/word/2010/wordml">
+                    <w:rPr>
+                      <w:rFonts w:ascii="Arial" w:hAnsi="Arial" w:eastAsia="Arial" w:cs="Arial"/>
+                      <w:i w:val="false"/>
+                      <w:b w:val="false"/>
+                      <w:u w:val="none"/>
+                      <w:strike w:val="false"/>
+                      <w:sz w:val="18"/>
+                      <w:szCs w:val="18"/>
                       <w:color w:val="000000"/>
                     </w:rPr>
                     <w:t xml:space="preserve">—</w:t>
@@ -3461,30 +4329,192 @@
                       <w:b w:val="false"/>
                       <w:u w:val="none"/>
                       <w:strike w:val="false"/>
-                      <w:sz w:val="22"/>
-                      <w:szCs w:val="22"/>
-                      <w:color w:val="000000"/>
-                    </w:rPr>
-                  </w:pPr>
-                  <w:r xmlns:w="http://schemas.openxmlformats.org/wordprocessingml/2006/main" xmlns:wp="http://schemas.openxmlformats.org/drawingml/2006/wordprocessingDrawing" xmlns:r="http://schemas.openxmlformats.org/officeDocument/2006/relationships" xmlns:w14="http://schemas.microsoft.com/office/word/2010/wordml">
-                    <w:rPr>
-                      <w:rFonts w:ascii="Arial" w:hAnsi="Arial" w:eastAsia="Arial" w:cs="Arial"/>
-                      <w:i w:val="false"/>
-                      <w:b w:val="false"/>
-                      <w:u w:val="none"/>
-                      <w:strike w:val="false"/>
-                      <w:sz w:val="22"/>
-                      <w:szCs w:val="22"/>
-                      <w:color w:val="000000"/>
-                    </w:rPr>
-                    <w:t xml:space="preserve">0.6</w:t>
+                      <w:sz w:val="18"/>
+                      <w:szCs w:val="18"/>
+                      <w:color w:val="000000"/>
+                    </w:rPr>
+                  </w:pPr>
+                  <w:r xmlns:w="http://schemas.openxmlformats.org/wordprocessingml/2006/main" xmlns:wp="http://schemas.openxmlformats.org/drawingml/2006/wordprocessingDrawing" xmlns:r="http://schemas.openxmlformats.org/officeDocument/2006/relationships" xmlns:w14="http://schemas.microsoft.com/office/word/2010/wordml">
+                    <w:rPr>
+                      <w:rFonts w:ascii="Arial" w:hAnsi="Arial" w:eastAsia="Arial" w:cs="Arial"/>
+                      <w:i w:val="false"/>
+                      <w:b w:val="false"/>
+                      <w:u w:val="none"/>
+                      <w:strike w:val="false"/>
+                      <w:sz w:val="18"/>
+                      <w:szCs w:val="18"/>
+                      <w:color w:val="000000"/>
+                    </w:rPr>
+                    <w:t xml:space="preserve">0.2</w:t>
+                  </w:r>
+                </w:p>
+              </w:tc>
+              <w:tc>
+                <w:tcPr>
+                  <w:tcBorders>
+                    <w:bottom w:val="none" w:sz="0" w:space="0" w:color="000000"/>
+                    <w:top w:val="none" w:sz="0" w:space="0" w:color="000000"/>
+                    <w:left w:val="none" w:sz="0" w:space="0" w:color="000000"/>
+                    <w:right w:val="none" w:sz="0" w:space="0" w:color="000000"/>
+                  </w:tcBorders>
+                  <w:shd w:val="clear" w:color="auto" w:fill="CDE4F7"/>
+                  <w:tcMar>
+                    <w:top w:w="0" w:type="dxa"/>
+                    <w:bottom w:w="0" w:type="dxa"/>
+                    <w:left w:w="0" w:type="dxa"/>
+                    <w:right w:w="0" w:type="dxa"/>
+                  </w:tcMar>
+                  <w:vAlign w:val="center"/>
+                </w:tcPr>
+                <w:p>
+                  <w:pPr>
+                    <w:jc w:val="right"/>
+                    <w:pBdr>
+                      <w:bottom w:val="none" w:sz="0" w:space="0" w:color="000000"/>
+                      <w:top w:val="none" w:sz="0" w:space="0" w:color="000000"/>
+                      <w:left w:val="none" w:sz="0" w:space="0" w:color="000000"/>
+                      <w:right w:val="none" w:sz="0" w:space="0" w:color="000000"/>
+                    </w:pBdr>
+                    <w:spacing w:after="100" w:before="100" w:line="240"/>
+                    <w:ind w:left="100" w:right="100" w:firstLine="0" w:firstLineChars="0"/>
+                    <w:rPr>
+                      <w:rFonts w:ascii="Arial" w:hAnsi="Arial" w:eastAsia="Arial" w:cs="Arial"/>
+                      <w:i w:val="false"/>
+                      <w:b w:val="false"/>
+                      <w:u w:val="none"/>
+                      <w:strike w:val="false"/>
+                      <w:sz w:val="18"/>
+                      <w:szCs w:val="18"/>
+                      <w:color w:val="000000"/>
+                    </w:rPr>
+                  </w:pPr>
+                  <w:r xmlns:w="http://schemas.openxmlformats.org/wordprocessingml/2006/main" xmlns:wp="http://schemas.openxmlformats.org/drawingml/2006/wordprocessingDrawing" xmlns:r="http://schemas.openxmlformats.org/officeDocument/2006/relationships" xmlns:w14="http://schemas.microsoft.com/office/word/2010/wordml">
+                    <w:rPr>
+                      <w:rFonts w:ascii="Arial" w:hAnsi="Arial" w:eastAsia="Arial" w:cs="Arial"/>
+                      <w:i w:val="false"/>
+                      <w:b w:val="false"/>
+                      <w:u w:val="none"/>
+                      <w:strike w:val="false"/>
+                      <w:sz w:val="18"/>
+                      <w:szCs w:val="18"/>
+                      <w:color w:val="000000"/>
+                    </w:rPr>
+                    <w:t xml:space="preserve">2.8</w:t>
+                  </w:r>
+                </w:p>
+              </w:tc>
+              <w:tc>
+                <w:tcPr>
+                  <w:tcBorders>
+                    <w:bottom w:val="none" w:sz="0" w:space="0" w:color="000000"/>
+                    <w:top w:val="none" w:sz="0" w:space="0" w:color="000000"/>
+                    <w:left w:val="none" w:sz="0" w:space="0" w:color="000000"/>
+                    <w:right w:val="none" w:sz="0" w:space="0" w:color="000000"/>
+                  </w:tcBorders>
+                  <w:shd w:val="clear" w:color="auto" w:fill="FFFFFF"/>
+                  <w:tcMar>
+                    <w:top w:w="0" w:type="dxa"/>
+                    <w:bottom w:w="0" w:type="dxa"/>
+                    <w:left w:w="0" w:type="dxa"/>
+                    <w:right w:w="0" w:type="dxa"/>
+                  </w:tcMar>
+                  <w:vAlign w:val="center"/>
+                </w:tcPr>
+                <w:p>
+                  <w:pPr>
+                    <w:jc w:val="right"/>
+                    <w:pBdr>
+                      <w:bottom w:val="none" w:sz="0" w:space="0" w:color="000000"/>
+                      <w:top w:val="none" w:sz="0" w:space="0" w:color="000000"/>
+                      <w:left w:val="none" w:sz="0" w:space="0" w:color="000000"/>
+                      <w:right w:val="none" w:sz="0" w:space="0" w:color="000000"/>
+                    </w:pBdr>
+                    <w:spacing w:after="100" w:before="100" w:line="240"/>
+                    <w:ind w:left="100" w:right="100" w:firstLine="0" w:firstLineChars="0"/>
+                    <w:rPr>
+                      <w:rFonts w:ascii="Arial" w:hAnsi="Arial" w:eastAsia="Arial" w:cs="Arial"/>
+                      <w:i w:val="false"/>
+                      <w:b w:val="false"/>
+                      <w:u w:val="none"/>
+                      <w:strike w:val="false"/>
+                      <w:sz w:val="18"/>
+                      <w:szCs w:val="18"/>
+                      <w:color w:val="000000"/>
+                    </w:rPr>
+                  </w:pPr>
+                  <w:r xmlns:w="http://schemas.openxmlformats.org/wordprocessingml/2006/main" xmlns:wp="http://schemas.openxmlformats.org/drawingml/2006/wordprocessingDrawing" xmlns:r="http://schemas.openxmlformats.org/officeDocument/2006/relationships" xmlns:w14="http://schemas.microsoft.com/office/word/2010/wordml">
+                    <w:rPr>
+                      <w:rFonts w:ascii="Arial" w:hAnsi="Arial" w:eastAsia="Arial" w:cs="Arial"/>
+                      <w:i w:val="false"/>
+                      <w:b w:val="false"/>
+                      <w:u w:val="none"/>
+                      <w:strike w:val="false"/>
+                      <w:sz w:val="18"/>
+                      <w:szCs w:val="18"/>
+                      <w:color w:val="000000"/>
+                    </w:rPr>
+                    <w:t xml:space="preserve">—</w:t>
+                  </w:r>
+                </w:p>
+              </w:tc>
+              <w:tc>
+                <w:tcPr>
+                  <w:tcBorders>
+                    <w:bottom w:val="none" w:sz="0" w:space="0" w:color="000000"/>
+                    <w:top w:val="none" w:sz="0" w:space="0" w:color="000000"/>
+                    <w:left w:val="none" w:sz="0" w:space="0" w:color="000000"/>
+                    <w:right w:val="none" w:sz="0" w:space="0" w:color="000000"/>
+                  </w:tcBorders>
+                  <w:shd w:val="clear" w:color="auto" w:fill="FBE0D0"/>
+                  <w:tcMar>
+                    <w:top w:w="0" w:type="dxa"/>
+                    <w:bottom w:w="0" w:type="dxa"/>
+                    <w:left w:w="0" w:type="dxa"/>
+                    <w:right w:w="0" w:type="dxa"/>
+                  </w:tcMar>
+                  <w:vAlign w:val="center"/>
+                </w:tcPr>
+                <w:p>
+                  <w:pPr>
+                    <w:jc w:val="right"/>
+                    <w:pBdr>
+                      <w:bottom w:val="none" w:sz="0" w:space="0" w:color="000000"/>
+                      <w:top w:val="none" w:sz="0" w:space="0" w:color="000000"/>
+                      <w:left w:val="none" w:sz="0" w:space="0" w:color="000000"/>
+                      <w:right w:val="none" w:sz="0" w:space="0" w:color="000000"/>
+                    </w:pBdr>
+                    <w:spacing w:after="100" w:before="100" w:line="240"/>
+                    <w:ind w:left="100" w:right="100" w:firstLine="0" w:firstLineChars="0"/>
+                    <w:rPr>
+                      <w:rFonts w:ascii="Arial" w:hAnsi="Arial" w:eastAsia="Arial" w:cs="Arial"/>
+                      <w:i w:val="false"/>
+                      <w:b w:val="false"/>
+                      <w:u w:val="none"/>
+                      <w:strike w:val="false"/>
+                      <w:sz w:val="18"/>
+                      <w:szCs w:val="18"/>
+                      <w:color w:val="000000"/>
+                    </w:rPr>
+                  </w:pPr>
+                  <w:r xmlns:w="http://schemas.openxmlformats.org/wordprocessingml/2006/main" xmlns:wp="http://schemas.openxmlformats.org/drawingml/2006/wordprocessingDrawing" xmlns:r="http://schemas.openxmlformats.org/officeDocument/2006/relationships" xmlns:w14="http://schemas.microsoft.com/office/word/2010/wordml">
+                    <w:rPr>
+                      <w:rFonts w:ascii="Arial" w:hAnsi="Arial" w:eastAsia="Arial" w:cs="Arial"/>
+                      <w:i w:val="false"/>
+                      <w:b w:val="false"/>
+                      <w:u w:val="none"/>
+                      <w:strike w:val="false"/>
+                      <w:sz w:val="18"/>
+                      <w:szCs w:val="18"/>
+                      <w:color w:val="000000"/>
+                    </w:rPr>
+                    <w:t xml:space="preserve">0.2</w:t>
                   </w:r>
                 </w:p>
               </w:tc>
             </w:tr>
             <w:tr>
               <w:trPr>
-                <w:trHeight w:val="608" w:hRule="auto"/>
+                <w:trHeight w:val="416" w:hRule="auto"/>
               </w:trPr>
               <w:tc>
                 <w:tcPr>
@@ -3520,20 +4550,20 @@
                       <w:b w:val="false"/>
                       <w:u w:val="none"/>
                       <w:strike w:val="false"/>
-                      <w:sz w:val="22"/>
-                      <w:szCs w:val="22"/>
-                      <w:color w:val="000000"/>
-                    </w:rPr>
-                  </w:pPr>
-                  <w:r xmlns:w="http://schemas.openxmlformats.org/wordprocessingml/2006/main" xmlns:wp="http://schemas.openxmlformats.org/drawingml/2006/wordprocessingDrawing" xmlns:r="http://schemas.openxmlformats.org/officeDocument/2006/relationships" xmlns:w14="http://schemas.microsoft.com/office/word/2010/wordml">
-                    <w:rPr>
-                      <w:rFonts w:ascii="Arial" w:hAnsi="Arial" w:eastAsia="Arial" w:cs="Arial"/>
-                      <w:i w:val="false"/>
-                      <w:b w:val="false"/>
-                      <w:u w:val="none"/>
-                      <w:strike w:val="false"/>
-                      <w:sz w:val="22"/>
-                      <w:szCs w:val="22"/>
+                      <w:sz w:val="18"/>
+                      <w:szCs w:val="18"/>
+                      <w:color w:val="000000"/>
+                    </w:rPr>
+                  </w:pPr>
+                  <w:r xmlns:w="http://schemas.openxmlformats.org/wordprocessingml/2006/main" xmlns:wp="http://schemas.openxmlformats.org/drawingml/2006/wordprocessingDrawing" xmlns:r="http://schemas.openxmlformats.org/officeDocument/2006/relationships" xmlns:w14="http://schemas.microsoft.com/office/word/2010/wordml">
+                    <w:rPr>
+                      <w:rFonts w:ascii="Arial" w:hAnsi="Arial" w:eastAsia="Arial" w:cs="Arial"/>
+                      <w:i w:val="false"/>
+                      <w:b w:val="false"/>
+                      <w:u w:val="none"/>
+                      <w:strike w:val="false"/>
+                      <w:sz w:val="18"/>
+                      <w:szCs w:val="18"/>
                       <w:color w:val="000000"/>
                     </w:rPr>
                     <w:t xml:space="preserve">8411</w:t>
@@ -3574,20 +4604,20 @@
                       <w:b w:val="false"/>
                       <w:u w:val="none"/>
                       <w:strike w:val="false"/>
-                      <w:sz w:val="22"/>
-                      <w:szCs w:val="22"/>
-                      <w:color w:val="000000"/>
-                    </w:rPr>
-                  </w:pPr>
-                  <w:r xmlns:w="http://schemas.openxmlformats.org/wordprocessingml/2006/main" xmlns:wp="http://schemas.openxmlformats.org/drawingml/2006/wordprocessingDrawing" xmlns:r="http://schemas.openxmlformats.org/officeDocument/2006/relationships" xmlns:w14="http://schemas.microsoft.com/office/word/2010/wordml">
-                    <w:rPr>
-                      <w:rFonts w:ascii="Arial" w:hAnsi="Arial" w:eastAsia="Arial" w:cs="Arial"/>
-                      <w:i w:val="false"/>
-                      <w:b w:val="false"/>
-                      <w:u w:val="none"/>
-                      <w:strike w:val="false"/>
-                      <w:sz w:val="22"/>
-                      <w:szCs w:val="22"/>
+                      <w:sz w:val="18"/>
+                      <w:szCs w:val="18"/>
+                      <w:color w:val="000000"/>
+                    </w:rPr>
+                  </w:pPr>
+                  <w:r xmlns:w="http://schemas.openxmlformats.org/wordprocessingml/2006/main" xmlns:wp="http://schemas.openxmlformats.org/drawingml/2006/wordprocessingDrawing" xmlns:r="http://schemas.openxmlformats.org/officeDocument/2006/relationships" xmlns:w14="http://schemas.microsoft.com/office/word/2010/wordml">
+                    <w:rPr>
+                      <w:rFonts w:ascii="Arial" w:hAnsi="Arial" w:eastAsia="Arial" w:cs="Arial"/>
+                      <w:i w:val="false"/>
+                      <w:b w:val="false"/>
+                      <w:u w:val="none"/>
+                      <w:strike w:val="false"/>
+                      <w:sz w:val="18"/>
+                      <w:szCs w:val="18"/>
                       <w:color w:val="000000"/>
                     </w:rPr>
                     <w:t xml:space="preserve">Turbinas</w:t>
@@ -3628,23 +4658,23 @@
                       <w:b w:val="false"/>
                       <w:u w:val="none"/>
                       <w:strike w:val="false"/>
-                      <w:sz w:val="22"/>
-                      <w:szCs w:val="22"/>
-                      <w:color w:val="000000"/>
-                    </w:rPr>
-                  </w:pPr>
-                  <w:r xmlns:w="http://schemas.openxmlformats.org/wordprocessingml/2006/main" xmlns:wp="http://schemas.openxmlformats.org/drawingml/2006/wordprocessingDrawing" xmlns:r="http://schemas.openxmlformats.org/officeDocument/2006/relationships" xmlns:w14="http://schemas.microsoft.com/office/word/2010/wordml">
-                    <w:rPr>
-                      <w:rFonts w:ascii="Arial" w:hAnsi="Arial" w:eastAsia="Arial" w:cs="Arial"/>
-                      <w:i w:val="false"/>
-                      <w:b w:val="false"/>
-                      <w:u w:val="none"/>
-                      <w:strike w:val="false"/>
-                      <w:sz w:val="22"/>
-                      <w:szCs w:val="22"/>
-                      <w:color w:val="000000"/>
-                    </w:rPr>
-                    <w:t xml:space="preserve">4.4</w:t>
+                      <w:sz w:val="18"/>
+                      <w:szCs w:val="18"/>
+                      <w:color w:val="000000"/>
+                    </w:rPr>
+                  </w:pPr>
+                  <w:r xmlns:w="http://schemas.openxmlformats.org/wordprocessingml/2006/main" xmlns:wp="http://schemas.openxmlformats.org/drawingml/2006/wordprocessingDrawing" xmlns:r="http://schemas.openxmlformats.org/officeDocument/2006/relationships" xmlns:w14="http://schemas.microsoft.com/office/word/2010/wordml">
+                    <w:rPr>
+                      <w:rFonts w:ascii="Arial" w:hAnsi="Arial" w:eastAsia="Arial" w:cs="Arial"/>
+                      <w:i w:val="false"/>
+                      <w:b w:val="false"/>
+                      <w:u w:val="none"/>
+                      <w:strike w:val="false"/>
+                      <w:sz w:val="18"/>
+                      <w:szCs w:val="18"/>
+                      <w:color w:val="000000"/>
+                    </w:rPr>
+                    <w:t xml:space="preserve">1.5</w:t>
                   </w:r>
                 </w:p>
               </w:tc>
@@ -3682,20 +4712,20 @@
                       <w:b w:val="false"/>
                       <w:u w:val="none"/>
                       <w:strike w:val="false"/>
-                      <w:sz w:val="22"/>
-                      <w:szCs w:val="22"/>
-                      <w:color w:val="000000"/>
-                    </w:rPr>
-                  </w:pPr>
-                  <w:r xmlns:w="http://schemas.openxmlformats.org/wordprocessingml/2006/main" xmlns:wp="http://schemas.openxmlformats.org/drawingml/2006/wordprocessingDrawing" xmlns:r="http://schemas.openxmlformats.org/officeDocument/2006/relationships" xmlns:w14="http://schemas.microsoft.com/office/word/2010/wordml">
-                    <w:rPr>
-                      <w:rFonts w:ascii="Arial" w:hAnsi="Arial" w:eastAsia="Arial" w:cs="Arial"/>
-                      <w:i w:val="false"/>
-                      <w:b w:val="false"/>
-                      <w:u w:val="none"/>
-                      <w:strike w:val="false"/>
-                      <w:sz w:val="22"/>
-                      <w:szCs w:val="22"/>
+                      <w:sz w:val="18"/>
+                      <w:szCs w:val="18"/>
+                      <w:color w:val="000000"/>
+                    </w:rPr>
+                  </w:pPr>
+                  <w:r xmlns:w="http://schemas.openxmlformats.org/wordprocessingml/2006/main" xmlns:wp="http://schemas.openxmlformats.org/drawingml/2006/wordprocessingDrawing" xmlns:r="http://schemas.openxmlformats.org/officeDocument/2006/relationships" xmlns:w14="http://schemas.microsoft.com/office/word/2010/wordml">
+                    <w:rPr>
+                      <w:rFonts w:ascii="Arial" w:hAnsi="Arial" w:eastAsia="Arial" w:cs="Arial"/>
+                      <w:i w:val="false"/>
+                      <w:b w:val="false"/>
+                      <w:u w:val="none"/>
+                      <w:strike w:val="false"/>
+                      <w:sz w:val="18"/>
+                      <w:szCs w:val="18"/>
                       <w:color w:val="000000"/>
                     </w:rPr>
                     <w:t xml:space="preserve">—</w:t>
@@ -3736,30 +4766,192 @@
                       <w:b w:val="false"/>
                       <w:u w:val="none"/>
                       <w:strike w:val="false"/>
-                      <w:sz w:val="22"/>
-                      <w:szCs w:val="22"/>
-                      <w:color w:val="000000"/>
-                    </w:rPr>
-                  </w:pPr>
-                  <w:r xmlns:w="http://schemas.openxmlformats.org/wordprocessingml/2006/main" xmlns:wp="http://schemas.openxmlformats.org/drawingml/2006/wordprocessingDrawing" xmlns:r="http://schemas.openxmlformats.org/officeDocument/2006/relationships" xmlns:w14="http://schemas.microsoft.com/office/word/2010/wordml">
-                    <w:rPr>
-                      <w:rFonts w:ascii="Arial" w:hAnsi="Arial" w:eastAsia="Arial" w:cs="Arial"/>
-                      <w:i w:val="false"/>
-                      <w:b w:val="false"/>
-                      <w:u w:val="none"/>
-                      <w:strike w:val="false"/>
-                      <w:sz w:val="22"/>
-                      <w:szCs w:val="22"/>
-                      <w:color w:val="000000"/>
-                    </w:rPr>
-                    <w:t xml:space="preserve">0.7</w:t>
+                      <w:sz w:val="18"/>
+                      <w:szCs w:val="18"/>
+                      <w:color w:val="000000"/>
+                    </w:rPr>
+                  </w:pPr>
+                  <w:r xmlns:w="http://schemas.openxmlformats.org/wordprocessingml/2006/main" xmlns:wp="http://schemas.openxmlformats.org/drawingml/2006/wordprocessingDrawing" xmlns:r="http://schemas.openxmlformats.org/officeDocument/2006/relationships" xmlns:w14="http://schemas.microsoft.com/office/word/2010/wordml">
+                    <w:rPr>
+                      <w:rFonts w:ascii="Arial" w:hAnsi="Arial" w:eastAsia="Arial" w:cs="Arial"/>
+                      <w:i w:val="false"/>
+                      <w:b w:val="false"/>
+                      <w:u w:val="none"/>
+                      <w:strike w:val="false"/>
+                      <w:sz w:val="18"/>
+                      <w:szCs w:val="18"/>
+                      <w:color w:val="000000"/>
+                    </w:rPr>
+                    <w:t xml:space="preserve">0.2</w:t>
+                  </w:r>
+                </w:p>
+              </w:tc>
+              <w:tc>
+                <w:tcPr>
+                  <w:tcBorders>
+                    <w:bottom w:val="none" w:sz="0" w:space="0" w:color="000000"/>
+                    <w:top w:val="none" w:sz="0" w:space="0" w:color="000000"/>
+                    <w:left w:val="none" w:sz="0" w:space="0" w:color="000000"/>
+                    <w:right w:val="none" w:sz="0" w:space="0" w:color="000000"/>
+                  </w:tcBorders>
+                  <w:shd w:val="clear" w:color="auto" w:fill="CDE4F7"/>
+                  <w:tcMar>
+                    <w:top w:w="0" w:type="dxa"/>
+                    <w:bottom w:w="0" w:type="dxa"/>
+                    <w:left w:w="0" w:type="dxa"/>
+                    <w:right w:w="0" w:type="dxa"/>
+                  </w:tcMar>
+                  <w:vAlign w:val="center"/>
+                </w:tcPr>
+                <w:p>
+                  <w:pPr>
+                    <w:jc w:val="right"/>
+                    <w:pBdr>
+                      <w:bottom w:val="none" w:sz="0" w:space="0" w:color="000000"/>
+                      <w:top w:val="none" w:sz="0" w:space="0" w:color="000000"/>
+                      <w:left w:val="none" w:sz="0" w:space="0" w:color="000000"/>
+                      <w:right w:val="none" w:sz="0" w:space="0" w:color="000000"/>
+                    </w:pBdr>
+                    <w:spacing w:after="100" w:before="100" w:line="240"/>
+                    <w:ind w:left="100" w:right="100" w:firstLine="0" w:firstLineChars="0"/>
+                    <w:rPr>
+                      <w:rFonts w:ascii="Arial" w:hAnsi="Arial" w:eastAsia="Arial" w:cs="Arial"/>
+                      <w:i w:val="false"/>
+                      <w:b w:val="false"/>
+                      <w:u w:val="none"/>
+                      <w:strike w:val="false"/>
+                      <w:sz w:val="18"/>
+                      <w:szCs w:val="18"/>
+                      <w:color w:val="000000"/>
+                    </w:rPr>
+                  </w:pPr>
+                  <w:r xmlns:w="http://schemas.openxmlformats.org/wordprocessingml/2006/main" xmlns:wp="http://schemas.openxmlformats.org/drawingml/2006/wordprocessingDrawing" xmlns:r="http://schemas.openxmlformats.org/officeDocument/2006/relationships" xmlns:w14="http://schemas.microsoft.com/office/word/2010/wordml">
+                    <w:rPr>
+                      <w:rFonts w:ascii="Arial" w:hAnsi="Arial" w:eastAsia="Arial" w:cs="Arial"/>
+                      <w:i w:val="false"/>
+                      <w:b w:val="false"/>
+                      <w:u w:val="none"/>
+                      <w:strike w:val="false"/>
+                      <w:sz w:val="18"/>
+                      <w:szCs w:val="18"/>
+                      <w:color w:val="000000"/>
+                    </w:rPr>
+                    <w:t xml:space="preserve">1.8</w:t>
+                  </w:r>
+                </w:p>
+              </w:tc>
+              <w:tc>
+                <w:tcPr>
+                  <w:tcBorders>
+                    <w:bottom w:val="none" w:sz="0" w:space="0" w:color="000000"/>
+                    <w:top w:val="none" w:sz="0" w:space="0" w:color="000000"/>
+                    <w:left w:val="none" w:sz="0" w:space="0" w:color="000000"/>
+                    <w:right w:val="none" w:sz="0" w:space="0" w:color="000000"/>
+                  </w:tcBorders>
+                  <w:shd w:val="clear" w:color="auto" w:fill="FFFFFF"/>
+                  <w:tcMar>
+                    <w:top w:w="0" w:type="dxa"/>
+                    <w:bottom w:w="0" w:type="dxa"/>
+                    <w:left w:w="0" w:type="dxa"/>
+                    <w:right w:w="0" w:type="dxa"/>
+                  </w:tcMar>
+                  <w:vAlign w:val="center"/>
+                </w:tcPr>
+                <w:p>
+                  <w:pPr>
+                    <w:jc w:val="right"/>
+                    <w:pBdr>
+                      <w:bottom w:val="none" w:sz="0" w:space="0" w:color="000000"/>
+                      <w:top w:val="none" w:sz="0" w:space="0" w:color="000000"/>
+                      <w:left w:val="none" w:sz="0" w:space="0" w:color="000000"/>
+                      <w:right w:val="none" w:sz="0" w:space="0" w:color="000000"/>
+                    </w:pBdr>
+                    <w:spacing w:after="100" w:before="100" w:line="240"/>
+                    <w:ind w:left="100" w:right="100" w:firstLine="0" w:firstLineChars="0"/>
+                    <w:rPr>
+                      <w:rFonts w:ascii="Arial" w:hAnsi="Arial" w:eastAsia="Arial" w:cs="Arial"/>
+                      <w:i w:val="false"/>
+                      <w:b w:val="false"/>
+                      <w:u w:val="none"/>
+                      <w:strike w:val="false"/>
+                      <w:sz w:val="18"/>
+                      <w:szCs w:val="18"/>
+                      <w:color w:val="000000"/>
+                    </w:rPr>
+                  </w:pPr>
+                  <w:r xmlns:w="http://schemas.openxmlformats.org/wordprocessingml/2006/main" xmlns:wp="http://schemas.openxmlformats.org/drawingml/2006/wordprocessingDrawing" xmlns:r="http://schemas.openxmlformats.org/officeDocument/2006/relationships" xmlns:w14="http://schemas.microsoft.com/office/word/2010/wordml">
+                    <w:rPr>
+                      <w:rFonts w:ascii="Arial" w:hAnsi="Arial" w:eastAsia="Arial" w:cs="Arial"/>
+                      <w:i w:val="false"/>
+                      <w:b w:val="false"/>
+                      <w:u w:val="none"/>
+                      <w:strike w:val="false"/>
+                      <w:sz w:val="18"/>
+                      <w:szCs w:val="18"/>
+                      <w:color w:val="000000"/>
+                    </w:rPr>
+                    <w:t xml:space="preserve">—</w:t>
+                  </w:r>
+                </w:p>
+              </w:tc>
+              <w:tc>
+                <w:tcPr>
+                  <w:tcBorders>
+                    <w:bottom w:val="none" w:sz="0" w:space="0" w:color="000000"/>
+                    <w:top w:val="none" w:sz="0" w:space="0" w:color="000000"/>
+                    <w:left w:val="none" w:sz="0" w:space="0" w:color="000000"/>
+                    <w:right w:val="none" w:sz="0" w:space="0" w:color="000000"/>
+                  </w:tcBorders>
+                  <w:shd w:val="clear" w:color="auto" w:fill="FBE0D0"/>
+                  <w:tcMar>
+                    <w:top w:w="0" w:type="dxa"/>
+                    <w:bottom w:w="0" w:type="dxa"/>
+                    <w:left w:w="0" w:type="dxa"/>
+                    <w:right w:w="0" w:type="dxa"/>
+                  </w:tcMar>
+                  <w:vAlign w:val="center"/>
+                </w:tcPr>
+                <w:p>
+                  <w:pPr>
+                    <w:jc w:val="right"/>
+                    <w:pBdr>
+                      <w:bottom w:val="none" w:sz="0" w:space="0" w:color="000000"/>
+                      <w:top w:val="none" w:sz="0" w:space="0" w:color="000000"/>
+                      <w:left w:val="none" w:sz="0" w:space="0" w:color="000000"/>
+                      <w:right w:val="none" w:sz="0" w:space="0" w:color="000000"/>
+                    </w:pBdr>
+                    <w:spacing w:after="100" w:before="100" w:line="240"/>
+                    <w:ind w:left="100" w:right="100" w:firstLine="0" w:firstLineChars="0"/>
+                    <w:rPr>
+                      <w:rFonts w:ascii="Arial" w:hAnsi="Arial" w:eastAsia="Arial" w:cs="Arial"/>
+                      <w:i w:val="false"/>
+                      <w:b w:val="false"/>
+                      <w:u w:val="none"/>
+                      <w:strike w:val="false"/>
+                      <w:sz w:val="18"/>
+                      <w:szCs w:val="18"/>
+                      <w:color w:val="000000"/>
+                    </w:rPr>
+                  </w:pPr>
+                  <w:r xmlns:w="http://schemas.openxmlformats.org/wordprocessingml/2006/main" xmlns:wp="http://schemas.openxmlformats.org/drawingml/2006/wordprocessingDrawing" xmlns:r="http://schemas.openxmlformats.org/officeDocument/2006/relationships" xmlns:w14="http://schemas.microsoft.com/office/word/2010/wordml">
+                    <w:rPr>
+                      <w:rFonts w:ascii="Arial" w:hAnsi="Arial" w:eastAsia="Arial" w:cs="Arial"/>
+                      <w:i w:val="false"/>
+                      <w:b w:val="false"/>
+                      <w:u w:val="none"/>
+                      <w:strike w:val="false"/>
+                      <w:sz w:val="18"/>
+                      <w:szCs w:val="18"/>
+                      <w:color w:val="000000"/>
+                    </w:rPr>
+                    <w:t xml:space="preserve">0.3</w:t>
                   </w:r>
                 </w:p>
               </w:tc>
             </w:tr>
             <w:tr>
               <w:trPr>
-                <w:trHeight w:val="608" w:hRule="auto"/>
+                <w:trHeight w:val="416" w:hRule="auto"/>
               </w:trPr>
               <w:tc>
                 <w:tcPr>
@@ -3795,23 +4987,23 @@
                       <w:b w:val="false"/>
                       <w:u w:val="none"/>
                       <w:strike w:val="false"/>
-                      <w:sz w:val="22"/>
-                      <w:szCs w:val="22"/>
-                      <w:color w:val="000000"/>
-                    </w:rPr>
-                  </w:pPr>
-                  <w:r xmlns:w="http://schemas.openxmlformats.org/wordprocessingml/2006/main" xmlns:wp="http://schemas.openxmlformats.org/drawingml/2006/wordprocessingDrawing" xmlns:r="http://schemas.openxmlformats.org/officeDocument/2006/relationships" xmlns:w14="http://schemas.microsoft.com/office/word/2010/wordml">
-                    <w:rPr>
-                      <w:rFonts w:ascii="Arial" w:hAnsi="Arial" w:eastAsia="Arial" w:cs="Arial"/>
-                      <w:i w:val="false"/>
-                      <w:b w:val="false"/>
-                      <w:u w:val="none"/>
-                      <w:strike w:val="false"/>
-                      <w:sz w:val="22"/>
-                      <w:szCs w:val="22"/>
-                      <w:color w:val="000000"/>
-                    </w:rPr>
-                    <w:t xml:space="preserve">8467</w:t>
+                      <w:sz w:val="18"/>
+                      <w:szCs w:val="18"/>
+                      <w:color w:val="000000"/>
+                    </w:rPr>
+                  </w:pPr>
+                  <w:r xmlns:w="http://schemas.openxmlformats.org/wordprocessingml/2006/main" xmlns:wp="http://schemas.openxmlformats.org/drawingml/2006/wordprocessingDrawing" xmlns:r="http://schemas.openxmlformats.org/officeDocument/2006/relationships" xmlns:w14="http://schemas.microsoft.com/office/word/2010/wordml">
+                    <w:rPr>
+                      <w:rFonts w:ascii="Arial" w:hAnsi="Arial" w:eastAsia="Arial" w:cs="Arial"/>
+                      <w:i w:val="false"/>
+                      <w:b w:val="false"/>
+                      <w:u w:val="none"/>
+                      <w:strike w:val="false"/>
+                      <w:sz w:val="18"/>
+                      <w:szCs w:val="18"/>
+                      <w:color w:val="000000"/>
+                    </w:rPr>
+                    <w:t xml:space="preserve">8413</w:t>
                   </w:r>
                 </w:p>
               </w:tc>
@@ -3849,23 +5041,77 @@
                       <w:b w:val="false"/>
                       <w:u w:val="none"/>
                       <w:strike w:val="false"/>
-                      <w:sz w:val="22"/>
-                      <w:szCs w:val="22"/>
-                      <w:color w:val="000000"/>
-                    </w:rPr>
-                  </w:pPr>
-                  <w:r xmlns:w="http://schemas.openxmlformats.org/wordprocessingml/2006/main" xmlns:wp="http://schemas.openxmlformats.org/drawingml/2006/wordprocessingDrawing" xmlns:r="http://schemas.openxmlformats.org/officeDocument/2006/relationships" xmlns:w14="http://schemas.microsoft.com/office/word/2010/wordml">
-                    <w:rPr>
-                      <w:rFonts w:ascii="Arial" w:hAnsi="Arial" w:eastAsia="Arial" w:cs="Arial"/>
-                      <w:i w:val="false"/>
-                      <w:b w:val="false"/>
-                      <w:u w:val="none"/>
-                      <w:strike w:val="false"/>
-                      <w:sz w:val="22"/>
-                      <w:szCs w:val="22"/>
-                      <w:color w:val="000000"/>
-                    </w:rPr>
-                    <w:t xml:space="preserve">Herramientas de mano</w:t>
+                      <w:sz w:val="18"/>
+                      <w:szCs w:val="18"/>
+                      <w:color w:val="000000"/>
+                    </w:rPr>
+                  </w:pPr>
+                  <w:r xmlns:w="http://schemas.openxmlformats.org/wordprocessingml/2006/main" xmlns:wp="http://schemas.openxmlformats.org/drawingml/2006/wordprocessingDrawing" xmlns:r="http://schemas.openxmlformats.org/officeDocument/2006/relationships" xmlns:w14="http://schemas.microsoft.com/office/word/2010/wordml">
+                    <w:rPr>
+                      <w:rFonts w:ascii="Arial" w:hAnsi="Arial" w:eastAsia="Arial" w:cs="Arial"/>
+                      <w:i w:val="false"/>
+                      <w:b w:val="false"/>
+                      <w:u w:val="none"/>
+                      <w:strike w:val="false"/>
+                      <w:sz w:val="18"/>
+                      <w:szCs w:val="18"/>
+                      <w:color w:val="000000"/>
+                    </w:rPr>
+                    <w:t xml:space="preserve">Bombas de líquidos</w:t>
+                  </w:r>
+                </w:p>
+              </w:tc>
+              <w:tc>
+                <w:tcPr>
+                  <w:tcBorders>
+                    <w:bottom w:val="none" w:sz="0" w:space="0" w:color="000000"/>
+                    <w:top w:val="none" w:sz="0" w:space="0" w:color="000000"/>
+                    <w:left w:val="none" w:sz="0" w:space="0" w:color="000000"/>
+                    <w:right w:val="none" w:sz="0" w:space="0" w:color="000000"/>
+                  </w:tcBorders>
+                  <w:shd w:val="clear" w:color="auto" w:fill="CDE4F7"/>
+                  <w:tcMar>
+                    <w:top w:w="0" w:type="dxa"/>
+                    <w:bottom w:w="0" w:type="dxa"/>
+                    <w:left w:w="0" w:type="dxa"/>
+                    <w:right w:w="0" w:type="dxa"/>
+                  </w:tcMar>
+                  <w:vAlign w:val="center"/>
+                </w:tcPr>
+                <w:p>
+                  <w:pPr>
+                    <w:jc w:val="right"/>
+                    <w:pBdr>
+                      <w:bottom w:val="none" w:sz="0" w:space="0" w:color="000000"/>
+                      <w:top w:val="none" w:sz="0" w:space="0" w:color="000000"/>
+                      <w:left w:val="none" w:sz="0" w:space="0" w:color="000000"/>
+                      <w:right w:val="none" w:sz="0" w:space="0" w:color="000000"/>
+                    </w:pBdr>
+                    <w:spacing w:after="100" w:before="100" w:line="240"/>
+                    <w:ind w:left="100" w:right="100" w:firstLine="0" w:firstLineChars="0"/>
+                    <w:rPr>
+                      <w:rFonts w:ascii="Arial" w:hAnsi="Arial" w:eastAsia="Arial" w:cs="Arial"/>
+                      <w:i w:val="false"/>
+                      <w:b w:val="false"/>
+                      <w:u w:val="none"/>
+                      <w:strike w:val="false"/>
+                      <w:sz w:val="18"/>
+                      <w:szCs w:val="18"/>
+                      <w:color w:val="000000"/>
+                    </w:rPr>
+                  </w:pPr>
+                  <w:r xmlns:w="http://schemas.openxmlformats.org/wordprocessingml/2006/main" xmlns:wp="http://schemas.openxmlformats.org/drawingml/2006/wordprocessingDrawing" xmlns:r="http://schemas.openxmlformats.org/officeDocument/2006/relationships" xmlns:w14="http://schemas.microsoft.com/office/word/2010/wordml">
+                    <w:rPr>
+                      <w:rFonts w:ascii="Arial" w:hAnsi="Arial" w:eastAsia="Arial" w:cs="Arial"/>
+                      <w:i w:val="false"/>
+                      <w:b w:val="false"/>
+                      <w:u w:val="none"/>
+                      <w:strike w:val="false"/>
+                      <w:sz w:val="18"/>
+                      <w:szCs w:val="18"/>
+                      <w:color w:val="000000"/>
+                    </w:rPr>
+                    <w:t xml:space="preserve">1.8</w:t>
                   </w:r>
                 </w:p>
               </w:tc>
@@ -3903,20 +5149,20 @@
                       <w:b w:val="false"/>
                       <w:u w:val="none"/>
                       <w:strike w:val="false"/>
-                      <w:sz w:val="22"/>
-                      <w:szCs w:val="22"/>
-                      <w:color w:val="000000"/>
-                    </w:rPr>
-                  </w:pPr>
-                  <w:r xmlns:w="http://schemas.openxmlformats.org/wordprocessingml/2006/main" xmlns:wp="http://schemas.openxmlformats.org/drawingml/2006/wordprocessingDrawing" xmlns:r="http://schemas.openxmlformats.org/officeDocument/2006/relationships" xmlns:w14="http://schemas.microsoft.com/office/word/2010/wordml">
-                    <w:rPr>
-                      <w:rFonts w:ascii="Arial" w:hAnsi="Arial" w:eastAsia="Arial" w:cs="Arial"/>
-                      <w:i w:val="false"/>
-                      <w:b w:val="false"/>
-                      <w:u w:val="none"/>
-                      <w:strike w:val="false"/>
-                      <w:sz w:val="22"/>
-                      <w:szCs w:val="22"/>
+                      <w:sz w:val="18"/>
+                      <w:szCs w:val="18"/>
+                      <w:color w:val="000000"/>
+                    </w:rPr>
+                  </w:pPr>
+                  <w:r xmlns:w="http://schemas.openxmlformats.org/wordprocessingml/2006/main" xmlns:wp="http://schemas.openxmlformats.org/drawingml/2006/wordprocessingDrawing" xmlns:r="http://schemas.openxmlformats.org/officeDocument/2006/relationships" xmlns:w14="http://schemas.microsoft.com/office/word/2010/wordml">
+                    <w:rPr>
+                      <w:rFonts w:ascii="Arial" w:hAnsi="Arial" w:eastAsia="Arial" w:cs="Arial"/>
+                      <w:i w:val="false"/>
+                      <w:b w:val="false"/>
+                      <w:u w:val="none"/>
+                      <w:strike w:val="false"/>
+                      <w:sz w:val="18"/>
+                      <w:szCs w:val="18"/>
                       <w:color w:val="000000"/>
                     </w:rPr>
                     <w:t xml:space="preserve">—</w:t>
@@ -3931,7 +5177,7 @@
                     <w:left w:val="none" w:sz="0" w:space="0" w:color="000000"/>
                     <w:right w:val="none" w:sz="0" w:space="0" w:color="000000"/>
                   </w:tcBorders>
-                  <w:shd w:val="clear" w:color="auto" w:fill="D6EFD6"/>
+                  <w:shd w:val="clear" w:color="auto" w:fill="FBE0D0"/>
                   <w:tcMar>
                     <w:top w:w="0" w:type="dxa"/>
                     <w:bottom w:w="0" w:type="dxa"/>
@@ -3957,23 +5203,131 @@
                       <w:b w:val="false"/>
                       <w:u w:val="none"/>
                       <w:strike w:val="false"/>
-                      <w:sz w:val="22"/>
-                      <w:szCs w:val="22"/>
-                      <w:color w:val="000000"/>
-                    </w:rPr>
-                  </w:pPr>
-                  <w:r xmlns:w="http://schemas.openxmlformats.org/wordprocessingml/2006/main" xmlns:wp="http://schemas.openxmlformats.org/drawingml/2006/wordprocessingDrawing" xmlns:r="http://schemas.openxmlformats.org/officeDocument/2006/relationships" xmlns:w14="http://schemas.microsoft.com/office/word/2010/wordml">
-                    <w:rPr>
-                      <w:rFonts w:ascii="Arial" w:hAnsi="Arial" w:eastAsia="Arial" w:cs="Arial"/>
-                      <w:i w:val="false"/>
-                      <w:b w:val="false"/>
-                      <w:u w:val="none"/>
-                      <w:strike w:val="false"/>
-                      <w:sz w:val="22"/>
-                      <w:szCs w:val="22"/>
-                      <w:color w:val="000000"/>
-                    </w:rPr>
-                    <w:t xml:space="preserve">3.0</w:t>
+                      <w:sz w:val="18"/>
+                      <w:szCs w:val="18"/>
+                      <w:color w:val="000000"/>
+                    </w:rPr>
+                  </w:pPr>
+                  <w:r xmlns:w="http://schemas.openxmlformats.org/wordprocessingml/2006/main" xmlns:wp="http://schemas.openxmlformats.org/drawingml/2006/wordprocessingDrawing" xmlns:r="http://schemas.openxmlformats.org/officeDocument/2006/relationships" xmlns:w14="http://schemas.microsoft.com/office/word/2010/wordml">
+                    <w:rPr>
+                      <w:rFonts w:ascii="Arial" w:hAnsi="Arial" w:eastAsia="Arial" w:cs="Arial"/>
+                      <w:i w:val="false"/>
+                      <w:b w:val="false"/>
+                      <w:u w:val="none"/>
+                      <w:strike w:val="false"/>
+                      <w:sz w:val="18"/>
+                      <w:szCs w:val="18"/>
+                      <w:color w:val="000000"/>
+                    </w:rPr>
+                    <w:t xml:space="preserve">0.2</w:t>
+                  </w:r>
+                </w:p>
+              </w:tc>
+              <w:tc>
+                <w:tcPr>
+                  <w:tcBorders>
+                    <w:bottom w:val="none" w:sz="0" w:space="0" w:color="000000"/>
+                    <w:top w:val="none" w:sz="0" w:space="0" w:color="000000"/>
+                    <w:left w:val="none" w:sz="0" w:space="0" w:color="000000"/>
+                    <w:right w:val="none" w:sz="0" w:space="0" w:color="000000"/>
+                  </w:tcBorders>
+                  <w:shd w:val="clear" w:color="auto" w:fill="CDE4F7"/>
+                  <w:tcMar>
+                    <w:top w:w="0" w:type="dxa"/>
+                    <w:bottom w:w="0" w:type="dxa"/>
+                    <w:left w:w="0" w:type="dxa"/>
+                    <w:right w:w="0" w:type="dxa"/>
+                  </w:tcMar>
+                  <w:vAlign w:val="center"/>
+                </w:tcPr>
+                <w:p>
+                  <w:pPr>
+                    <w:jc w:val="right"/>
+                    <w:pBdr>
+                      <w:bottom w:val="none" w:sz="0" w:space="0" w:color="000000"/>
+                      <w:top w:val="none" w:sz="0" w:space="0" w:color="000000"/>
+                      <w:left w:val="none" w:sz="0" w:space="0" w:color="000000"/>
+                      <w:right w:val="none" w:sz="0" w:space="0" w:color="000000"/>
+                    </w:pBdr>
+                    <w:spacing w:after="100" w:before="100" w:line="240"/>
+                    <w:ind w:left="100" w:right="100" w:firstLine="0" w:firstLineChars="0"/>
+                    <w:rPr>
+                      <w:rFonts w:ascii="Arial" w:hAnsi="Arial" w:eastAsia="Arial" w:cs="Arial"/>
+                      <w:i w:val="false"/>
+                      <w:b w:val="false"/>
+                      <w:u w:val="none"/>
+                      <w:strike w:val="false"/>
+                      <w:sz w:val="18"/>
+                      <w:szCs w:val="18"/>
+                      <w:color w:val="000000"/>
+                    </w:rPr>
+                  </w:pPr>
+                  <w:r xmlns:w="http://schemas.openxmlformats.org/wordprocessingml/2006/main" xmlns:wp="http://schemas.openxmlformats.org/drawingml/2006/wordprocessingDrawing" xmlns:r="http://schemas.openxmlformats.org/officeDocument/2006/relationships" xmlns:w14="http://schemas.microsoft.com/office/word/2010/wordml">
+                    <w:rPr>
+                      <w:rFonts w:ascii="Arial" w:hAnsi="Arial" w:eastAsia="Arial" w:cs="Arial"/>
+                      <w:i w:val="false"/>
+                      <w:b w:val="false"/>
+                      <w:u w:val="none"/>
+                      <w:strike w:val="false"/>
+                      <w:sz w:val="18"/>
+                      <w:szCs w:val="18"/>
+                      <w:color w:val="000000"/>
+                    </w:rPr>
+                    <w:t xml:space="preserve">1.9</w:t>
+                  </w:r>
+                </w:p>
+              </w:tc>
+              <w:tc>
+                <w:tcPr>
+                  <w:tcBorders>
+                    <w:bottom w:val="none" w:sz="0" w:space="0" w:color="000000"/>
+                    <w:top w:val="none" w:sz="0" w:space="0" w:color="000000"/>
+                    <w:left w:val="none" w:sz="0" w:space="0" w:color="000000"/>
+                    <w:right w:val="none" w:sz="0" w:space="0" w:color="000000"/>
+                  </w:tcBorders>
+                  <w:shd w:val="clear" w:color="auto" w:fill="FFFFFF"/>
+                  <w:tcMar>
+                    <w:top w:w="0" w:type="dxa"/>
+                    <w:bottom w:w="0" w:type="dxa"/>
+                    <w:left w:w="0" w:type="dxa"/>
+                    <w:right w:w="0" w:type="dxa"/>
+                  </w:tcMar>
+                  <w:vAlign w:val="center"/>
+                </w:tcPr>
+                <w:p>
+                  <w:pPr>
+                    <w:jc w:val="right"/>
+                    <w:pBdr>
+                      <w:bottom w:val="none" w:sz="0" w:space="0" w:color="000000"/>
+                      <w:top w:val="none" w:sz="0" w:space="0" w:color="000000"/>
+                      <w:left w:val="none" w:sz="0" w:space="0" w:color="000000"/>
+                      <w:right w:val="none" w:sz="0" w:space="0" w:color="000000"/>
+                    </w:pBdr>
+                    <w:spacing w:after="100" w:before="100" w:line="240"/>
+                    <w:ind w:left="100" w:right="100" w:firstLine="0" w:firstLineChars="0"/>
+                    <w:rPr>
+                      <w:rFonts w:ascii="Arial" w:hAnsi="Arial" w:eastAsia="Arial" w:cs="Arial"/>
+                      <w:i w:val="false"/>
+                      <w:b w:val="false"/>
+                      <w:u w:val="none"/>
+                      <w:strike w:val="false"/>
+                      <w:sz w:val="18"/>
+                      <w:szCs w:val="18"/>
+                      <w:color w:val="000000"/>
+                    </w:rPr>
+                  </w:pPr>
+                  <w:r xmlns:w="http://schemas.openxmlformats.org/wordprocessingml/2006/main" xmlns:wp="http://schemas.openxmlformats.org/drawingml/2006/wordprocessingDrawing" xmlns:r="http://schemas.openxmlformats.org/officeDocument/2006/relationships" xmlns:w14="http://schemas.microsoft.com/office/word/2010/wordml">
+                    <w:rPr>
+                      <w:rFonts w:ascii="Arial" w:hAnsi="Arial" w:eastAsia="Arial" w:cs="Arial"/>
+                      <w:i w:val="false"/>
+                      <w:b w:val="false"/>
+                      <w:u w:val="none"/>
+                      <w:strike w:val="false"/>
+                      <w:sz w:val="18"/>
+                      <w:szCs w:val="18"/>
+                      <w:color w:val="000000"/>
+                    </w:rPr>
+                    <w:t xml:space="preserve">—</w:t>
                   </w:r>
                 </w:p>
               </w:tc>
@@ -4011,34 +5365,33 @@
                       <w:b w:val="false"/>
                       <w:u w:val="none"/>
                       <w:strike w:val="false"/>
-                      <w:sz w:val="22"/>
-                      <w:szCs w:val="22"/>
-                      <w:color w:val="000000"/>
-                    </w:rPr>
-                  </w:pPr>
-                  <w:r xmlns:w="http://schemas.openxmlformats.org/wordprocessingml/2006/main" xmlns:wp="http://schemas.openxmlformats.org/drawingml/2006/wordprocessingDrawing" xmlns:r="http://schemas.openxmlformats.org/officeDocument/2006/relationships" xmlns:w14="http://schemas.microsoft.com/office/word/2010/wordml">
-                    <w:rPr>
-                      <w:rFonts w:ascii="Arial" w:hAnsi="Arial" w:eastAsia="Arial" w:cs="Arial"/>
-                      <w:i w:val="false"/>
-                      <w:b w:val="false"/>
-                      <w:u w:val="none"/>
-                      <w:strike w:val="false"/>
-                      <w:sz w:val="22"/>
-                      <w:szCs w:val="22"/>
-                      <w:color w:val="000000"/>
-                    </w:rPr>
-                    <w:t xml:space="preserve">0.7</w:t>
+                      <w:sz w:val="18"/>
+                      <w:szCs w:val="18"/>
+                      <w:color w:val="000000"/>
+                    </w:rPr>
+                  </w:pPr>
+                  <w:r xmlns:w="http://schemas.openxmlformats.org/wordprocessingml/2006/main" xmlns:wp="http://schemas.openxmlformats.org/drawingml/2006/wordprocessingDrawing" xmlns:r="http://schemas.openxmlformats.org/officeDocument/2006/relationships" xmlns:w14="http://schemas.microsoft.com/office/word/2010/wordml">
+                    <w:rPr>
+                      <w:rFonts w:ascii="Arial" w:hAnsi="Arial" w:eastAsia="Arial" w:cs="Arial"/>
+                      <w:i w:val="false"/>
+                      <w:b w:val="false"/>
+                      <w:u w:val="none"/>
+                      <w:strike w:val="false"/>
+                      <w:sz w:val="18"/>
+                      <w:szCs w:val="18"/>
+                      <w:color w:val="000000"/>
+                    </w:rPr>
+                    <w:t xml:space="preserve">0.4</w:t>
                   </w:r>
                 </w:p>
               </w:tc>
             </w:tr>
             <w:tr>
               <w:trPr>
-                <w:trHeight w:val="608" w:hRule="auto"/>
+                <w:trHeight w:val="416" w:hRule="auto"/>
               </w:trPr>
               <w:tc>
                 <w:tcPr>
-                  <w:gridSpan w:val="5"/>
                   <w:tcBorders>
                     <w:bottom w:val="none" w:sz="0" w:space="0" w:color="000000"/>
                     <w:top w:val="none" w:sz="0" w:space="0" w:color="000000"/>
@@ -4068,36 +5421,415 @@
                     <w:rPr>
                       <w:rFonts w:ascii="Arial" w:hAnsi="Arial" w:eastAsia="Arial" w:cs="Arial"/>
                       <w:i w:val="false"/>
-                      <w:b w:val="true"/>
-                      <w:u w:val="none"/>
-                      <w:strike w:val="false"/>
-                      <w:sz w:val="22"/>
-                      <w:szCs w:val="22"/>
-                      <w:color w:val="000000"/>
-                    </w:rPr>
-                  </w:pPr>
-                  <w:r xmlns:w="http://schemas.openxmlformats.org/wordprocessingml/2006/main" xmlns:wp="http://schemas.openxmlformats.org/drawingml/2006/wordprocessingDrawing" xmlns:r="http://schemas.openxmlformats.org/officeDocument/2006/relationships" xmlns:w14="http://schemas.microsoft.com/office/word/2010/wordml">
-                    <w:rPr>
-                      <w:rFonts w:ascii="Arial" w:hAnsi="Arial" w:eastAsia="Arial" w:cs="Arial"/>
-                      <w:i w:val="false"/>
-                      <w:b w:val="true"/>
-                      <w:u w:val="none"/>
-                      <w:strike w:val="false"/>
-                      <w:sz w:val="22"/>
-                      <w:szCs w:val="22"/>
-                      <w:color w:val="000000"/>
-                    </w:rPr>
-                    <w:t xml:space="preserve">85 - Eléctrico</w:t>
+                      <w:b w:val="false"/>
+                      <w:u w:val="none"/>
+                      <w:strike w:val="false"/>
+                      <w:sz w:val="18"/>
+                      <w:szCs w:val="18"/>
+                      <w:color w:val="000000"/>
+                    </w:rPr>
+                  </w:pPr>
+                  <w:r xmlns:w="http://schemas.openxmlformats.org/wordprocessingml/2006/main" xmlns:wp="http://schemas.openxmlformats.org/drawingml/2006/wordprocessingDrawing" xmlns:r="http://schemas.openxmlformats.org/officeDocument/2006/relationships" xmlns:w14="http://schemas.microsoft.com/office/word/2010/wordml">
+                    <w:rPr>
+                      <w:rFonts w:ascii="Arial" w:hAnsi="Arial" w:eastAsia="Arial" w:cs="Arial"/>
+                      <w:i w:val="false"/>
+                      <w:b w:val="false"/>
+                      <w:u w:val="none"/>
+                      <w:strike w:val="false"/>
+                      <w:sz w:val="18"/>
+                      <w:szCs w:val="18"/>
+                      <w:color w:val="000000"/>
+                    </w:rPr>
+                    <w:t xml:space="preserve">8419</w:t>
+                  </w:r>
+                </w:p>
+              </w:tc>
+              <w:tc>
+                <w:tcPr>
+                  <w:tcBorders>
+                    <w:bottom w:val="none" w:sz="0" w:space="0" w:color="000000"/>
+                    <w:top w:val="none" w:sz="0" w:space="0" w:color="000000"/>
+                    <w:left w:val="none" w:sz="0" w:space="0" w:color="000000"/>
+                    <w:right w:val="none" w:sz="0" w:space="0" w:color="000000"/>
+                  </w:tcBorders>
+                  <w:shd w:val="clear" w:color="auto" w:fill="FFFFFF"/>
+                  <w:tcMar>
+                    <w:top w:w="0" w:type="dxa"/>
+                    <w:bottom w:w="0" w:type="dxa"/>
+                    <w:left w:w="0" w:type="dxa"/>
+                    <w:right w:w="0" w:type="dxa"/>
+                  </w:tcMar>
+                  <w:vAlign w:val="center"/>
+                </w:tcPr>
+                <w:p>
+                  <w:pPr>
+                    <w:jc w:val="left"/>
+                    <w:pBdr>
+                      <w:bottom w:val="none" w:sz="0" w:space="0" w:color="000000"/>
+                      <w:top w:val="none" w:sz="0" w:space="0" w:color="000000"/>
+                      <w:left w:val="none" w:sz="0" w:space="0" w:color="000000"/>
+                      <w:right w:val="none" w:sz="0" w:space="0" w:color="000000"/>
+                    </w:pBdr>
+                    <w:spacing w:after="100" w:before="100" w:line="240"/>
+                    <w:ind w:left="100" w:right="100" w:firstLine="0" w:firstLineChars="0"/>
+                    <w:rPr>
+                      <w:rFonts w:ascii="Arial" w:hAnsi="Arial" w:eastAsia="Arial" w:cs="Arial"/>
+                      <w:i w:val="false"/>
+                      <w:b w:val="false"/>
+                      <w:u w:val="none"/>
+                      <w:strike w:val="false"/>
+                      <w:sz w:val="18"/>
+                      <w:szCs w:val="18"/>
+                      <w:color w:val="000000"/>
+                    </w:rPr>
+                  </w:pPr>
+                  <w:r xmlns:w="http://schemas.openxmlformats.org/wordprocessingml/2006/main" xmlns:wp="http://schemas.openxmlformats.org/drawingml/2006/wordprocessingDrawing" xmlns:r="http://schemas.openxmlformats.org/officeDocument/2006/relationships" xmlns:w14="http://schemas.microsoft.com/office/word/2010/wordml">
+                    <w:rPr>
+                      <w:rFonts w:ascii="Arial" w:hAnsi="Arial" w:eastAsia="Arial" w:cs="Arial"/>
+                      <w:i w:val="false"/>
+                      <w:b w:val="false"/>
+                      <w:u w:val="none"/>
+                      <w:strike w:val="false"/>
+                      <w:sz w:val="18"/>
+                      <w:szCs w:val="18"/>
+                      <w:color w:val="000000"/>
+                    </w:rPr>
+                    <w:t xml:space="preserve">EqTérmico</w:t>
+                  </w:r>
+                </w:p>
+              </w:tc>
+              <w:tc>
+                <w:tcPr>
+                  <w:tcBorders>
+                    <w:bottom w:val="none" w:sz="0" w:space="0" w:color="000000"/>
+                    <w:top w:val="none" w:sz="0" w:space="0" w:color="000000"/>
+                    <w:left w:val="none" w:sz="0" w:space="0" w:color="000000"/>
+                    <w:right w:val="none" w:sz="0" w:space="0" w:color="000000"/>
+                  </w:tcBorders>
+                  <w:shd w:val="clear" w:color="auto" w:fill="CDE4F7"/>
+                  <w:tcMar>
+                    <w:top w:w="0" w:type="dxa"/>
+                    <w:bottom w:w="0" w:type="dxa"/>
+                    <w:left w:w="0" w:type="dxa"/>
+                    <w:right w:w="0" w:type="dxa"/>
+                  </w:tcMar>
+                  <w:vAlign w:val="center"/>
+                </w:tcPr>
+                <w:p>
+                  <w:pPr>
+                    <w:jc w:val="right"/>
+                    <w:pBdr>
+                      <w:bottom w:val="none" w:sz="0" w:space="0" w:color="000000"/>
+                      <w:top w:val="none" w:sz="0" w:space="0" w:color="000000"/>
+                      <w:left w:val="none" w:sz="0" w:space="0" w:color="000000"/>
+                      <w:right w:val="none" w:sz="0" w:space="0" w:color="000000"/>
+                    </w:pBdr>
+                    <w:spacing w:after="100" w:before="100" w:line="240"/>
+                    <w:ind w:left="100" w:right="100" w:firstLine="0" w:firstLineChars="0"/>
+                    <w:rPr>
+                      <w:rFonts w:ascii="Arial" w:hAnsi="Arial" w:eastAsia="Arial" w:cs="Arial"/>
+                      <w:i w:val="false"/>
+                      <w:b w:val="false"/>
+                      <w:u w:val="none"/>
+                      <w:strike w:val="false"/>
+                      <w:sz w:val="18"/>
+                      <w:szCs w:val="18"/>
+                      <w:color w:val="000000"/>
+                    </w:rPr>
+                  </w:pPr>
+                  <w:r xmlns:w="http://schemas.openxmlformats.org/wordprocessingml/2006/main" xmlns:wp="http://schemas.openxmlformats.org/drawingml/2006/wordprocessingDrawing" xmlns:r="http://schemas.openxmlformats.org/officeDocument/2006/relationships" xmlns:w14="http://schemas.microsoft.com/office/word/2010/wordml">
+                    <w:rPr>
+                      <w:rFonts w:ascii="Arial" w:hAnsi="Arial" w:eastAsia="Arial" w:cs="Arial"/>
+                      <w:i w:val="false"/>
+                      <w:b w:val="false"/>
+                      <w:u w:val="none"/>
+                      <w:strike w:val="false"/>
+                      <w:sz w:val="18"/>
+                      <w:szCs w:val="18"/>
+                      <w:color w:val="000000"/>
+                    </w:rPr>
+                    <w:t xml:space="preserve">1.0</w:t>
+                  </w:r>
+                </w:p>
+              </w:tc>
+              <w:tc>
+                <w:tcPr>
+                  <w:tcBorders>
+                    <w:bottom w:val="none" w:sz="0" w:space="0" w:color="000000"/>
+                    <w:top w:val="none" w:sz="0" w:space="0" w:color="000000"/>
+                    <w:left w:val="none" w:sz="0" w:space="0" w:color="000000"/>
+                    <w:right w:val="none" w:sz="0" w:space="0" w:color="000000"/>
+                  </w:tcBorders>
+                  <w:shd w:val="clear" w:color="auto" w:fill="FFFFFF"/>
+                  <w:tcMar>
+                    <w:top w:w="0" w:type="dxa"/>
+                    <w:bottom w:w="0" w:type="dxa"/>
+                    <w:left w:w="0" w:type="dxa"/>
+                    <w:right w:w="0" w:type="dxa"/>
+                  </w:tcMar>
+                  <w:vAlign w:val="center"/>
+                </w:tcPr>
+                <w:p>
+                  <w:pPr>
+                    <w:jc w:val="right"/>
+                    <w:pBdr>
+                      <w:bottom w:val="none" w:sz="0" w:space="0" w:color="000000"/>
+                      <w:top w:val="none" w:sz="0" w:space="0" w:color="000000"/>
+                      <w:left w:val="none" w:sz="0" w:space="0" w:color="000000"/>
+                      <w:right w:val="none" w:sz="0" w:space="0" w:color="000000"/>
+                    </w:pBdr>
+                    <w:spacing w:after="100" w:before="100" w:line="240"/>
+                    <w:ind w:left="100" w:right="100" w:firstLine="0" w:firstLineChars="0"/>
+                    <w:rPr>
+                      <w:rFonts w:ascii="Arial" w:hAnsi="Arial" w:eastAsia="Arial" w:cs="Arial"/>
+                      <w:i w:val="false"/>
+                      <w:b w:val="false"/>
+                      <w:u w:val="none"/>
+                      <w:strike w:val="false"/>
+                      <w:sz w:val="18"/>
+                      <w:szCs w:val="18"/>
+                      <w:color w:val="000000"/>
+                    </w:rPr>
+                  </w:pPr>
+                  <w:r xmlns:w="http://schemas.openxmlformats.org/wordprocessingml/2006/main" xmlns:wp="http://schemas.openxmlformats.org/drawingml/2006/wordprocessingDrawing" xmlns:r="http://schemas.openxmlformats.org/officeDocument/2006/relationships" xmlns:w14="http://schemas.microsoft.com/office/word/2010/wordml">
+                    <w:rPr>
+                      <w:rFonts w:ascii="Arial" w:hAnsi="Arial" w:eastAsia="Arial" w:cs="Arial"/>
+                      <w:i w:val="false"/>
+                      <w:b w:val="false"/>
+                      <w:u w:val="none"/>
+                      <w:strike w:val="false"/>
+                      <w:sz w:val="18"/>
+                      <w:szCs w:val="18"/>
+                      <w:color w:val="000000"/>
+                    </w:rPr>
+                    <w:t xml:space="preserve">—</w:t>
+                  </w:r>
+                </w:p>
+              </w:tc>
+              <w:tc>
+                <w:tcPr>
+                  <w:tcBorders>
+                    <w:bottom w:val="none" w:sz="0" w:space="0" w:color="000000"/>
+                    <w:top w:val="none" w:sz="0" w:space="0" w:color="000000"/>
+                    <w:left w:val="none" w:sz="0" w:space="0" w:color="000000"/>
+                    <w:right w:val="none" w:sz="0" w:space="0" w:color="000000"/>
+                  </w:tcBorders>
+                  <w:shd w:val="clear" w:color="auto" w:fill="FBE0D0"/>
+                  <w:tcMar>
+                    <w:top w:w="0" w:type="dxa"/>
+                    <w:bottom w:w="0" w:type="dxa"/>
+                    <w:left w:w="0" w:type="dxa"/>
+                    <w:right w:w="0" w:type="dxa"/>
+                  </w:tcMar>
+                  <w:vAlign w:val="center"/>
+                </w:tcPr>
+                <w:p>
+                  <w:pPr>
+                    <w:jc w:val="right"/>
+                    <w:pBdr>
+                      <w:bottom w:val="none" w:sz="0" w:space="0" w:color="000000"/>
+                      <w:top w:val="none" w:sz="0" w:space="0" w:color="000000"/>
+                      <w:left w:val="none" w:sz="0" w:space="0" w:color="000000"/>
+                      <w:right w:val="none" w:sz="0" w:space="0" w:color="000000"/>
+                    </w:pBdr>
+                    <w:spacing w:after="100" w:before="100" w:line="240"/>
+                    <w:ind w:left="100" w:right="100" w:firstLine="0" w:firstLineChars="0"/>
+                    <w:rPr>
+                      <w:rFonts w:ascii="Arial" w:hAnsi="Arial" w:eastAsia="Arial" w:cs="Arial"/>
+                      <w:i w:val="false"/>
+                      <w:b w:val="false"/>
+                      <w:u w:val="none"/>
+                      <w:strike w:val="false"/>
+                      <w:sz w:val="18"/>
+                      <w:szCs w:val="18"/>
+                      <w:color w:val="000000"/>
+                    </w:rPr>
+                  </w:pPr>
+                  <w:r xmlns:w="http://schemas.openxmlformats.org/wordprocessingml/2006/main" xmlns:wp="http://schemas.openxmlformats.org/drawingml/2006/wordprocessingDrawing" xmlns:r="http://schemas.openxmlformats.org/officeDocument/2006/relationships" xmlns:w14="http://schemas.microsoft.com/office/word/2010/wordml">
+                    <w:rPr>
+                      <w:rFonts w:ascii="Arial" w:hAnsi="Arial" w:eastAsia="Arial" w:cs="Arial"/>
+                      <w:i w:val="false"/>
+                      <w:b w:val="false"/>
+                      <w:u w:val="none"/>
+                      <w:strike w:val="false"/>
+                      <w:sz w:val="18"/>
+                      <w:szCs w:val="18"/>
+                      <w:color w:val="000000"/>
+                    </w:rPr>
+                    <w:t xml:space="preserve">0.7</w:t>
+                  </w:r>
+                </w:p>
+              </w:tc>
+              <w:tc>
+                <w:tcPr>
+                  <w:tcBorders>
+                    <w:bottom w:val="none" w:sz="0" w:space="0" w:color="000000"/>
+                    <w:top w:val="none" w:sz="0" w:space="0" w:color="000000"/>
+                    <w:left w:val="none" w:sz="0" w:space="0" w:color="000000"/>
+                    <w:right w:val="none" w:sz="0" w:space="0" w:color="000000"/>
+                  </w:tcBorders>
+                  <w:shd w:val="clear" w:color="auto" w:fill="CDE4F7"/>
+                  <w:tcMar>
+                    <w:top w:w="0" w:type="dxa"/>
+                    <w:bottom w:w="0" w:type="dxa"/>
+                    <w:left w:w="0" w:type="dxa"/>
+                    <w:right w:w="0" w:type="dxa"/>
+                  </w:tcMar>
+                  <w:vAlign w:val="center"/>
+                </w:tcPr>
+                <w:p>
+                  <w:pPr>
+                    <w:jc w:val="right"/>
+                    <w:pBdr>
+                      <w:bottom w:val="none" w:sz="0" w:space="0" w:color="000000"/>
+                      <w:top w:val="none" w:sz="0" w:space="0" w:color="000000"/>
+                      <w:left w:val="none" w:sz="0" w:space="0" w:color="000000"/>
+                      <w:right w:val="none" w:sz="0" w:space="0" w:color="000000"/>
+                    </w:pBdr>
+                    <w:spacing w:after="100" w:before="100" w:line="240"/>
+                    <w:ind w:left="100" w:right="100" w:firstLine="0" w:firstLineChars="0"/>
+                    <w:rPr>
+                      <w:rFonts w:ascii="Arial" w:hAnsi="Arial" w:eastAsia="Arial" w:cs="Arial"/>
+                      <w:i w:val="false"/>
+                      <w:b w:val="false"/>
+                      <w:u w:val="none"/>
+                      <w:strike w:val="false"/>
+                      <w:sz w:val="18"/>
+                      <w:szCs w:val="18"/>
+                      <w:color w:val="000000"/>
+                    </w:rPr>
+                  </w:pPr>
+                  <w:r xmlns:w="http://schemas.openxmlformats.org/wordprocessingml/2006/main" xmlns:wp="http://schemas.openxmlformats.org/drawingml/2006/wordprocessingDrawing" xmlns:r="http://schemas.openxmlformats.org/officeDocument/2006/relationships" xmlns:w14="http://schemas.microsoft.com/office/word/2010/wordml">
+                    <w:rPr>
+                      <w:rFonts w:ascii="Arial" w:hAnsi="Arial" w:eastAsia="Arial" w:cs="Arial"/>
+                      <w:i w:val="false"/>
+                      <w:b w:val="false"/>
+                      <w:u w:val="none"/>
+                      <w:strike w:val="false"/>
+                      <w:sz w:val="18"/>
+                      <w:szCs w:val="18"/>
+                      <w:color w:val="000000"/>
+                    </w:rPr>
+                    <w:t xml:space="preserve">1.5</w:t>
+                  </w:r>
+                </w:p>
+              </w:tc>
+              <w:tc>
+                <w:tcPr>
+                  <w:tcBorders>
+                    <w:bottom w:val="none" w:sz="0" w:space="0" w:color="000000"/>
+                    <w:top w:val="none" w:sz="0" w:space="0" w:color="000000"/>
+                    <w:left w:val="none" w:sz="0" w:space="0" w:color="000000"/>
+                    <w:right w:val="none" w:sz="0" w:space="0" w:color="000000"/>
+                  </w:tcBorders>
+                  <w:shd w:val="clear" w:color="auto" w:fill="FFFFFF"/>
+                  <w:tcMar>
+                    <w:top w:w="0" w:type="dxa"/>
+                    <w:bottom w:w="0" w:type="dxa"/>
+                    <w:left w:w="0" w:type="dxa"/>
+                    <w:right w:w="0" w:type="dxa"/>
+                  </w:tcMar>
+                  <w:vAlign w:val="center"/>
+                </w:tcPr>
+                <w:p>
+                  <w:pPr>
+                    <w:jc w:val="right"/>
+                    <w:pBdr>
+                      <w:bottom w:val="none" w:sz="0" w:space="0" w:color="000000"/>
+                      <w:top w:val="none" w:sz="0" w:space="0" w:color="000000"/>
+                      <w:left w:val="none" w:sz="0" w:space="0" w:color="000000"/>
+                      <w:right w:val="none" w:sz="0" w:space="0" w:color="000000"/>
+                    </w:pBdr>
+                    <w:spacing w:after="100" w:before="100" w:line="240"/>
+                    <w:ind w:left="100" w:right="100" w:firstLine="0" w:firstLineChars="0"/>
+                    <w:rPr>
+                      <w:rFonts w:ascii="Arial" w:hAnsi="Arial" w:eastAsia="Arial" w:cs="Arial"/>
+                      <w:i w:val="false"/>
+                      <w:b w:val="false"/>
+                      <w:u w:val="none"/>
+                      <w:strike w:val="false"/>
+                      <w:sz w:val="18"/>
+                      <w:szCs w:val="18"/>
+                      <w:color w:val="000000"/>
+                    </w:rPr>
+                  </w:pPr>
+                  <w:r xmlns:w="http://schemas.openxmlformats.org/wordprocessingml/2006/main" xmlns:wp="http://schemas.openxmlformats.org/drawingml/2006/wordprocessingDrawing" xmlns:r="http://schemas.openxmlformats.org/officeDocument/2006/relationships" xmlns:w14="http://schemas.microsoft.com/office/word/2010/wordml">
+                    <w:rPr>
+                      <w:rFonts w:ascii="Arial" w:hAnsi="Arial" w:eastAsia="Arial" w:cs="Arial"/>
+                      <w:i w:val="false"/>
+                      <w:b w:val="false"/>
+                      <w:u w:val="none"/>
+                      <w:strike w:val="false"/>
+                      <w:sz w:val="18"/>
+                      <w:szCs w:val="18"/>
+                      <w:color w:val="000000"/>
+                    </w:rPr>
+                    <w:t xml:space="preserve">—</w:t>
+                  </w:r>
+                </w:p>
+              </w:tc>
+              <w:tc>
+                <w:tcPr>
+                  <w:tcBorders>
+                    <w:bottom w:val="none" w:sz="0" w:space="0" w:color="000000"/>
+                    <w:top w:val="none" w:sz="0" w:space="0" w:color="000000"/>
+                    <w:left w:val="none" w:sz="0" w:space="0" w:color="000000"/>
+                    <w:right w:val="none" w:sz="0" w:space="0" w:color="000000"/>
+                  </w:tcBorders>
+                  <w:shd w:val="clear" w:color="auto" w:fill="FBE0D0"/>
+                  <w:tcMar>
+                    <w:top w:w="0" w:type="dxa"/>
+                    <w:bottom w:w="0" w:type="dxa"/>
+                    <w:left w:w="0" w:type="dxa"/>
+                    <w:right w:w="0" w:type="dxa"/>
+                  </w:tcMar>
+                  <w:vAlign w:val="center"/>
+                </w:tcPr>
+                <w:p>
+                  <w:pPr>
+                    <w:jc w:val="right"/>
+                    <w:pBdr>
+                      <w:bottom w:val="none" w:sz="0" w:space="0" w:color="000000"/>
+                      <w:top w:val="none" w:sz="0" w:space="0" w:color="000000"/>
+                      <w:left w:val="none" w:sz="0" w:space="0" w:color="000000"/>
+                      <w:right w:val="none" w:sz="0" w:space="0" w:color="000000"/>
+                    </w:pBdr>
+                    <w:spacing w:after="100" w:before="100" w:line="240"/>
+                    <w:ind w:left="100" w:right="100" w:firstLine="0" w:firstLineChars="0"/>
+                    <w:rPr>
+                      <w:rFonts w:ascii="Arial" w:hAnsi="Arial" w:eastAsia="Arial" w:cs="Arial"/>
+                      <w:i w:val="false"/>
+                      <w:b w:val="false"/>
+                      <w:u w:val="none"/>
+                      <w:strike w:val="false"/>
+                      <w:sz w:val="18"/>
+                      <w:szCs w:val="18"/>
+                      <w:color w:val="000000"/>
+                    </w:rPr>
+                  </w:pPr>
+                  <w:r xmlns:w="http://schemas.openxmlformats.org/wordprocessingml/2006/main" xmlns:wp="http://schemas.openxmlformats.org/drawingml/2006/wordprocessingDrawing" xmlns:r="http://schemas.openxmlformats.org/officeDocument/2006/relationships" xmlns:w14="http://schemas.microsoft.com/office/word/2010/wordml">
+                    <w:rPr>
+                      <w:rFonts w:ascii="Arial" w:hAnsi="Arial" w:eastAsia="Arial" w:cs="Arial"/>
+                      <w:i w:val="false"/>
+                      <w:b w:val="false"/>
+                      <w:u w:val="none"/>
+                      <w:strike w:val="false"/>
+                      <w:sz w:val="18"/>
+                      <w:szCs w:val="18"/>
+                      <w:color w:val="000000"/>
+                    </w:rPr>
+                    <w:t xml:space="preserve">1.1</w:t>
                   </w:r>
                 </w:p>
               </w:tc>
             </w:tr>
             <w:tr>
               <w:trPr>
-                <w:trHeight w:val="608" w:hRule="auto"/>
+                <w:trHeight w:val="416" w:hRule="auto"/>
               </w:trPr>
               <w:tc>
                 <w:tcPr>
+                  <w:gridSpan w:val="8"/>
                   <w:tcBorders>
                     <w:bottom w:val="none" w:sz="0" w:space="0" w:color="000000"/>
                     <w:top w:val="none" w:sz="0" w:space="0" w:color="000000"/>
@@ -4127,249 +5859,33 @@
                     <w:rPr>
                       <w:rFonts w:ascii="Arial" w:hAnsi="Arial" w:eastAsia="Arial" w:cs="Arial"/>
                       <w:i w:val="false"/>
-                      <w:b w:val="false"/>
-                      <w:u w:val="none"/>
-                      <w:strike w:val="false"/>
-                      <w:sz w:val="22"/>
-                      <w:szCs w:val="22"/>
-                      <w:color w:val="000000"/>
-                    </w:rPr>
-                  </w:pPr>
-                  <w:r xmlns:w="http://schemas.openxmlformats.org/wordprocessingml/2006/main" xmlns:wp="http://schemas.openxmlformats.org/drawingml/2006/wordprocessingDrawing" xmlns:r="http://schemas.openxmlformats.org/officeDocument/2006/relationships" xmlns:w14="http://schemas.microsoft.com/office/word/2010/wordml">
-                    <w:rPr>
-                      <w:rFonts w:ascii="Arial" w:hAnsi="Arial" w:eastAsia="Arial" w:cs="Arial"/>
-                      <w:i w:val="false"/>
-                      <w:b w:val="false"/>
-                      <w:u w:val="none"/>
-                      <w:strike w:val="false"/>
-                      <w:sz w:val="22"/>
-                      <w:szCs w:val="22"/>
-                      <w:color w:val="000000"/>
-                    </w:rPr>
-                    <w:t xml:space="preserve">8544</w:t>
-                  </w:r>
-                </w:p>
-              </w:tc>
-              <w:tc>
-                <w:tcPr>
-                  <w:tcBorders>
-                    <w:bottom w:val="none" w:sz="0" w:space="0" w:color="000000"/>
-                    <w:top w:val="none" w:sz="0" w:space="0" w:color="000000"/>
-                    <w:left w:val="none" w:sz="0" w:space="0" w:color="000000"/>
-                    <w:right w:val="none" w:sz="0" w:space="0" w:color="000000"/>
-                  </w:tcBorders>
-                  <w:shd w:val="clear" w:color="auto" w:fill="FFFFFF"/>
-                  <w:tcMar>
-                    <w:top w:w="0" w:type="dxa"/>
-                    <w:bottom w:w="0" w:type="dxa"/>
-                    <w:left w:w="0" w:type="dxa"/>
-                    <w:right w:w="0" w:type="dxa"/>
-                  </w:tcMar>
-                  <w:vAlign w:val="center"/>
-                </w:tcPr>
-                <w:p>
-                  <w:pPr>
-                    <w:jc w:val="left"/>
-                    <w:pBdr>
-                      <w:bottom w:val="none" w:sz="0" w:space="0" w:color="000000"/>
-                      <w:top w:val="none" w:sz="0" w:space="0" w:color="000000"/>
-                      <w:left w:val="none" w:sz="0" w:space="0" w:color="000000"/>
-                      <w:right w:val="none" w:sz="0" w:space="0" w:color="000000"/>
-                    </w:pBdr>
-                    <w:spacing w:after="100" w:before="100" w:line="240"/>
-                    <w:ind w:left="100" w:right="100" w:firstLine="0" w:firstLineChars="0"/>
-                    <w:rPr>
-                      <w:rFonts w:ascii="Arial" w:hAnsi="Arial" w:eastAsia="Arial" w:cs="Arial"/>
-                      <w:i w:val="false"/>
-                      <w:b w:val="false"/>
-                      <w:u w:val="none"/>
-                      <w:strike w:val="false"/>
-                      <w:sz w:val="22"/>
-                      <w:szCs w:val="22"/>
-                      <w:color w:val="000000"/>
-                    </w:rPr>
-                  </w:pPr>
-                  <w:r xmlns:w="http://schemas.openxmlformats.org/wordprocessingml/2006/main" xmlns:wp="http://schemas.openxmlformats.org/drawingml/2006/wordprocessingDrawing" xmlns:r="http://schemas.openxmlformats.org/officeDocument/2006/relationships" xmlns:w14="http://schemas.microsoft.com/office/word/2010/wordml">
-                    <w:rPr>
-                      <w:rFonts w:ascii="Arial" w:hAnsi="Arial" w:eastAsia="Arial" w:cs="Arial"/>
-                      <w:i w:val="false"/>
-                      <w:b w:val="false"/>
-                      <w:u w:val="none"/>
-                      <w:strike w:val="false"/>
-                      <w:sz w:val="22"/>
-                      <w:szCs w:val="22"/>
-                      <w:color w:val="000000"/>
-                    </w:rPr>
-                    <w:t xml:space="preserve">Cables eléctricos</w:t>
-                  </w:r>
-                </w:p>
-              </w:tc>
-              <w:tc>
-                <w:tcPr>
-                  <w:tcBorders>
-                    <w:bottom w:val="none" w:sz="0" w:space="0" w:color="000000"/>
-                    <w:top w:val="none" w:sz="0" w:space="0" w:color="000000"/>
-                    <w:left w:val="none" w:sz="0" w:space="0" w:color="000000"/>
-                    <w:right w:val="none" w:sz="0" w:space="0" w:color="000000"/>
-                  </w:tcBorders>
-                  <w:shd w:val="clear" w:color="auto" w:fill="CDE4F7"/>
-                  <w:tcMar>
-                    <w:top w:w="0" w:type="dxa"/>
-                    <w:bottom w:w="0" w:type="dxa"/>
-                    <w:left w:w="0" w:type="dxa"/>
-                    <w:right w:w="0" w:type="dxa"/>
-                  </w:tcMar>
-                  <w:vAlign w:val="center"/>
-                </w:tcPr>
-                <w:p>
-                  <w:pPr>
-                    <w:jc w:val="right"/>
-                    <w:pBdr>
-                      <w:bottom w:val="none" w:sz="0" w:space="0" w:color="000000"/>
-                      <w:top w:val="none" w:sz="0" w:space="0" w:color="000000"/>
-                      <w:left w:val="none" w:sz="0" w:space="0" w:color="000000"/>
-                      <w:right w:val="none" w:sz="0" w:space="0" w:color="000000"/>
-                    </w:pBdr>
-                    <w:spacing w:after="100" w:before="100" w:line="240"/>
-                    <w:ind w:left="100" w:right="100" w:firstLine="0" w:firstLineChars="0"/>
-                    <w:rPr>
-                      <w:rFonts w:ascii="Arial" w:hAnsi="Arial" w:eastAsia="Arial" w:cs="Arial"/>
-                      <w:i w:val="false"/>
-                      <w:b w:val="false"/>
-                      <w:u w:val="none"/>
-                      <w:strike w:val="false"/>
-                      <w:sz w:val="22"/>
-                      <w:szCs w:val="22"/>
-                      <w:color w:val="000000"/>
-                    </w:rPr>
-                  </w:pPr>
-                  <w:r xmlns:w="http://schemas.openxmlformats.org/wordprocessingml/2006/main" xmlns:wp="http://schemas.openxmlformats.org/drawingml/2006/wordprocessingDrawing" xmlns:r="http://schemas.openxmlformats.org/officeDocument/2006/relationships" xmlns:w14="http://schemas.microsoft.com/office/word/2010/wordml">
-                    <w:rPr>
-                      <w:rFonts w:ascii="Arial" w:hAnsi="Arial" w:eastAsia="Arial" w:cs="Arial"/>
-                      <w:i w:val="false"/>
-                      <w:b w:val="false"/>
-                      <w:u w:val="none"/>
-                      <w:strike w:val="false"/>
-                      <w:sz w:val="22"/>
-                      <w:szCs w:val="22"/>
-                      <w:color w:val="000000"/>
-                    </w:rPr>
-                    <w:t xml:space="preserve">33.9</w:t>
-                  </w:r>
-                </w:p>
-              </w:tc>
-              <w:tc>
-                <w:tcPr>
-                  <w:tcBorders>
-                    <w:bottom w:val="none" w:sz="0" w:space="0" w:color="000000"/>
-                    <w:top w:val="none" w:sz="0" w:space="0" w:color="000000"/>
-                    <w:left w:val="none" w:sz="0" w:space="0" w:color="000000"/>
-                    <w:right w:val="none" w:sz="0" w:space="0" w:color="000000"/>
-                  </w:tcBorders>
-                  <w:shd w:val="clear" w:color="auto" w:fill="D6EFD6"/>
-                  <w:tcMar>
-                    <w:top w:w="0" w:type="dxa"/>
-                    <w:bottom w:w="0" w:type="dxa"/>
-                    <w:left w:w="0" w:type="dxa"/>
-                    <w:right w:w="0" w:type="dxa"/>
-                  </w:tcMar>
-                  <w:vAlign w:val="center"/>
-                </w:tcPr>
-                <w:p>
-                  <w:pPr>
-                    <w:jc w:val="right"/>
-                    <w:pBdr>
-                      <w:bottom w:val="none" w:sz="0" w:space="0" w:color="000000"/>
-                      <w:top w:val="none" w:sz="0" w:space="0" w:color="000000"/>
-                      <w:left w:val="none" w:sz="0" w:space="0" w:color="000000"/>
-                      <w:right w:val="none" w:sz="0" w:space="0" w:color="000000"/>
-                    </w:pBdr>
-                    <w:spacing w:after="100" w:before="100" w:line="240"/>
-                    <w:ind w:left="100" w:right="100" w:firstLine="0" w:firstLineChars="0"/>
-                    <w:rPr>
-                      <w:rFonts w:ascii="Arial" w:hAnsi="Arial" w:eastAsia="Arial" w:cs="Arial"/>
-                      <w:i w:val="false"/>
-                      <w:b w:val="false"/>
-                      <w:u w:val="none"/>
-                      <w:strike w:val="false"/>
-                      <w:sz w:val="22"/>
-                      <w:szCs w:val="22"/>
-                      <w:color w:val="000000"/>
-                    </w:rPr>
-                  </w:pPr>
-                  <w:r xmlns:w="http://schemas.openxmlformats.org/wordprocessingml/2006/main" xmlns:wp="http://schemas.openxmlformats.org/drawingml/2006/wordprocessingDrawing" xmlns:r="http://schemas.openxmlformats.org/officeDocument/2006/relationships" xmlns:w14="http://schemas.microsoft.com/office/word/2010/wordml">
-                    <w:rPr>
-                      <w:rFonts w:ascii="Arial" w:hAnsi="Arial" w:eastAsia="Arial" w:cs="Arial"/>
-                      <w:i w:val="false"/>
-                      <w:b w:val="false"/>
-                      <w:u w:val="none"/>
-                      <w:strike w:val="false"/>
-                      <w:sz w:val="22"/>
-                      <w:szCs w:val="22"/>
-                      <w:color w:val="000000"/>
-                    </w:rPr>
-                    <w:t xml:space="preserve">4.5</w:t>
-                  </w:r>
-                </w:p>
-              </w:tc>
-              <w:tc>
-                <w:tcPr>
-                  <w:tcBorders>
-                    <w:bottom w:val="none" w:sz="0" w:space="0" w:color="000000"/>
-                    <w:top w:val="none" w:sz="0" w:space="0" w:color="000000"/>
-                    <w:left w:val="none" w:sz="0" w:space="0" w:color="000000"/>
-                    <w:right w:val="none" w:sz="0" w:space="0" w:color="000000"/>
-                  </w:tcBorders>
-                  <w:shd w:val="clear" w:color="auto" w:fill="FBE0D0"/>
-                  <w:tcMar>
-                    <w:top w:w="0" w:type="dxa"/>
-                    <w:bottom w:w="0" w:type="dxa"/>
-                    <w:left w:w="0" w:type="dxa"/>
-                    <w:right w:w="0" w:type="dxa"/>
-                  </w:tcMar>
-                  <w:vAlign w:val="center"/>
-                </w:tcPr>
-                <w:p>
-                  <w:pPr>
-                    <w:jc w:val="right"/>
-                    <w:pBdr>
-                      <w:bottom w:val="none" w:sz="0" w:space="0" w:color="000000"/>
-                      <w:top w:val="none" w:sz="0" w:space="0" w:color="000000"/>
-                      <w:left w:val="none" w:sz="0" w:space="0" w:color="000000"/>
-                      <w:right w:val="none" w:sz="0" w:space="0" w:color="000000"/>
-                    </w:pBdr>
-                    <w:spacing w:after="100" w:before="100" w:line="240"/>
-                    <w:ind w:left="100" w:right="100" w:firstLine="0" w:firstLineChars="0"/>
-                    <w:rPr>
-                      <w:rFonts w:ascii="Arial" w:hAnsi="Arial" w:eastAsia="Arial" w:cs="Arial"/>
-                      <w:i w:val="false"/>
-                      <w:b w:val="false"/>
-                      <w:u w:val="none"/>
-                      <w:strike w:val="false"/>
-                      <w:sz w:val="22"/>
-                      <w:szCs w:val="22"/>
-                      <w:color w:val="000000"/>
-                    </w:rPr>
-                  </w:pPr>
-                  <w:r xmlns:w="http://schemas.openxmlformats.org/wordprocessingml/2006/main" xmlns:wp="http://schemas.openxmlformats.org/drawingml/2006/wordprocessingDrawing" xmlns:r="http://schemas.openxmlformats.org/officeDocument/2006/relationships" xmlns:w14="http://schemas.microsoft.com/office/word/2010/wordml">
-                    <w:rPr>
-                      <w:rFonts w:ascii="Arial" w:hAnsi="Arial" w:eastAsia="Arial" w:cs="Arial"/>
-                      <w:i w:val="false"/>
-                      <w:b w:val="false"/>
-                      <w:u w:val="none"/>
-                      <w:strike w:val="false"/>
-                      <w:sz w:val="22"/>
-                      <w:szCs w:val="22"/>
-                      <w:color w:val="000000"/>
-                    </w:rPr>
-                    <w:t xml:space="preserve">1.0</w:t>
+                      <w:b w:val="true"/>
+                      <w:u w:val="none"/>
+                      <w:strike w:val="false"/>
+                      <w:sz w:val="18"/>
+                      <w:szCs w:val="18"/>
+                      <w:color w:val="000000"/>
+                    </w:rPr>
+                  </w:pPr>
+                  <w:r xmlns:w="http://schemas.openxmlformats.org/wordprocessingml/2006/main" xmlns:wp="http://schemas.openxmlformats.org/drawingml/2006/wordprocessingDrawing" xmlns:r="http://schemas.openxmlformats.org/officeDocument/2006/relationships" xmlns:w14="http://schemas.microsoft.com/office/word/2010/wordml">
+                    <w:rPr>
+                      <w:rFonts w:ascii="Arial" w:hAnsi="Arial" w:eastAsia="Arial" w:cs="Arial"/>
+                      <w:i w:val="false"/>
+                      <w:b w:val="true"/>
+                      <w:u w:val="none"/>
+                      <w:strike w:val="false"/>
+                      <w:sz w:val="18"/>
+                      <w:szCs w:val="18"/>
+                      <w:color w:val="000000"/>
+                    </w:rPr>
+                    <w:t xml:space="preserve">85 - Eléctrico</w:t>
                   </w:r>
                 </w:p>
               </w:tc>
             </w:tr>
             <w:tr>
               <w:trPr>
-                <w:trHeight w:val="608" w:hRule="auto"/>
+                <w:trHeight w:val="416" w:hRule="auto"/>
               </w:trPr>
               <w:tc>
                 <w:tcPr>
@@ -4405,23 +5921,23 @@
                       <w:b w:val="false"/>
                       <w:u w:val="none"/>
                       <w:strike w:val="false"/>
-                      <w:sz w:val="22"/>
-                      <w:szCs w:val="22"/>
-                      <w:color w:val="000000"/>
-                    </w:rPr>
-                  </w:pPr>
-                  <w:r xmlns:w="http://schemas.openxmlformats.org/wordprocessingml/2006/main" xmlns:wp="http://schemas.openxmlformats.org/drawingml/2006/wordprocessingDrawing" xmlns:r="http://schemas.openxmlformats.org/officeDocument/2006/relationships" xmlns:w14="http://schemas.microsoft.com/office/word/2010/wordml">
-                    <w:rPr>
-                      <w:rFonts w:ascii="Arial" w:hAnsi="Arial" w:eastAsia="Arial" w:cs="Arial"/>
-                      <w:i w:val="false"/>
-                      <w:b w:val="false"/>
-                      <w:u w:val="none"/>
-                      <w:strike w:val="false"/>
-                      <w:sz w:val="22"/>
-                      <w:szCs w:val="22"/>
-                      <w:color w:val="000000"/>
-                    </w:rPr>
-                    <w:t xml:space="preserve">8517</w:t>
+                      <w:sz w:val="18"/>
+                      <w:szCs w:val="18"/>
+                      <w:color w:val="000000"/>
+                    </w:rPr>
+                  </w:pPr>
+                  <w:r xmlns:w="http://schemas.openxmlformats.org/wordprocessingml/2006/main" xmlns:wp="http://schemas.openxmlformats.org/drawingml/2006/wordprocessingDrawing" xmlns:r="http://schemas.openxmlformats.org/officeDocument/2006/relationships" xmlns:w14="http://schemas.microsoft.com/office/word/2010/wordml">
+                    <w:rPr>
+                      <w:rFonts w:ascii="Arial" w:hAnsi="Arial" w:eastAsia="Arial" w:cs="Arial"/>
+                      <w:i w:val="false"/>
+                      <w:b w:val="false"/>
+                      <w:u w:val="none"/>
+                      <w:strike w:val="false"/>
+                      <w:sz w:val="18"/>
+                      <w:szCs w:val="18"/>
+                      <w:color w:val="000000"/>
+                    </w:rPr>
+                    <w:t xml:space="preserve">8544</w:t>
                   </w:r>
                 </w:p>
               </w:tc>
@@ -4459,23 +5975,23 @@
                       <w:b w:val="false"/>
                       <w:u w:val="none"/>
                       <w:strike w:val="false"/>
-                      <w:sz w:val="22"/>
-                      <w:szCs w:val="22"/>
-                      <w:color w:val="000000"/>
-                    </w:rPr>
-                  </w:pPr>
-                  <w:r xmlns:w="http://schemas.openxmlformats.org/wordprocessingml/2006/main" xmlns:wp="http://schemas.openxmlformats.org/drawingml/2006/wordprocessingDrawing" xmlns:r="http://schemas.openxmlformats.org/officeDocument/2006/relationships" xmlns:w14="http://schemas.microsoft.com/office/word/2010/wordml">
-                    <w:rPr>
-                      <w:rFonts w:ascii="Arial" w:hAnsi="Arial" w:eastAsia="Arial" w:cs="Arial"/>
-                      <w:i w:val="false"/>
-                      <w:b w:val="false"/>
-                      <w:u w:val="none"/>
-                      <w:strike w:val="false"/>
-                      <w:sz w:val="22"/>
-                      <w:szCs w:val="22"/>
-                      <w:color w:val="000000"/>
-                    </w:rPr>
-                    <w:t xml:space="preserve">Teléfonos</w:t>
+                      <w:sz w:val="18"/>
+                      <w:szCs w:val="18"/>
+                      <w:color w:val="000000"/>
+                    </w:rPr>
+                  </w:pPr>
+                  <w:r xmlns:w="http://schemas.openxmlformats.org/wordprocessingml/2006/main" xmlns:wp="http://schemas.openxmlformats.org/drawingml/2006/wordprocessingDrawing" xmlns:r="http://schemas.openxmlformats.org/officeDocument/2006/relationships" xmlns:w14="http://schemas.microsoft.com/office/word/2010/wordml">
+                    <w:rPr>
+                      <w:rFonts w:ascii="Arial" w:hAnsi="Arial" w:eastAsia="Arial" w:cs="Arial"/>
+                      <w:i w:val="false"/>
+                      <w:b w:val="false"/>
+                      <w:u w:val="none"/>
+                      <w:strike w:val="false"/>
+                      <w:sz w:val="18"/>
+                      <w:szCs w:val="18"/>
+                      <w:color w:val="000000"/>
+                    </w:rPr>
+                    <w:t xml:space="preserve">Cables eléctricos</w:t>
                   </w:r>
                 </w:p>
               </w:tc>
@@ -4513,23 +6029,23 @@
                       <w:b w:val="false"/>
                       <w:u w:val="none"/>
                       <w:strike w:val="false"/>
-                      <w:sz w:val="22"/>
-                      <w:szCs w:val="22"/>
-                      <w:color w:val="000000"/>
-                    </w:rPr>
-                  </w:pPr>
-                  <w:r xmlns:w="http://schemas.openxmlformats.org/wordprocessingml/2006/main" xmlns:wp="http://schemas.openxmlformats.org/drawingml/2006/wordprocessingDrawing" xmlns:r="http://schemas.openxmlformats.org/officeDocument/2006/relationships" xmlns:w14="http://schemas.microsoft.com/office/word/2010/wordml">
-                    <w:rPr>
-                      <w:rFonts w:ascii="Arial" w:hAnsi="Arial" w:eastAsia="Arial" w:cs="Arial"/>
-                      <w:i w:val="false"/>
-                      <w:b w:val="false"/>
-                      <w:u w:val="none"/>
-                      <w:strike w:val="false"/>
-                      <w:sz w:val="22"/>
-                      <w:szCs w:val="22"/>
-                      <w:color w:val="000000"/>
-                    </w:rPr>
-                    <w:t xml:space="preserve">23.7</w:t>
+                      <w:sz w:val="18"/>
+                      <w:szCs w:val="18"/>
+                      <w:color w:val="000000"/>
+                    </w:rPr>
+                  </w:pPr>
+                  <w:r xmlns:w="http://schemas.openxmlformats.org/wordprocessingml/2006/main" xmlns:wp="http://schemas.openxmlformats.org/drawingml/2006/wordprocessingDrawing" xmlns:r="http://schemas.openxmlformats.org/officeDocument/2006/relationships" xmlns:w14="http://schemas.microsoft.com/office/word/2010/wordml">
+                    <w:rPr>
+                      <w:rFonts w:ascii="Arial" w:hAnsi="Arial" w:eastAsia="Arial" w:cs="Arial"/>
+                      <w:i w:val="false"/>
+                      <w:b w:val="false"/>
+                      <w:u w:val="none"/>
+                      <w:strike w:val="false"/>
+                      <w:sz w:val="18"/>
+                      <w:szCs w:val="18"/>
+                      <w:color w:val="000000"/>
+                    </w:rPr>
+                    <w:t xml:space="preserve">11.9</w:t>
                   </w:r>
                 </w:p>
               </w:tc>
@@ -4567,23 +6083,23 @@
                       <w:b w:val="false"/>
                       <w:u w:val="none"/>
                       <w:strike w:val="false"/>
-                      <w:sz w:val="22"/>
-                      <w:szCs w:val="22"/>
-                      <w:color w:val="000000"/>
-                    </w:rPr>
-                  </w:pPr>
-                  <w:r xmlns:w="http://schemas.openxmlformats.org/wordprocessingml/2006/main" xmlns:wp="http://schemas.openxmlformats.org/drawingml/2006/wordprocessingDrawing" xmlns:r="http://schemas.openxmlformats.org/officeDocument/2006/relationships" xmlns:w14="http://schemas.microsoft.com/office/word/2010/wordml">
-                    <w:rPr>
-                      <w:rFonts w:ascii="Arial" w:hAnsi="Arial" w:eastAsia="Arial" w:cs="Arial"/>
-                      <w:i w:val="false"/>
-                      <w:b w:val="false"/>
-                      <w:u w:val="none"/>
-                      <w:strike w:val="false"/>
-                      <w:sz w:val="22"/>
-                      <w:szCs w:val="22"/>
-                      <w:color w:val="000000"/>
-                    </w:rPr>
-                    <w:t xml:space="preserve">45.3</w:t>
+                      <w:sz w:val="18"/>
+                      <w:szCs w:val="18"/>
+                      <w:color w:val="000000"/>
+                    </w:rPr>
+                  </w:pPr>
+                  <w:r xmlns:w="http://schemas.openxmlformats.org/wordprocessingml/2006/main" xmlns:wp="http://schemas.openxmlformats.org/drawingml/2006/wordprocessingDrawing" xmlns:r="http://schemas.openxmlformats.org/officeDocument/2006/relationships" xmlns:w14="http://schemas.microsoft.com/office/word/2010/wordml">
+                    <w:rPr>
+                      <w:rFonts w:ascii="Arial" w:hAnsi="Arial" w:eastAsia="Arial" w:cs="Arial"/>
+                      <w:i w:val="false"/>
+                      <w:b w:val="false"/>
+                      <w:u w:val="none"/>
+                      <w:strike w:val="false"/>
+                      <w:sz w:val="18"/>
+                      <w:szCs w:val="18"/>
+                      <w:color w:val="000000"/>
+                    </w:rPr>
+                    <w:t xml:space="preserve">1.7</w:t>
                   </w:r>
                 </w:p>
               </w:tc>
@@ -4621,30 +6137,192 @@
                       <w:b w:val="false"/>
                       <w:u w:val="none"/>
                       <w:strike w:val="false"/>
-                      <w:sz w:val="22"/>
-                      <w:szCs w:val="22"/>
-                      <w:color w:val="000000"/>
-                    </w:rPr>
-                  </w:pPr>
-                  <w:r xmlns:w="http://schemas.openxmlformats.org/wordprocessingml/2006/main" xmlns:wp="http://schemas.openxmlformats.org/drawingml/2006/wordprocessingDrawing" xmlns:r="http://schemas.openxmlformats.org/officeDocument/2006/relationships" xmlns:w14="http://schemas.microsoft.com/office/word/2010/wordml">
-                    <w:rPr>
-                      <w:rFonts w:ascii="Arial" w:hAnsi="Arial" w:eastAsia="Arial" w:cs="Arial"/>
-                      <w:i w:val="false"/>
-                      <w:b w:val="false"/>
-                      <w:u w:val="none"/>
-                      <w:strike w:val="false"/>
-                      <w:sz w:val="22"/>
-                      <w:szCs w:val="22"/>
-                      <w:color w:val="000000"/>
-                    </w:rPr>
-                    <w:t xml:space="preserve">15.2</w:t>
+                      <w:sz w:val="18"/>
+                      <w:szCs w:val="18"/>
+                      <w:color w:val="000000"/>
+                    </w:rPr>
+                  </w:pPr>
+                  <w:r xmlns:w="http://schemas.openxmlformats.org/wordprocessingml/2006/main" xmlns:wp="http://schemas.openxmlformats.org/drawingml/2006/wordprocessingDrawing" xmlns:r="http://schemas.openxmlformats.org/officeDocument/2006/relationships" xmlns:w14="http://schemas.microsoft.com/office/word/2010/wordml">
+                    <w:rPr>
+                      <w:rFonts w:ascii="Arial" w:hAnsi="Arial" w:eastAsia="Arial" w:cs="Arial"/>
+                      <w:i w:val="false"/>
+                      <w:b w:val="false"/>
+                      <w:u w:val="none"/>
+                      <w:strike w:val="false"/>
+                      <w:sz w:val="18"/>
+                      <w:szCs w:val="18"/>
+                      <w:color w:val="000000"/>
+                    </w:rPr>
+                    <w:t xml:space="preserve">0.4</w:t>
+                  </w:r>
+                </w:p>
+              </w:tc>
+              <w:tc>
+                <w:tcPr>
+                  <w:tcBorders>
+                    <w:bottom w:val="none" w:sz="0" w:space="0" w:color="000000"/>
+                    <w:top w:val="none" w:sz="0" w:space="0" w:color="000000"/>
+                    <w:left w:val="none" w:sz="0" w:space="0" w:color="000000"/>
+                    <w:right w:val="none" w:sz="0" w:space="0" w:color="000000"/>
+                  </w:tcBorders>
+                  <w:shd w:val="clear" w:color="auto" w:fill="CDE4F7"/>
+                  <w:tcMar>
+                    <w:top w:w="0" w:type="dxa"/>
+                    <w:bottom w:w="0" w:type="dxa"/>
+                    <w:left w:w="0" w:type="dxa"/>
+                    <w:right w:w="0" w:type="dxa"/>
+                  </w:tcMar>
+                  <w:vAlign w:val="center"/>
+                </w:tcPr>
+                <w:p>
+                  <w:pPr>
+                    <w:jc w:val="right"/>
+                    <w:pBdr>
+                      <w:bottom w:val="none" w:sz="0" w:space="0" w:color="000000"/>
+                      <w:top w:val="none" w:sz="0" w:space="0" w:color="000000"/>
+                      <w:left w:val="none" w:sz="0" w:space="0" w:color="000000"/>
+                      <w:right w:val="none" w:sz="0" w:space="0" w:color="000000"/>
+                    </w:pBdr>
+                    <w:spacing w:after="100" w:before="100" w:line="240"/>
+                    <w:ind w:left="100" w:right="100" w:firstLine="0" w:firstLineChars="0"/>
+                    <w:rPr>
+                      <w:rFonts w:ascii="Arial" w:hAnsi="Arial" w:eastAsia="Arial" w:cs="Arial"/>
+                      <w:i w:val="false"/>
+                      <w:b w:val="false"/>
+                      <w:u w:val="none"/>
+                      <w:strike w:val="false"/>
+                      <w:sz w:val="18"/>
+                      <w:szCs w:val="18"/>
+                      <w:color w:val="000000"/>
+                    </w:rPr>
+                  </w:pPr>
+                  <w:r xmlns:w="http://schemas.openxmlformats.org/wordprocessingml/2006/main" xmlns:wp="http://schemas.openxmlformats.org/drawingml/2006/wordprocessingDrawing" xmlns:r="http://schemas.openxmlformats.org/officeDocument/2006/relationships" xmlns:w14="http://schemas.microsoft.com/office/word/2010/wordml">
+                    <w:rPr>
+                      <w:rFonts w:ascii="Arial" w:hAnsi="Arial" w:eastAsia="Arial" w:cs="Arial"/>
+                      <w:i w:val="false"/>
+                      <w:b w:val="false"/>
+                      <w:u w:val="none"/>
+                      <w:strike w:val="false"/>
+                      <w:sz w:val="18"/>
+                      <w:szCs w:val="18"/>
+                      <w:color w:val="000000"/>
+                    </w:rPr>
+                    <w:t xml:space="preserve">12.8</w:t>
+                  </w:r>
+                </w:p>
+              </w:tc>
+              <w:tc>
+                <w:tcPr>
+                  <w:tcBorders>
+                    <w:bottom w:val="none" w:sz="0" w:space="0" w:color="000000"/>
+                    <w:top w:val="none" w:sz="0" w:space="0" w:color="000000"/>
+                    <w:left w:val="none" w:sz="0" w:space="0" w:color="000000"/>
+                    <w:right w:val="none" w:sz="0" w:space="0" w:color="000000"/>
+                  </w:tcBorders>
+                  <w:shd w:val="clear" w:color="auto" w:fill="D6EFD6"/>
+                  <w:tcMar>
+                    <w:top w:w="0" w:type="dxa"/>
+                    <w:bottom w:w="0" w:type="dxa"/>
+                    <w:left w:w="0" w:type="dxa"/>
+                    <w:right w:w="0" w:type="dxa"/>
+                  </w:tcMar>
+                  <w:vAlign w:val="center"/>
+                </w:tcPr>
+                <w:p>
+                  <w:pPr>
+                    <w:jc w:val="right"/>
+                    <w:pBdr>
+                      <w:bottom w:val="none" w:sz="0" w:space="0" w:color="000000"/>
+                      <w:top w:val="none" w:sz="0" w:space="0" w:color="000000"/>
+                      <w:left w:val="none" w:sz="0" w:space="0" w:color="000000"/>
+                      <w:right w:val="none" w:sz="0" w:space="0" w:color="000000"/>
+                    </w:pBdr>
+                    <w:spacing w:after="100" w:before="100" w:line="240"/>
+                    <w:ind w:left="100" w:right="100" w:firstLine="0" w:firstLineChars="0"/>
+                    <w:rPr>
+                      <w:rFonts w:ascii="Arial" w:hAnsi="Arial" w:eastAsia="Arial" w:cs="Arial"/>
+                      <w:i w:val="false"/>
+                      <w:b w:val="false"/>
+                      <w:u w:val="none"/>
+                      <w:strike w:val="false"/>
+                      <w:sz w:val="18"/>
+                      <w:szCs w:val="18"/>
+                      <w:color w:val="000000"/>
+                    </w:rPr>
+                  </w:pPr>
+                  <w:r xmlns:w="http://schemas.openxmlformats.org/wordprocessingml/2006/main" xmlns:wp="http://schemas.openxmlformats.org/drawingml/2006/wordprocessingDrawing" xmlns:r="http://schemas.openxmlformats.org/officeDocument/2006/relationships" xmlns:w14="http://schemas.microsoft.com/office/word/2010/wordml">
+                    <w:rPr>
+                      <w:rFonts w:ascii="Arial" w:hAnsi="Arial" w:eastAsia="Arial" w:cs="Arial"/>
+                      <w:i w:val="false"/>
+                      <w:b w:val="false"/>
+                      <w:u w:val="none"/>
+                      <w:strike w:val="false"/>
+                      <w:sz w:val="18"/>
+                      <w:szCs w:val="18"/>
+                      <w:color w:val="000000"/>
+                    </w:rPr>
+                    <w:t xml:space="preserve">2.2</w:t>
+                  </w:r>
+                </w:p>
+              </w:tc>
+              <w:tc>
+                <w:tcPr>
+                  <w:tcBorders>
+                    <w:bottom w:val="none" w:sz="0" w:space="0" w:color="000000"/>
+                    <w:top w:val="none" w:sz="0" w:space="0" w:color="000000"/>
+                    <w:left w:val="none" w:sz="0" w:space="0" w:color="000000"/>
+                    <w:right w:val="none" w:sz="0" w:space="0" w:color="000000"/>
+                  </w:tcBorders>
+                  <w:shd w:val="clear" w:color="auto" w:fill="FBE0D0"/>
+                  <w:tcMar>
+                    <w:top w:w="0" w:type="dxa"/>
+                    <w:bottom w:w="0" w:type="dxa"/>
+                    <w:left w:w="0" w:type="dxa"/>
+                    <w:right w:w="0" w:type="dxa"/>
+                  </w:tcMar>
+                  <w:vAlign w:val="center"/>
+                </w:tcPr>
+                <w:p>
+                  <w:pPr>
+                    <w:jc w:val="right"/>
+                    <w:pBdr>
+                      <w:bottom w:val="none" w:sz="0" w:space="0" w:color="000000"/>
+                      <w:top w:val="none" w:sz="0" w:space="0" w:color="000000"/>
+                      <w:left w:val="none" w:sz="0" w:space="0" w:color="000000"/>
+                      <w:right w:val="none" w:sz="0" w:space="0" w:color="000000"/>
+                    </w:pBdr>
+                    <w:spacing w:after="100" w:before="100" w:line="240"/>
+                    <w:ind w:left="100" w:right="100" w:firstLine="0" w:firstLineChars="0"/>
+                    <w:rPr>
+                      <w:rFonts w:ascii="Arial" w:hAnsi="Arial" w:eastAsia="Arial" w:cs="Arial"/>
+                      <w:i w:val="false"/>
+                      <w:b w:val="false"/>
+                      <w:u w:val="none"/>
+                      <w:strike w:val="false"/>
+                      <w:sz w:val="18"/>
+                      <w:szCs w:val="18"/>
+                      <w:color w:val="000000"/>
+                    </w:rPr>
+                  </w:pPr>
+                  <w:r xmlns:w="http://schemas.openxmlformats.org/wordprocessingml/2006/main" xmlns:wp="http://schemas.openxmlformats.org/drawingml/2006/wordprocessingDrawing" xmlns:r="http://schemas.openxmlformats.org/officeDocument/2006/relationships" xmlns:w14="http://schemas.microsoft.com/office/word/2010/wordml">
+                    <w:rPr>
+                      <w:rFonts w:ascii="Arial" w:hAnsi="Arial" w:eastAsia="Arial" w:cs="Arial"/>
+                      <w:i w:val="false"/>
+                      <w:b w:val="false"/>
+                      <w:u w:val="none"/>
+                      <w:strike w:val="false"/>
+                      <w:sz w:val="18"/>
+                      <w:szCs w:val="18"/>
+                      <w:color w:val="000000"/>
+                    </w:rPr>
+                    <w:t xml:space="preserve">0.3</w:t>
                   </w:r>
                 </w:p>
               </w:tc>
             </w:tr>
             <w:tr>
               <w:trPr>
-                <w:trHeight w:val="608" w:hRule="auto"/>
+                <w:trHeight w:val="416" w:hRule="auto"/>
               </w:trPr>
               <w:tc>
                 <w:tcPr>
@@ -4680,23 +6358,23 @@
                       <w:b w:val="false"/>
                       <w:u w:val="none"/>
                       <w:strike w:val="false"/>
-                      <w:sz w:val="22"/>
-                      <w:szCs w:val="22"/>
-                      <w:color w:val="000000"/>
-                    </w:rPr>
-                  </w:pPr>
-                  <w:r xmlns:w="http://schemas.openxmlformats.org/wordprocessingml/2006/main" xmlns:wp="http://schemas.openxmlformats.org/drawingml/2006/wordprocessingDrawing" xmlns:r="http://schemas.openxmlformats.org/officeDocument/2006/relationships" xmlns:w14="http://schemas.microsoft.com/office/word/2010/wordml">
-                    <w:rPr>
-                      <w:rFonts w:ascii="Arial" w:hAnsi="Arial" w:eastAsia="Arial" w:cs="Arial"/>
-                      <w:i w:val="false"/>
-                      <w:b w:val="false"/>
-                      <w:u w:val="none"/>
-                      <w:strike w:val="false"/>
-                      <w:sz w:val="22"/>
-                      <w:szCs w:val="22"/>
-                      <w:color w:val="000000"/>
-                    </w:rPr>
-                    <w:t xml:space="preserve">8528</w:t>
+                      <w:sz w:val="18"/>
+                      <w:szCs w:val="18"/>
+                      <w:color w:val="000000"/>
+                    </w:rPr>
+                  </w:pPr>
+                  <w:r xmlns:w="http://schemas.openxmlformats.org/wordprocessingml/2006/main" xmlns:wp="http://schemas.openxmlformats.org/drawingml/2006/wordprocessingDrawing" xmlns:r="http://schemas.openxmlformats.org/officeDocument/2006/relationships" xmlns:w14="http://schemas.microsoft.com/office/word/2010/wordml">
+                    <w:rPr>
+                      <w:rFonts w:ascii="Arial" w:hAnsi="Arial" w:eastAsia="Arial" w:cs="Arial"/>
+                      <w:i w:val="false"/>
+                      <w:b w:val="false"/>
+                      <w:u w:val="none"/>
+                      <w:strike w:val="false"/>
+                      <w:sz w:val="18"/>
+                      <w:szCs w:val="18"/>
+                      <w:color w:val="000000"/>
+                    </w:rPr>
+                    <w:t xml:space="preserve">8517</w:t>
                   </w:r>
                 </w:p>
               </w:tc>
@@ -4734,23 +6412,23 @@
                       <w:b w:val="false"/>
                       <w:u w:val="none"/>
                       <w:strike w:val="false"/>
-                      <w:sz w:val="22"/>
-                      <w:szCs w:val="22"/>
-                      <w:color w:val="000000"/>
-                    </w:rPr>
-                  </w:pPr>
-                  <w:r xmlns:w="http://schemas.openxmlformats.org/wordprocessingml/2006/main" xmlns:wp="http://schemas.openxmlformats.org/drawingml/2006/wordprocessingDrawing" xmlns:r="http://schemas.openxmlformats.org/officeDocument/2006/relationships" xmlns:w14="http://schemas.microsoft.com/office/word/2010/wordml">
-                    <w:rPr>
-                      <w:rFonts w:ascii="Arial" w:hAnsi="Arial" w:eastAsia="Arial" w:cs="Arial"/>
-                      <w:i w:val="false"/>
-                      <w:b w:val="false"/>
-                      <w:u w:val="none"/>
-                      <w:strike w:val="false"/>
-                      <w:sz w:val="22"/>
-                      <w:szCs w:val="22"/>
-                      <w:color w:val="000000"/>
-                    </w:rPr>
-                    <w:t xml:space="preserve">Televisores</w:t>
+                      <w:sz w:val="18"/>
+                      <w:szCs w:val="18"/>
+                      <w:color w:val="000000"/>
+                    </w:rPr>
+                  </w:pPr>
+                  <w:r xmlns:w="http://schemas.openxmlformats.org/wordprocessingml/2006/main" xmlns:wp="http://schemas.openxmlformats.org/drawingml/2006/wordprocessingDrawing" xmlns:r="http://schemas.openxmlformats.org/officeDocument/2006/relationships" xmlns:w14="http://schemas.microsoft.com/office/word/2010/wordml">
+                    <w:rPr>
+                      <w:rFonts w:ascii="Arial" w:hAnsi="Arial" w:eastAsia="Arial" w:cs="Arial"/>
+                      <w:i w:val="false"/>
+                      <w:b w:val="false"/>
+                      <w:u w:val="none"/>
+                      <w:strike w:val="false"/>
+                      <w:sz w:val="18"/>
+                      <w:szCs w:val="18"/>
+                      <w:color w:val="000000"/>
+                    </w:rPr>
+                    <w:t xml:space="preserve">Teléfonos</w:t>
                   </w:r>
                 </w:p>
               </w:tc>
@@ -4788,23 +6466,23 @@
                       <w:b w:val="false"/>
                       <w:u w:val="none"/>
                       <w:strike w:val="false"/>
-                      <w:sz w:val="22"/>
-                      <w:szCs w:val="22"/>
-                      <w:color w:val="000000"/>
-                    </w:rPr>
-                  </w:pPr>
-                  <w:r xmlns:w="http://schemas.openxmlformats.org/wordprocessingml/2006/main" xmlns:wp="http://schemas.openxmlformats.org/drawingml/2006/wordprocessingDrawing" xmlns:r="http://schemas.openxmlformats.org/officeDocument/2006/relationships" xmlns:w14="http://schemas.microsoft.com/office/word/2010/wordml">
-                    <w:rPr>
-                      <w:rFonts w:ascii="Arial" w:hAnsi="Arial" w:eastAsia="Arial" w:cs="Arial"/>
-                      <w:i w:val="false"/>
-                      <w:b w:val="false"/>
-                      <w:u w:val="none"/>
-                      <w:strike w:val="false"/>
-                      <w:sz w:val="22"/>
-                      <w:szCs w:val="22"/>
-                      <w:color w:val="000000"/>
-                    </w:rPr>
-                    <w:t xml:space="preserve">19.5</w:t>
+                      <w:sz w:val="18"/>
+                      <w:szCs w:val="18"/>
+                      <w:color w:val="000000"/>
+                    </w:rPr>
+                  </w:pPr>
+                  <w:r xmlns:w="http://schemas.openxmlformats.org/wordprocessingml/2006/main" xmlns:wp="http://schemas.openxmlformats.org/drawingml/2006/wordprocessingDrawing" xmlns:r="http://schemas.openxmlformats.org/officeDocument/2006/relationships" xmlns:w14="http://schemas.microsoft.com/office/word/2010/wordml">
+                    <w:rPr>
+                      <w:rFonts w:ascii="Arial" w:hAnsi="Arial" w:eastAsia="Arial" w:cs="Arial"/>
+                      <w:i w:val="false"/>
+                      <w:b w:val="false"/>
+                      <w:u w:val="none"/>
+                      <w:strike w:val="false"/>
+                      <w:sz w:val="18"/>
+                      <w:szCs w:val="18"/>
+                      <w:color w:val="000000"/>
+                    </w:rPr>
+                    <w:t xml:space="preserve">8.2</w:t>
                   </w:r>
                 </w:p>
               </w:tc>
@@ -4842,23 +6520,23 @@
                       <w:b w:val="false"/>
                       <w:u w:val="none"/>
                       <w:strike w:val="false"/>
-                      <w:sz w:val="22"/>
-                      <w:szCs w:val="22"/>
-                      <w:color w:val="000000"/>
-                    </w:rPr>
-                  </w:pPr>
-                  <w:r xmlns:w="http://schemas.openxmlformats.org/wordprocessingml/2006/main" xmlns:wp="http://schemas.openxmlformats.org/drawingml/2006/wordprocessingDrawing" xmlns:r="http://schemas.openxmlformats.org/officeDocument/2006/relationships" xmlns:w14="http://schemas.microsoft.com/office/word/2010/wordml">
-                    <w:rPr>
-                      <w:rFonts w:ascii="Arial" w:hAnsi="Arial" w:eastAsia="Arial" w:cs="Arial"/>
-                      <w:i w:val="false"/>
-                      <w:b w:val="false"/>
-                      <w:u w:val="none"/>
-                      <w:strike w:val="false"/>
-                      <w:sz w:val="22"/>
-                      <w:szCs w:val="22"/>
-                      <w:color w:val="000000"/>
-                    </w:rPr>
-                    <w:t xml:space="preserve">5.1</w:t>
+                      <w:sz w:val="18"/>
+                      <w:szCs w:val="18"/>
+                      <w:color w:val="000000"/>
+                    </w:rPr>
+                  </w:pPr>
+                  <w:r xmlns:w="http://schemas.openxmlformats.org/wordprocessingml/2006/main" xmlns:wp="http://schemas.openxmlformats.org/drawingml/2006/wordprocessingDrawing" xmlns:r="http://schemas.openxmlformats.org/officeDocument/2006/relationships" xmlns:w14="http://schemas.microsoft.com/office/word/2010/wordml">
+                    <w:rPr>
+                      <w:rFonts w:ascii="Arial" w:hAnsi="Arial" w:eastAsia="Arial" w:cs="Arial"/>
+                      <w:i w:val="false"/>
+                      <w:b w:val="false"/>
+                      <w:u w:val="none"/>
+                      <w:strike w:val="false"/>
+                      <w:sz w:val="18"/>
+                      <w:szCs w:val="18"/>
+                      <w:color w:val="000000"/>
+                    </w:rPr>
+                    <w:t xml:space="preserve">17.7</w:t>
                   </w:r>
                 </w:p>
               </w:tc>
@@ -4896,30 +6574,192 @@
                       <w:b w:val="false"/>
                       <w:u w:val="none"/>
                       <w:strike w:val="false"/>
-                      <w:sz w:val="22"/>
-                      <w:szCs w:val="22"/>
-                      <w:color w:val="000000"/>
-                    </w:rPr>
-                  </w:pPr>
-                  <w:r xmlns:w="http://schemas.openxmlformats.org/wordprocessingml/2006/main" xmlns:wp="http://schemas.openxmlformats.org/drawingml/2006/wordprocessingDrawing" xmlns:r="http://schemas.openxmlformats.org/officeDocument/2006/relationships" xmlns:w14="http://schemas.microsoft.com/office/word/2010/wordml">
-                    <w:rPr>
-                      <w:rFonts w:ascii="Arial" w:hAnsi="Arial" w:eastAsia="Arial" w:cs="Arial"/>
-                      <w:i w:val="false"/>
-                      <w:b w:val="false"/>
-                      <w:u w:val="none"/>
-                      <w:strike w:val="false"/>
-                      <w:sz w:val="22"/>
-                      <w:szCs w:val="22"/>
-                      <w:color w:val="000000"/>
-                    </w:rPr>
-                    <w:t xml:space="preserve">1.0</w:t>
+                      <w:sz w:val="18"/>
+                      <w:szCs w:val="18"/>
+                      <w:color w:val="000000"/>
+                    </w:rPr>
+                  </w:pPr>
+                  <w:r xmlns:w="http://schemas.openxmlformats.org/wordprocessingml/2006/main" xmlns:wp="http://schemas.openxmlformats.org/drawingml/2006/wordprocessingDrawing" xmlns:r="http://schemas.openxmlformats.org/officeDocument/2006/relationships" xmlns:w14="http://schemas.microsoft.com/office/word/2010/wordml">
+                    <w:rPr>
+                      <w:rFonts w:ascii="Arial" w:hAnsi="Arial" w:eastAsia="Arial" w:cs="Arial"/>
+                      <w:i w:val="false"/>
+                      <w:b w:val="false"/>
+                      <w:u w:val="none"/>
+                      <w:strike w:val="false"/>
+                      <w:sz w:val="18"/>
+                      <w:szCs w:val="18"/>
+                      <w:color w:val="000000"/>
+                    </w:rPr>
+                    <w:t xml:space="preserve">5.2</w:t>
+                  </w:r>
+                </w:p>
+              </w:tc>
+              <w:tc>
+                <w:tcPr>
+                  <w:tcBorders>
+                    <w:bottom w:val="none" w:sz="0" w:space="0" w:color="000000"/>
+                    <w:top w:val="none" w:sz="0" w:space="0" w:color="000000"/>
+                    <w:left w:val="none" w:sz="0" w:space="0" w:color="000000"/>
+                    <w:right w:val="none" w:sz="0" w:space="0" w:color="000000"/>
+                  </w:tcBorders>
+                  <w:shd w:val="clear" w:color="auto" w:fill="CDE4F7"/>
+                  <w:tcMar>
+                    <w:top w:w="0" w:type="dxa"/>
+                    <w:bottom w:w="0" w:type="dxa"/>
+                    <w:left w:w="0" w:type="dxa"/>
+                    <w:right w:w="0" w:type="dxa"/>
+                  </w:tcMar>
+                  <w:vAlign w:val="center"/>
+                </w:tcPr>
+                <w:p>
+                  <w:pPr>
+                    <w:jc w:val="right"/>
+                    <w:pBdr>
+                      <w:bottom w:val="none" w:sz="0" w:space="0" w:color="000000"/>
+                      <w:top w:val="none" w:sz="0" w:space="0" w:color="000000"/>
+                      <w:left w:val="none" w:sz="0" w:space="0" w:color="000000"/>
+                      <w:right w:val="none" w:sz="0" w:space="0" w:color="000000"/>
+                    </w:pBdr>
+                    <w:spacing w:after="100" w:before="100" w:line="240"/>
+                    <w:ind w:left="100" w:right="100" w:firstLine="0" w:firstLineChars="0"/>
+                    <w:rPr>
+                      <w:rFonts w:ascii="Arial" w:hAnsi="Arial" w:eastAsia="Arial" w:cs="Arial"/>
+                      <w:i w:val="false"/>
+                      <w:b w:val="false"/>
+                      <w:u w:val="none"/>
+                      <w:strike w:val="false"/>
+                      <w:sz w:val="18"/>
+                      <w:szCs w:val="18"/>
+                      <w:color w:val="000000"/>
+                    </w:rPr>
+                  </w:pPr>
+                  <w:r xmlns:w="http://schemas.openxmlformats.org/wordprocessingml/2006/main" xmlns:wp="http://schemas.openxmlformats.org/drawingml/2006/wordprocessingDrawing" xmlns:r="http://schemas.openxmlformats.org/officeDocument/2006/relationships" xmlns:w14="http://schemas.microsoft.com/office/word/2010/wordml">
+                    <w:rPr>
+                      <w:rFonts w:ascii="Arial" w:hAnsi="Arial" w:eastAsia="Arial" w:cs="Arial"/>
+                      <w:i w:val="false"/>
+                      <w:b w:val="false"/>
+                      <w:u w:val="none"/>
+                      <w:strike w:val="false"/>
+                      <w:sz w:val="18"/>
+                      <w:szCs w:val="18"/>
+                      <w:color w:val="000000"/>
+                    </w:rPr>
+                    <w:t xml:space="preserve">12.8</w:t>
+                  </w:r>
+                </w:p>
+              </w:tc>
+              <w:tc>
+                <w:tcPr>
+                  <w:tcBorders>
+                    <w:bottom w:val="none" w:sz="0" w:space="0" w:color="000000"/>
+                    <w:top w:val="none" w:sz="0" w:space="0" w:color="000000"/>
+                    <w:left w:val="none" w:sz="0" w:space="0" w:color="000000"/>
+                    <w:right w:val="none" w:sz="0" w:space="0" w:color="000000"/>
+                  </w:tcBorders>
+                  <w:shd w:val="clear" w:color="auto" w:fill="D6EFD6"/>
+                  <w:tcMar>
+                    <w:top w:w="0" w:type="dxa"/>
+                    <w:bottom w:w="0" w:type="dxa"/>
+                    <w:left w:w="0" w:type="dxa"/>
+                    <w:right w:w="0" w:type="dxa"/>
+                  </w:tcMar>
+                  <w:vAlign w:val="center"/>
+                </w:tcPr>
+                <w:p>
+                  <w:pPr>
+                    <w:jc w:val="right"/>
+                    <w:pBdr>
+                      <w:bottom w:val="none" w:sz="0" w:space="0" w:color="000000"/>
+                      <w:top w:val="none" w:sz="0" w:space="0" w:color="000000"/>
+                      <w:left w:val="none" w:sz="0" w:space="0" w:color="000000"/>
+                      <w:right w:val="none" w:sz="0" w:space="0" w:color="000000"/>
+                    </w:pBdr>
+                    <w:spacing w:after="100" w:before="100" w:line="240"/>
+                    <w:ind w:left="100" w:right="100" w:firstLine="0" w:firstLineChars="0"/>
+                    <w:rPr>
+                      <w:rFonts w:ascii="Arial" w:hAnsi="Arial" w:eastAsia="Arial" w:cs="Arial"/>
+                      <w:i w:val="false"/>
+                      <w:b w:val="false"/>
+                      <w:u w:val="none"/>
+                      <w:strike w:val="false"/>
+                      <w:sz w:val="18"/>
+                      <w:szCs w:val="18"/>
+                      <w:color w:val="000000"/>
+                    </w:rPr>
+                  </w:pPr>
+                  <w:r xmlns:w="http://schemas.openxmlformats.org/wordprocessingml/2006/main" xmlns:wp="http://schemas.openxmlformats.org/drawingml/2006/wordprocessingDrawing" xmlns:r="http://schemas.openxmlformats.org/officeDocument/2006/relationships" xmlns:w14="http://schemas.microsoft.com/office/word/2010/wordml">
+                    <w:rPr>
+                      <w:rFonts w:ascii="Arial" w:hAnsi="Arial" w:eastAsia="Arial" w:cs="Arial"/>
+                      <w:i w:val="false"/>
+                      <w:b w:val="false"/>
+                      <w:u w:val="none"/>
+                      <w:strike w:val="false"/>
+                      <w:sz w:val="18"/>
+                      <w:szCs w:val="18"/>
+                      <w:color w:val="000000"/>
+                    </w:rPr>
+                    <w:t xml:space="preserve">30.0</w:t>
+                  </w:r>
+                </w:p>
+              </w:tc>
+              <w:tc>
+                <w:tcPr>
+                  <w:tcBorders>
+                    <w:bottom w:val="none" w:sz="0" w:space="0" w:color="000000"/>
+                    <w:top w:val="none" w:sz="0" w:space="0" w:color="000000"/>
+                    <w:left w:val="none" w:sz="0" w:space="0" w:color="000000"/>
+                    <w:right w:val="none" w:sz="0" w:space="0" w:color="000000"/>
+                  </w:tcBorders>
+                  <w:shd w:val="clear" w:color="auto" w:fill="FBE0D0"/>
+                  <w:tcMar>
+                    <w:top w:w="0" w:type="dxa"/>
+                    <w:bottom w:w="0" w:type="dxa"/>
+                    <w:left w:w="0" w:type="dxa"/>
+                    <w:right w:w="0" w:type="dxa"/>
+                  </w:tcMar>
+                  <w:vAlign w:val="center"/>
+                </w:tcPr>
+                <w:p>
+                  <w:pPr>
+                    <w:jc w:val="right"/>
+                    <w:pBdr>
+                      <w:bottom w:val="none" w:sz="0" w:space="0" w:color="000000"/>
+                      <w:top w:val="none" w:sz="0" w:space="0" w:color="000000"/>
+                      <w:left w:val="none" w:sz="0" w:space="0" w:color="000000"/>
+                      <w:right w:val="none" w:sz="0" w:space="0" w:color="000000"/>
+                    </w:pBdr>
+                    <w:spacing w:after="100" w:before="100" w:line="240"/>
+                    <w:ind w:left="100" w:right="100" w:firstLine="0" w:firstLineChars="0"/>
+                    <w:rPr>
+                      <w:rFonts w:ascii="Arial" w:hAnsi="Arial" w:eastAsia="Arial" w:cs="Arial"/>
+                      <w:i w:val="false"/>
+                      <w:b w:val="false"/>
+                      <w:u w:val="none"/>
+                      <w:strike w:val="false"/>
+                      <w:sz w:val="18"/>
+                      <w:szCs w:val="18"/>
+                      <w:color w:val="000000"/>
+                    </w:rPr>
+                  </w:pPr>
+                  <w:r xmlns:w="http://schemas.openxmlformats.org/wordprocessingml/2006/main" xmlns:wp="http://schemas.openxmlformats.org/drawingml/2006/wordprocessingDrawing" xmlns:r="http://schemas.openxmlformats.org/officeDocument/2006/relationships" xmlns:w14="http://schemas.microsoft.com/office/word/2010/wordml">
+                    <w:rPr>
+                      <w:rFonts w:ascii="Arial" w:hAnsi="Arial" w:eastAsia="Arial" w:cs="Arial"/>
+                      <w:i w:val="false"/>
+                      <w:b w:val="false"/>
+                      <w:u w:val="none"/>
+                      <w:strike w:val="false"/>
+                      <w:sz w:val="18"/>
+                      <w:szCs w:val="18"/>
+                      <w:color w:val="000000"/>
+                    </w:rPr>
+                    <w:t xml:space="preserve">9.2</w:t>
                   </w:r>
                 </w:p>
               </w:tc>
             </w:tr>
             <w:tr>
               <w:trPr>
-                <w:trHeight w:val="608" w:hRule="auto"/>
+                <w:trHeight w:val="416" w:hRule="auto"/>
               </w:trPr>
               <w:tc>
                 <w:tcPr>
@@ -4955,23 +6795,23 @@
                       <w:b w:val="false"/>
                       <w:u w:val="none"/>
                       <w:strike w:val="false"/>
-                      <w:sz w:val="22"/>
-                      <w:szCs w:val="22"/>
-                      <w:color w:val="000000"/>
-                    </w:rPr>
-                  </w:pPr>
-                  <w:r xmlns:w="http://schemas.openxmlformats.org/wordprocessingml/2006/main" xmlns:wp="http://schemas.openxmlformats.org/drawingml/2006/wordprocessingDrawing" xmlns:r="http://schemas.openxmlformats.org/officeDocument/2006/relationships" xmlns:w14="http://schemas.microsoft.com/office/word/2010/wordml">
-                    <w:rPr>
-                      <w:rFonts w:ascii="Arial" w:hAnsi="Arial" w:eastAsia="Arial" w:cs="Arial"/>
-                      <w:i w:val="false"/>
-                      <w:b w:val="false"/>
-                      <w:u w:val="none"/>
-                      <w:strike w:val="false"/>
-                      <w:sz w:val="22"/>
-                      <w:szCs w:val="22"/>
-                      <w:color w:val="000000"/>
-                    </w:rPr>
-                    <w:t xml:space="preserve">8504</w:t>
+                      <w:sz w:val="18"/>
+                      <w:szCs w:val="18"/>
+                      <w:color w:val="000000"/>
+                    </w:rPr>
+                  </w:pPr>
+                  <w:r xmlns:w="http://schemas.openxmlformats.org/wordprocessingml/2006/main" xmlns:wp="http://schemas.openxmlformats.org/drawingml/2006/wordprocessingDrawing" xmlns:r="http://schemas.openxmlformats.org/officeDocument/2006/relationships" xmlns:w14="http://schemas.microsoft.com/office/word/2010/wordml">
+                    <w:rPr>
+                      <w:rFonts w:ascii="Arial" w:hAnsi="Arial" w:eastAsia="Arial" w:cs="Arial"/>
+                      <w:i w:val="false"/>
+                      <w:b w:val="false"/>
+                      <w:u w:val="none"/>
+                      <w:strike w:val="false"/>
+                      <w:sz w:val="18"/>
+                      <w:szCs w:val="18"/>
+                      <w:color w:val="000000"/>
+                    </w:rPr>
+                    <w:t xml:space="preserve">8537</w:t>
                   </w:r>
                 </w:p>
               </w:tc>
@@ -5009,23 +6849,23 @@
                       <w:b w:val="false"/>
                       <w:u w:val="none"/>
                       <w:strike w:val="false"/>
-                      <w:sz w:val="22"/>
-                      <w:szCs w:val="22"/>
-                      <w:color w:val="000000"/>
-                    </w:rPr>
-                  </w:pPr>
-                  <w:r xmlns:w="http://schemas.openxmlformats.org/wordprocessingml/2006/main" xmlns:wp="http://schemas.openxmlformats.org/drawingml/2006/wordprocessingDrawing" xmlns:r="http://schemas.openxmlformats.org/officeDocument/2006/relationships" xmlns:w14="http://schemas.microsoft.com/office/word/2010/wordml">
-                    <w:rPr>
-                      <w:rFonts w:ascii="Arial" w:hAnsi="Arial" w:eastAsia="Arial" w:cs="Arial"/>
-                      <w:i w:val="false"/>
-                      <w:b w:val="false"/>
-                      <w:u w:val="none"/>
-                      <w:strike w:val="false"/>
-                      <w:sz w:val="22"/>
-                      <w:szCs w:val="22"/>
-                      <w:color w:val="000000"/>
-                    </w:rPr>
-                    <w:t xml:space="preserve">Transformadores</w:t>
+                      <w:sz w:val="18"/>
+                      <w:szCs w:val="18"/>
+                      <w:color w:val="000000"/>
+                    </w:rPr>
+                  </w:pPr>
+                  <w:r xmlns:w="http://schemas.openxmlformats.org/wordprocessingml/2006/main" xmlns:wp="http://schemas.openxmlformats.org/drawingml/2006/wordprocessingDrawing" xmlns:r="http://schemas.openxmlformats.org/officeDocument/2006/relationships" xmlns:w14="http://schemas.microsoft.com/office/word/2010/wordml">
+                    <w:rPr>
+                      <w:rFonts w:ascii="Arial" w:hAnsi="Arial" w:eastAsia="Arial" w:cs="Arial"/>
+                      <w:i w:val="false"/>
+                      <w:b w:val="false"/>
+                      <w:u w:val="none"/>
+                      <w:strike w:val="false"/>
+                      <w:sz w:val="18"/>
+                      <w:szCs w:val="18"/>
+                      <w:color w:val="000000"/>
+                    </w:rPr>
+                    <w:t xml:space="preserve">Tableros</w:t>
                   </w:r>
                 </w:p>
               </w:tc>
@@ -5063,23 +6903,23 @@
                       <w:b w:val="false"/>
                       <w:u w:val="none"/>
                       <w:strike w:val="false"/>
-                      <w:sz w:val="22"/>
-                      <w:szCs w:val="22"/>
-                      <w:color w:val="000000"/>
-                    </w:rPr>
-                  </w:pPr>
-                  <w:r xmlns:w="http://schemas.openxmlformats.org/wordprocessingml/2006/main" xmlns:wp="http://schemas.openxmlformats.org/drawingml/2006/wordprocessingDrawing" xmlns:r="http://schemas.openxmlformats.org/officeDocument/2006/relationships" xmlns:w14="http://schemas.microsoft.com/office/word/2010/wordml">
-                    <w:rPr>
-                      <w:rFonts w:ascii="Arial" w:hAnsi="Arial" w:eastAsia="Arial" w:cs="Arial"/>
-                      <w:i w:val="false"/>
-                      <w:b w:val="false"/>
-                      <w:u w:val="none"/>
-                      <w:strike w:val="false"/>
-                      <w:sz w:val="22"/>
-                      <w:szCs w:val="22"/>
-                      <w:color w:val="000000"/>
-                    </w:rPr>
-                    <w:t xml:space="preserve">12.4</w:t>
+                      <w:sz w:val="18"/>
+                      <w:szCs w:val="18"/>
+                      <w:color w:val="000000"/>
+                    </w:rPr>
+                  </w:pPr>
+                  <w:r xmlns:w="http://schemas.openxmlformats.org/wordprocessingml/2006/main" xmlns:wp="http://schemas.openxmlformats.org/drawingml/2006/wordprocessingDrawing" xmlns:r="http://schemas.openxmlformats.org/officeDocument/2006/relationships" xmlns:w14="http://schemas.microsoft.com/office/word/2010/wordml">
+                    <w:rPr>
+                      <w:rFonts w:ascii="Arial" w:hAnsi="Arial" w:eastAsia="Arial" w:cs="Arial"/>
+                      <w:i w:val="false"/>
+                      <w:b w:val="false"/>
+                      <w:u w:val="none"/>
+                      <w:strike w:val="false"/>
+                      <w:sz w:val="18"/>
+                      <w:szCs w:val="18"/>
+                      <w:color w:val="000000"/>
+                    </w:rPr>
+                    <w:t xml:space="preserve">5.9</w:t>
                   </w:r>
                 </w:p>
               </w:tc>
@@ -5117,23 +6957,23 @@
                       <w:b w:val="false"/>
                       <w:u w:val="none"/>
                       <w:strike w:val="false"/>
-                      <w:sz w:val="22"/>
-                      <w:szCs w:val="22"/>
-                      <w:color w:val="000000"/>
-                    </w:rPr>
-                  </w:pPr>
-                  <w:r xmlns:w="http://schemas.openxmlformats.org/wordprocessingml/2006/main" xmlns:wp="http://schemas.openxmlformats.org/drawingml/2006/wordprocessingDrawing" xmlns:r="http://schemas.openxmlformats.org/officeDocument/2006/relationships" xmlns:w14="http://schemas.microsoft.com/office/word/2010/wordml">
-                    <w:rPr>
-                      <w:rFonts w:ascii="Arial" w:hAnsi="Arial" w:eastAsia="Arial" w:cs="Arial"/>
-                      <w:i w:val="false"/>
-                      <w:b w:val="false"/>
-                      <w:u w:val="none"/>
-                      <w:strike w:val="false"/>
-                      <w:sz w:val="22"/>
-                      <w:szCs w:val="22"/>
-                      <w:color w:val="000000"/>
-                    </w:rPr>
-                    <w:t xml:space="preserve">3.6</w:t>
+                      <w:sz w:val="18"/>
+                      <w:szCs w:val="18"/>
+                      <w:color w:val="000000"/>
+                    </w:rPr>
+                  </w:pPr>
+                  <w:r xmlns:w="http://schemas.openxmlformats.org/wordprocessingml/2006/main" xmlns:wp="http://schemas.openxmlformats.org/drawingml/2006/wordprocessingDrawing" xmlns:r="http://schemas.openxmlformats.org/officeDocument/2006/relationships" xmlns:w14="http://schemas.microsoft.com/office/word/2010/wordml">
+                    <w:rPr>
+                      <w:rFonts w:ascii="Arial" w:hAnsi="Arial" w:eastAsia="Arial" w:cs="Arial"/>
+                      <w:i w:val="false"/>
+                      <w:b w:val="false"/>
+                      <w:u w:val="none"/>
+                      <w:strike w:val="false"/>
+                      <w:sz w:val="18"/>
+                      <w:szCs w:val="18"/>
+                      <w:color w:val="000000"/>
+                    </w:rPr>
+                    <w:t xml:space="preserve">0.3</w:t>
                   </w:r>
                 </w:p>
               </w:tc>
@@ -5171,30 +7011,192 @@
                       <w:b w:val="false"/>
                       <w:u w:val="none"/>
                       <w:strike w:val="false"/>
-                      <w:sz w:val="22"/>
-                      <w:szCs w:val="22"/>
-                      <w:color w:val="000000"/>
-                    </w:rPr>
-                  </w:pPr>
-                  <w:r xmlns:w="http://schemas.openxmlformats.org/wordprocessingml/2006/main" xmlns:wp="http://schemas.openxmlformats.org/drawingml/2006/wordprocessingDrawing" xmlns:r="http://schemas.openxmlformats.org/officeDocument/2006/relationships" xmlns:w14="http://schemas.microsoft.com/office/word/2010/wordml">
-                    <w:rPr>
-                      <w:rFonts w:ascii="Arial" w:hAnsi="Arial" w:eastAsia="Arial" w:cs="Arial"/>
-                      <w:i w:val="false"/>
-                      <w:b w:val="false"/>
-                      <w:u w:val="none"/>
-                      <w:strike w:val="false"/>
-                      <w:sz w:val="22"/>
-                      <w:szCs w:val="22"/>
-                      <w:color w:val="000000"/>
-                    </w:rPr>
-                    <w:t xml:space="preserve">3.5</w:t>
+                      <w:sz w:val="18"/>
+                      <w:szCs w:val="18"/>
+                      <w:color w:val="000000"/>
+                    </w:rPr>
+                  </w:pPr>
+                  <w:r xmlns:w="http://schemas.openxmlformats.org/wordprocessingml/2006/main" xmlns:wp="http://schemas.openxmlformats.org/drawingml/2006/wordprocessingDrawing" xmlns:r="http://schemas.openxmlformats.org/officeDocument/2006/relationships" xmlns:w14="http://schemas.microsoft.com/office/word/2010/wordml">
+                    <w:rPr>
+                      <w:rFonts w:ascii="Arial" w:hAnsi="Arial" w:eastAsia="Arial" w:cs="Arial"/>
+                      <w:i w:val="false"/>
+                      <w:b w:val="false"/>
+                      <w:u w:val="none"/>
+                      <w:strike w:val="false"/>
+                      <w:sz w:val="18"/>
+                      <w:szCs w:val="18"/>
+                      <w:color w:val="000000"/>
+                    </w:rPr>
+                    <w:t xml:space="preserve">0.4</w:t>
+                  </w:r>
+                </w:p>
+              </w:tc>
+              <w:tc>
+                <w:tcPr>
+                  <w:tcBorders>
+                    <w:bottom w:val="none" w:sz="0" w:space="0" w:color="000000"/>
+                    <w:top w:val="none" w:sz="0" w:space="0" w:color="000000"/>
+                    <w:left w:val="none" w:sz="0" w:space="0" w:color="000000"/>
+                    <w:right w:val="none" w:sz="0" w:space="0" w:color="000000"/>
+                  </w:tcBorders>
+                  <w:shd w:val="clear" w:color="auto" w:fill="CDE4F7"/>
+                  <w:tcMar>
+                    <w:top w:w="0" w:type="dxa"/>
+                    <w:bottom w:w="0" w:type="dxa"/>
+                    <w:left w:w="0" w:type="dxa"/>
+                    <w:right w:w="0" w:type="dxa"/>
+                  </w:tcMar>
+                  <w:vAlign w:val="center"/>
+                </w:tcPr>
+                <w:p>
+                  <w:pPr>
+                    <w:jc w:val="right"/>
+                    <w:pBdr>
+                      <w:bottom w:val="none" w:sz="0" w:space="0" w:color="000000"/>
+                      <w:top w:val="none" w:sz="0" w:space="0" w:color="000000"/>
+                      <w:left w:val="none" w:sz="0" w:space="0" w:color="000000"/>
+                      <w:right w:val="none" w:sz="0" w:space="0" w:color="000000"/>
+                    </w:pBdr>
+                    <w:spacing w:after="100" w:before="100" w:line="240"/>
+                    <w:ind w:left="100" w:right="100" w:firstLine="0" w:firstLineChars="0"/>
+                    <w:rPr>
+                      <w:rFonts w:ascii="Arial" w:hAnsi="Arial" w:eastAsia="Arial" w:cs="Arial"/>
+                      <w:i w:val="false"/>
+                      <w:b w:val="false"/>
+                      <w:u w:val="none"/>
+                      <w:strike w:val="false"/>
+                      <w:sz w:val="18"/>
+                      <w:szCs w:val="18"/>
+                      <w:color w:val="000000"/>
+                    </w:rPr>
+                  </w:pPr>
+                  <w:r xmlns:w="http://schemas.openxmlformats.org/wordprocessingml/2006/main" xmlns:wp="http://schemas.openxmlformats.org/drawingml/2006/wordprocessingDrawing" xmlns:r="http://schemas.openxmlformats.org/officeDocument/2006/relationships" xmlns:w14="http://schemas.microsoft.com/office/word/2010/wordml">
+                    <w:rPr>
+                      <w:rFonts w:ascii="Arial" w:hAnsi="Arial" w:eastAsia="Arial" w:cs="Arial"/>
+                      <w:i w:val="false"/>
+                      <w:b w:val="false"/>
+                      <w:u w:val="none"/>
+                      <w:strike w:val="false"/>
+                      <w:sz w:val="18"/>
+                      <w:szCs w:val="18"/>
+                      <w:color w:val="000000"/>
+                    </w:rPr>
+                    <w:t xml:space="preserve">6.7</w:t>
+                  </w:r>
+                </w:p>
+              </w:tc>
+              <w:tc>
+                <w:tcPr>
+                  <w:tcBorders>
+                    <w:bottom w:val="none" w:sz="0" w:space="0" w:color="000000"/>
+                    <w:top w:val="none" w:sz="0" w:space="0" w:color="000000"/>
+                    <w:left w:val="none" w:sz="0" w:space="0" w:color="000000"/>
+                    <w:right w:val="none" w:sz="0" w:space="0" w:color="000000"/>
+                  </w:tcBorders>
+                  <w:shd w:val="clear" w:color="auto" w:fill="D6EFD6"/>
+                  <w:tcMar>
+                    <w:top w:w="0" w:type="dxa"/>
+                    <w:bottom w:w="0" w:type="dxa"/>
+                    <w:left w:w="0" w:type="dxa"/>
+                    <w:right w:w="0" w:type="dxa"/>
+                  </w:tcMar>
+                  <w:vAlign w:val="center"/>
+                </w:tcPr>
+                <w:p>
+                  <w:pPr>
+                    <w:jc w:val="right"/>
+                    <w:pBdr>
+                      <w:bottom w:val="none" w:sz="0" w:space="0" w:color="000000"/>
+                      <w:top w:val="none" w:sz="0" w:space="0" w:color="000000"/>
+                      <w:left w:val="none" w:sz="0" w:space="0" w:color="000000"/>
+                      <w:right w:val="none" w:sz="0" w:space="0" w:color="000000"/>
+                    </w:pBdr>
+                    <w:spacing w:after="100" w:before="100" w:line="240"/>
+                    <w:ind w:left="100" w:right="100" w:firstLine="0" w:firstLineChars="0"/>
+                    <w:rPr>
+                      <w:rFonts w:ascii="Arial" w:hAnsi="Arial" w:eastAsia="Arial" w:cs="Arial"/>
+                      <w:i w:val="false"/>
+                      <w:b w:val="false"/>
+                      <w:u w:val="none"/>
+                      <w:strike w:val="false"/>
+                      <w:sz w:val="18"/>
+                      <w:szCs w:val="18"/>
+                      <w:color w:val="000000"/>
+                    </w:rPr>
+                  </w:pPr>
+                  <w:r xmlns:w="http://schemas.openxmlformats.org/wordprocessingml/2006/main" xmlns:wp="http://schemas.openxmlformats.org/drawingml/2006/wordprocessingDrawing" xmlns:r="http://schemas.openxmlformats.org/officeDocument/2006/relationships" xmlns:w14="http://schemas.microsoft.com/office/word/2010/wordml">
+                    <w:rPr>
+                      <w:rFonts w:ascii="Arial" w:hAnsi="Arial" w:eastAsia="Arial" w:cs="Arial"/>
+                      <w:i w:val="false"/>
+                      <w:b w:val="false"/>
+                      <w:u w:val="none"/>
+                      <w:strike w:val="false"/>
+                      <w:sz w:val="18"/>
+                      <w:szCs w:val="18"/>
+                      <w:color w:val="000000"/>
+                    </w:rPr>
+                    <w:t xml:space="preserve">0.4</w:t>
+                  </w:r>
+                </w:p>
+              </w:tc>
+              <w:tc>
+                <w:tcPr>
+                  <w:tcBorders>
+                    <w:bottom w:val="none" w:sz="0" w:space="0" w:color="000000"/>
+                    <w:top w:val="none" w:sz="0" w:space="0" w:color="000000"/>
+                    <w:left w:val="none" w:sz="0" w:space="0" w:color="000000"/>
+                    <w:right w:val="none" w:sz="0" w:space="0" w:color="000000"/>
+                  </w:tcBorders>
+                  <w:shd w:val="clear" w:color="auto" w:fill="FBE0D0"/>
+                  <w:tcMar>
+                    <w:top w:w="0" w:type="dxa"/>
+                    <w:bottom w:w="0" w:type="dxa"/>
+                    <w:left w:w="0" w:type="dxa"/>
+                    <w:right w:w="0" w:type="dxa"/>
+                  </w:tcMar>
+                  <w:vAlign w:val="center"/>
+                </w:tcPr>
+                <w:p>
+                  <w:pPr>
+                    <w:jc w:val="right"/>
+                    <w:pBdr>
+                      <w:bottom w:val="none" w:sz="0" w:space="0" w:color="000000"/>
+                      <w:top w:val="none" w:sz="0" w:space="0" w:color="000000"/>
+                      <w:left w:val="none" w:sz="0" w:space="0" w:color="000000"/>
+                      <w:right w:val="none" w:sz="0" w:space="0" w:color="000000"/>
+                    </w:pBdr>
+                    <w:spacing w:after="100" w:before="100" w:line="240"/>
+                    <w:ind w:left="100" w:right="100" w:firstLine="0" w:firstLineChars="0"/>
+                    <w:rPr>
+                      <w:rFonts w:ascii="Arial" w:hAnsi="Arial" w:eastAsia="Arial" w:cs="Arial"/>
+                      <w:i w:val="false"/>
+                      <w:b w:val="false"/>
+                      <w:u w:val="none"/>
+                      <w:strike w:val="false"/>
+                      <w:sz w:val="18"/>
+                      <w:szCs w:val="18"/>
+                      <w:color w:val="000000"/>
+                    </w:rPr>
+                  </w:pPr>
+                  <w:r xmlns:w="http://schemas.openxmlformats.org/wordprocessingml/2006/main" xmlns:wp="http://schemas.openxmlformats.org/drawingml/2006/wordprocessingDrawing" xmlns:r="http://schemas.openxmlformats.org/officeDocument/2006/relationships" xmlns:w14="http://schemas.microsoft.com/office/word/2010/wordml">
+                    <w:rPr>
+                      <w:rFonts w:ascii="Arial" w:hAnsi="Arial" w:eastAsia="Arial" w:cs="Arial"/>
+                      <w:i w:val="false"/>
+                      <w:b w:val="false"/>
+                      <w:u w:val="none"/>
+                      <w:strike w:val="false"/>
+                      <w:sz w:val="18"/>
+                      <w:szCs w:val="18"/>
+                      <w:color w:val="000000"/>
+                    </w:rPr>
+                    <w:t xml:space="preserve">0.7</w:t>
                   </w:r>
                 </w:p>
               </w:tc>
             </w:tr>
             <w:tr>
               <w:trPr>
-                <w:trHeight w:val="608" w:hRule="auto"/>
+                <w:trHeight w:val="416" w:hRule="auto"/>
               </w:trPr>
               <w:tc>
                 <w:tcPr>
@@ -5230,23 +7232,23 @@
                       <w:b w:val="false"/>
                       <w:u w:val="none"/>
                       <w:strike w:val="false"/>
-                      <w:sz w:val="22"/>
-                      <w:szCs w:val="22"/>
-                      <w:color w:val="000000"/>
-                    </w:rPr>
-                  </w:pPr>
-                  <w:r xmlns:w="http://schemas.openxmlformats.org/wordprocessingml/2006/main" xmlns:wp="http://schemas.openxmlformats.org/drawingml/2006/wordprocessingDrawing" xmlns:r="http://schemas.openxmlformats.org/officeDocument/2006/relationships" xmlns:w14="http://schemas.microsoft.com/office/word/2010/wordml">
-                    <w:rPr>
-                      <w:rFonts w:ascii="Arial" w:hAnsi="Arial" w:eastAsia="Arial" w:cs="Arial"/>
-                      <w:i w:val="false"/>
-                      <w:b w:val="false"/>
-                      <w:u w:val="none"/>
-                      <w:strike w:val="false"/>
-                      <w:sz w:val="22"/>
-                      <w:szCs w:val="22"/>
-                      <w:color w:val="000000"/>
-                    </w:rPr>
-                    <w:t xml:space="preserve">8543</w:t>
+                      <w:sz w:val="18"/>
+                      <w:szCs w:val="18"/>
+                      <w:color w:val="000000"/>
+                    </w:rPr>
+                  </w:pPr>
+                  <w:r xmlns:w="http://schemas.openxmlformats.org/wordprocessingml/2006/main" xmlns:wp="http://schemas.openxmlformats.org/drawingml/2006/wordprocessingDrawing" xmlns:r="http://schemas.openxmlformats.org/officeDocument/2006/relationships" xmlns:w14="http://schemas.microsoft.com/office/word/2010/wordml">
+                    <w:rPr>
+                      <w:rFonts w:ascii="Arial" w:hAnsi="Arial" w:eastAsia="Arial" w:cs="Arial"/>
+                      <w:i w:val="false"/>
+                      <w:b w:val="false"/>
+                      <w:u w:val="none"/>
+                      <w:strike w:val="false"/>
+                      <w:sz w:val="18"/>
+                      <w:szCs w:val="18"/>
+                      <w:color w:val="000000"/>
+                    </w:rPr>
+                    <w:t xml:space="preserve">8528</w:t>
                   </w:r>
                 </w:p>
               </w:tc>
@@ -5284,23 +7286,23 @@
                       <w:b w:val="false"/>
                       <w:u w:val="none"/>
                       <w:strike w:val="false"/>
-                      <w:sz w:val="22"/>
-                      <w:szCs w:val="22"/>
-                      <w:color w:val="000000"/>
-                    </w:rPr>
-                  </w:pPr>
-                  <w:r xmlns:w="http://schemas.openxmlformats.org/wordprocessingml/2006/main" xmlns:wp="http://schemas.openxmlformats.org/drawingml/2006/wordprocessingDrawing" xmlns:r="http://schemas.openxmlformats.org/officeDocument/2006/relationships" xmlns:w14="http://schemas.microsoft.com/office/word/2010/wordml">
-                    <w:rPr>
-                      <w:rFonts w:ascii="Arial" w:hAnsi="Arial" w:eastAsia="Arial" w:cs="Arial"/>
-                      <w:i w:val="false"/>
-                      <w:b w:val="false"/>
-                      <w:u w:val="none"/>
-                      <w:strike w:val="false"/>
-                      <w:sz w:val="22"/>
-                      <w:szCs w:val="22"/>
-                      <w:color w:val="000000"/>
-                    </w:rPr>
-                    <w:t xml:space="preserve">Otros eléctricos</w:t>
+                      <w:sz w:val="18"/>
+                      <w:szCs w:val="18"/>
+                      <w:color w:val="000000"/>
+                    </w:rPr>
+                  </w:pPr>
+                  <w:r xmlns:w="http://schemas.openxmlformats.org/wordprocessingml/2006/main" xmlns:wp="http://schemas.openxmlformats.org/drawingml/2006/wordprocessingDrawing" xmlns:r="http://schemas.openxmlformats.org/officeDocument/2006/relationships" xmlns:w14="http://schemas.microsoft.com/office/word/2010/wordml">
+                    <w:rPr>
+                      <w:rFonts w:ascii="Arial" w:hAnsi="Arial" w:eastAsia="Arial" w:cs="Arial"/>
+                      <w:i w:val="false"/>
+                      <w:b w:val="false"/>
+                      <w:u w:val="none"/>
+                      <w:strike w:val="false"/>
+                      <w:sz w:val="18"/>
+                      <w:szCs w:val="18"/>
+                      <w:color w:val="000000"/>
+                    </w:rPr>
+                    <w:t xml:space="preserve">Televisores</w:t>
                   </w:r>
                 </w:p>
               </w:tc>
@@ -5338,23 +7340,23 @@
                       <w:b w:val="false"/>
                       <w:u w:val="none"/>
                       <w:strike w:val="false"/>
-                      <w:sz w:val="22"/>
-                      <w:szCs w:val="22"/>
-                      <w:color w:val="000000"/>
-                    </w:rPr>
-                  </w:pPr>
-                  <w:r xmlns:w="http://schemas.openxmlformats.org/wordprocessingml/2006/main" xmlns:wp="http://schemas.openxmlformats.org/drawingml/2006/wordprocessingDrawing" xmlns:r="http://schemas.openxmlformats.org/officeDocument/2006/relationships" xmlns:w14="http://schemas.microsoft.com/office/word/2010/wordml">
-                    <w:rPr>
-                      <w:rFonts w:ascii="Arial" w:hAnsi="Arial" w:eastAsia="Arial" w:cs="Arial"/>
-                      <w:i w:val="false"/>
-                      <w:b w:val="false"/>
-                      <w:u w:val="none"/>
-                      <w:strike w:val="false"/>
-                      <w:sz w:val="22"/>
-                      <w:szCs w:val="22"/>
-                      <w:color w:val="000000"/>
-                    </w:rPr>
-                    <w:t xml:space="preserve">9.6</w:t>
+                      <w:sz w:val="18"/>
+                      <w:szCs w:val="18"/>
+                      <w:color w:val="000000"/>
+                    </w:rPr>
+                  </w:pPr>
+                  <w:r xmlns:w="http://schemas.openxmlformats.org/wordprocessingml/2006/main" xmlns:wp="http://schemas.openxmlformats.org/drawingml/2006/wordprocessingDrawing" xmlns:r="http://schemas.openxmlformats.org/officeDocument/2006/relationships" xmlns:w14="http://schemas.microsoft.com/office/word/2010/wordml">
+                    <w:rPr>
+                      <w:rFonts w:ascii="Arial" w:hAnsi="Arial" w:eastAsia="Arial" w:cs="Arial"/>
+                      <w:i w:val="false"/>
+                      <w:b w:val="false"/>
+                      <w:u w:val="none"/>
+                      <w:strike w:val="false"/>
+                      <w:sz w:val="18"/>
+                      <w:szCs w:val="18"/>
+                      <w:color w:val="000000"/>
+                    </w:rPr>
+                    <w:t xml:space="preserve">5.3</w:t>
                   </w:r>
                 </w:p>
               </w:tc>
@@ -5392,23 +7394,23 @@
                       <w:b w:val="false"/>
                       <w:u w:val="none"/>
                       <w:strike w:val="false"/>
-                      <w:sz w:val="22"/>
-                      <w:szCs w:val="22"/>
-                      <w:color w:val="000000"/>
-                    </w:rPr>
-                  </w:pPr>
-                  <w:r xmlns:w="http://schemas.openxmlformats.org/wordprocessingml/2006/main" xmlns:wp="http://schemas.openxmlformats.org/drawingml/2006/wordprocessingDrawing" xmlns:r="http://schemas.openxmlformats.org/officeDocument/2006/relationships" xmlns:w14="http://schemas.microsoft.com/office/word/2010/wordml">
-                    <w:rPr>
-                      <w:rFonts w:ascii="Arial" w:hAnsi="Arial" w:eastAsia="Arial" w:cs="Arial"/>
-                      <w:i w:val="false"/>
-                      <w:b w:val="false"/>
-                      <w:u w:val="none"/>
-                      <w:strike w:val="false"/>
-                      <w:sz w:val="22"/>
-                      <w:szCs w:val="22"/>
-                      <w:color w:val="000000"/>
-                    </w:rPr>
-                    <w:t xml:space="preserve">1.6</w:t>
+                      <w:sz w:val="18"/>
+                      <w:szCs w:val="18"/>
+                      <w:color w:val="000000"/>
+                    </w:rPr>
+                  </w:pPr>
+                  <w:r xmlns:w="http://schemas.openxmlformats.org/wordprocessingml/2006/main" xmlns:wp="http://schemas.openxmlformats.org/drawingml/2006/wordprocessingDrawing" xmlns:r="http://schemas.openxmlformats.org/officeDocument/2006/relationships" xmlns:w14="http://schemas.microsoft.com/office/word/2010/wordml">
+                    <w:rPr>
+                      <w:rFonts w:ascii="Arial" w:hAnsi="Arial" w:eastAsia="Arial" w:cs="Arial"/>
+                      <w:i w:val="false"/>
+                      <w:b w:val="false"/>
+                      <w:u w:val="none"/>
+                      <w:strike w:val="false"/>
+                      <w:sz w:val="18"/>
+                      <w:szCs w:val="18"/>
+                      <w:color w:val="000000"/>
+                    </w:rPr>
+                    <w:t xml:space="preserve">1.9</w:t>
                   </w:r>
                 </w:p>
               </w:tc>
@@ -5446,30 +7448,192 @@
                       <w:b w:val="false"/>
                       <w:u w:val="none"/>
                       <w:strike w:val="false"/>
-                      <w:sz w:val="22"/>
-                      <w:szCs w:val="22"/>
-                      <w:color w:val="000000"/>
-                    </w:rPr>
-                  </w:pPr>
-                  <w:r xmlns:w="http://schemas.openxmlformats.org/wordprocessingml/2006/main" xmlns:wp="http://schemas.openxmlformats.org/drawingml/2006/wordprocessingDrawing" xmlns:r="http://schemas.openxmlformats.org/officeDocument/2006/relationships" xmlns:w14="http://schemas.microsoft.com/office/word/2010/wordml">
-                    <w:rPr>
-                      <w:rFonts w:ascii="Arial" w:hAnsi="Arial" w:eastAsia="Arial" w:cs="Arial"/>
-                      <w:i w:val="false"/>
-                      <w:b w:val="false"/>
-                      <w:u w:val="none"/>
-                      <w:strike w:val="false"/>
-                      <w:sz w:val="22"/>
-                      <w:szCs w:val="22"/>
-                      <w:color w:val="000000"/>
-                    </w:rPr>
-                    <w:t xml:space="preserve">1.1</w:t>
+                      <w:sz w:val="18"/>
+                      <w:szCs w:val="18"/>
+                      <w:color w:val="000000"/>
+                    </w:rPr>
+                  </w:pPr>
+                  <w:r xmlns:w="http://schemas.openxmlformats.org/wordprocessingml/2006/main" xmlns:wp="http://schemas.openxmlformats.org/drawingml/2006/wordprocessingDrawing" xmlns:r="http://schemas.openxmlformats.org/officeDocument/2006/relationships" xmlns:w14="http://schemas.microsoft.com/office/word/2010/wordml">
+                    <w:rPr>
+                      <w:rFonts w:ascii="Arial" w:hAnsi="Arial" w:eastAsia="Arial" w:cs="Arial"/>
+                      <w:i w:val="false"/>
+                      <w:b w:val="false"/>
+                      <w:u w:val="none"/>
+                      <w:strike w:val="false"/>
+                      <w:sz w:val="18"/>
+                      <w:szCs w:val="18"/>
+                      <w:color w:val="000000"/>
+                    </w:rPr>
+                    <w:t xml:space="preserve">0.4</w:t>
+                  </w:r>
+                </w:p>
+              </w:tc>
+              <w:tc>
+                <w:tcPr>
+                  <w:tcBorders>
+                    <w:bottom w:val="none" w:sz="0" w:space="0" w:color="000000"/>
+                    <w:top w:val="none" w:sz="0" w:space="0" w:color="000000"/>
+                    <w:left w:val="none" w:sz="0" w:space="0" w:color="000000"/>
+                    <w:right w:val="none" w:sz="0" w:space="0" w:color="000000"/>
+                  </w:tcBorders>
+                  <w:shd w:val="clear" w:color="auto" w:fill="CDE4F7"/>
+                  <w:tcMar>
+                    <w:top w:w="0" w:type="dxa"/>
+                    <w:bottom w:w="0" w:type="dxa"/>
+                    <w:left w:w="0" w:type="dxa"/>
+                    <w:right w:w="0" w:type="dxa"/>
+                  </w:tcMar>
+                  <w:vAlign w:val="center"/>
+                </w:tcPr>
+                <w:p>
+                  <w:pPr>
+                    <w:jc w:val="right"/>
+                    <w:pBdr>
+                      <w:bottom w:val="none" w:sz="0" w:space="0" w:color="000000"/>
+                      <w:top w:val="none" w:sz="0" w:space="0" w:color="000000"/>
+                      <w:left w:val="none" w:sz="0" w:space="0" w:color="000000"/>
+                      <w:right w:val="none" w:sz="0" w:space="0" w:color="000000"/>
+                    </w:pBdr>
+                    <w:spacing w:after="100" w:before="100" w:line="240"/>
+                    <w:ind w:left="100" w:right="100" w:firstLine="0" w:firstLineChars="0"/>
+                    <w:rPr>
+                      <w:rFonts w:ascii="Arial" w:hAnsi="Arial" w:eastAsia="Arial" w:cs="Arial"/>
+                      <w:i w:val="false"/>
+                      <w:b w:val="false"/>
+                      <w:u w:val="none"/>
+                      <w:strike w:val="false"/>
+                      <w:sz w:val="18"/>
+                      <w:szCs w:val="18"/>
+                      <w:color w:val="000000"/>
+                    </w:rPr>
+                  </w:pPr>
+                  <w:r xmlns:w="http://schemas.openxmlformats.org/wordprocessingml/2006/main" xmlns:wp="http://schemas.openxmlformats.org/drawingml/2006/wordprocessingDrawing" xmlns:r="http://schemas.openxmlformats.org/officeDocument/2006/relationships" xmlns:w14="http://schemas.microsoft.com/office/word/2010/wordml">
+                    <w:rPr>
+                      <w:rFonts w:ascii="Arial" w:hAnsi="Arial" w:eastAsia="Arial" w:cs="Arial"/>
+                      <w:i w:val="false"/>
+                      <w:b w:val="false"/>
+                      <w:u w:val="none"/>
+                      <w:strike w:val="false"/>
+                      <w:sz w:val="18"/>
+                      <w:szCs w:val="18"/>
+                      <w:color w:val="000000"/>
+                    </w:rPr>
+                    <w:t xml:space="preserve">6.7</w:t>
+                  </w:r>
+                </w:p>
+              </w:tc>
+              <w:tc>
+                <w:tcPr>
+                  <w:tcBorders>
+                    <w:bottom w:val="none" w:sz="0" w:space="0" w:color="000000"/>
+                    <w:top w:val="none" w:sz="0" w:space="0" w:color="000000"/>
+                    <w:left w:val="none" w:sz="0" w:space="0" w:color="000000"/>
+                    <w:right w:val="none" w:sz="0" w:space="0" w:color="000000"/>
+                  </w:tcBorders>
+                  <w:shd w:val="clear" w:color="auto" w:fill="D6EFD6"/>
+                  <w:tcMar>
+                    <w:top w:w="0" w:type="dxa"/>
+                    <w:bottom w:w="0" w:type="dxa"/>
+                    <w:left w:w="0" w:type="dxa"/>
+                    <w:right w:w="0" w:type="dxa"/>
+                  </w:tcMar>
+                  <w:vAlign w:val="center"/>
+                </w:tcPr>
+                <w:p>
+                  <w:pPr>
+                    <w:jc w:val="right"/>
+                    <w:pBdr>
+                      <w:bottom w:val="none" w:sz="0" w:space="0" w:color="000000"/>
+                      <w:top w:val="none" w:sz="0" w:space="0" w:color="000000"/>
+                      <w:left w:val="none" w:sz="0" w:space="0" w:color="000000"/>
+                      <w:right w:val="none" w:sz="0" w:space="0" w:color="000000"/>
+                    </w:pBdr>
+                    <w:spacing w:after="100" w:before="100" w:line="240"/>
+                    <w:ind w:left="100" w:right="100" w:firstLine="0" w:firstLineChars="0"/>
+                    <w:rPr>
+                      <w:rFonts w:ascii="Arial" w:hAnsi="Arial" w:eastAsia="Arial" w:cs="Arial"/>
+                      <w:i w:val="false"/>
+                      <w:b w:val="false"/>
+                      <w:u w:val="none"/>
+                      <w:strike w:val="false"/>
+                      <w:sz w:val="18"/>
+                      <w:szCs w:val="18"/>
+                      <w:color w:val="000000"/>
+                    </w:rPr>
+                  </w:pPr>
+                  <w:r xmlns:w="http://schemas.openxmlformats.org/wordprocessingml/2006/main" xmlns:wp="http://schemas.openxmlformats.org/drawingml/2006/wordprocessingDrawing" xmlns:r="http://schemas.openxmlformats.org/officeDocument/2006/relationships" xmlns:w14="http://schemas.microsoft.com/office/word/2010/wordml">
+                    <w:rPr>
+                      <w:rFonts w:ascii="Arial" w:hAnsi="Arial" w:eastAsia="Arial" w:cs="Arial"/>
+                      <w:i w:val="false"/>
+                      <w:b w:val="false"/>
+                      <w:u w:val="none"/>
+                      <w:strike w:val="false"/>
+                      <w:sz w:val="18"/>
+                      <w:szCs w:val="18"/>
+                      <w:color w:val="000000"/>
+                    </w:rPr>
+                    <w:t xml:space="preserve">1.9</w:t>
+                  </w:r>
+                </w:p>
+              </w:tc>
+              <w:tc>
+                <w:tcPr>
+                  <w:tcBorders>
+                    <w:bottom w:val="none" w:sz="0" w:space="0" w:color="000000"/>
+                    <w:top w:val="none" w:sz="0" w:space="0" w:color="000000"/>
+                    <w:left w:val="none" w:sz="0" w:space="0" w:color="000000"/>
+                    <w:right w:val="none" w:sz="0" w:space="0" w:color="000000"/>
+                  </w:tcBorders>
+                  <w:shd w:val="clear" w:color="auto" w:fill="FBE0D0"/>
+                  <w:tcMar>
+                    <w:top w:w="0" w:type="dxa"/>
+                    <w:bottom w:w="0" w:type="dxa"/>
+                    <w:left w:w="0" w:type="dxa"/>
+                    <w:right w:w="0" w:type="dxa"/>
+                  </w:tcMar>
+                  <w:vAlign w:val="center"/>
+                </w:tcPr>
+                <w:p>
+                  <w:pPr>
+                    <w:jc w:val="right"/>
+                    <w:pBdr>
+                      <w:bottom w:val="none" w:sz="0" w:space="0" w:color="000000"/>
+                      <w:top w:val="none" w:sz="0" w:space="0" w:color="000000"/>
+                      <w:left w:val="none" w:sz="0" w:space="0" w:color="000000"/>
+                      <w:right w:val="none" w:sz="0" w:space="0" w:color="000000"/>
+                    </w:pBdr>
+                    <w:spacing w:after="100" w:before="100" w:line="240"/>
+                    <w:ind w:left="100" w:right="100" w:firstLine="0" w:firstLineChars="0"/>
+                    <w:rPr>
+                      <w:rFonts w:ascii="Arial" w:hAnsi="Arial" w:eastAsia="Arial" w:cs="Arial"/>
+                      <w:i w:val="false"/>
+                      <w:b w:val="false"/>
+                      <w:u w:val="none"/>
+                      <w:strike w:val="false"/>
+                      <w:sz w:val="18"/>
+                      <w:szCs w:val="18"/>
+                      <w:color w:val="000000"/>
+                    </w:rPr>
+                  </w:pPr>
+                  <w:r xmlns:w="http://schemas.openxmlformats.org/wordprocessingml/2006/main" xmlns:wp="http://schemas.openxmlformats.org/drawingml/2006/wordprocessingDrawing" xmlns:r="http://schemas.openxmlformats.org/officeDocument/2006/relationships" xmlns:w14="http://schemas.microsoft.com/office/word/2010/wordml">
+                    <w:rPr>
+                      <w:rFonts w:ascii="Arial" w:hAnsi="Arial" w:eastAsia="Arial" w:cs="Arial"/>
+                      <w:i w:val="false"/>
+                      <w:b w:val="false"/>
+                      <w:u w:val="none"/>
+                      <w:strike w:val="false"/>
+                      <w:sz w:val="18"/>
+                      <w:szCs w:val="18"/>
+                      <w:color w:val="000000"/>
+                    </w:rPr>
+                    <w:t xml:space="preserve">0.3</w:t>
                   </w:r>
                 </w:p>
               </w:tc>
             </w:tr>
             <w:tr>
               <w:trPr>
-                <w:trHeight w:val="608" w:hRule="auto"/>
+                <w:trHeight w:val="416" w:hRule="auto"/>
               </w:trPr>
               <w:tc>
                 <w:tcPr>
@@ -5505,23 +7669,23 @@
                       <w:b w:val="false"/>
                       <w:u w:val="none"/>
                       <w:strike w:val="false"/>
-                      <w:sz w:val="22"/>
-                      <w:szCs w:val="22"/>
-                      <w:color w:val="000000"/>
-                    </w:rPr>
-                  </w:pPr>
-                  <w:r xmlns:w="http://schemas.openxmlformats.org/wordprocessingml/2006/main" xmlns:wp="http://schemas.openxmlformats.org/drawingml/2006/wordprocessingDrawing" xmlns:r="http://schemas.openxmlformats.org/officeDocument/2006/relationships" xmlns:w14="http://schemas.microsoft.com/office/word/2010/wordml">
-                    <w:rPr>
-                      <w:rFonts w:ascii="Arial" w:hAnsi="Arial" w:eastAsia="Arial" w:cs="Arial"/>
-                      <w:i w:val="false"/>
-                      <w:b w:val="false"/>
-                      <w:u w:val="none"/>
-                      <w:strike w:val="false"/>
-                      <w:sz w:val="22"/>
-                      <w:szCs w:val="22"/>
-                      <w:color w:val="000000"/>
-                    </w:rPr>
-                    <w:t xml:space="preserve">8501</w:t>
+                      <w:sz w:val="18"/>
+                      <w:szCs w:val="18"/>
+                      <w:color w:val="000000"/>
+                    </w:rPr>
+                  </w:pPr>
+                  <w:r xmlns:w="http://schemas.openxmlformats.org/wordprocessingml/2006/main" xmlns:wp="http://schemas.openxmlformats.org/drawingml/2006/wordprocessingDrawing" xmlns:r="http://schemas.openxmlformats.org/officeDocument/2006/relationships" xmlns:w14="http://schemas.microsoft.com/office/word/2010/wordml">
+                    <w:rPr>
+                      <w:rFonts w:ascii="Arial" w:hAnsi="Arial" w:eastAsia="Arial" w:cs="Arial"/>
+                      <w:i w:val="false"/>
+                      <w:b w:val="false"/>
+                      <w:u w:val="none"/>
+                      <w:strike w:val="false"/>
+                      <w:sz w:val="18"/>
+                      <w:szCs w:val="18"/>
+                      <w:color w:val="000000"/>
+                    </w:rPr>
+                    <w:t xml:space="preserve">8504</w:t>
                   </w:r>
                 </w:p>
               </w:tc>
@@ -5559,23 +7723,23 @@
                       <w:b w:val="false"/>
                       <w:u w:val="none"/>
                       <w:strike w:val="false"/>
-                      <w:sz w:val="22"/>
-                      <w:szCs w:val="22"/>
-                      <w:color w:val="000000"/>
-                    </w:rPr>
-                  </w:pPr>
-                  <w:r xmlns:w="http://schemas.openxmlformats.org/wordprocessingml/2006/main" xmlns:wp="http://schemas.openxmlformats.org/drawingml/2006/wordprocessingDrawing" xmlns:r="http://schemas.openxmlformats.org/officeDocument/2006/relationships" xmlns:w14="http://schemas.microsoft.com/office/word/2010/wordml">
-                    <w:rPr>
-                      <w:rFonts w:ascii="Arial" w:hAnsi="Arial" w:eastAsia="Arial" w:cs="Arial"/>
-                      <w:i w:val="false"/>
-                      <w:b w:val="false"/>
-                      <w:u w:val="none"/>
-                      <w:strike w:val="false"/>
-                      <w:sz w:val="22"/>
-                      <w:szCs w:val="22"/>
-                      <w:color w:val="000000"/>
-                    </w:rPr>
-                    <w:t xml:space="preserve">Motores eléctricos</w:t>
+                      <w:sz w:val="18"/>
+                      <w:szCs w:val="18"/>
+                      <w:color w:val="000000"/>
+                    </w:rPr>
+                  </w:pPr>
+                  <w:r xmlns:w="http://schemas.openxmlformats.org/wordprocessingml/2006/main" xmlns:wp="http://schemas.openxmlformats.org/drawingml/2006/wordprocessingDrawing" xmlns:r="http://schemas.openxmlformats.org/officeDocument/2006/relationships" xmlns:w14="http://schemas.microsoft.com/office/word/2010/wordml">
+                    <w:rPr>
+                      <w:rFonts w:ascii="Arial" w:hAnsi="Arial" w:eastAsia="Arial" w:cs="Arial"/>
+                      <w:i w:val="false"/>
+                      <w:b w:val="false"/>
+                      <w:u w:val="none"/>
+                      <w:strike w:val="false"/>
+                      <w:sz w:val="18"/>
+                      <w:szCs w:val="18"/>
+                      <w:color w:val="000000"/>
+                    </w:rPr>
+                    <w:t xml:space="preserve">Transformadores</w:t>
                   </w:r>
                 </w:p>
               </w:tc>
@@ -5613,23 +7777,23 @@
                       <w:b w:val="false"/>
                       <w:u w:val="none"/>
                       <w:strike w:val="false"/>
-                      <w:sz w:val="22"/>
-                      <w:szCs w:val="22"/>
-                      <w:color w:val="000000"/>
-                    </w:rPr>
-                  </w:pPr>
-                  <w:r xmlns:w="http://schemas.openxmlformats.org/wordprocessingml/2006/main" xmlns:wp="http://schemas.openxmlformats.org/drawingml/2006/wordprocessingDrawing" xmlns:r="http://schemas.openxmlformats.org/officeDocument/2006/relationships" xmlns:w14="http://schemas.microsoft.com/office/word/2010/wordml">
-                    <w:rPr>
-                      <w:rFonts w:ascii="Arial" w:hAnsi="Arial" w:eastAsia="Arial" w:cs="Arial"/>
-                      <w:i w:val="false"/>
-                      <w:b w:val="false"/>
-                      <w:u w:val="none"/>
-                      <w:strike w:val="false"/>
-                      <w:sz w:val="22"/>
-                      <w:szCs w:val="22"/>
-                      <w:color w:val="000000"/>
-                    </w:rPr>
-                    <w:t xml:space="preserve">8.4</w:t>
+                      <w:sz w:val="18"/>
+                      <w:szCs w:val="18"/>
+                      <w:color w:val="000000"/>
+                    </w:rPr>
+                  </w:pPr>
+                  <w:r xmlns:w="http://schemas.openxmlformats.org/wordprocessingml/2006/main" xmlns:wp="http://schemas.openxmlformats.org/drawingml/2006/wordprocessingDrawing" xmlns:r="http://schemas.openxmlformats.org/officeDocument/2006/relationships" xmlns:w14="http://schemas.microsoft.com/office/word/2010/wordml">
+                    <w:rPr>
+                      <w:rFonts w:ascii="Arial" w:hAnsi="Arial" w:eastAsia="Arial" w:cs="Arial"/>
+                      <w:i w:val="false"/>
+                      <w:b w:val="false"/>
+                      <w:u w:val="none"/>
+                      <w:strike w:val="false"/>
+                      <w:sz w:val="18"/>
+                      <w:szCs w:val="18"/>
+                      <w:color w:val="000000"/>
+                    </w:rPr>
+                    <w:t xml:space="preserve">4.1</w:t>
                   </w:r>
                 </w:p>
               </w:tc>
@@ -5667,20 +7831,74 @@
                       <w:b w:val="false"/>
                       <w:u w:val="none"/>
                       <w:strike w:val="false"/>
-                      <w:sz w:val="22"/>
-                      <w:szCs w:val="22"/>
-                      <w:color w:val="000000"/>
-                    </w:rPr>
-                  </w:pPr>
-                  <w:r xmlns:w="http://schemas.openxmlformats.org/wordprocessingml/2006/main" xmlns:wp="http://schemas.openxmlformats.org/drawingml/2006/wordprocessingDrawing" xmlns:r="http://schemas.openxmlformats.org/officeDocument/2006/relationships" xmlns:w14="http://schemas.microsoft.com/office/word/2010/wordml">
-                    <w:rPr>
-                      <w:rFonts w:ascii="Arial" w:hAnsi="Arial" w:eastAsia="Arial" w:cs="Arial"/>
-                      <w:i w:val="false"/>
-                      <w:b w:val="false"/>
-                      <w:u w:val="none"/>
-                      <w:strike w:val="false"/>
-                      <w:sz w:val="22"/>
-                      <w:szCs w:val="22"/>
+                      <w:sz w:val="18"/>
+                      <w:szCs w:val="18"/>
+                      <w:color w:val="000000"/>
+                    </w:rPr>
+                  </w:pPr>
+                  <w:r xmlns:w="http://schemas.openxmlformats.org/wordprocessingml/2006/main" xmlns:wp="http://schemas.openxmlformats.org/drawingml/2006/wordprocessingDrawing" xmlns:r="http://schemas.openxmlformats.org/officeDocument/2006/relationships" xmlns:w14="http://schemas.microsoft.com/office/word/2010/wordml">
+                    <w:rPr>
+                      <w:rFonts w:ascii="Arial" w:hAnsi="Arial" w:eastAsia="Arial" w:cs="Arial"/>
+                      <w:i w:val="false"/>
+                      <w:b w:val="false"/>
+                      <w:u w:val="none"/>
+                      <w:strike w:val="false"/>
+                      <w:sz w:val="18"/>
+                      <w:szCs w:val="18"/>
+                      <w:color w:val="000000"/>
+                    </w:rPr>
+                    <w:t xml:space="preserve">1.4</w:t>
+                  </w:r>
+                </w:p>
+              </w:tc>
+              <w:tc>
+                <w:tcPr>
+                  <w:tcBorders>
+                    <w:bottom w:val="none" w:sz="0" w:space="0" w:color="000000"/>
+                    <w:top w:val="none" w:sz="0" w:space="0" w:color="000000"/>
+                    <w:left w:val="none" w:sz="0" w:space="0" w:color="000000"/>
+                    <w:right w:val="none" w:sz="0" w:space="0" w:color="000000"/>
+                  </w:tcBorders>
+                  <w:shd w:val="clear" w:color="auto" w:fill="FBE0D0"/>
+                  <w:tcMar>
+                    <w:top w:w="0" w:type="dxa"/>
+                    <w:bottom w:w="0" w:type="dxa"/>
+                    <w:left w:w="0" w:type="dxa"/>
+                    <w:right w:w="0" w:type="dxa"/>
+                  </w:tcMar>
+                  <w:vAlign w:val="center"/>
+                </w:tcPr>
+                <w:p>
+                  <w:pPr>
+                    <w:jc w:val="right"/>
+                    <w:pBdr>
+                      <w:bottom w:val="none" w:sz="0" w:space="0" w:color="000000"/>
+                      <w:top w:val="none" w:sz="0" w:space="0" w:color="000000"/>
+                      <w:left w:val="none" w:sz="0" w:space="0" w:color="000000"/>
+                      <w:right w:val="none" w:sz="0" w:space="0" w:color="000000"/>
+                    </w:pBdr>
+                    <w:spacing w:after="100" w:before="100" w:line="240"/>
+                    <w:ind w:left="100" w:right="100" w:firstLine="0" w:firstLineChars="0"/>
+                    <w:rPr>
+                      <w:rFonts w:ascii="Arial" w:hAnsi="Arial" w:eastAsia="Arial" w:cs="Arial"/>
+                      <w:i w:val="false"/>
+                      <w:b w:val="false"/>
+                      <w:u w:val="none"/>
+                      <w:strike w:val="false"/>
+                      <w:sz w:val="18"/>
+                      <w:szCs w:val="18"/>
+                      <w:color w:val="000000"/>
+                    </w:rPr>
+                  </w:pPr>
+                  <w:r xmlns:w="http://schemas.openxmlformats.org/wordprocessingml/2006/main" xmlns:wp="http://schemas.openxmlformats.org/drawingml/2006/wordprocessingDrawing" xmlns:r="http://schemas.openxmlformats.org/officeDocument/2006/relationships" xmlns:w14="http://schemas.microsoft.com/office/word/2010/wordml">
+                    <w:rPr>
+                      <w:rFonts w:ascii="Arial" w:hAnsi="Arial" w:eastAsia="Arial" w:cs="Arial"/>
+                      <w:i w:val="false"/>
+                      <w:b w:val="false"/>
+                      <w:u w:val="none"/>
+                      <w:strike w:val="false"/>
+                      <w:sz w:val="18"/>
+                      <w:szCs w:val="18"/>
                       <w:color w:val="000000"/>
                     </w:rPr>
                     <w:t xml:space="preserve">1.3</w:t>
@@ -5695,6 +7913,114 @@
                     <w:left w:val="none" w:sz="0" w:space="0" w:color="000000"/>
                     <w:right w:val="none" w:sz="0" w:space="0" w:color="000000"/>
                   </w:tcBorders>
+                  <w:shd w:val="clear" w:color="auto" w:fill="CDE4F7"/>
+                  <w:tcMar>
+                    <w:top w:w="0" w:type="dxa"/>
+                    <w:bottom w:w="0" w:type="dxa"/>
+                    <w:left w:w="0" w:type="dxa"/>
+                    <w:right w:w="0" w:type="dxa"/>
+                  </w:tcMar>
+                  <w:vAlign w:val="center"/>
+                </w:tcPr>
+                <w:p>
+                  <w:pPr>
+                    <w:jc w:val="right"/>
+                    <w:pBdr>
+                      <w:bottom w:val="none" w:sz="0" w:space="0" w:color="000000"/>
+                      <w:top w:val="none" w:sz="0" w:space="0" w:color="000000"/>
+                      <w:left w:val="none" w:sz="0" w:space="0" w:color="000000"/>
+                      <w:right w:val="none" w:sz="0" w:space="0" w:color="000000"/>
+                    </w:pBdr>
+                    <w:spacing w:after="100" w:before="100" w:line="240"/>
+                    <w:ind w:left="100" w:right="100" w:firstLine="0" w:firstLineChars="0"/>
+                    <w:rPr>
+                      <w:rFonts w:ascii="Arial" w:hAnsi="Arial" w:eastAsia="Arial" w:cs="Arial"/>
+                      <w:i w:val="false"/>
+                      <w:b w:val="false"/>
+                      <w:u w:val="none"/>
+                      <w:strike w:val="false"/>
+                      <w:sz w:val="18"/>
+                      <w:szCs w:val="18"/>
+                      <w:color w:val="000000"/>
+                    </w:rPr>
+                  </w:pPr>
+                  <w:r xmlns:w="http://schemas.openxmlformats.org/wordprocessingml/2006/main" xmlns:wp="http://schemas.openxmlformats.org/drawingml/2006/wordprocessingDrawing" xmlns:r="http://schemas.openxmlformats.org/officeDocument/2006/relationships" xmlns:w14="http://schemas.microsoft.com/office/word/2010/wordml">
+                    <w:rPr>
+                      <w:rFonts w:ascii="Arial" w:hAnsi="Arial" w:eastAsia="Arial" w:cs="Arial"/>
+                      <w:i w:val="false"/>
+                      <w:b w:val="false"/>
+                      <w:u w:val="none"/>
+                      <w:strike w:val="false"/>
+                      <w:sz w:val="18"/>
+                      <w:szCs w:val="18"/>
+                      <w:color w:val="000000"/>
+                    </w:rPr>
+                    <w:t xml:space="preserve">4.5</w:t>
+                  </w:r>
+                </w:p>
+              </w:tc>
+              <w:tc>
+                <w:tcPr>
+                  <w:tcBorders>
+                    <w:bottom w:val="none" w:sz="0" w:space="0" w:color="000000"/>
+                    <w:top w:val="none" w:sz="0" w:space="0" w:color="000000"/>
+                    <w:left w:val="none" w:sz="0" w:space="0" w:color="000000"/>
+                    <w:right w:val="none" w:sz="0" w:space="0" w:color="000000"/>
+                  </w:tcBorders>
+                  <w:shd w:val="clear" w:color="auto" w:fill="D6EFD6"/>
+                  <w:tcMar>
+                    <w:top w:w="0" w:type="dxa"/>
+                    <w:bottom w:w="0" w:type="dxa"/>
+                    <w:left w:w="0" w:type="dxa"/>
+                    <w:right w:w="0" w:type="dxa"/>
+                  </w:tcMar>
+                  <w:vAlign w:val="center"/>
+                </w:tcPr>
+                <w:p>
+                  <w:pPr>
+                    <w:jc w:val="right"/>
+                    <w:pBdr>
+                      <w:bottom w:val="none" w:sz="0" w:space="0" w:color="000000"/>
+                      <w:top w:val="none" w:sz="0" w:space="0" w:color="000000"/>
+                      <w:left w:val="none" w:sz="0" w:space="0" w:color="000000"/>
+                      <w:right w:val="none" w:sz="0" w:space="0" w:color="000000"/>
+                    </w:pBdr>
+                    <w:spacing w:after="100" w:before="100" w:line="240"/>
+                    <w:ind w:left="100" w:right="100" w:firstLine="0" w:firstLineChars="0"/>
+                    <w:rPr>
+                      <w:rFonts w:ascii="Arial" w:hAnsi="Arial" w:eastAsia="Arial" w:cs="Arial"/>
+                      <w:i w:val="false"/>
+                      <w:b w:val="false"/>
+                      <w:u w:val="none"/>
+                      <w:strike w:val="false"/>
+                      <w:sz w:val="18"/>
+                      <w:szCs w:val="18"/>
+                      <w:color w:val="000000"/>
+                    </w:rPr>
+                  </w:pPr>
+                  <w:r xmlns:w="http://schemas.openxmlformats.org/wordprocessingml/2006/main" xmlns:wp="http://schemas.openxmlformats.org/drawingml/2006/wordprocessingDrawing" xmlns:r="http://schemas.openxmlformats.org/officeDocument/2006/relationships" xmlns:w14="http://schemas.microsoft.com/office/word/2010/wordml">
+                    <w:rPr>
+                      <w:rFonts w:ascii="Arial" w:hAnsi="Arial" w:eastAsia="Arial" w:cs="Arial"/>
+                      <w:i w:val="false"/>
+                      <w:b w:val="false"/>
+                      <w:u w:val="none"/>
+                      <w:strike w:val="false"/>
+                      <w:sz w:val="18"/>
+                      <w:szCs w:val="18"/>
+                      <w:color w:val="000000"/>
+                    </w:rPr>
+                    <w:t xml:space="preserve">1.7</w:t>
+                  </w:r>
+                </w:p>
+              </w:tc>
+              <w:tc>
+                <w:tcPr>
+                  <w:tcBorders>
+                    <w:bottom w:val="none" w:sz="0" w:space="0" w:color="000000"/>
+                    <w:top w:val="none" w:sz="0" w:space="0" w:color="000000"/>
+                    <w:left w:val="none" w:sz="0" w:space="0" w:color="000000"/>
+                    <w:right w:val="none" w:sz="0" w:space="0" w:color="000000"/>
+                  </w:tcBorders>
                   <w:shd w:val="clear" w:color="auto" w:fill="FBE0D0"/>
                   <w:tcMar>
                     <w:top w:w="0" w:type="dxa"/>
@@ -5721,30 +8047,30 @@
                       <w:b w:val="false"/>
                       <w:u w:val="none"/>
                       <w:strike w:val="false"/>
-                      <w:sz w:val="22"/>
-                      <w:szCs w:val="22"/>
-                      <w:color w:val="000000"/>
-                    </w:rPr>
-                  </w:pPr>
-                  <w:r xmlns:w="http://schemas.openxmlformats.org/wordprocessingml/2006/main" xmlns:wp="http://schemas.openxmlformats.org/drawingml/2006/wordprocessingDrawing" xmlns:r="http://schemas.openxmlformats.org/officeDocument/2006/relationships" xmlns:w14="http://schemas.microsoft.com/office/word/2010/wordml">
-                    <w:rPr>
-                      <w:rFonts w:ascii="Arial" w:hAnsi="Arial" w:eastAsia="Arial" w:cs="Arial"/>
-                      <w:i w:val="false"/>
-                      <w:b w:val="false"/>
-                      <w:u w:val="none"/>
-                      <w:strike w:val="false"/>
-                      <w:sz w:val="22"/>
-                      <w:szCs w:val="22"/>
-                      <w:color w:val="000000"/>
-                    </w:rPr>
-                    <w:t xml:space="preserve">0.6</w:t>
+                      <w:sz w:val="18"/>
+                      <w:szCs w:val="18"/>
+                      <w:color w:val="000000"/>
+                    </w:rPr>
+                  </w:pPr>
+                  <w:r xmlns:w="http://schemas.openxmlformats.org/wordprocessingml/2006/main" xmlns:wp="http://schemas.openxmlformats.org/drawingml/2006/wordprocessingDrawing" xmlns:r="http://schemas.openxmlformats.org/officeDocument/2006/relationships" xmlns:w14="http://schemas.microsoft.com/office/word/2010/wordml">
+                    <w:rPr>
+                      <w:rFonts w:ascii="Arial" w:hAnsi="Arial" w:eastAsia="Arial" w:cs="Arial"/>
+                      <w:i w:val="false"/>
+                      <w:b w:val="false"/>
+                      <w:u w:val="none"/>
+                      <w:strike w:val="false"/>
+                      <w:sz w:val="18"/>
+                      <w:szCs w:val="18"/>
+                      <w:color w:val="000000"/>
+                    </w:rPr>
+                    <w:t xml:space="preserve">1.9</w:t>
                   </w:r>
                 </w:p>
               </w:tc>
             </w:tr>
             <w:tr>
               <w:trPr>
-                <w:trHeight w:val="608" w:hRule="auto"/>
+                <w:trHeight w:val="416" w:hRule="auto"/>
               </w:trPr>
               <w:tc>
                 <w:tcPr>
@@ -5780,23 +8106,23 @@
                       <w:b w:val="false"/>
                       <w:u w:val="none"/>
                       <w:strike w:val="false"/>
-                      <w:sz w:val="22"/>
-                      <w:szCs w:val="22"/>
-                      <w:color w:val="000000"/>
-                    </w:rPr>
-                  </w:pPr>
-                  <w:r xmlns:w="http://schemas.openxmlformats.org/wordprocessingml/2006/main" xmlns:wp="http://schemas.openxmlformats.org/drawingml/2006/wordprocessingDrawing" xmlns:r="http://schemas.openxmlformats.org/officeDocument/2006/relationships" xmlns:w14="http://schemas.microsoft.com/office/word/2010/wordml">
-                    <w:rPr>
-                      <w:rFonts w:ascii="Arial" w:hAnsi="Arial" w:eastAsia="Arial" w:cs="Arial"/>
-                      <w:i w:val="false"/>
-                      <w:b w:val="false"/>
-                      <w:u w:val="none"/>
-                      <w:strike w:val="false"/>
-                      <w:sz w:val="22"/>
-                      <w:szCs w:val="22"/>
-                      <w:color w:val="000000"/>
-                    </w:rPr>
-                    <w:t xml:space="preserve">8507</w:t>
+                      <w:sz w:val="18"/>
+                      <w:szCs w:val="18"/>
+                      <w:color w:val="000000"/>
+                    </w:rPr>
+                  </w:pPr>
+                  <w:r xmlns:w="http://schemas.openxmlformats.org/wordprocessingml/2006/main" xmlns:wp="http://schemas.openxmlformats.org/drawingml/2006/wordprocessingDrawing" xmlns:r="http://schemas.openxmlformats.org/officeDocument/2006/relationships" xmlns:w14="http://schemas.microsoft.com/office/word/2010/wordml">
+                    <w:rPr>
+                      <w:rFonts w:ascii="Arial" w:hAnsi="Arial" w:eastAsia="Arial" w:cs="Arial"/>
+                      <w:i w:val="false"/>
+                      <w:b w:val="false"/>
+                      <w:u w:val="none"/>
+                      <w:strike w:val="false"/>
+                      <w:sz w:val="18"/>
+                      <w:szCs w:val="18"/>
+                      <w:color w:val="000000"/>
+                    </w:rPr>
+                    <w:t xml:space="preserve">8543</w:t>
                   </w:r>
                 </w:p>
               </w:tc>
@@ -5834,23 +8160,23 @@
                       <w:b w:val="false"/>
                       <w:u w:val="none"/>
                       <w:strike w:val="false"/>
-                      <w:sz w:val="22"/>
-                      <w:szCs w:val="22"/>
-                      <w:color w:val="000000"/>
-                    </w:rPr>
-                  </w:pPr>
-                  <w:r xmlns:w="http://schemas.openxmlformats.org/wordprocessingml/2006/main" xmlns:wp="http://schemas.openxmlformats.org/drawingml/2006/wordprocessingDrawing" xmlns:r="http://schemas.openxmlformats.org/officeDocument/2006/relationships" xmlns:w14="http://schemas.microsoft.com/office/word/2010/wordml">
-                    <w:rPr>
-                      <w:rFonts w:ascii="Arial" w:hAnsi="Arial" w:eastAsia="Arial" w:cs="Arial"/>
-                      <w:i w:val="false"/>
-                      <w:b w:val="false"/>
-                      <w:u w:val="none"/>
-                      <w:strike w:val="false"/>
-                      <w:sz w:val="22"/>
-                      <w:szCs w:val="22"/>
-                      <w:color w:val="000000"/>
-                    </w:rPr>
-                    <w:t xml:space="preserve">Baterías</w:t>
+                      <w:sz w:val="18"/>
+                      <w:szCs w:val="18"/>
+                      <w:color w:val="000000"/>
+                    </w:rPr>
+                  </w:pPr>
+                  <w:r xmlns:w="http://schemas.openxmlformats.org/wordprocessingml/2006/main" xmlns:wp="http://schemas.openxmlformats.org/drawingml/2006/wordprocessingDrawing" xmlns:r="http://schemas.openxmlformats.org/officeDocument/2006/relationships" xmlns:w14="http://schemas.microsoft.com/office/word/2010/wordml">
+                    <w:rPr>
+                      <w:rFonts w:ascii="Arial" w:hAnsi="Arial" w:eastAsia="Arial" w:cs="Arial"/>
+                      <w:i w:val="false"/>
+                      <w:b w:val="false"/>
+                      <w:u w:val="none"/>
+                      <w:strike w:val="false"/>
+                      <w:sz w:val="18"/>
+                      <w:szCs w:val="18"/>
+                      <w:color w:val="000000"/>
+                    </w:rPr>
+                    <w:t xml:space="preserve">Otros eléctricos</w:t>
                   </w:r>
                 </w:p>
               </w:tc>
@@ -5888,23 +8214,23 @@
                       <w:b w:val="false"/>
                       <w:u w:val="none"/>
                       <w:strike w:val="false"/>
-                      <w:sz w:val="22"/>
-                      <w:szCs w:val="22"/>
-                      <w:color w:val="000000"/>
-                    </w:rPr>
-                  </w:pPr>
-                  <w:r xmlns:w="http://schemas.openxmlformats.org/wordprocessingml/2006/main" xmlns:wp="http://schemas.openxmlformats.org/drawingml/2006/wordprocessingDrawing" xmlns:r="http://schemas.openxmlformats.org/officeDocument/2006/relationships" xmlns:w14="http://schemas.microsoft.com/office/word/2010/wordml">
-                    <w:rPr>
-                      <w:rFonts w:ascii="Arial" w:hAnsi="Arial" w:eastAsia="Arial" w:cs="Arial"/>
-                      <w:i w:val="false"/>
-                      <w:b w:val="false"/>
-                      <w:u w:val="none"/>
-                      <w:strike w:val="false"/>
-                      <w:sz w:val="22"/>
-                      <w:szCs w:val="22"/>
-                      <w:color w:val="000000"/>
-                    </w:rPr>
-                    <w:t xml:space="preserve">3.4</w:t>
+                      <w:sz w:val="18"/>
+                      <w:szCs w:val="18"/>
+                      <w:color w:val="000000"/>
+                    </w:rPr>
+                  </w:pPr>
+                  <w:r xmlns:w="http://schemas.openxmlformats.org/wordprocessingml/2006/main" xmlns:wp="http://schemas.openxmlformats.org/drawingml/2006/wordprocessingDrawing" xmlns:r="http://schemas.openxmlformats.org/officeDocument/2006/relationships" xmlns:w14="http://schemas.microsoft.com/office/word/2010/wordml">
+                    <w:rPr>
+                      <w:rFonts w:ascii="Arial" w:hAnsi="Arial" w:eastAsia="Arial" w:cs="Arial"/>
+                      <w:i w:val="false"/>
+                      <w:b w:val="false"/>
+                      <w:u w:val="none"/>
+                      <w:strike w:val="false"/>
+                      <w:sz w:val="18"/>
+                      <w:szCs w:val="18"/>
+                      <w:color w:val="000000"/>
+                    </w:rPr>
+                    <w:t xml:space="preserve">3.5</w:t>
                   </w:r>
                 </w:p>
               </w:tc>
@@ -5942,23 +8268,23 @@
                       <w:b w:val="false"/>
                       <w:u w:val="none"/>
                       <w:strike w:val="false"/>
-                      <w:sz w:val="22"/>
-                      <w:szCs w:val="22"/>
-                      <w:color w:val="000000"/>
-                    </w:rPr>
-                  </w:pPr>
-                  <w:r xmlns:w="http://schemas.openxmlformats.org/wordprocessingml/2006/main" xmlns:wp="http://schemas.openxmlformats.org/drawingml/2006/wordprocessingDrawing" xmlns:r="http://schemas.openxmlformats.org/officeDocument/2006/relationships" xmlns:w14="http://schemas.microsoft.com/office/word/2010/wordml">
-                    <w:rPr>
-                      <w:rFonts w:ascii="Arial" w:hAnsi="Arial" w:eastAsia="Arial" w:cs="Arial"/>
-                      <w:i w:val="false"/>
-                      <w:b w:val="false"/>
-                      <w:u w:val="none"/>
-                      <w:strike w:val="false"/>
-                      <w:sz w:val="22"/>
-                      <w:szCs w:val="22"/>
-                      <w:color w:val="000000"/>
-                    </w:rPr>
-                    <w:t xml:space="preserve">1.8</w:t>
+                      <w:sz w:val="18"/>
+                      <w:szCs w:val="18"/>
+                      <w:color w:val="000000"/>
+                    </w:rPr>
+                  </w:pPr>
+                  <w:r xmlns:w="http://schemas.openxmlformats.org/wordprocessingml/2006/main" xmlns:wp="http://schemas.openxmlformats.org/drawingml/2006/wordprocessingDrawing" xmlns:r="http://schemas.openxmlformats.org/officeDocument/2006/relationships" xmlns:w14="http://schemas.microsoft.com/office/word/2010/wordml">
+                    <w:rPr>
+                      <w:rFonts w:ascii="Arial" w:hAnsi="Arial" w:eastAsia="Arial" w:cs="Arial"/>
+                      <w:i w:val="false"/>
+                      <w:b w:val="false"/>
+                      <w:u w:val="none"/>
+                      <w:strike w:val="false"/>
+                      <w:sz w:val="18"/>
+                      <w:szCs w:val="18"/>
+                      <w:color w:val="000000"/>
+                    </w:rPr>
+                    <w:t xml:space="preserve">0.7</w:t>
                   </w:r>
                 </w:p>
               </w:tc>
@@ -5996,30 +8322,192 @@
                       <w:b w:val="false"/>
                       <w:u w:val="none"/>
                       <w:strike w:val="false"/>
-                      <w:sz w:val="22"/>
-                      <w:szCs w:val="22"/>
-                      <w:color w:val="000000"/>
-                    </w:rPr>
-                  </w:pPr>
-                  <w:r xmlns:w="http://schemas.openxmlformats.org/wordprocessingml/2006/main" xmlns:wp="http://schemas.openxmlformats.org/drawingml/2006/wordprocessingDrawing" xmlns:r="http://schemas.openxmlformats.org/officeDocument/2006/relationships" xmlns:w14="http://schemas.microsoft.com/office/word/2010/wordml">
-                    <w:rPr>
-                      <w:rFonts w:ascii="Arial" w:hAnsi="Arial" w:eastAsia="Arial" w:cs="Arial"/>
-                      <w:i w:val="false"/>
-                      <w:b w:val="false"/>
-                      <w:u w:val="none"/>
-                      <w:strike w:val="false"/>
-                      <w:sz w:val="22"/>
-                      <w:szCs w:val="22"/>
-                      <w:color w:val="000000"/>
-                    </w:rPr>
-                    <w:t xml:space="preserve">0.8</w:t>
+                      <w:sz w:val="18"/>
+                      <w:szCs w:val="18"/>
+                      <w:color w:val="000000"/>
+                    </w:rPr>
+                  </w:pPr>
+                  <w:r xmlns:w="http://schemas.openxmlformats.org/wordprocessingml/2006/main" xmlns:wp="http://schemas.openxmlformats.org/drawingml/2006/wordprocessingDrawing" xmlns:r="http://schemas.openxmlformats.org/officeDocument/2006/relationships" xmlns:w14="http://schemas.microsoft.com/office/word/2010/wordml">
+                    <w:rPr>
+                      <w:rFonts w:ascii="Arial" w:hAnsi="Arial" w:eastAsia="Arial" w:cs="Arial"/>
+                      <w:i w:val="false"/>
+                      <w:b w:val="false"/>
+                      <w:u w:val="none"/>
+                      <w:strike w:val="false"/>
+                      <w:sz w:val="18"/>
+                      <w:szCs w:val="18"/>
+                      <w:color w:val="000000"/>
+                    </w:rPr>
+                    <w:t xml:space="preserve">0.4</w:t>
+                  </w:r>
+                </w:p>
+              </w:tc>
+              <w:tc>
+                <w:tcPr>
+                  <w:tcBorders>
+                    <w:bottom w:val="none" w:sz="0" w:space="0" w:color="000000"/>
+                    <w:top w:val="none" w:sz="0" w:space="0" w:color="000000"/>
+                    <w:left w:val="none" w:sz="0" w:space="0" w:color="000000"/>
+                    <w:right w:val="none" w:sz="0" w:space="0" w:color="000000"/>
+                  </w:tcBorders>
+                  <w:shd w:val="clear" w:color="auto" w:fill="CDE4F7"/>
+                  <w:tcMar>
+                    <w:top w:w="0" w:type="dxa"/>
+                    <w:bottom w:w="0" w:type="dxa"/>
+                    <w:left w:w="0" w:type="dxa"/>
+                    <w:right w:w="0" w:type="dxa"/>
+                  </w:tcMar>
+                  <w:vAlign w:val="center"/>
+                </w:tcPr>
+                <w:p>
+                  <w:pPr>
+                    <w:jc w:val="right"/>
+                    <w:pBdr>
+                      <w:bottom w:val="none" w:sz="0" w:space="0" w:color="000000"/>
+                      <w:top w:val="none" w:sz="0" w:space="0" w:color="000000"/>
+                      <w:left w:val="none" w:sz="0" w:space="0" w:color="000000"/>
+                      <w:right w:val="none" w:sz="0" w:space="0" w:color="000000"/>
+                    </w:pBdr>
+                    <w:spacing w:after="100" w:before="100" w:line="240"/>
+                    <w:ind w:left="100" w:right="100" w:firstLine="0" w:firstLineChars="0"/>
+                    <w:rPr>
+                      <w:rFonts w:ascii="Arial" w:hAnsi="Arial" w:eastAsia="Arial" w:cs="Arial"/>
+                      <w:i w:val="false"/>
+                      <w:b w:val="false"/>
+                      <w:u w:val="none"/>
+                      <w:strike w:val="false"/>
+                      <w:sz w:val="18"/>
+                      <w:szCs w:val="18"/>
+                      <w:color w:val="000000"/>
+                    </w:rPr>
+                  </w:pPr>
+                  <w:r xmlns:w="http://schemas.openxmlformats.org/wordprocessingml/2006/main" xmlns:wp="http://schemas.openxmlformats.org/drawingml/2006/wordprocessingDrawing" xmlns:r="http://schemas.openxmlformats.org/officeDocument/2006/relationships" xmlns:w14="http://schemas.microsoft.com/office/word/2010/wordml">
+                    <w:rPr>
+                      <w:rFonts w:ascii="Arial" w:hAnsi="Arial" w:eastAsia="Arial" w:cs="Arial"/>
+                      <w:i w:val="false"/>
+                      <w:b w:val="false"/>
+                      <w:u w:val="none"/>
+                      <w:strike w:val="false"/>
+                      <w:sz w:val="18"/>
+                      <w:szCs w:val="18"/>
+                      <w:color w:val="000000"/>
+                    </w:rPr>
+                    <w:t xml:space="preserve">3.7</w:t>
+                  </w:r>
+                </w:p>
+              </w:tc>
+              <w:tc>
+                <w:tcPr>
+                  <w:tcBorders>
+                    <w:bottom w:val="none" w:sz="0" w:space="0" w:color="000000"/>
+                    <w:top w:val="none" w:sz="0" w:space="0" w:color="000000"/>
+                    <w:left w:val="none" w:sz="0" w:space="0" w:color="000000"/>
+                    <w:right w:val="none" w:sz="0" w:space="0" w:color="000000"/>
+                  </w:tcBorders>
+                  <w:shd w:val="clear" w:color="auto" w:fill="D6EFD6"/>
+                  <w:tcMar>
+                    <w:top w:w="0" w:type="dxa"/>
+                    <w:bottom w:w="0" w:type="dxa"/>
+                    <w:left w:w="0" w:type="dxa"/>
+                    <w:right w:w="0" w:type="dxa"/>
+                  </w:tcMar>
+                  <w:vAlign w:val="center"/>
+                </w:tcPr>
+                <w:p>
+                  <w:pPr>
+                    <w:jc w:val="right"/>
+                    <w:pBdr>
+                      <w:bottom w:val="none" w:sz="0" w:space="0" w:color="000000"/>
+                      <w:top w:val="none" w:sz="0" w:space="0" w:color="000000"/>
+                      <w:left w:val="none" w:sz="0" w:space="0" w:color="000000"/>
+                      <w:right w:val="none" w:sz="0" w:space="0" w:color="000000"/>
+                    </w:pBdr>
+                    <w:spacing w:after="100" w:before="100" w:line="240"/>
+                    <w:ind w:left="100" w:right="100" w:firstLine="0" w:firstLineChars="0"/>
+                    <w:rPr>
+                      <w:rFonts w:ascii="Arial" w:hAnsi="Arial" w:eastAsia="Arial" w:cs="Arial"/>
+                      <w:i w:val="false"/>
+                      <w:b w:val="false"/>
+                      <w:u w:val="none"/>
+                      <w:strike w:val="false"/>
+                      <w:sz w:val="18"/>
+                      <w:szCs w:val="18"/>
+                      <w:color w:val="000000"/>
+                    </w:rPr>
+                  </w:pPr>
+                  <w:r xmlns:w="http://schemas.openxmlformats.org/wordprocessingml/2006/main" xmlns:wp="http://schemas.openxmlformats.org/drawingml/2006/wordprocessingDrawing" xmlns:r="http://schemas.openxmlformats.org/officeDocument/2006/relationships" xmlns:w14="http://schemas.microsoft.com/office/word/2010/wordml">
+                    <w:rPr>
+                      <w:rFonts w:ascii="Arial" w:hAnsi="Arial" w:eastAsia="Arial" w:cs="Arial"/>
+                      <w:i w:val="false"/>
+                      <w:b w:val="false"/>
+                      <w:u w:val="none"/>
+                      <w:strike w:val="false"/>
+                      <w:sz w:val="18"/>
+                      <w:szCs w:val="18"/>
+                      <w:color w:val="000000"/>
+                    </w:rPr>
+                    <w:t xml:space="preserve">0.9</w:t>
+                  </w:r>
+                </w:p>
+              </w:tc>
+              <w:tc>
+                <w:tcPr>
+                  <w:tcBorders>
+                    <w:bottom w:val="none" w:sz="0" w:space="0" w:color="000000"/>
+                    <w:top w:val="none" w:sz="0" w:space="0" w:color="000000"/>
+                    <w:left w:val="none" w:sz="0" w:space="0" w:color="000000"/>
+                    <w:right w:val="none" w:sz="0" w:space="0" w:color="000000"/>
+                  </w:tcBorders>
+                  <w:shd w:val="clear" w:color="auto" w:fill="FBE0D0"/>
+                  <w:tcMar>
+                    <w:top w:w="0" w:type="dxa"/>
+                    <w:bottom w:w="0" w:type="dxa"/>
+                    <w:left w:w="0" w:type="dxa"/>
+                    <w:right w:w="0" w:type="dxa"/>
+                  </w:tcMar>
+                  <w:vAlign w:val="center"/>
+                </w:tcPr>
+                <w:p>
+                  <w:pPr>
+                    <w:jc w:val="right"/>
+                    <w:pBdr>
+                      <w:bottom w:val="none" w:sz="0" w:space="0" w:color="000000"/>
+                      <w:top w:val="none" w:sz="0" w:space="0" w:color="000000"/>
+                      <w:left w:val="none" w:sz="0" w:space="0" w:color="000000"/>
+                      <w:right w:val="none" w:sz="0" w:space="0" w:color="000000"/>
+                    </w:pBdr>
+                    <w:spacing w:after="100" w:before="100" w:line="240"/>
+                    <w:ind w:left="100" w:right="100" w:firstLine="0" w:firstLineChars="0"/>
+                    <w:rPr>
+                      <w:rFonts w:ascii="Arial" w:hAnsi="Arial" w:eastAsia="Arial" w:cs="Arial"/>
+                      <w:i w:val="false"/>
+                      <w:b w:val="false"/>
+                      <w:u w:val="none"/>
+                      <w:strike w:val="false"/>
+                      <w:sz w:val="18"/>
+                      <w:szCs w:val="18"/>
+                      <w:color w:val="000000"/>
+                    </w:rPr>
+                  </w:pPr>
+                  <w:r xmlns:w="http://schemas.openxmlformats.org/wordprocessingml/2006/main" xmlns:wp="http://schemas.openxmlformats.org/drawingml/2006/wordprocessingDrawing" xmlns:r="http://schemas.openxmlformats.org/officeDocument/2006/relationships" xmlns:w14="http://schemas.microsoft.com/office/word/2010/wordml">
+                    <w:rPr>
+                      <w:rFonts w:ascii="Arial" w:hAnsi="Arial" w:eastAsia="Arial" w:cs="Arial"/>
+                      <w:i w:val="false"/>
+                      <w:b w:val="false"/>
+                      <w:u w:val="none"/>
+                      <w:strike w:val="false"/>
+                      <w:sz w:val="18"/>
+                      <w:szCs w:val="18"/>
+                      <w:color w:val="000000"/>
+                    </w:rPr>
+                    <w:t xml:space="preserve">0.3</w:t>
                   </w:r>
                 </w:p>
               </w:tc>
             </w:tr>
             <w:tr>
               <w:trPr>
-                <w:trHeight w:val="608" w:hRule="auto"/>
+                <w:trHeight w:val="416" w:hRule="auto"/>
               </w:trPr>
               <w:tc>
                 <w:tcPr>
@@ -6055,23 +8543,23 @@
                       <w:b w:val="false"/>
                       <w:u w:val="none"/>
                       <w:strike w:val="false"/>
-                      <w:sz w:val="22"/>
-                      <w:szCs w:val="22"/>
-                      <w:color w:val="000000"/>
-                    </w:rPr>
-                  </w:pPr>
-                  <w:r xmlns:w="http://schemas.openxmlformats.org/wordprocessingml/2006/main" xmlns:wp="http://schemas.openxmlformats.org/drawingml/2006/wordprocessingDrawing" xmlns:r="http://schemas.openxmlformats.org/officeDocument/2006/relationships" xmlns:w14="http://schemas.microsoft.com/office/word/2010/wordml">
-                    <w:rPr>
-                      <w:rFonts w:ascii="Arial" w:hAnsi="Arial" w:eastAsia="Arial" w:cs="Arial"/>
-                      <w:i w:val="false"/>
-                      <w:b w:val="false"/>
-                      <w:u w:val="none"/>
-                      <w:strike w:val="false"/>
-                      <w:sz w:val="22"/>
-                      <w:szCs w:val="22"/>
-                      <w:color w:val="000000"/>
-                    </w:rPr>
-                    <w:t xml:space="preserve">8537</w:t>
+                      <w:sz w:val="18"/>
+                      <w:szCs w:val="18"/>
+                      <w:color w:val="000000"/>
+                    </w:rPr>
+                  </w:pPr>
+                  <w:r xmlns:w="http://schemas.openxmlformats.org/wordprocessingml/2006/main" xmlns:wp="http://schemas.openxmlformats.org/drawingml/2006/wordprocessingDrawing" xmlns:r="http://schemas.openxmlformats.org/officeDocument/2006/relationships" xmlns:w14="http://schemas.microsoft.com/office/word/2010/wordml">
+                    <w:rPr>
+                      <w:rFonts w:ascii="Arial" w:hAnsi="Arial" w:eastAsia="Arial" w:cs="Arial"/>
+                      <w:i w:val="false"/>
+                      <w:b w:val="false"/>
+                      <w:u w:val="none"/>
+                      <w:strike w:val="false"/>
+                      <w:sz w:val="18"/>
+                      <w:szCs w:val="18"/>
+                      <w:color w:val="000000"/>
+                    </w:rPr>
+                    <w:t xml:space="preserve">8501</w:t>
                   </w:r>
                 </w:p>
               </w:tc>
@@ -6109,23 +8597,23 @@
                       <w:b w:val="false"/>
                       <w:u w:val="none"/>
                       <w:strike w:val="false"/>
-                      <w:sz w:val="22"/>
-                      <w:szCs w:val="22"/>
-                      <w:color w:val="000000"/>
-                    </w:rPr>
-                  </w:pPr>
-                  <w:r xmlns:w="http://schemas.openxmlformats.org/wordprocessingml/2006/main" xmlns:wp="http://schemas.openxmlformats.org/drawingml/2006/wordprocessingDrawing" xmlns:r="http://schemas.openxmlformats.org/officeDocument/2006/relationships" xmlns:w14="http://schemas.microsoft.com/office/word/2010/wordml">
-                    <w:rPr>
-                      <w:rFonts w:ascii="Arial" w:hAnsi="Arial" w:eastAsia="Arial" w:cs="Arial"/>
-                      <w:i w:val="false"/>
-                      <w:b w:val="false"/>
-                      <w:u w:val="none"/>
-                      <w:strike w:val="false"/>
-                      <w:sz w:val="22"/>
-                      <w:szCs w:val="22"/>
-                      <w:color w:val="000000"/>
-                    </w:rPr>
-                    <w:t xml:space="preserve">Tableros</w:t>
+                      <w:sz w:val="18"/>
+                      <w:szCs w:val="18"/>
+                      <w:color w:val="000000"/>
+                    </w:rPr>
+                  </w:pPr>
+                  <w:r xmlns:w="http://schemas.openxmlformats.org/wordprocessingml/2006/main" xmlns:wp="http://schemas.openxmlformats.org/drawingml/2006/wordprocessingDrawing" xmlns:r="http://schemas.openxmlformats.org/officeDocument/2006/relationships" xmlns:w14="http://schemas.microsoft.com/office/word/2010/wordml">
+                    <w:rPr>
+                      <w:rFonts w:ascii="Arial" w:hAnsi="Arial" w:eastAsia="Arial" w:cs="Arial"/>
+                      <w:i w:val="false"/>
+                      <w:b w:val="false"/>
+                      <w:u w:val="none"/>
+                      <w:strike w:val="false"/>
+                      <w:sz w:val="18"/>
+                      <w:szCs w:val="18"/>
+                      <w:color w:val="000000"/>
+                    </w:rPr>
+                    <w:t xml:space="preserve">Motores eléctricos</w:t>
                   </w:r>
                 </w:p>
               </w:tc>
@@ -6163,35 +8651,35 @@
                       <w:b w:val="false"/>
                       <w:u w:val="none"/>
                       <w:strike w:val="false"/>
-                      <w:sz w:val="22"/>
-                      <w:szCs w:val="22"/>
-                      <w:color w:val="000000"/>
-                    </w:rPr>
-                  </w:pPr>
-                  <w:r xmlns:w="http://schemas.openxmlformats.org/wordprocessingml/2006/main" xmlns:wp="http://schemas.openxmlformats.org/drawingml/2006/wordprocessingDrawing" xmlns:r="http://schemas.openxmlformats.org/officeDocument/2006/relationships" xmlns:w14="http://schemas.microsoft.com/office/word/2010/wordml">
-                    <w:rPr>
-                      <w:rFonts w:ascii="Arial" w:hAnsi="Arial" w:eastAsia="Arial" w:cs="Arial"/>
-                      <w:i w:val="false"/>
-                      <w:b w:val="false"/>
-                      <w:u w:val="none"/>
-                      <w:strike w:val="false"/>
-                      <w:sz w:val="22"/>
-                      <w:szCs w:val="22"/>
-                      <w:color w:val="000000"/>
-                    </w:rPr>
-                    <w:t xml:space="preserve">17.0</w:t>
-                  </w:r>
-                </w:p>
-              </w:tc>
-              <w:tc>
-                <w:tcPr>
-                  <w:tcBorders>
-                    <w:bottom w:val="none" w:sz="0" w:space="0" w:color="000000"/>
-                    <w:top w:val="none" w:sz="0" w:space="0" w:color="000000"/>
-                    <w:left w:val="none" w:sz="0" w:space="0" w:color="000000"/>
-                    <w:right w:val="none" w:sz="0" w:space="0" w:color="000000"/>
-                  </w:tcBorders>
-                  <w:shd w:val="clear" w:color="auto" w:fill="FFFFFF"/>
+                      <w:sz w:val="18"/>
+                      <w:szCs w:val="18"/>
+                      <w:color w:val="000000"/>
+                    </w:rPr>
+                  </w:pPr>
+                  <w:r xmlns:w="http://schemas.openxmlformats.org/wordprocessingml/2006/main" xmlns:wp="http://schemas.openxmlformats.org/drawingml/2006/wordprocessingDrawing" xmlns:r="http://schemas.openxmlformats.org/officeDocument/2006/relationships" xmlns:w14="http://schemas.microsoft.com/office/word/2010/wordml">
+                    <w:rPr>
+                      <w:rFonts w:ascii="Arial" w:hAnsi="Arial" w:eastAsia="Arial" w:cs="Arial"/>
+                      <w:i w:val="false"/>
+                      <w:b w:val="false"/>
+                      <w:u w:val="none"/>
+                      <w:strike w:val="false"/>
+                      <w:sz w:val="18"/>
+                      <w:szCs w:val="18"/>
+                      <w:color w:val="000000"/>
+                    </w:rPr>
+                    <w:t xml:space="preserve">3.0</w:t>
+                  </w:r>
+                </w:p>
+              </w:tc>
+              <w:tc>
+                <w:tcPr>
+                  <w:tcBorders>
+                    <w:bottom w:val="none" w:sz="0" w:space="0" w:color="000000"/>
+                    <w:top w:val="none" w:sz="0" w:space="0" w:color="000000"/>
+                    <w:left w:val="none" w:sz="0" w:space="0" w:color="000000"/>
+                    <w:right w:val="none" w:sz="0" w:space="0" w:color="000000"/>
+                  </w:tcBorders>
+                  <w:shd w:val="clear" w:color="auto" w:fill="D6EFD6"/>
                   <w:tcMar>
                     <w:top w:w="0" w:type="dxa"/>
                     <w:bottom w:w="0" w:type="dxa"/>
@@ -6217,23 +8705,23 @@
                       <w:b w:val="false"/>
                       <w:u w:val="none"/>
                       <w:strike w:val="false"/>
-                      <w:sz w:val="22"/>
-                      <w:szCs w:val="22"/>
-                      <w:color w:val="000000"/>
-                    </w:rPr>
-                  </w:pPr>
-                  <w:r xmlns:w="http://schemas.openxmlformats.org/wordprocessingml/2006/main" xmlns:wp="http://schemas.openxmlformats.org/drawingml/2006/wordprocessingDrawing" xmlns:r="http://schemas.openxmlformats.org/officeDocument/2006/relationships" xmlns:w14="http://schemas.microsoft.com/office/word/2010/wordml">
-                    <w:rPr>
-                      <w:rFonts w:ascii="Arial" w:hAnsi="Arial" w:eastAsia="Arial" w:cs="Arial"/>
-                      <w:i w:val="false"/>
-                      <w:b w:val="false"/>
-                      <w:u w:val="none"/>
-                      <w:strike w:val="false"/>
-                      <w:sz w:val="22"/>
-                      <w:szCs w:val="22"/>
-                      <w:color w:val="000000"/>
-                    </w:rPr>
-                    <w:t xml:space="preserve">—</w:t>
+                      <w:sz w:val="18"/>
+                      <w:szCs w:val="18"/>
+                      <w:color w:val="000000"/>
+                    </w:rPr>
+                  </w:pPr>
+                  <w:r xmlns:w="http://schemas.openxmlformats.org/wordprocessingml/2006/main" xmlns:wp="http://schemas.openxmlformats.org/drawingml/2006/wordprocessingDrawing" xmlns:r="http://schemas.openxmlformats.org/officeDocument/2006/relationships" xmlns:w14="http://schemas.microsoft.com/office/word/2010/wordml">
+                    <w:rPr>
+                      <w:rFonts w:ascii="Arial" w:hAnsi="Arial" w:eastAsia="Arial" w:cs="Arial"/>
+                      <w:i w:val="false"/>
+                      <w:b w:val="false"/>
+                      <w:u w:val="none"/>
+                      <w:strike w:val="false"/>
+                      <w:sz w:val="18"/>
+                      <w:szCs w:val="18"/>
+                      <w:color w:val="000000"/>
+                    </w:rPr>
+                    <w:t xml:space="preserve">0.5</w:t>
                   </w:r>
                 </w:p>
               </w:tc>
@@ -6271,30 +8759,192 @@
                       <w:b w:val="false"/>
                       <w:u w:val="none"/>
                       <w:strike w:val="false"/>
-                      <w:sz w:val="22"/>
-                      <w:szCs w:val="22"/>
-                      <w:color w:val="000000"/>
-                    </w:rPr>
-                  </w:pPr>
-                  <w:r xmlns:w="http://schemas.openxmlformats.org/wordprocessingml/2006/main" xmlns:wp="http://schemas.openxmlformats.org/drawingml/2006/wordprocessingDrawing" xmlns:r="http://schemas.openxmlformats.org/officeDocument/2006/relationships" xmlns:w14="http://schemas.microsoft.com/office/word/2010/wordml">
-                    <w:rPr>
-                      <w:rFonts w:ascii="Arial" w:hAnsi="Arial" w:eastAsia="Arial" w:cs="Arial"/>
-                      <w:i w:val="false"/>
-                      <w:b w:val="false"/>
-                      <w:u w:val="none"/>
-                      <w:strike w:val="false"/>
-                      <w:sz w:val="22"/>
-                      <w:szCs w:val="22"/>
-                      <w:color w:val="000000"/>
-                    </w:rPr>
-                    <w:t xml:space="preserve">1.3</w:t>
+                      <w:sz w:val="18"/>
+                      <w:szCs w:val="18"/>
+                      <w:color w:val="000000"/>
+                    </w:rPr>
+                  </w:pPr>
+                  <w:r xmlns:w="http://schemas.openxmlformats.org/wordprocessingml/2006/main" xmlns:wp="http://schemas.openxmlformats.org/drawingml/2006/wordprocessingDrawing" xmlns:r="http://schemas.openxmlformats.org/officeDocument/2006/relationships" xmlns:w14="http://schemas.microsoft.com/office/word/2010/wordml">
+                    <w:rPr>
+                      <w:rFonts w:ascii="Arial" w:hAnsi="Arial" w:eastAsia="Arial" w:cs="Arial"/>
+                      <w:i w:val="false"/>
+                      <w:b w:val="false"/>
+                      <w:u w:val="none"/>
+                      <w:strike w:val="false"/>
+                      <w:sz w:val="18"/>
+                      <w:szCs w:val="18"/>
+                      <w:color w:val="000000"/>
+                    </w:rPr>
+                    <w:t xml:space="preserve">0.2</w:t>
+                  </w:r>
+                </w:p>
+              </w:tc>
+              <w:tc>
+                <w:tcPr>
+                  <w:tcBorders>
+                    <w:bottom w:val="none" w:sz="0" w:space="0" w:color="000000"/>
+                    <w:top w:val="none" w:sz="0" w:space="0" w:color="000000"/>
+                    <w:left w:val="none" w:sz="0" w:space="0" w:color="000000"/>
+                    <w:right w:val="none" w:sz="0" w:space="0" w:color="000000"/>
+                  </w:tcBorders>
+                  <w:shd w:val="clear" w:color="auto" w:fill="CDE4F7"/>
+                  <w:tcMar>
+                    <w:top w:w="0" w:type="dxa"/>
+                    <w:bottom w:w="0" w:type="dxa"/>
+                    <w:left w:w="0" w:type="dxa"/>
+                    <w:right w:w="0" w:type="dxa"/>
+                  </w:tcMar>
+                  <w:vAlign w:val="center"/>
+                </w:tcPr>
+                <w:p>
+                  <w:pPr>
+                    <w:jc w:val="right"/>
+                    <w:pBdr>
+                      <w:bottom w:val="none" w:sz="0" w:space="0" w:color="000000"/>
+                      <w:top w:val="none" w:sz="0" w:space="0" w:color="000000"/>
+                      <w:left w:val="none" w:sz="0" w:space="0" w:color="000000"/>
+                      <w:right w:val="none" w:sz="0" w:space="0" w:color="000000"/>
+                    </w:pBdr>
+                    <w:spacing w:after="100" w:before="100" w:line="240"/>
+                    <w:ind w:left="100" w:right="100" w:firstLine="0" w:firstLineChars="0"/>
+                    <w:rPr>
+                      <w:rFonts w:ascii="Arial" w:hAnsi="Arial" w:eastAsia="Arial" w:cs="Arial"/>
+                      <w:i w:val="false"/>
+                      <w:b w:val="false"/>
+                      <w:u w:val="none"/>
+                      <w:strike w:val="false"/>
+                      <w:sz w:val="18"/>
+                      <w:szCs w:val="18"/>
+                      <w:color w:val="000000"/>
+                    </w:rPr>
+                  </w:pPr>
+                  <w:r xmlns:w="http://schemas.openxmlformats.org/wordprocessingml/2006/main" xmlns:wp="http://schemas.openxmlformats.org/drawingml/2006/wordprocessingDrawing" xmlns:r="http://schemas.openxmlformats.org/officeDocument/2006/relationships" xmlns:w14="http://schemas.microsoft.com/office/word/2010/wordml">
+                    <w:rPr>
+                      <w:rFonts w:ascii="Arial" w:hAnsi="Arial" w:eastAsia="Arial" w:cs="Arial"/>
+                      <w:i w:val="false"/>
+                      <w:b w:val="false"/>
+                      <w:u w:val="none"/>
+                      <w:strike w:val="false"/>
+                      <w:sz w:val="18"/>
+                      <w:szCs w:val="18"/>
+                      <w:color w:val="000000"/>
+                    </w:rPr>
+                    <w:t xml:space="preserve">3.0</w:t>
+                  </w:r>
+                </w:p>
+              </w:tc>
+              <w:tc>
+                <w:tcPr>
+                  <w:tcBorders>
+                    <w:bottom w:val="none" w:sz="0" w:space="0" w:color="000000"/>
+                    <w:top w:val="none" w:sz="0" w:space="0" w:color="000000"/>
+                    <w:left w:val="none" w:sz="0" w:space="0" w:color="000000"/>
+                    <w:right w:val="none" w:sz="0" w:space="0" w:color="000000"/>
+                  </w:tcBorders>
+                  <w:shd w:val="clear" w:color="auto" w:fill="D6EFD6"/>
+                  <w:tcMar>
+                    <w:top w:w="0" w:type="dxa"/>
+                    <w:bottom w:w="0" w:type="dxa"/>
+                    <w:left w:w="0" w:type="dxa"/>
+                    <w:right w:w="0" w:type="dxa"/>
+                  </w:tcMar>
+                  <w:vAlign w:val="center"/>
+                </w:tcPr>
+                <w:p>
+                  <w:pPr>
+                    <w:jc w:val="right"/>
+                    <w:pBdr>
+                      <w:bottom w:val="none" w:sz="0" w:space="0" w:color="000000"/>
+                      <w:top w:val="none" w:sz="0" w:space="0" w:color="000000"/>
+                      <w:left w:val="none" w:sz="0" w:space="0" w:color="000000"/>
+                      <w:right w:val="none" w:sz="0" w:space="0" w:color="000000"/>
+                    </w:pBdr>
+                    <w:spacing w:after="100" w:before="100" w:line="240"/>
+                    <w:ind w:left="100" w:right="100" w:firstLine="0" w:firstLineChars="0"/>
+                    <w:rPr>
+                      <w:rFonts w:ascii="Arial" w:hAnsi="Arial" w:eastAsia="Arial" w:cs="Arial"/>
+                      <w:i w:val="false"/>
+                      <w:b w:val="false"/>
+                      <w:u w:val="none"/>
+                      <w:strike w:val="false"/>
+                      <w:sz w:val="18"/>
+                      <w:szCs w:val="18"/>
+                      <w:color w:val="000000"/>
+                    </w:rPr>
+                  </w:pPr>
+                  <w:r xmlns:w="http://schemas.openxmlformats.org/wordprocessingml/2006/main" xmlns:wp="http://schemas.openxmlformats.org/drawingml/2006/wordprocessingDrawing" xmlns:r="http://schemas.openxmlformats.org/officeDocument/2006/relationships" xmlns:w14="http://schemas.microsoft.com/office/word/2010/wordml">
+                    <w:rPr>
+                      <w:rFonts w:ascii="Arial" w:hAnsi="Arial" w:eastAsia="Arial" w:cs="Arial"/>
+                      <w:i w:val="false"/>
+                      <w:b w:val="false"/>
+                      <w:u w:val="none"/>
+                      <w:strike w:val="false"/>
+                      <w:sz w:val="18"/>
+                      <w:szCs w:val="18"/>
+                      <w:color w:val="000000"/>
+                    </w:rPr>
+                    <w:t xml:space="preserve">0.4</w:t>
+                  </w:r>
+                </w:p>
+              </w:tc>
+              <w:tc>
+                <w:tcPr>
+                  <w:tcBorders>
+                    <w:bottom w:val="none" w:sz="0" w:space="0" w:color="000000"/>
+                    <w:top w:val="none" w:sz="0" w:space="0" w:color="000000"/>
+                    <w:left w:val="none" w:sz="0" w:space="0" w:color="000000"/>
+                    <w:right w:val="none" w:sz="0" w:space="0" w:color="000000"/>
+                  </w:tcBorders>
+                  <w:shd w:val="clear" w:color="auto" w:fill="FBE0D0"/>
+                  <w:tcMar>
+                    <w:top w:w="0" w:type="dxa"/>
+                    <w:bottom w:w="0" w:type="dxa"/>
+                    <w:left w:w="0" w:type="dxa"/>
+                    <w:right w:w="0" w:type="dxa"/>
+                  </w:tcMar>
+                  <w:vAlign w:val="center"/>
+                </w:tcPr>
+                <w:p>
+                  <w:pPr>
+                    <w:jc w:val="right"/>
+                    <w:pBdr>
+                      <w:bottom w:val="none" w:sz="0" w:space="0" w:color="000000"/>
+                      <w:top w:val="none" w:sz="0" w:space="0" w:color="000000"/>
+                      <w:left w:val="none" w:sz="0" w:space="0" w:color="000000"/>
+                      <w:right w:val="none" w:sz="0" w:space="0" w:color="000000"/>
+                    </w:pBdr>
+                    <w:spacing w:after="100" w:before="100" w:line="240"/>
+                    <w:ind w:left="100" w:right="100" w:firstLine="0" w:firstLineChars="0"/>
+                    <w:rPr>
+                      <w:rFonts w:ascii="Arial" w:hAnsi="Arial" w:eastAsia="Arial" w:cs="Arial"/>
+                      <w:i w:val="false"/>
+                      <w:b w:val="false"/>
+                      <w:u w:val="none"/>
+                      <w:strike w:val="false"/>
+                      <w:sz w:val="18"/>
+                      <w:szCs w:val="18"/>
+                      <w:color w:val="000000"/>
+                    </w:rPr>
+                  </w:pPr>
+                  <w:r xmlns:w="http://schemas.openxmlformats.org/wordprocessingml/2006/main" xmlns:wp="http://schemas.openxmlformats.org/drawingml/2006/wordprocessingDrawing" xmlns:r="http://schemas.openxmlformats.org/officeDocument/2006/relationships" xmlns:w14="http://schemas.microsoft.com/office/word/2010/wordml">
+                    <w:rPr>
+                      <w:rFonts w:ascii="Arial" w:hAnsi="Arial" w:eastAsia="Arial" w:cs="Arial"/>
+                      <w:i w:val="false"/>
+                      <w:b w:val="false"/>
+                      <w:u w:val="none"/>
+                      <w:strike w:val="false"/>
+                      <w:sz w:val="18"/>
+                      <w:szCs w:val="18"/>
+                      <w:color w:val="000000"/>
+                    </w:rPr>
+                    <w:t xml:space="preserve">0.2</w:t>
                   </w:r>
                 </w:p>
               </w:tc>
             </w:tr>
             <w:tr>
               <w:trPr>
-                <w:trHeight w:val="608" w:hRule="auto"/>
+                <w:trHeight w:val="416" w:hRule="auto"/>
               </w:trPr>
               <w:tc>
                 <w:tcPr>
@@ -6330,20 +8980,20 @@
                       <w:b w:val="false"/>
                       <w:u w:val="none"/>
                       <w:strike w:val="false"/>
-                      <w:sz w:val="22"/>
-                      <w:szCs w:val="22"/>
-                      <w:color w:val="000000"/>
-                    </w:rPr>
-                  </w:pPr>
-                  <w:r xmlns:w="http://schemas.openxmlformats.org/wordprocessingml/2006/main" xmlns:wp="http://schemas.openxmlformats.org/drawingml/2006/wordprocessingDrawing" xmlns:r="http://schemas.openxmlformats.org/officeDocument/2006/relationships" xmlns:w14="http://schemas.microsoft.com/office/word/2010/wordml">
-                    <w:rPr>
-                      <w:rFonts w:ascii="Arial" w:hAnsi="Arial" w:eastAsia="Arial" w:cs="Arial"/>
-                      <w:i w:val="false"/>
-                      <w:b w:val="false"/>
-                      <w:u w:val="none"/>
-                      <w:strike w:val="false"/>
-                      <w:sz w:val="22"/>
-                      <w:szCs w:val="22"/>
+                      <w:sz w:val="18"/>
+                      <w:szCs w:val="18"/>
+                      <w:color w:val="000000"/>
+                    </w:rPr>
+                  </w:pPr>
+                  <w:r xmlns:w="http://schemas.openxmlformats.org/wordprocessingml/2006/main" xmlns:wp="http://schemas.openxmlformats.org/drawingml/2006/wordprocessingDrawing" xmlns:r="http://schemas.openxmlformats.org/officeDocument/2006/relationships" xmlns:w14="http://schemas.microsoft.com/office/word/2010/wordml">
+                    <w:rPr>
+                      <w:rFonts w:ascii="Arial" w:hAnsi="Arial" w:eastAsia="Arial" w:cs="Arial"/>
+                      <w:i w:val="false"/>
+                      <w:b w:val="false"/>
+                      <w:u w:val="none"/>
+                      <w:strike w:val="false"/>
+                      <w:sz w:val="18"/>
+                      <w:szCs w:val="18"/>
                       <w:color w:val="000000"/>
                     </w:rPr>
                     <w:t xml:space="preserve">8536</w:t>
@@ -6384,20 +9034,20 @@
                       <w:b w:val="false"/>
                       <w:u w:val="none"/>
                       <w:strike w:val="false"/>
-                      <w:sz w:val="22"/>
-                      <w:szCs w:val="22"/>
-                      <w:color w:val="000000"/>
-                    </w:rPr>
-                  </w:pPr>
-                  <w:r xmlns:w="http://schemas.openxmlformats.org/wordprocessingml/2006/main" xmlns:wp="http://schemas.openxmlformats.org/drawingml/2006/wordprocessingDrawing" xmlns:r="http://schemas.openxmlformats.org/officeDocument/2006/relationships" xmlns:w14="http://schemas.microsoft.com/office/word/2010/wordml">
-                    <w:rPr>
-                      <w:rFonts w:ascii="Arial" w:hAnsi="Arial" w:eastAsia="Arial" w:cs="Arial"/>
-                      <w:i w:val="false"/>
-                      <w:b w:val="false"/>
-                      <w:u w:val="none"/>
-                      <w:strike w:val="false"/>
-                      <w:sz w:val="22"/>
-                      <w:szCs w:val="22"/>
+                      <w:sz w:val="18"/>
+                      <w:szCs w:val="18"/>
+                      <w:color w:val="000000"/>
+                    </w:rPr>
+                  </w:pPr>
+                  <w:r xmlns:w="http://schemas.openxmlformats.org/wordprocessingml/2006/main" xmlns:wp="http://schemas.openxmlformats.org/drawingml/2006/wordprocessingDrawing" xmlns:r="http://schemas.openxmlformats.org/officeDocument/2006/relationships" xmlns:w14="http://schemas.microsoft.com/office/word/2010/wordml">
+                    <w:rPr>
+                      <w:rFonts w:ascii="Arial" w:hAnsi="Arial" w:eastAsia="Arial" w:cs="Arial"/>
+                      <w:i w:val="false"/>
+                      <w:b w:val="false"/>
+                      <w:u w:val="none"/>
+                      <w:strike w:val="false"/>
+                      <w:sz w:val="18"/>
+                      <w:szCs w:val="18"/>
                       <w:color w:val="000000"/>
                     </w:rPr>
                     <w:t xml:space="preserve">Conmutación</w:t>
@@ -6438,23 +9088,23 @@
                       <w:b w:val="false"/>
                       <w:u w:val="none"/>
                       <w:strike w:val="false"/>
-                      <w:sz w:val="22"/>
-                      <w:szCs w:val="22"/>
-                      <w:color w:val="000000"/>
-                    </w:rPr>
-                  </w:pPr>
-                  <w:r xmlns:w="http://schemas.openxmlformats.org/wordprocessingml/2006/main" xmlns:wp="http://schemas.openxmlformats.org/drawingml/2006/wordprocessingDrawing" xmlns:r="http://schemas.openxmlformats.org/officeDocument/2006/relationships" xmlns:w14="http://schemas.microsoft.com/office/word/2010/wordml">
-                    <w:rPr>
-                      <w:rFonts w:ascii="Arial" w:hAnsi="Arial" w:eastAsia="Arial" w:cs="Arial"/>
-                      <w:i w:val="false"/>
-                      <w:b w:val="false"/>
-                      <w:u w:val="none"/>
-                      <w:strike w:val="false"/>
-                      <w:sz w:val="22"/>
-                      <w:szCs w:val="22"/>
-                      <w:color w:val="000000"/>
-                    </w:rPr>
-                    <w:t xml:space="preserve">9.1</w:t>
+                      <w:sz w:val="18"/>
+                      <w:szCs w:val="18"/>
+                      <w:color w:val="000000"/>
+                    </w:rPr>
+                  </w:pPr>
+                  <w:r xmlns:w="http://schemas.openxmlformats.org/wordprocessingml/2006/main" xmlns:wp="http://schemas.openxmlformats.org/drawingml/2006/wordprocessingDrawing" xmlns:r="http://schemas.openxmlformats.org/officeDocument/2006/relationships" xmlns:w14="http://schemas.microsoft.com/office/word/2010/wordml">
+                    <w:rPr>
+                      <w:rFonts w:ascii="Arial" w:hAnsi="Arial" w:eastAsia="Arial" w:cs="Arial"/>
+                      <w:i w:val="false"/>
+                      <w:b w:val="false"/>
+                      <w:u w:val="none"/>
+                      <w:strike w:val="false"/>
+                      <w:sz w:val="18"/>
+                      <w:szCs w:val="18"/>
+                      <w:color w:val="000000"/>
+                    </w:rPr>
+                    <w:t xml:space="preserve">3.1</w:t>
                   </w:r>
                 </w:p>
               </w:tc>
@@ -6492,20 +9142,20 @@
                       <w:b w:val="false"/>
                       <w:u w:val="none"/>
                       <w:strike w:val="false"/>
-                      <w:sz w:val="22"/>
-                      <w:szCs w:val="22"/>
-                      <w:color w:val="000000"/>
-                    </w:rPr>
-                  </w:pPr>
-                  <w:r xmlns:w="http://schemas.openxmlformats.org/wordprocessingml/2006/main" xmlns:wp="http://schemas.openxmlformats.org/drawingml/2006/wordprocessingDrawing" xmlns:r="http://schemas.openxmlformats.org/officeDocument/2006/relationships" xmlns:w14="http://schemas.microsoft.com/office/word/2010/wordml">
-                    <w:rPr>
-                      <w:rFonts w:ascii="Arial" w:hAnsi="Arial" w:eastAsia="Arial" w:cs="Arial"/>
-                      <w:i w:val="false"/>
-                      <w:b w:val="false"/>
-                      <w:u w:val="none"/>
-                      <w:strike w:val="false"/>
-                      <w:sz w:val="22"/>
-                      <w:szCs w:val="22"/>
+                      <w:sz w:val="18"/>
+                      <w:szCs w:val="18"/>
+                      <w:color w:val="000000"/>
+                    </w:rPr>
+                  </w:pPr>
+                  <w:r xmlns:w="http://schemas.openxmlformats.org/wordprocessingml/2006/main" xmlns:wp="http://schemas.openxmlformats.org/drawingml/2006/wordprocessingDrawing" xmlns:r="http://schemas.openxmlformats.org/officeDocument/2006/relationships" xmlns:w14="http://schemas.microsoft.com/office/word/2010/wordml">
+                    <w:rPr>
+                      <w:rFonts w:ascii="Arial" w:hAnsi="Arial" w:eastAsia="Arial" w:cs="Arial"/>
+                      <w:i w:val="false"/>
+                      <w:b w:val="false"/>
+                      <w:u w:val="none"/>
+                      <w:strike w:val="false"/>
+                      <w:sz w:val="18"/>
+                      <w:szCs w:val="18"/>
                       <w:color w:val="000000"/>
                     </w:rPr>
                     <w:t xml:space="preserve">—</w:t>
@@ -6546,30 +9196,192 @@
                       <w:b w:val="false"/>
                       <w:u w:val="none"/>
                       <w:strike w:val="false"/>
-                      <w:sz w:val="22"/>
-                      <w:szCs w:val="22"/>
-                      <w:color w:val="000000"/>
-                    </w:rPr>
-                  </w:pPr>
-                  <w:r xmlns:w="http://schemas.openxmlformats.org/wordprocessingml/2006/main" xmlns:wp="http://schemas.openxmlformats.org/drawingml/2006/wordprocessingDrawing" xmlns:r="http://schemas.openxmlformats.org/officeDocument/2006/relationships" xmlns:w14="http://schemas.microsoft.com/office/word/2010/wordml">
-                    <w:rPr>
-                      <w:rFonts w:ascii="Arial" w:hAnsi="Arial" w:eastAsia="Arial" w:cs="Arial"/>
-                      <w:i w:val="false"/>
-                      <w:b w:val="false"/>
-                      <w:u w:val="none"/>
-                      <w:strike w:val="false"/>
-                      <w:sz w:val="22"/>
-                      <w:szCs w:val="22"/>
-                      <w:color w:val="000000"/>
-                    </w:rPr>
-                    <w:t xml:space="preserve">1.2</w:t>
+                      <w:sz w:val="18"/>
+                      <w:szCs w:val="18"/>
+                      <w:color w:val="000000"/>
+                    </w:rPr>
+                  </w:pPr>
+                  <w:r xmlns:w="http://schemas.openxmlformats.org/wordprocessingml/2006/main" xmlns:wp="http://schemas.openxmlformats.org/drawingml/2006/wordprocessingDrawing" xmlns:r="http://schemas.openxmlformats.org/officeDocument/2006/relationships" xmlns:w14="http://schemas.microsoft.com/office/word/2010/wordml">
+                    <w:rPr>
+                      <w:rFonts w:ascii="Arial" w:hAnsi="Arial" w:eastAsia="Arial" w:cs="Arial"/>
+                      <w:i w:val="false"/>
+                      <w:b w:val="false"/>
+                      <w:u w:val="none"/>
+                      <w:strike w:val="false"/>
+                      <w:sz w:val="18"/>
+                      <w:szCs w:val="18"/>
+                      <w:color w:val="000000"/>
+                    </w:rPr>
+                    <w:t xml:space="preserve">0.5</w:t>
+                  </w:r>
+                </w:p>
+              </w:tc>
+              <w:tc>
+                <w:tcPr>
+                  <w:tcBorders>
+                    <w:bottom w:val="none" w:sz="0" w:space="0" w:color="000000"/>
+                    <w:top w:val="none" w:sz="0" w:space="0" w:color="000000"/>
+                    <w:left w:val="none" w:sz="0" w:space="0" w:color="000000"/>
+                    <w:right w:val="none" w:sz="0" w:space="0" w:color="000000"/>
+                  </w:tcBorders>
+                  <w:shd w:val="clear" w:color="auto" w:fill="CDE4F7"/>
+                  <w:tcMar>
+                    <w:top w:w="0" w:type="dxa"/>
+                    <w:bottom w:w="0" w:type="dxa"/>
+                    <w:left w:w="0" w:type="dxa"/>
+                    <w:right w:w="0" w:type="dxa"/>
+                  </w:tcMar>
+                  <w:vAlign w:val="center"/>
+                </w:tcPr>
+                <w:p>
+                  <w:pPr>
+                    <w:jc w:val="right"/>
+                    <w:pBdr>
+                      <w:bottom w:val="none" w:sz="0" w:space="0" w:color="000000"/>
+                      <w:top w:val="none" w:sz="0" w:space="0" w:color="000000"/>
+                      <w:left w:val="none" w:sz="0" w:space="0" w:color="000000"/>
+                      <w:right w:val="none" w:sz="0" w:space="0" w:color="000000"/>
+                    </w:pBdr>
+                    <w:spacing w:after="100" w:before="100" w:line="240"/>
+                    <w:ind w:left="100" w:right="100" w:firstLine="0" w:firstLineChars="0"/>
+                    <w:rPr>
+                      <w:rFonts w:ascii="Arial" w:hAnsi="Arial" w:eastAsia="Arial" w:cs="Arial"/>
+                      <w:i w:val="false"/>
+                      <w:b w:val="false"/>
+                      <w:u w:val="none"/>
+                      <w:strike w:val="false"/>
+                      <w:sz w:val="18"/>
+                      <w:szCs w:val="18"/>
+                      <w:color w:val="000000"/>
+                    </w:rPr>
+                  </w:pPr>
+                  <w:r xmlns:w="http://schemas.openxmlformats.org/wordprocessingml/2006/main" xmlns:wp="http://schemas.openxmlformats.org/drawingml/2006/wordprocessingDrawing" xmlns:r="http://schemas.openxmlformats.org/officeDocument/2006/relationships" xmlns:w14="http://schemas.microsoft.com/office/word/2010/wordml">
+                    <w:rPr>
+                      <w:rFonts w:ascii="Arial" w:hAnsi="Arial" w:eastAsia="Arial" w:cs="Arial"/>
+                      <w:i w:val="false"/>
+                      <w:b w:val="false"/>
+                      <w:u w:val="none"/>
+                      <w:strike w:val="false"/>
+                      <w:sz w:val="18"/>
+                      <w:szCs w:val="18"/>
+                      <w:color w:val="000000"/>
+                    </w:rPr>
+                    <w:t xml:space="preserve">3.5</w:t>
+                  </w:r>
+                </w:p>
+              </w:tc>
+              <w:tc>
+                <w:tcPr>
+                  <w:tcBorders>
+                    <w:bottom w:val="none" w:sz="0" w:space="0" w:color="000000"/>
+                    <w:top w:val="none" w:sz="0" w:space="0" w:color="000000"/>
+                    <w:left w:val="none" w:sz="0" w:space="0" w:color="000000"/>
+                    <w:right w:val="none" w:sz="0" w:space="0" w:color="000000"/>
+                  </w:tcBorders>
+                  <w:shd w:val="clear" w:color="auto" w:fill="FFFFFF"/>
+                  <w:tcMar>
+                    <w:top w:w="0" w:type="dxa"/>
+                    <w:bottom w:w="0" w:type="dxa"/>
+                    <w:left w:w="0" w:type="dxa"/>
+                    <w:right w:w="0" w:type="dxa"/>
+                  </w:tcMar>
+                  <w:vAlign w:val="center"/>
+                </w:tcPr>
+                <w:p>
+                  <w:pPr>
+                    <w:jc w:val="right"/>
+                    <w:pBdr>
+                      <w:bottom w:val="none" w:sz="0" w:space="0" w:color="000000"/>
+                      <w:top w:val="none" w:sz="0" w:space="0" w:color="000000"/>
+                      <w:left w:val="none" w:sz="0" w:space="0" w:color="000000"/>
+                      <w:right w:val="none" w:sz="0" w:space="0" w:color="000000"/>
+                    </w:pBdr>
+                    <w:spacing w:after="100" w:before="100" w:line="240"/>
+                    <w:ind w:left="100" w:right="100" w:firstLine="0" w:firstLineChars="0"/>
+                    <w:rPr>
+                      <w:rFonts w:ascii="Arial" w:hAnsi="Arial" w:eastAsia="Arial" w:cs="Arial"/>
+                      <w:i w:val="false"/>
+                      <w:b w:val="false"/>
+                      <w:u w:val="none"/>
+                      <w:strike w:val="false"/>
+                      <w:sz w:val="18"/>
+                      <w:szCs w:val="18"/>
+                      <w:color w:val="000000"/>
+                    </w:rPr>
+                  </w:pPr>
+                  <w:r xmlns:w="http://schemas.openxmlformats.org/wordprocessingml/2006/main" xmlns:wp="http://schemas.openxmlformats.org/drawingml/2006/wordprocessingDrawing" xmlns:r="http://schemas.openxmlformats.org/officeDocument/2006/relationships" xmlns:w14="http://schemas.microsoft.com/office/word/2010/wordml">
+                    <w:rPr>
+                      <w:rFonts w:ascii="Arial" w:hAnsi="Arial" w:eastAsia="Arial" w:cs="Arial"/>
+                      <w:i w:val="false"/>
+                      <w:b w:val="false"/>
+                      <w:u w:val="none"/>
+                      <w:strike w:val="false"/>
+                      <w:sz w:val="18"/>
+                      <w:szCs w:val="18"/>
+                      <w:color w:val="000000"/>
+                    </w:rPr>
+                    <w:t xml:space="preserve">—</w:t>
+                  </w:r>
+                </w:p>
+              </w:tc>
+              <w:tc>
+                <w:tcPr>
+                  <w:tcBorders>
+                    <w:bottom w:val="none" w:sz="0" w:space="0" w:color="000000"/>
+                    <w:top w:val="none" w:sz="0" w:space="0" w:color="000000"/>
+                    <w:left w:val="none" w:sz="0" w:space="0" w:color="000000"/>
+                    <w:right w:val="none" w:sz="0" w:space="0" w:color="000000"/>
+                  </w:tcBorders>
+                  <w:shd w:val="clear" w:color="auto" w:fill="FBE0D0"/>
+                  <w:tcMar>
+                    <w:top w:w="0" w:type="dxa"/>
+                    <w:bottom w:w="0" w:type="dxa"/>
+                    <w:left w:w="0" w:type="dxa"/>
+                    <w:right w:w="0" w:type="dxa"/>
+                  </w:tcMar>
+                  <w:vAlign w:val="center"/>
+                </w:tcPr>
+                <w:p>
+                  <w:pPr>
+                    <w:jc w:val="right"/>
+                    <w:pBdr>
+                      <w:bottom w:val="none" w:sz="0" w:space="0" w:color="000000"/>
+                      <w:top w:val="none" w:sz="0" w:space="0" w:color="000000"/>
+                      <w:left w:val="none" w:sz="0" w:space="0" w:color="000000"/>
+                      <w:right w:val="none" w:sz="0" w:space="0" w:color="000000"/>
+                    </w:pBdr>
+                    <w:spacing w:after="100" w:before="100" w:line="240"/>
+                    <w:ind w:left="100" w:right="100" w:firstLine="0" w:firstLineChars="0"/>
+                    <w:rPr>
+                      <w:rFonts w:ascii="Arial" w:hAnsi="Arial" w:eastAsia="Arial" w:cs="Arial"/>
+                      <w:i w:val="false"/>
+                      <w:b w:val="false"/>
+                      <w:u w:val="none"/>
+                      <w:strike w:val="false"/>
+                      <w:sz w:val="18"/>
+                      <w:szCs w:val="18"/>
+                      <w:color w:val="000000"/>
+                    </w:rPr>
+                  </w:pPr>
+                  <w:r xmlns:w="http://schemas.openxmlformats.org/wordprocessingml/2006/main" xmlns:wp="http://schemas.openxmlformats.org/drawingml/2006/wordprocessingDrawing" xmlns:r="http://schemas.openxmlformats.org/officeDocument/2006/relationships" xmlns:w14="http://schemas.microsoft.com/office/word/2010/wordml">
+                    <w:rPr>
+                      <w:rFonts w:ascii="Arial" w:hAnsi="Arial" w:eastAsia="Arial" w:cs="Arial"/>
+                      <w:i w:val="false"/>
+                      <w:b w:val="false"/>
+                      <w:u w:val="none"/>
+                      <w:strike w:val="false"/>
+                      <w:sz w:val="18"/>
+                      <w:szCs w:val="18"/>
+                      <w:color w:val="000000"/>
+                    </w:rPr>
+                    <w:t xml:space="preserve">0.4</w:t>
                   </w:r>
                 </w:p>
               </w:tc>
             </w:tr>
             <w:tr>
               <w:trPr>
-                <w:trHeight w:val="608" w:hRule="auto"/>
+                <w:trHeight w:val="416" w:hRule="auto"/>
               </w:trPr>
               <w:tc>
                 <w:tcPr>
@@ -6605,20 +9417,20 @@
                       <w:b w:val="false"/>
                       <w:u w:val="none"/>
                       <w:strike w:val="false"/>
-                      <w:sz w:val="22"/>
-                      <w:szCs w:val="22"/>
-                      <w:color w:val="000000"/>
-                    </w:rPr>
-                  </w:pPr>
-                  <w:r xmlns:w="http://schemas.openxmlformats.org/wordprocessingml/2006/main" xmlns:wp="http://schemas.openxmlformats.org/drawingml/2006/wordprocessingDrawing" xmlns:r="http://schemas.openxmlformats.org/officeDocument/2006/relationships" xmlns:w14="http://schemas.microsoft.com/office/word/2010/wordml">
-                    <w:rPr>
-                      <w:rFonts w:ascii="Arial" w:hAnsi="Arial" w:eastAsia="Arial" w:cs="Arial"/>
-                      <w:i w:val="false"/>
-                      <w:b w:val="false"/>
-                      <w:u w:val="none"/>
-                      <w:strike w:val="false"/>
-                      <w:sz w:val="22"/>
-                      <w:szCs w:val="22"/>
+                      <w:sz w:val="18"/>
+                      <w:szCs w:val="18"/>
+                      <w:color w:val="000000"/>
+                    </w:rPr>
+                  </w:pPr>
+                  <w:r xmlns:w="http://schemas.openxmlformats.org/wordprocessingml/2006/main" xmlns:wp="http://schemas.openxmlformats.org/drawingml/2006/wordprocessingDrawing" xmlns:r="http://schemas.openxmlformats.org/officeDocument/2006/relationships" xmlns:w14="http://schemas.microsoft.com/office/word/2010/wordml">
+                    <w:rPr>
+                      <w:rFonts w:ascii="Arial" w:hAnsi="Arial" w:eastAsia="Arial" w:cs="Arial"/>
+                      <w:i w:val="false"/>
+                      <w:b w:val="false"/>
+                      <w:u w:val="none"/>
+                      <w:strike w:val="false"/>
+                      <w:sz w:val="18"/>
+                      <w:szCs w:val="18"/>
                       <w:color w:val="000000"/>
                     </w:rPr>
                     <w:t xml:space="preserve">8512</w:t>
@@ -6659,20 +9471,20 @@
                       <w:b w:val="false"/>
                       <w:u w:val="none"/>
                       <w:strike w:val="false"/>
-                      <w:sz w:val="22"/>
-                      <w:szCs w:val="22"/>
-                      <w:color w:val="000000"/>
-                    </w:rPr>
-                  </w:pPr>
-                  <w:r xmlns:w="http://schemas.openxmlformats.org/wordprocessingml/2006/main" xmlns:wp="http://schemas.openxmlformats.org/drawingml/2006/wordprocessingDrawing" xmlns:r="http://schemas.openxmlformats.org/officeDocument/2006/relationships" xmlns:w14="http://schemas.microsoft.com/office/word/2010/wordml">
-                    <w:rPr>
-                      <w:rFonts w:ascii="Arial" w:hAnsi="Arial" w:eastAsia="Arial" w:cs="Arial"/>
-                      <w:i w:val="false"/>
-                      <w:b w:val="false"/>
-                      <w:u w:val="none"/>
-                      <w:strike w:val="false"/>
-                      <w:sz w:val="22"/>
-                      <w:szCs w:val="22"/>
+                      <w:sz w:val="18"/>
+                      <w:szCs w:val="18"/>
+                      <w:color w:val="000000"/>
+                    </w:rPr>
+                  </w:pPr>
+                  <w:r xmlns:w="http://schemas.openxmlformats.org/wordprocessingml/2006/main" xmlns:wp="http://schemas.openxmlformats.org/drawingml/2006/wordprocessingDrawing" xmlns:r="http://schemas.openxmlformats.org/officeDocument/2006/relationships" xmlns:w14="http://schemas.microsoft.com/office/word/2010/wordml">
+                    <w:rPr>
+                      <w:rFonts w:ascii="Arial" w:hAnsi="Arial" w:eastAsia="Arial" w:cs="Arial"/>
+                      <w:i w:val="false"/>
+                      <w:b w:val="false"/>
+                      <w:u w:val="none"/>
+                      <w:strike w:val="false"/>
+                      <w:sz w:val="18"/>
+                      <w:szCs w:val="18"/>
                       <w:color w:val="000000"/>
                     </w:rPr>
                     <w:t xml:space="preserve">Alumbrado vehicular</w:t>
@@ -6713,23 +9525,23 @@
                       <w:b w:val="false"/>
                       <w:u w:val="none"/>
                       <w:strike w:val="false"/>
-                      <w:sz w:val="22"/>
-                      <w:szCs w:val="22"/>
-                      <w:color w:val="000000"/>
-                    </w:rPr>
-                  </w:pPr>
-                  <w:r xmlns:w="http://schemas.openxmlformats.org/wordprocessingml/2006/main" xmlns:wp="http://schemas.openxmlformats.org/drawingml/2006/wordprocessingDrawing" xmlns:r="http://schemas.openxmlformats.org/officeDocument/2006/relationships" xmlns:w14="http://schemas.microsoft.com/office/word/2010/wordml">
-                    <w:rPr>
-                      <w:rFonts w:ascii="Arial" w:hAnsi="Arial" w:eastAsia="Arial" w:cs="Arial"/>
-                      <w:i w:val="false"/>
-                      <w:b w:val="false"/>
-                      <w:u w:val="none"/>
-                      <w:strike w:val="false"/>
-                      <w:sz w:val="22"/>
-                      <w:szCs w:val="22"/>
-                      <w:color w:val="000000"/>
-                    </w:rPr>
-                    <w:t xml:space="preserve">5.7</w:t>
+                      <w:sz w:val="18"/>
+                      <w:szCs w:val="18"/>
+                      <w:color w:val="000000"/>
+                    </w:rPr>
+                  </w:pPr>
+                  <w:r xmlns:w="http://schemas.openxmlformats.org/wordprocessingml/2006/main" xmlns:wp="http://schemas.openxmlformats.org/drawingml/2006/wordprocessingDrawing" xmlns:r="http://schemas.openxmlformats.org/officeDocument/2006/relationships" xmlns:w14="http://schemas.microsoft.com/office/word/2010/wordml">
+                    <w:rPr>
+                      <w:rFonts w:ascii="Arial" w:hAnsi="Arial" w:eastAsia="Arial" w:cs="Arial"/>
+                      <w:i w:val="false"/>
+                      <w:b w:val="false"/>
+                      <w:u w:val="none"/>
+                      <w:strike w:val="false"/>
+                      <w:sz w:val="18"/>
+                      <w:szCs w:val="18"/>
+                      <w:color w:val="000000"/>
+                    </w:rPr>
+                    <w:t xml:space="preserve">1.8</w:t>
                   </w:r>
                 </w:p>
               </w:tc>
@@ -6767,20 +9579,20 @@
                       <w:b w:val="false"/>
                       <w:u w:val="none"/>
                       <w:strike w:val="false"/>
-                      <w:sz w:val="22"/>
-                      <w:szCs w:val="22"/>
-                      <w:color w:val="000000"/>
-                    </w:rPr>
-                  </w:pPr>
-                  <w:r xmlns:w="http://schemas.openxmlformats.org/wordprocessingml/2006/main" xmlns:wp="http://schemas.openxmlformats.org/drawingml/2006/wordprocessingDrawing" xmlns:r="http://schemas.openxmlformats.org/officeDocument/2006/relationships" xmlns:w14="http://schemas.microsoft.com/office/word/2010/wordml">
-                    <w:rPr>
-                      <w:rFonts w:ascii="Arial" w:hAnsi="Arial" w:eastAsia="Arial" w:cs="Arial"/>
-                      <w:i w:val="false"/>
-                      <w:b w:val="false"/>
-                      <w:u w:val="none"/>
-                      <w:strike w:val="false"/>
-                      <w:sz w:val="22"/>
-                      <w:szCs w:val="22"/>
+                      <w:sz w:val="18"/>
+                      <w:szCs w:val="18"/>
+                      <w:color w:val="000000"/>
+                    </w:rPr>
+                  </w:pPr>
+                  <w:r xmlns:w="http://schemas.openxmlformats.org/wordprocessingml/2006/main" xmlns:wp="http://schemas.openxmlformats.org/drawingml/2006/wordprocessingDrawing" xmlns:r="http://schemas.openxmlformats.org/officeDocument/2006/relationships" xmlns:w14="http://schemas.microsoft.com/office/word/2010/wordml">
+                    <w:rPr>
+                      <w:rFonts w:ascii="Arial" w:hAnsi="Arial" w:eastAsia="Arial" w:cs="Arial"/>
+                      <w:i w:val="false"/>
+                      <w:b w:val="false"/>
+                      <w:u w:val="none"/>
+                      <w:strike w:val="false"/>
+                      <w:sz w:val="18"/>
+                      <w:szCs w:val="18"/>
                       <w:color w:val="000000"/>
                     </w:rPr>
                     <w:t xml:space="preserve">—</w:t>
@@ -6821,30 +9633,192 @@
                       <w:b w:val="false"/>
                       <w:u w:val="none"/>
                       <w:strike w:val="false"/>
-                      <w:sz w:val="22"/>
-                      <w:szCs w:val="22"/>
-                      <w:color w:val="000000"/>
-                    </w:rPr>
-                  </w:pPr>
-                  <w:r xmlns:w="http://schemas.openxmlformats.org/wordprocessingml/2006/main" xmlns:wp="http://schemas.openxmlformats.org/drawingml/2006/wordprocessingDrawing" xmlns:r="http://schemas.openxmlformats.org/officeDocument/2006/relationships" xmlns:w14="http://schemas.microsoft.com/office/word/2010/wordml">
-                    <w:rPr>
-                      <w:rFonts w:ascii="Arial" w:hAnsi="Arial" w:eastAsia="Arial" w:cs="Arial"/>
-                      <w:i w:val="false"/>
-                      <w:b w:val="false"/>
-                      <w:u w:val="none"/>
-                      <w:strike w:val="false"/>
-                      <w:sz w:val="22"/>
-                      <w:szCs w:val="22"/>
+                      <w:sz w:val="18"/>
+                      <w:szCs w:val="18"/>
+                      <w:color w:val="000000"/>
+                    </w:rPr>
+                  </w:pPr>
+                  <w:r xmlns:w="http://schemas.openxmlformats.org/wordprocessingml/2006/main" xmlns:wp="http://schemas.openxmlformats.org/drawingml/2006/wordprocessingDrawing" xmlns:r="http://schemas.openxmlformats.org/officeDocument/2006/relationships" xmlns:w14="http://schemas.microsoft.com/office/word/2010/wordml">
+                    <w:rPr>
+                      <w:rFonts w:ascii="Arial" w:hAnsi="Arial" w:eastAsia="Arial" w:cs="Arial"/>
+                      <w:i w:val="false"/>
+                      <w:b w:val="false"/>
+                      <w:u w:val="none"/>
+                      <w:strike w:val="false"/>
+                      <w:sz w:val="18"/>
+                      <w:szCs w:val="18"/>
+                      <w:color w:val="000000"/>
+                    </w:rPr>
+                    <w:t xml:space="preserve">0.6</w:t>
+                  </w:r>
+                </w:p>
+              </w:tc>
+              <w:tc>
+                <w:tcPr>
+                  <w:tcBorders>
+                    <w:bottom w:val="none" w:sz="0" w:space="0" w:color="000000"/>
+                    <w:top w:val="none" w:sz="0" w:space="0" w:color="000000"/>
+                    <w:left w:val="none" w:sz="0" w:space="0" w:color="000000"/>
+                    <w:right w:val="none" w:sz="0" w:space="0" w:color="000000"/>
+                  </w:tcBorders>
+                  <w:shd w:val="clear" w:color="auto" w:fill="CDE4F7"/>
+                  <w:tcMar>
+                    <w:top w:w="0" w:type="dxa"/>
+                    <w:bottom w:w="0" w:type="dxa"/>
+                    <w:left w:w="0" w:type="dxa"/>
+                    <w:right w:w="0" w:type="dxa"/>
+                  </w:tcMar>
+                  <w:vAlign w:val="center"/>
+                </w:tcPr>
+                <w:p>
+                  <w:pPr>
+                    <w:jc w:val="right"/>
+                    <w:pBdr>
+                      <w:bottom w:val="none" w:sz="0" w:space="0" w:color="000000"/>
+                      <w:top w:val="none" w:sz="0" w:space="0" w:color="000000"/>
+                      <w:left w:val="none" w:sz="0" w:space="0" w:color="000000"/>
+                      <w:right w:val="none" w:sz="0" w:space="0" w:color="000000"/>
+                    </w:pBdr>
+                    <w:spacing w:after="100" w:before="100" w:line="240"/>
+                    <w:ind w:left="100" w:right="100" w:firstLine="0" w:firstLineChars="0"/>
+                    <w:rPr>
+                      <w:rFonts w:ascii="Arial" w:hAnsi="Arial" w:eastAsia="Arial" w:cs="Arial"/>
+                      <w:i w:val="false"/>
+                      <w:b w:val="false"/>
+                      <w:u w:val="none"/>
+                      <w:strike w:val="false"/>
+                      <w:sz w:val="18"/>
+                      <w:szCs w:val="18"/>
+                      <w:color w:val="000000"/>
+                    </w:rPr>
+                  </w:pPr>
+                  <w:r xmlns:w="http://schemas.openxmlformats.org/wordprocessingml/2006/main" xmlns:wp="http://schemas.openxmlformats.org/drawingml/2006/wordprocessingDrawing" xmlns:r="http://schemas.openxmlformats.org/officeDocument/2006/relationships" xmlns:w14="http://schemas.microsoft.com/office/word/2010/wordml">
+                    <w:rPr>
+                      <w:rFonts w:ascii="Arial" w:hAnsi="Arial" w:eastAsia="Arial" w:cs="Arial"/>
+                      <w:i w:val="false"/>
+                      <w:b w:val="false"/>
+                      <w:u w:val="none"/>
+                      <w:strike w:val="false"/>
+                      <w:sz w:val="18"/>
+                      <w:szCs w:val="18"/>
                       <w:color w:val="000000"/>
                     </w:rPr>
                     <w:t xml:space="preserve">1.7</w:t>
+                  </w:r>
+                </w:p>
+              </w:tc>
+              <w:tc>
+                <w:tcPr>
+                  <w:tcBorders>
+                    <w:bottom w:val="none" w:sz="0" w:space="0" w:color="000000"/>
+                    <w:top w:val="none" w:sz="0" w:space="0" w:color="000000"/>
+                    <w:left w:val="none" w:sz="0" w:space="0" w:color="000000"/>
+                    <w:right w:val="none" w:sz="0" w:space="0" w:color="000000"/>
+                  </w:tcBorders>
+                  <w:shd w:val="clear" w:color="auto" w:fill="FFFFFF"/>
+                  <w:tcMar>
+                    <w:top w:w="0" w:type="dxa"/>
+                    <w:bottom w:w="0" w:type="dxa"/>
+                    <w:left w:w="0" w:type="dxa"/>
+                    <w:right w:w="0" w:type="dxa"/>
+                  </w:tcMar>
+                  <w:vAlign w:val="center"/>
+                </w:tcPr>
+                <w:p>
+                  <w:pPr>
+                    <w:jc w:val="right"/>
+                    <w:pBdr>
+                      <w:bottom w:val="none" w:sz="0" w:space="0" w:color="000000"/>
+                      <w:top w:val="none" w:sz="0" w:space="0" w:color="000000"/>
+                      <w:left w:val="none" w:sz="0" w:space="0" w:color="000000"/>
+                      <w:right w:val="none" w:sz="0" w:space="0" w:color="000000"/>
+                    </w:pBdr>
+                    <w:spacing w:after="100" w:before="100" w:line="240"/>
+                    <w:ind w:left="100" w:right="100" w:firstLine="0" w:firstLineChars="0"/>
+                    <w:rPr>
+                      <w:rFonts w:ascii="Arial" w:hAnsi="Arial" w:eastAsia="Arial" w:cs="Arial"/>
+                      <w:i w:val="false"/>
+                      <w:b w:val="false"/>
+                      <w:u w:val="none"/>
+                      <w:strike w:val="false"/>
+                      <w:sz w:val="18"/>
+                      <w:szCs w:val="18"/>
+                      <w:color w:val="000000"/>
+                    </w:rPr>
+                  </w:pPr>
+                  <w:r xmlns:w="http://schemas.openxmlformats.org/wordprocessingml/2006/main" xmlns:wp="http://schemas.openxmlformats.org/drawingml/2006/wordprocessingDrawing" xmlns:r="http://schemas.openxmlformats.org/officeDocument/2006/relationships" xmlns:w14="http://schemas.microsoft.com/office/word/2010/wordml">
+                    <w:rPr>
+                      <w:rFonts w:ascii="Arial" w:hAnsi="Arial" w:eastAsia="Arial" w:cs="Arial"/>
+                      <w:i w:val="false"/>
+                      <w:b w:val="false"/>
+                      <w:u w:val="none"/>
+                      <w:strike w:val="false"/>
+                      <w:sz w:val="18"/>
+                      <w:szCs w:val="18"/>
+                      <w:color w:val="000000"/>
+                    </w:rPr>
+                    <w:t xml:space="preserve">—</w:t>
+                  </w:r>
+                </w:p>
+              </w:tc>
+              <w:tc>
+                <w:tcPr>
+                  <w:tcBorders>
+                    <w:bottom w:val="none" w:sz="0" w:space="0" w:color="000000"/>
+                    <w:top w:val="none" w:sz="0" w:space="0" w:color="000000"/>
+                    <w:left w:val="none" w:sz="0" w:space="0" w:color="000000"/>
+                    <w:right w:val="none" w:sz="0" w:space="0" w:color="000000"/>
+                  </w:tcBorders>
+                  <w:shd w:val="clear" w:color="auto" w:fill="FBE0D0"/>
+                  <w:tcMar>
+                    <w:top w:w="0" w:type="dxa"/>
+                    <w:bottom w:w="0" w:type="dxa"/>
+                    <w:left w:w="0" w:type="dxa"/>
+                    <w:right w:w="0" w:type="dxa"/>
+                  </w:tcMar>
+                  <w:vAlign w:val="center"/>
+                </w:tcPr>
+                <w:p>
+                  <w:pPr>
+                    <w:jc w:val="right"/>
+                    <w:pBdr>
+                      <w:bottom w:val="none" w:sz="0" w:space="0" w:color="000000"/>
+                      <w:top w:val="none" w:sz="0" w:space="0" w:color="000000"/>
+                      <w:left w:val="none" w:sz="0" w:space="0" w:color="000000"/>
+                      <w:right w:val="none" w:sz="0" w:space="0" w:color="000000"/>
+                    </w:pBdr>
+                    <w:spacing w:after="100" w:before="100" w:line="240"/>
+                    <w:ind w:left="100" w:right="100" w:firstLine="0" w:firstLineChars="0"/>
+                    <w:rPr>
+                      <w:rFonts w:ascii="Arial" w:hAnsi="Arial" w:eastAsia="Arial" w:cs="Arial"/>
+                      <w:i w:val="false"/>
+                      <w:b w:val="false"/>
+                      <w:u w:val="none"/>
+                      <w:strike w:val="false"/>
+                      <w:sz w:val="18"/>
+                      <w:szCs w:val="18"/>
+                      <w:color w:val="000000"/>
+                    </w:rPr>
+                  </w:pPr>
+                  <w:r xmlns:w="http://schemas.openxmlformats.org/wordprocessingml/2006/main" xmlns:wp="http://schemas.openxmlformats.org/drawingml/2006/wordprocessingDrawing" xmlns:r="http://schemas.openxmlformats.org/officeDocument/2006/relationships" xmlns:w14="http://schemas.microsoft.com/office/word/2010/wordml">
+                    <w:rPr>
+                      <w:rFonts w:ascii="Arial" w:hAnsi="Arial" w:eastAsia="Arial" w:cs="Arial"/>
+                      <w:i w:val="false"/>
+                      <w:b w:val="false"/>
+                      <w:u w:val="none"/>
+                      <w:strike w:val="false"/>
+                      <w:sz w:val="18"/>
+                      <w:szCs w:val="18"/>
+                      <w:color w:val="000000"/>
+                    </w:rPr>
+                    <w:t xml:space="preserve">0.5</w:t>
                   </w:r>
                 </w:p>
               </w:tc>
             </w:tr>
             <w:tr>
               <w:trPr>
-                <w:trHeight w:val="608" w:hRule="auto"/>
+                <w:trHeight w:val="416" w:hRule="auto"/>
               </w:trPr>
               <w:tc>
                 <w:tcPr>
@@ -6880,23 +9854,23 @@
                       <w:b w:val="false"/>
                       <w:u w:val="none"/>
                       <w:strike w:val="false"/>
-                      <w:sz w:val="22"/>
-                      <w:szCs w:val="22"/>
-                      <w:color w:val="000000"/>
-                    </w:rPr>
-                  </w:pPr>
-                  <w:r xmlns:w="http://schemas.openxmlformats.org/wordprocessingml/2006/main" xmlns:wp="http://schemas.openxmlformats.org/drawingml/2006/wordprocessingDrawing" xmlns:r="http://schemas.openxmlformats.org/officeDocument/2006/relationships" xmlns:w14="http://schemas.microsoft.com/office/word/2010/wordml">
-                    <w:rPr>
-                      <w:rFonts w:ascii="Arial" w:hAnsi="Arial" w:eastAsia="Arial" w:cs="Arial"/>
-                      <w:i w:val="false"/>
-                      <w:b w:val="false"/>
-                      <w:u w:val="none"/>
-                      <w:strike w:val="false"/>
-                      <w:sz w:val="22"/>
-                      <w:szCs w:val="22"/>
-                      <w:color w:val="000000"/>
-                    </w:rPr>
-                    <w:t xml:space="preserve">8523</w:t>
+                      <w:sz w:val="18"/>
+                      <w:szCs w:val="18"/>
+                      <w:color w:val="000000"/>
+                    </w:rPr>
+                  </w:pPr>
+                  <w:r xmlns:w="http://schemas.openxmlformats.org/wordprocessingml/2006/main" xmlns:wp="http://schemas.openxmlformats.org/drawingml/2006/wordprocessingDrawing" xmlns:r="http://schemas.openxmlformats.org/officeDocument/2006/relationships" xmlns:w14="http://schemas.microsoft.com/office/word/2010/wordml">
+                    <w:rPr>
+                      <w:rFonts w:ascii="Arial" w:hAnsi="Arial" w:eastAsia="Arial" w:cs="Arial"/>
+                      <w:i w:val="false"/>
+                      <w:b w:val="false"/>
+                      <w:u w:val="none"/>
+                      <w:strike w:val="false"/>
+                      <w:sz w:val="18"/>
+                      <w:szCs w:val="18"/>
+                      <w:color w:val="000000"/>
+                    </w:rPr>
+                    <w:t xml:space="preserve">8507</w:t>
                   </w:r>
                 </w:p>
               </w:tc>
@@ -6934,35 +9908,35 @@
                       <w:b w:val="false"/>
                       <w:u w:val="none"/>
                       <w:strike w:val="false"/>
-                      <w:sz w:val="22"/>
-                      <w:szCs w:val="22"/>
-                      <w:color w:val="000000"/>
-                    </w:rPr>
-                  </w:pPr>
-                  <w:r xmlns:w="http://schemas.openxmlformats.org/wordprocessingml/2006/main" xmlns:wp="http://schemas.openxmlformats.org/drawingml/2006/wordprocessingDrawing" xmlns:r="http://schemas.openxmlformats.org/officeDocument/2006/relationships" xmlns:w14="http://schemas.microsoft.com/office/word/2010/wordml">
-                    <w:rPr>
-                      <w:rFonts w:ascii="Arial" w:hAnsi="Arial" w:eastAsia="Arial" w:cs="Arial"/>
-                      <w:i w:val="false"/>
-                      <w:b w:val="false"/>
-                      <w:u w:val="none"/>
-                      <w:strike w:val="false"/>
-                      <w:sz w:val="22"/>
-                      <w:szCs w:val="22"/>
-                      <w:color w:val="000000"/>
-                    </w:rPr>
-                    <w:t xml:space="preserve">Almacenamiento</w:t>
-                  </w:r>
-                </w:p>
-              </w:tc>
-              <w:tc>
-                <w:tcPr>
-                  <w:tcBorders>
-                    <w:bottom w:val="none" w:sz="0" w:space="0" w:color="000000"/>
-                    <w:top w:val="none" w:sz="0" w:space="0" w:color="000000"/>
-                    <w:left w:val="none" w:sz="0" w:space="0" w:color="000000"/>
-                    <w:right w:val="none" w:sz="0" w:space="0" w:color="000000"/>
-                  </w:tcBorders>
-                  <w:shd w:val="clear" w:color="auto" w:fill="FFFFFF"/>
+                      <w:sz w:val="18"/>
+                      <w:szCs w:val="18"/>
+                      <w:color w:val="000000"/>
+                    </w:rPr>
+                  </w:pPr>
+                  <w:r xmlns:w="http://schemas.openxmlformats.org/wordprocessingml/2006/main" xmlns:wp="http://schemas.openxmlformats.org/drawingml/2006/wordprocessingDrawing" xmlns:r="http://schemas.openxmlformats.org/officeDocument/2006/relationships" xmlns:w14="http://schemas.microsoft.com/office/word/2010/wordml">
+                    <w:rPr>
+                      <w:rFonts w:ascii="Arial" w:hAnsi="Arial" w:eastAsia="Arial" w:cs="Arial"/>
+                      <w:i w:val="false"/>
+                      <w:b w:val="false"/>
+                      <w:u w:val="none"/>
+                      <w:strike w:val="false"/>
+                      <w:sz w:val="18"/>
+                      <w:szCs w:val="18"/>
+                      <w:color w:val="000000"/>
+                    </w:rPr>
+                    <w:t xml:space="preserve">Baterías</w:t>
+                  </w:r>
+                </w:p>
+              </w:tc>
+              <w:tc>
+                <w:tcPr>
+                  <w:tcBorders>
+                    <w:bottom w:val="none" w:sz="0" w:space="0" w:color="000000"/>
+                    <w:top w:val="none" w:sz="0" w:space="0" w:color="000000"/>
+                    <w:left w:val="none" w:sz="0" w:space="0" w:color="000000"/>
+                    <w:right w:val="none" w:sz="0" w:space="0" w:color="000000"/>
+                  </w:tcBorders>
+                  <w:shd w:val="clear" w:color="auto" w:fill="CDE4F7"/>
                   <w:tcMar>
                     <w:top w:w="0" w:type="dxa"/>
                     <w:bottom w:w="0" w:type="dxa"/>
@@ -6988,23 +9962,23 @@
                       <w:b w:val="false"/>
                       <w:u w:val="none"/>
                       <w:strike w:val="false"/>
-                      <w:sz w:val="22"/>
-                      <w:szCs w:val="22"/>
-                      <w:color w:val="000000"/>
-                    </w:rPr>
-                  </w:pPr>
-                  <w:r xmlns:w="http://schemas.openxmlformats.org/wordprocessingml/2006/main" xmlns:wp="http://schemas.openxmlformats.org/drawingml/2006/wordprocessingDrawing" xmlns:r="http://schemas.openxmlformats.org/officeDocument/2006/relationships" xmlns:w14="http://schemas.microsoft.com/office/word/2010/wordml">
-                    <w:rPr>
-                      <w:rFonts w:ascii="Arial" w:hAnsi="Arial" w:eastAsia="Arial" w:cs="Arial"/>
-                      <w:i w:val="false"/>
-                      <w:b w:val="false"/>
-                      <w:u w:val="none"/>
-                      <w:strike w:val="false"/>
-                      <w:sz w:val="22"/>
-                      <w:szCs w:val="22"/>
-                      <w:color w:val="000000"/>
-                    </w:rPr>
-                    <w:t xml:space="preserve">—</w:t>
+                      <w:sz w:val="18"/>
+                      <w:szCs w:val="18"/>
+                      <w:color w:val="000000"/>
+                    </w:rPr>
+                  </w:pPr>
+                  <w:r xmlns:w="http://schemas.openxmlformats.org/wordprocessingml/2006/main" xmlns:wp="http://schemas.openxmlformats.org/drawingml/2006/wordprocessingDrawing" xmlns:r="http://schemas.openxmlformats.org/officeDocument/2006/relationships" xmlns:w14="http://schemas.microsoft.com/office/word/2010/wordml">
+                    <w:rPr>
+                      <w:rFonts w:ascii="Arial" w:hAnsi="Arial" w:eastAsia="Arial" w:cs="Arial"/>
+                      <w:i w:val="false"/>
+                      <w:b w:val="false"/>
+                      <w:u w:val="none"/>
+                      <w:strike w:val="false"/>
+                      <w:sz w:val="18"/>
+                      <w:szCs w:val="18"/>
+                      <w:color w:val="000000"/>
+                    </w:rPr>
+                    <w:t xml:space="preserve">1.1</w:t>
                   </w:r>
                 </w:p>
               </w:tc>
@@ -7042,23 +10016,23 @@
                       <w:b w:val="false"/>
                       <w:u w:val="none"/>
                       <w:strike w:val="false"/>
-                      <w:sz w:val="22"/>
-                      <w:szCs w:val="22"/>
-                      <w:color w:val="000000"/>
-                    </w:rPr>
-                  </w:pPr>
-                  <w:r xmlns:w="http://schemas.openxmlformats.org/wordprocessingml/2006/main" xmlns:wp="http://schemas.openxmlformats.org/drawingml/2006/wordprocessingDrawing" xmlns:r="http://schemas.openxmlformats.org/officeDocument/2006/relationships" xmlns:w14="http://schemas.microsoft.com/office/word/2010/wordml">
-                    <w:rPr>
-                      <w:rFonts w:ascii="Arial" w:hAnsi="Arial" w:eastAsia="Arial" w:cs="Arial"/>
-                      <w:i w:val="false"/>
-                      <w:b w:val="false"/>
-                      <w:u w:val="none"/>
-                      <w:strike w:val="false"/>
-                      <w:sz w:val="22"/>
-                      <w:szCs w:val="22"/>
-                      <w:color w:val="000000"/>
-                    </w:rPr>
-                    <w:t xml:space="preserve">3.9</w:t>
+                      <w:sz w:val="18"/>
+                      <w:szCs w:val="18"/>
+                      <w:color w:val="000000"/>
+                    </w:rPr>
+                  </w:pPr>
+                  <w:r xmlns:w="http://schemas.openxmlformats.org/wordprocessingml/2006/main" xmlns:wp="http://schemas.openxmlformats.org/drawingml/2006/wordprocessingDrawing" xmlns:r="http://schemas.openxmlformats.org/officeDocument/2006/relationships" xmlns:w14="http://schemas.microsoft.com/office/word/2010/wordml">
+                    <w:rPr>
+                      <w:rFonts w:ascii="Arial" w:hAnsi="Arial" w:eastAsia="Arial" w:cs="Arial"/>
+                      <w:i w:val="false"/>
+                      <w:b w:val="false"/>
+                      <w:u w:val="none"/>
+                      <w:strike w:val="false"/>
+                      <w:sz w:val="18"/>
+                      <w:szCs w:val="18"/>
+                      <w:color w:val="000000"/>
+                    </w:rPr>
+                    <w:t xml:space="preserve">0.6</w:t>
                   </w:r>
                 </w:p>
               </w:tc>
@@ -7096,30 +10070,192 @@
                       <w:b w:val="false"/>
                       <w:u w:val="none"/>
                       <w:strike w:val="false"/>
-                      <w:sz w:val="22"/>
-                      <w:szCs w:val="22"/>
-                      <w:color w:val="000000"/>
-                    </w:rPr>
-                  </w:pPr>
-                  <w:r xmlns:w="http://schemas.openxmlformats.org/wordprocessingml/2006/main" xmlns:wp="http://schemas.openxmlformats.org/drawingml/2006/wordprocessingDrawing" xmlns:r="http://schemas.openxmlformats.org/officeDocument/2006/relationships" xmlns:w14="http://schemas.microsoft.com/office/word/2010/wordml">
-                    <w:rPr>
-                      <w:rFonts w:ascii="Arial" w:hAnsi="Arial" w:eastAsia="Arial" w:cs="Arial"/>
-                      <w:i w:val="false"/>
-                      <w:b w:val="false"/>
-                      <w:u w:val="none"/>
-                      <w:strike w:val="false"/>
-                      <w:sz w:val="22"/>
-                      <w:szCs w:val="22"/>
-                      <w:color w:val="000000"/>
-                    </w:rPr>
-                    <w:t xml:space="preserve">7.7</w:t>
+                      <w:sz w:val="18"/>
+                      <w:szCs w:val="18"/>
+                      <w:color w:val="000000"/>
+                    </w:rPr>
+                  </w:pPr>
+                  <w:r xmlns:w="http://schemas.openxmlformats.org/wordprocessingml/2006/main" xmlns:wp="http://schemas.openxmlformats.org/drawingml/2006/wordprocessingDrawing" xmlns:r="http://schemas.openxmlformats.org/officeDocument/2006/relationships" xmlns:w14="http://schemas.microsoft.com/office/word/2010/wordml">
+                    <w:rPr>
+                      <w:rFonts w:ascii="Arial" w:hAnsi="Arial" w:eastAsia="Arial" w:cs="Arial"/>
+                      <w:i w:val="false"/>
+                      <w:b w:val="false"/>
+                      <w:u w:val="none"/>
+                      <w:strike w:val="false"/>
+                      <w:sz w:val="18"/>
+                      <w:szCs w:val="18"/>
+                      <w:color w:val="000000"/>
+                    </w:rPr>
+                    <w:t xml:space="preserve">0.3</w:t>
+                  </w:r>
+                </w:p>
+              </w:tc>
+              <w:tc>
+                <w:tcPr>
+                  <w:tcBorders>
+                    <w:bottom w:val="none" w:sz="0" w:space="0" w:color="000000"/>
+                    <w:top w:val="none" w:sz="0" w:space="0" w:color="000000"/>
+                    <w:left w:val="none" w:sz="0" w:space="0" w:color="000000"/>
+                    <w:right w:val="none" w:sz="0" w:space="0" w:color="000000"/>
+                  </w:tcBorders>
+                  <w:shd w:val="clear" w:color="auto" w:fill="CDE4F7"/>
+                  <w:tcMar>
+                    <w:top w:w="0" w:type="dxa"/>
+                    <w:bottom w:w="0" w:type="dxa"/>
+                    <w:left w:w="0" w:type="dxa"/>
+                    <w:right w:w="0" w:type="dxa"/>
+                  </w:tcMar>
+                  <w:vAlign w:val="center"/>
+                </w:tcPr>
+                <w:p>
+                  <w:pPr>
+                    <w:jc w:val="right"/>
+                    <w:pBdr>
+                      <w:bottom w:val="none" w:sz="0" w:space="0" w:color="000000"/>
+                      <w:top w:val="none" w:sz="0" w:space="0" w:color="000000"/>
+                      <w:left w:val="none" w:sz="0" w:space="0" w:color="000000"/>
+                      <w:right w:val="none" w:sz="0" w:space="0" w:color="000000"/>
+                    </w:pBdr>
+                    <w:spacing w:after="100" w:before="100" w:line="240"/>
+                    <w:ind w:left="100" w:right="100" w:firstLine="0" w:firstLineChars="0"/>
+                    <w:rPr>
+                      <w:rFonts w:ascii="Arial" w:hAnsi="Arial" w:eastAsia="Arial" w:cs="Arial"/>
+                      <w:i w:val="false"/>
+                      <w:b w:val="false"/>
+                      <w:u w:val="none"/>
+                      <w:strike w:val="false"/>
+                      <w:sz w:val="18"/>
+                      <w:szCs w:val="18"/>
+                      <w:color w:val="000000"/>
+                    </w:rPr>
+                  </w:pPr>
+                  <w:r xmlns:w="http://schemas.openxmlformats.org/wordprocessingml/2006/main" xmlns:wp="http://schemas.openxmlformats.org/drawingml/2006/wordprocessingDrawing" xmlns:r="http://schemas.openxmlformats.org/officeDocument/2006/relationships" xmlns:w14="http://schemas.microsoft.com/office/word/2010/wordml">
+                    <w:rPr>
+                      <w:rFonts w:ascii="Arial" w:hAnsi="Arial" w:eastAsia="Arial" w:cs="Arial"/>
+                      <w:i w:val="false"/>
+                      <w:b w:val="false"/>
+                      <w:u w:val="none"/>
+                      <w:strike w:val="false"/>
+                      <w:sz w:val="18"/>
+                      <w:szCs w:val="18"/>
+                      <w:color w:val="000000"/>
+                    </w:rPr>
+                    <w:t xml:space="preserve">1.2</w:t>
+                  </w:r>
+                </w:p>
+              </w:tc>
+              <w:tc>
+                <w:tcPr>
+                  <w:tcBorders>
+                    <w:bottom w:val="none" w:sz="0" w:space="0" w:color="000000"/>
+                    <w:top w:val="none" w:sz="0" w:space="0" w:color="000000"/>
+                    <w:left w:val="none" w:sz="0" w:space="0" w:color="000000"/>
+                    <w:right w:val="none" w:sz="0" w:space="0" w:color="000000"/>
+                  </w:tcBorders>
+                  <w:shd w:val="clear" w:color="auto" w:fill="D6EFD6"/>
+                  <w:tcMar>
+                    <w:top w:w="0" w:type="dxa"/>
+                    <w:bottom w:w="0" w:type="dxa"/>
+                    <w:left w:w="0" w:type="dxa"/>
+                    <w:right w:w="0" w:type="dxa"/>
+                  </w:tcMar>
+                  <w:vAlign w:val="center"/>
+                </w:tcPr>
+                <w:p>
+                  <w:pPr>
+                    <w:jc w:val="right"/>
+                    <w:pBdr>
+                      <w:bottom w:val="none" w:sz="0" w:space="0" w:color="000000"/>
+                      <w:top w:val="none" w:sz="0" w:space="0" w:color="000000"/>
+                      <w:left w:val="none" w:sz="0" w:space="0" w:color="000000"/>
+                      <w:right w:val="none" w:sz="0" w:space="0" w:color="000000"/>
+                    </w:pBdr>
+                    <w:spacing w:after="100" w:before="100" w:line="240"/>
+                    <w:ind w:left="100" w:right="100" w:firstLine="0" w:firstLineChars="0"/>
+                    <w:rPr>
+                      <w:rFonts w:ascii="Arial" w:hAnsi="Arial" w:eastAsia="Arial" w:cs="Arial"/>
+                      <w:i w:val="false"/>
+                      <w:b w:val="false"/>
+                      <w:u w:val="none"/>
+                      <w:strike w:val="false"/>
+                      <w:sz w:val="18"/>
+                      <w:szCs w:val="18"/>
+                      <w:color w:val="000000"/>
+                    </w:rPr>
+                  </w:pPr>
+                  <w:r xmlns:w="http://schemas.openxmlformats.org/wordprocessingml/2006/main" xmlns:wp="http://schemas.openxmlformats.org/drawingml/2006/wordprocessingDrawing" xmlns:r="http://schemas.openxmlformats.org/officeDocument/2006/relationships" xmlns:w14="http://schemas.microsoft.com/office/word/2010/wordml">
+                    <w:rPr>
+                      <w:rFonts w:ascii="Arial" w:hAnsi="Arial" w:eastAsia="Arial" w:cs="Arial"/>
+                      <w:i w:val="false"/>
+                      <w:b w:val="false"/>
+                      <w:u w:val="none"/>
+                      <w:strike w:val="false"/>
+                      <w:sz w:val="18"/>
+                      <w:szCs w:val="18"/>
+                      <w:color w:val="000000"/>
+                    </w:rPr>
+                    <w:t xml:space="preserve">0.8</w:t>
+                  </w:r>
+                </w:p>
+              </w:tc>
+              <w:tc>
+                <w:tcPr>
+                  <w:tcBorders>
+                    <w:bottom w:val="none" w:sz="0" w:space="0" w:color="000000"/>
+                    <w:top w:val="none" w:sz="0" w:space="0" w:color="000000"/>
+                    <w:left w:val="none" w:sz="0" w:space="0" w:color="000000"/>
+                    <w:right w:val="none" w:sz="0" w:space="0" w:color="000000"/>
+                  </w:tcBorders>
+                  <w:shd w:val="clear" w:color="auto" w:fill="FBE0D0"/>
+                  <w:tcMar>
+                    <w:top w:w="0" w:type="dxa"/>
+                    <w:bottom w:w="0" w:type="dxa"/>
+                    <w:left w:w="0" w:type="dxa"/>
+                    <w:right w:w="0" w:type="dxa"/>
+                  </w:tcMar>
+                  <w:vAlign w:val="center"/>
+                </w:tcPr>
+                <w:p>
+                  <w:pPr>
+                    <w:jc w:val="right"/>
+                    <w:pBdr>
+                      <w:bottom w:val="none" w:sz="0" w:space="0" w:color="000000"/>
+                      <w:top w:val="none" w:sz="0" w:space="0" w:color="000000"/>
+                      <w:left w:val="none" w:sz="0" w:space="0" w:color="000000"/>
+                      <w:right w:val="none" w:sz="0" w:space="0" w:color="000000"/>
+                    </w:pBdr>
+                    <w:spacing w:after="100" w:before="100" w:line="240"/>
+                    <w:ind w:left="100" w:right="100" w:firstLine="0" w:firstLineChars="0"/>
+                    <w:rPr>
+                      <w:rFonts w:ascii="Arial" w:hAnsi="Arial" w:eastAsia="Arial" w:cs="Arial"/>
+                      <w:i w:val="false"/>
+                      <w:b w:val="false"/>
+                      <w:u w:val="none"/>
+                      <w:strike w:val="false"/>
+                      <w:sz w:val="18"/>
+                      <w:szCs w:val="18"/>
+                      <w:color w:val="000000"/>
+                    </w:rPr>
+                  </w:pPr>
+                  <w:r xmlns:w="http://schemas.openxmlformats.org/wordprocessingml/2006/main" xmlns:wp="http://schemas.openxmlformats.org/drawingml/2006/wordprocessingDrawing" xmlns:r="http://schemas.openxmlformats.org/officeDocument/2006/relationships" xmlns:w14="http://schemas.microsoft.com/office/word/2010/wordml">
+                    <w:rPr>
+                      <w:rFonts w:ascii="Arial" w:hAnsi="Arial" w:eastAsia="Arial" w:cs="Arial"/>
+                      <w:i w:val="false"/>
+                      <w:b w:val="false"/>
+                      <w:u w:val="none"/>
+                      <w:strike w:val="false"/>
+                      <w:sz w:val="18"/>
+                      <w:szCs w:val="18"/>
+                      <w:color w:val="000000"/>
+                    </w:rPr>
+                    <w:t xml:space="preserve">0.4</w:t>
                   </w:r>
                 </w:p>
               </w:tc>
             </w:tr>
             <w:tr>
               <w:trPr>
-                <w:trHeight w:val="608" w:hRule="auto"/>
+                <w:trHeight w:val="416" w:hRule="auto"/>
               </w:trPr>
               <w:tc>
                 <w:tcPr>
@@ -7155,23 +10291,23 @@
                       <w:b w:val="false"/>
                       <w:u w:val="none"/>
                       <w:strike w:val="false"/>
-                      <w:sz w:val="22"/>
-                      <w:szCs w:val="22"/>
-                      <w:color w:val="000000"/>
-                    </w:rPr>
-                  </w:pPr>
-                  <w:r xmlns:w="http://schemas.openxmlformats.org/wordprocessingml/2006/main" xmlns:wp="http://schemas.openxmlformats.org/drawingml/2006/wordprocessingDrawing" xmlns:r="http://schemas.openxmlformats.org/officeDocument/2006/relationships" xmlns:w14="http://schemas.microsoft.com/office/word/2010/wordml">
-                    <w:rPr>
-                      <w:rFonts w:ascii="Arial" w:hAnsi="Arial" w:eastAsia="Arial" w:cs="Arial"/>
-                      <w:i w:val="false"/>
-                      <w:b w:val="false"/>
-                      <w:u w:val="none"/>
-                      <w:strike w:val="false"/>
-                      <w:sz w:val="22"/>
-                      <w:szCs w:val="22"/>
-                      <w:color w:val="000000"/>
-                    </w:rPr>
-                    <w:t xml:space="preserve">8525</w:t>
+                      <w:sz w:val="18"/>
+                      <w:szCs w:val="18"/>
+                      <w:color w:val="000000"/>
+                    </w:rPr>
+                  </w:pPr>
+                  <w:r xmlns:w="http://schemas.openxmlformats.org/wordprocessingml/2006/main" xmlns:wp="http://schemas.openxmlformats.org/drawingml/2006/wordprocessingDrawing" xmlns:r="http://schemas.openxmlformats.org/officeDocument/2006/relationships" xmlns:w14="http://schemas.microsoft.com/office/word/2010/wordml">
+                    <w:rPr>
+                      <w:rFonts w:ascii="Arial" w:hAnsi="Arial" w:eastAsia="Arial" w:cs="Arial"/>
+                      <w:i w:val="false"/>
+                      <w:b w:val="false"/>
+                      <w:u w:val="none"/>
+                      <w:strike w:val="false"/>
+                      <w:sz w:val="18"/>
+                      <w:szCs w:val="18"/>
+                      <w:color w:val="000000"/>
+                    </w:rPr>
+                    <w:t xml:space="preserve">8516</w:t>
                   </w:r>
                 </w:p>
               </w:tc>
@@ -7209,23 +10345,131 @@
                       <w:b w:val="false"/>
                       <w:u w:val="none"/>
                       <w:strike w:val="false"/>
-                      <w:sz w:val="22"/>
-                      <w:szCs w:val="22"/>
-                      <w:color w:val="000000"/>
-                    </w:rPr>
-                  </w:pPr>
-                  <w:r xmlns:w="http://schemas.openxmlformats.org/wordprocessingml/2006/main" xmlns:wp="http://schemas.openxmlformats.org/drawingml/2006/wordprocessingDrawing" xmlns:r="http://schemas.openxmlformats.org/officeDocument/2006/relationships" xmlns:w14="http://schemas.microsoft.com/office/word/2010/wordml">
-                    <w:rPr>
-                      <w:rFonts w:ascii="Arial" w:hAnsi="Arial" w:eastAsia="Arial" w:cs="Arial"/>
-                      <w:i w:val="false"/>
-                      <w:b w:val="false"/>
-                      <w:u w:val="none"/>
-                      <w:strike w:val="false"/>
-                      <w:sz w:val="22"/>
-                      <w:szCs w:val="22"/>
-                      <w:color w:val="000000"/>
-                    </w:rPr>
-                    <w:t xml:space="preserve">Transmisores y cámaras</w:t>
+                      <w:sz w:val="18"/>
+                      <w:szCs w:val="18"/>
+                      <w:color w:val="000000"/>
+                    </w:rPr>
+                  </w:pPr>
+                  <w:r xmlns:w="http://schemas.openxmlformats.org/wordprocessingml/2006/main" xmlns:wp="http://schemas.openxmlformats.org/drawingml/2006/wordprocessingDrawing" xmlns:r="http://schemas.openxmlformats.org/officeDocument/2006/relationships" xmlns:w14="http://schemas.microsoft.com/office/word/2010/wordml">
+                    <w:rPr>
+                      <w:rFonts w:ascii="Arial" w:hAnsi="Arial" w:eastAsia="Arial" w:cs="Arial"/>
+                      <w:i w:val="false"/>
+                      <w:b w:val="false"/>
+                      <w:u w:val="none"/>
+                      <w:strike w:val="false"/>
+                      <w:sz w:val="18"/>
+                      <w:szCs w:val="18"/>
+                      <w:color w:val="000000"/>
+                    </w:rPr>
+                    <w:t xml:space="preserve">Calentadores eléctricos</w:t>
+                  </w:r>
+                </w:p>
+              </w:tc>
+              <w:tc>
+                <w:tcPr>
+                  <w:tcBorders>
+                    <w:bottom w:val="none" w:sz="0" w:space="0" w:color="000000"/>
+                    <w:top w:val="none" w:sz="0" w:space="0" w:color="000000"/>
+                    <w:left w:val="none" w:sz="0" w:space="0" w:color="000000"/>
+                    <w:right w:val="none" w:sz="0" w:space="0" w:color="000000"/>
+                  </w:tcBorders>
+                  <w:shd w:val="clear" w:color="auto" w:fill="CDE4F7"/>
+                  <w:tcMar>
+                    <w:top w:w="0" w:type="dxa"/>
+                    <w:bottom w:w="0" w:type="dxa"/>
+                    <w:left w:w="0" w:type="dxa"/>
+                    <w:right w:w="0" w:type="dxa"/>
+                  </w:tcMar>
+                  <w:vAlign w:val="center"/>
+                </w:tcPr>
+                <w:p>
+                  <w:pPr>
+                    <w:jc w:val="right"/>
+                    <w:pBdr>
+                      <w:bottom w:val="none" w:sz="0" w:space="0" w:color="000000"/>
+                      <w:top w:val="none" w:sz="0" w:space="0" w:color="000000"/>
+                      <w:left w:val="none" w:sz="0" w:space="0" w:color="000000"/>
+                      <w:right w:val="none" w:sz="0" w:space="0" w:color="000000"/>
+                    </w:pBdr>
+                    <w:spacing w:after="100" w:before="100" w:line="240"/>
+                    <w:ind w:left="100" w:right="100" w:firstLine="0" w:firstLineChars="0"/>
+                    <w:rPr>
+                      <w:rFonts w:ascii="Arial" w:hAnsi="Arial" w:eastAsia="Arial" w:cs="Arial"/>
+                      <w:i w:val="false"/>
+                      <w:b w:val="false"/>
+                      <w:u w:val="none"/>
+                      <w:strike w:val="false"/>
+                      <w:sz w:val="18"/>
+                      <w:szCs w:val="18"/>
+                      <w:color w:val="000000"/>
+                    </w:rPr>
+                  </w:pPr>
+                  <w:r xmlns:w="http://schemas.openxmlformats.org/wordprocessingml/2006/main" xmlns:wp="http://schemas.openxmlformats.org/drawingml/2006/wordprocessingDrawing" xmlns:r="http://schemas.openxmlformats.org/officeDocument/2006/relationships" xmlns:w14="http://schemas.microsoft.com/office/word/2010/wordml">
+                    <w:rPr>
+                      <w:rFonts w:ascii="Arial" w:hAnsi="Arial" w:eastAsia="Arial" w:cs="Arial"/>
+                      <w:i w:val="false"/>
+                      <w:b w:val="false"/>
+                      <w:u w:val="none"/>
+                      <w:strike w:val="false"/>
+                      <w:sz w:val="18"/>
+                      <w:szCs w:val="18"/>
+                      <w:color w:val="000000"/>
+                    </w:rPr>
+                    <w:t xml:space="preserve">1.6</w:t>
+                  </w:r>
+                </w:p>
+              </w:tc>
+              <w:tc>
+                <w:tcPr>
+                  <w:tcBorders>
+                    <w:bottom w:val="none" w:sz="0" w:space="0" w:color="000000"/>
+                    <w:top w:val="none" w:sz="0" w:space="0" w:color="000000"/>
+                    <w:left w:val="none" w:sz="0" w:space="0" w:color="000000"/>
+                    <w:right w:val="none" w:sz="0" w:space="0" w:color="000000"/>
+                  </w:tcBorders>
+                  <w:shd w:val="clear" w:color="auto" w:fill="D6EFD6"/>
+                  <w:tcMar>
+                    <w:top w:w="0" w:type="dxa"/>
+                    <w:bottom w:w="0" w:type="dxa"/>
+                    <w:left w:w="0" w:type="dxa"/>
+                    <w:right w:w="0" w:type="dxa"/>
+                  </w:tcMar>
+                  <w:vAlign w:val="center"/>
+                </w:tcPr>
+                <w:p>
+                  <w:pPr>
+                    <w:jc w:val="right"/>
+                    <w:pBdr>
+                      <w:bottom w:val="none" w:sz="0" w:space="0" w:color="000000"/>
+                      <w:top w:val="none" w:sz="0" w:space="0" w:color="000000"/>
+                      <w:left w:val="none" w:sz="0" w:space="0" w:color="000000"/>
+                      <w:right w:val="none" w:sz="0" w:space="0" w:color="000000"/>
+                    </w:pBdr>
+                    <w:spacing w:after="100" w:before="100" w:line="240"/>
+                    <w:ind w:left="100" w:right="100" w:firstLine="0" w:firstLineChars="0"/>
+                    <w:rPr>
+                      <w:rFonts w:ascii="Arial" w:hAnsi="Arial" w:eastAsia="Arial" w:cs="Arial"/>
+                      <w:i w:val="false"/>
+                      <w:b w:val="false"/>
+                      <w:u w:val="none"/>
+                      <w:strike w:val="false"/>
+                      <w:sz w:val="18"/>
+                      <w:szCs w:val="18"/>
+                      <w:color w:val="000000"/>
+                    </w:rPr>
+                  </w:pPr>
+                  <w:r xmlns:w="http://schemas.openxmlformats.org/wordprocessingml/2006/main" xmlns:wp="http://schemas.openxmlformats.org/drawingml/2006/wordprocessingDrawing" xmlns:r="http://schemas.openxmlformats.org/officeDocument/2006/relationships" xmlns:w14="http://schemas.microsoft.com/office/word/2010/wordml">
+                    <w:rPr>
+                      <w:rFonts w:ascii="Arial" w:hAnsi="Arial" w:eastAsia="Arial" w:cs="Arial"/>
+                      <w:i w:val="false"/>
+                      <w:b w:val="false"/>
+                      <w:u w:val="none"/>
+                      <w:strike w:val="false"/>
+                      <w:sz w:val="18"/>
+                      <w:szCs w:val="18"/>
+                      <w:color w:val="000000"/>
+                    </w:rPr>
+                    <w:t xml:space="preserve">0.2</w:t>
                   </w:r>
                 </w:p>
               </w:tc>
@@ -7263,20 +10507,20 @@
                       <w:b w:val="false"/>
                       <w:u w:val="none"/>
                       <w:strike w:val="false"/>
-                      <w:sz w:val="22"/>
-                      <w:szCs w:val="22"/>
-                      <w:color w:val="000000"/>
-                    </w:rPr>
-                  </w:pPr>
-                  <w:r xmlns:w="http://schemas.openxmlformats.org/wordprocessingml/2006/main" xmlns:wp="http://schemas.openxmlformats.org/drawingml/2006/wordprocessingDrawing" xmlns:r="http://schemas.openxmlformats.org/officeDocument/2006/relationships" xmlns:w14="http://schemas.microsoft.com/office/word/2010/wordml">
-                    <w:rPr>
-                      <w:rFonts w:ascii="Arial" w:hAnsi="Arial" w:eastAsia="Arial" w:cs="Arial"/>
-                      <w:i w:val="false"/>
-                      <w:b w:val="false"/>
-                      <w:u w:val="none"/>
-                      <w:strike w:val="false"/>
-                      <w:sz w:val="22"/>
-                      <w:szCs w:val="22"/>
+                      <w:sz w:val="18"/>
+                      <w:szCs w:val="18"/>
+                      <w:color w:val="000000"/>
+                    </w:rPr>
+                  </w:pPr>
+                  <w:r xmlns:w="http://schemas.openxmlformats.org/wordprocessingml/2006/main" xmlns:wp="http://schemas.openxmlformats.org/drawingml/2006/wordprocessingDrawing" xmlns:r="http://schemas.openxmlformats.org/officeDocument/2006/relationships" xmlns:w14="http://schemas.microsoft.com/office/word/2010/wordml">
+                    <w:rPr>
+                      <w:rFonts w:ascii="Arial" w:hAnsi="Arial" w:eastAsia="Arial" w:cs="Arial"/>
+                      <w:i w:val="false"/>
+                      <w:b w:val="false"/>
+                      <w:u w:val="none"/>
+                      <w:strike w:val="false"/>
+                      <w:sz w:val="18"/>
+                      <w:szCs w:val="18"/>
                       <w:color w:val="000000"/>
                     </w:rPr>
                     <w:t xml:space="preserve">—</w:t>
@@ -7291,6 +10535,60 @@
                     <w:left w:val="none" w:sz="0" w:space="0" w:color="000000"/>
                     <w:right w:val="none" w:sz="0" w:space="0" w:color="000000"/>
                   </w:tcBorders>
+                  <w:shd w:val="clear" w:color="auto" w:fill="CDE4F7"/>
+                  <w:tcMar>
+                    <w:top w:w="0" w:type="dxa"/>
+                    <w:bottom w:w="0" w:type="dxa"/>
+                    <w:left w:w="0" w:type="dxa"/>
+                    <w:right w:w="0" w:type="dxa"/>
+                  </w:tcMar>
+                  <w:vAlign w:val="center"/>
+                </w:tcPr>
+                <w:p>
+                  <w:pPr>
+                    <w:jc w:val="right"/>
+                    <w:pBdr>
+                      <w:bottom w:val="none" w:sz="0" w:space="0" w:color="000000"/>
+                      <w:top w:val="none" w:sz="0" w:space="0" w:color="000000"/>
+                      <w:left w:val="none" w:sz="0" w:space="0" w:color="000000"/>
+                      <w:right w:val="none" w:sz="0" w:space="0" w:color="000000"/>
+                    </w:pBdr>
+                    <w:spacing w:after="100" w:before="100" w:line="240"/>
+                    <w:ind w:left="100" w:right="100" w:firstLine="0" w:firstLineChars="0"/>
+                    <w:rPr>
+                      <w:rFonts w:ascii="Arial" w:hAnsi="Arial" w:eastAsia="Arial" w:cs="Arial"/>
+                      <w:i w:val="false"/>
+                      <w:b w:val="false"/>
+                      <w:u w:val="none"/>
+                      <w:strike w:val="false"/>
+                      <w:sz w:val="18"/>
+                      <w:szCs w:val="18"/>
+                      <w:color w:val="000000"/>
+                    </w:rPr>
+                  </w:pPr>
+                  <w:r xmlns:w="http://schemas.openxmlformats.org/wordprocessingml/2006/main" xmlns:wp="http://schemas.openxmlformats.org/drawingml/2006/wordprocessingDrawing" xmlns:r="http://schemas.openxmlformats.org/officeDocument/2006/relationships" xmlns:w14="http://schemas.microsoft.com/office/word/2010/wordml">
+                    <w:rPr>
+                      <w:rFonts w:ascii="Arial" w:hAnsi="Arial" w:eastAsia="Arial" w:cs="Arial"/>
+                      <w:i w:val="false"/>
+                      <w:b w:val="false"/>
+                      <w:u w:val="none"/>
+                      <w:strike w:val="false"/>
+                      <w:sz w:val="18"/>
+                      <w:szCs w:val="18"/>
+                      <w:color w:val="000000"/>
+                    </w:rPr>
+                    <w:t xml:space="preserve">1.4</w:t>
+                  </w:r>
+                </w:p>
+              </w:tc>
+              <w:tc>
+                <w:tcPr>
+                  <w:tcBorders>
+                    <w:bottom w:val="none" w:sz="0" w:space="0" w:color="000000"/>
+                    <w:top w:val="none" w:sz="0" w:space="0" w:color="000000"/>
+                    <w:left w:val="none" w:sz="0" w:space="0" w:color="000000"/>
+                    <w:right w:val="none" w:sz="0" w:space="0" w:color="000000"/>
+                  </w:tcBorders>
                   <w:shd w:val="clear" w:color="auto" w:fill="D6EFD6"/>
                   <w:tcMar>
                     <w:top w:w="0" w:type="dxa"/>
@@ -7317,35 +10615,35 @@
                       <w:b w:val="false"/>
                       <w:u w:val="none"/>
                       <w:strike w:val="false"/>
-                      <w:sz w:val="22"/>
-                      <w:szCs w:val="22"/>
-                      <w:color w:val="000000"/>
-                    </w:rPr>
-                  </w:pPr>
-                  <w:r xmlns:w="http://schemas.openxmlformats.org/wordprocessingml/2006/main" xmlns:wp="http://schemas.openxmlformats.org/drawingml/2006/wordprocessingDrawing" xmlns:r="http://schemas.openxmlformats.org/officeDocument/2006/relationships" xmlns:w14="http://schemas.microsoft.com/office/word/2010/wordml">
-                    <w:rPr>
-                      <w:rFonts w:ascii="Arial" w:hAnsi="Arial" w:eastAsia="Arial" w:cs="Arial"/>
-                      <w:i w:val="false"/>
-                      <w:b w:val="false"/>
-                      <w:u w:val="none"/>
-                      <w:strike w:val="false"/>
-                      <w:sz w:val="22"/>
-                      <w:szCs w:val="22"/>
-                      <w:color w:val="000000"/>
-                    </w:rPr>
-                    <w:t xml:space="preserve">5.4</w:t>
-                  </w:r>
-                </w:p>
-              </w:tc>
-              <w:tc>
-                <w:tcPr>
-                  <w:tcBorders>
-                    <w:bottom w:val="none" w:sz="0" w:space="0" w:color="000000"/>
-                    <w:top w:val="none" w:sz="0" w:space="0" w:color="000000"/>
-                    <w:left w:val="none" w:sz="0" w:space="0" w:color="000000"/>
-                    <w:right w:val="none" w:sz="0" w:space="0" w:color="000000"/>
-                  </w:tcBorders>
-                  <w:shd w:val="clear" w:color="auto" w:fill="FBE0D0"/>
+                      <w:sz w:val="18"/>
+                      <w:szCs w:val="18"/>
+                      <w:color w:val="000000"/>
+                    </w:rPr>
+                  </w:pPr>
+                  <w:r xmlns:w="http://schemas.openxmlformats.org/wordprocessingml/2006/main" xmlns:wp="http://schemas.openxmlformats.org/drawingml/2006/wordprocessingDrawing" xmlns:r="http://schemas.openxmlformats.org/officeDocument/2006/relationships" xmlns:w14="http://schemas.microsoft.com/office/word/2010/wordml">
+                    <w:rPr>
+                      <w:rFonts w:ascii="Arial" w:hAnsi="Arial" w:eastAsia="Arial" w:cs="Arial"/>
+                      <w:i w:val="false"/>
+                      <w:b w:val="false"/>
+                      <w:u w:val="none"/>
+                      <w:strike w:val="false"/>
+                      <w:sz w:val="18"/>
+                      <w:szCs w:val="18"/>
+                      <w:color w:val="000000"/>
+                    </w:rPr>
+                    <w:t xml:space="preserve">0.5</w:t>
+                  </w:r>
+                </w:p>
+              </w:tc>
+              <w:tc>
+                <w:tcPr>
+                  <w:tcBorders>
+                    <w:bottom w:val="none" w:sz="0" w:space="0" w:color="000000"/>
+                    <w:top w:val="none" w:sz="0" w:space="0" w:color="000000"/>
+                    <w:left w:val="none" w:sz="0" w:space="0" w:color="000000"/>
+                    <w:right w:val="none" w:sz="0" w:space="0" w:color="000000"/>
+                  </w:tcBorders>
+                  <w:shd w:val="clear" w:color="auto" w:fill="FFFFFF"/>
                   <w:tcMar>
                     <w:top w:w="0" w:type="dxa"/>
                     <w:bottom w:w="0" w:type="dxa"/>
@@ -7371,33 +10669,34 @@
                       <w:b w:val="false"/>
                       <w:u w:val="none"/>
                       <w:strike w:val="false"/>
-                      <w:sz w:val="22"/>
-                      <w:szCs w:val="22"/>
-                      <w:color w:val="000000"/>
-                    </w:rPr>
-                  </w:pPr>
-                  <w:r xmlns:w="http://schemas.openxmlformats.org/wordprocessingml/2006/main" xmlns:wp="http://schemas.openxmlformats.org/drawingml/2006/wordprocessingDrawing" xmlns:r="http://schemas.openxmlformats.org/officeDocument/2006/relationships" xmlns:w14="http://schemas.microsoft.com/office/word/2010/wordml">
-                    <w:rPr>
-                      <w:rFonts w:ascii="Arial" w:hAnsi="Arial" w:eastAsia="Arial" w:cs="Arial"/>
-                      <w:i w:val="false"/>
-                      <w:b w:val="false"/>
-                      <w:u w:val="none"/>
-                      <w:strike w:val="false"/>
-                      <w:sz w:val="22"/>
-                      <w:szCs w:val="22"/>
-                      <w:color w:val="000000"/>
-                    </w:rPr>
-                    <w:t xml:space="preserve">1.7</w:t>
+                      <w:sz w:val="18"/>
+                      <w:szCs w:val="18"/>
+                      <w:color w:val="000000"/>
+                    </w:rPr>
+                  </w:pPr>
+                  <w:r xmlns:w="http://schemas.openxmlformats.org/wordprocessingml/2006/main" xmlns:wp="http://schemas.openxmlformats.org/drawingml/2006/wordprocessingDrawing" xmlns:r="http://schemas.openxmlformats.org/officeDocument/2006/relationships" xmlns:w14="http://schemas.microsoft.com/office/word/2010/wordml">
+                    <w:rPr>
+                      <w:rFonts w:ascii="Arial" w:hAnsi="Arial" w:eastAsia="Arial" w:cs="Arial"/>
+                      <w:i w:val="false"/>
+                      <w:b w:val="false"/>
+                      <w:u w:val="none"/>
+                      <w:strike w:val="false"/>
+                      <w:sz w:val="18"/>
+                      <w:szCs w:val="18"/>
+                      <w:color w:val="000000"/>
+                    </w:rPr>
+                    <w:t xml:space="preserve">—</w:t>
                   </w:r>
                 </w:p>
               </w:tc>
             </w:tr>
             <w:tr>
               <w:trPr>
-                <w:trHeight w:val="608" w:hRule="auto"/>
+                <w:trHeight w:val="416" w:hRule="auto"/>
               </w:trPr>
               <w:tc>
                 <w:tcPr>
+                  <w:gridSpan w:val="8"/>
                   <w:tcBorders>
                     <w:bottom w:val="none" w:sz="0" w:space="0" w:color="000000"/>
                     <w:top w:val="none" w:sz="0" w:space="0" w:color="000000"/>
@@ -7427,249 +10726,33 @@
                     <w:rPr>
                       <w:rFonts w:ascii="Arial" w:hAnsi="Arial" w:eastAsia="Arial" w:cs="Arial"/>
                       <w:i w:val="false"/>
-                      <w:b w:val="false"/>
-                      <w:u w:val="none"/>
-                      <w:strike w:val="false"/>
-                      <w:sz w:val="22"/>
-                      <w:szCs w:val="22"/>
-                      <w:color w:val="000000"/>
-                    </w:rPr>
-                  </w:pPr>
-                  <w:r xmlns:w="http://schemas.openxmlformats.org/wordprocessingml/2006/main" xmlns:wp="http://schemas.openxmlformats.org/drawingml/2006/wordprocessingDrawing" xmlns:r="http://schemas.openxmlformats.org/officeDocument/2006/relationships" xmlns:w14="http://schemas.microsoft.com/office/word/2010/wordml">
-                    <w:rPr>
-                      <w:rFonts w:ascii="Arial" w:hAnsi="Arial" w:eastAsia="Arial" w:cs="Arial"/>
-                      <w:i w:val="false"/>
-                      <w:b w:val="false"/>
-                      <w:u w:val="none"/>
-                      <w:strike w:val="false"/>
-                      <w:sz w:val="22"/>
-                      <w:szCs w:val="22"/>
-                      <w:color w:val="000000"/>
-                    </w:rPr>
-                    <w:t xml:space="preserve">8531</w:t>
-                  </w:r>
-                </w:p>
-              </w:tc>
-              <w:tc>
-                <w:tcPr>
-                  <w:tcBorders>
-                    <w:bottom w:val="none" w:sz="0" w:space="0" w:color="000000"/>
-                    <w:top w:val="none" w:sz="0" w:space="0" w:color="000000"/>
-                    <w:left w:val="none" w:sz="0" w:space="0" w:color="000000"/>
-                    <w:right w:val="none" w:sz="0" w:space="0" w:color="000000"/>
-                  </w:tcBorders>
-                  <w:shd w:val="clear" w:color="auto" w:fill="FFFFFF"/>
-                  <w:tcMar>
-                    <w:top w:w="0" w:type="dxa"/>
-                    <w:bottom w:w="0" w:type="dxa"/>
-                    <w:left w:w="0" w:type="dxa"/>
-                    <w:right w:w="0" w:type="dxa"/>
-                  </w:tcMar>
-                  <w:vAlign w:val="center"/>
-                </w:tcPr>
-                <w:p>
-                  <w:pPr>
-                    <w:jc w:val="left"/>
-                    <w:pBdr>
-                      <w:bottom w:val="none" w:sz="0" w:space="0" w:color="000000"/>
-                      <w:top w:val="none" w:sz="0" w:space="0" w:color="000000"/>
-                      <w:left w:val="none" w:sz="0" w:space="0" w:color="000000"/>
-                      <w:right w:val="none" w:sz="0" w:space="0" w:color="000000"/>
-                    </w:pBdr>
-                    <w:spacing w:after="100" w:before="100" w:line="240"/>
-                    <w:ind w:left="100" w:right="100" w:firstLine="0" w:firstLineChars="0"/>
-                    <w:rPr>
-                      <w:rFonts w:ascii="Arial" w:hAnsi="Arial" w:eastAsia="Arial" w:cs="Arial"/>
-                      <w:i w:val="false"/>
-                      <w:b w:val="false"/>
-                      <w:u w:val="none"/>
-                      <w:strike w:val="false"/>
-                      <w:sz w:val="22"/>
-                      <w:szCs w:val="22"/>
-                      <w:color w:val="000000"/>
-                    </w:rPr>
-                  </w:pPr>
-                  <w:r xmlns:w="http://schemas.openxmlformats.org/wordprocessingml/2006/main" xmlns:wp="http://schemas.openxmlformats.org/drawingml/2006/wordprocessingDrawing" xmlns:r="http://schemas.openxmlformats.org/officeDocument/2006/relationships" xmlns:w14="http://schemas.microsoft.com/office/word/2010/wordml">
-                    <w:rPr>
-                      <w:rFonts w:ascii="Arial" w:hAnsi="Arial" w:eastAsia="Arial" w:cs="Arial"/>
-                      <w:i w:val="false"/>
-                      <w:b w:val="false"/>
-                      <w:u w:val="none"/>
-                      <w:strike w:val="false"/>
-                      <w:sz w:val="22"/>
-                      <w:szCs w:val="22"/>
-                      <w:color w:val="000000"/>
-                    </w:rPr>
-                    <w:t xml:space="preserve">Señalización</w:t>
-                  </w:r>
-                </w:p>
-              </w:tc>
-              <w:tc>
-                <w:tcPr>
-                  <w:tcBorders>
-                    <w:bottom w:val="none" w:sz="0" w:space="0" w:color="000000"/>
-                    <w:top w:val="none" w:sz="0" w:space="0" w:color="000000"/>
-                    <w:left w:val="none" w:sz="0" w:space="0" w:color="000000"/>
-                    <w:right w:val="none" w:sz="0" w:space="0" w:color="000000"/>
-                  </w:tcBorders>
-                  <w:shd w:val="clear" w:color="auto" w:fill="FFFFFF"/>
-                  <w:tcMar>
-                    <w:top w:w="0" w:type="dxa"/>
-                    <w:bottom w:w="0" w:type="dxa"/>
-                    <w:left w:w="0" w:type="dxa"/>
-                    <w:right w:w="0" w:type="dxa"/>
-                  </w:tcMar>
-                  <w:vAlign w:val="center"/>
-                </w:tcPr>
-                <w:p>
-                  <w:pPr>
-                    <w:jc w:val="right"/>
-                    <w:pBdr>
-                      <w:bottom w:val="none" w:sz="0" w:space="0" w:color="000000"/>
-                      <w:top w:val="none" w:sz="0" w:space="0" w:color="000000"/>
-                      <w:left w:val="none" w:sz="0" w:space="0" w:color="000000"/>
-                      <w:right w:val="none" w:sz="0" w:space="0" w:color="000000"/>
-                    </w:pBdr>
-                    <w:spacing w:after="100" w:before="100" w:line="240"/>
-                    <w:ind w:left="100" w:right="100" w:firstLine="0" w:firstLineChars="0"/>
-                    <w:rPr>
-                      <w:rFonts w:ascii="Arial" w:hAnsi="Arial" w:eastAsia="Arial" w:cs="Arial"/>
-                      <w:i w:val="false"/>
-                      <w:b w:val="false"/>
-                      <w:u w:val="none"/>
-                      <w:strike w:val="false"/>
-                      <w:sz w:val="22"/>
-                      <w:szCs w:val="22"/>
-                      <w:color w:val="000000"/>
-                    </w:rPr>
-                  </w:pPr>
-                  <w:r xmlns:w="http://schemas.openxmlformats.org/wordprocessingml/2006/main" xmlns:wp="http://schemas.openxmlformats.org/drawingml/2006/wordprocessingDrawing" xmlns:r="http://schemas.openxmlformats.org/officeDocument/2006/relationships" xmlns:w14="http://schemas.microsoft.com/office/word/2010/wordml">
-                    <w:rPr>
-                      <w:rFonts w:ascii="Arial" w:hAnsi="Arial" w:eastAsia="Arial" w:cs="Arial"/>
-                      <w:i w:val="false"/>
-                      <w:b w:val="false"/>
-                      <w:u w:val="none"/>
-                      <w:strike w:val="false"/>
-                      <w:sz w:val="22"/>
-                      <w:szCs w:val="22"/>
-                      <w:color w:val="000000"/>
-                    </w:rPr>
-                    <w:t xml:space="preserve">—</w:t>
-                  </w:r>
-                </w:p>
-              </w:tc>
-              <w:tc>
-                <w:tcPr>
-                  <w:tcBorders>
-                    <w:bottom w:val="none" w:sz="0" w:space="0" w:color="000000"/>
-                    <w:top w:val="none" w:sz="0" w:space="0" w:color="000000"/>
-                    <w:left w:val="none" w:sz="0" w:space="0" w:color="000000"/>
-                    <w:right w:val="none" w:sz="0" w:space="0" w:color="000000"/>
-                  </w:tcBorders>
-                  <w:shd w:val="clear" w:color="auto" w:fill="D6EFD6"/>
-                  <w:tcMar>
-                    <w:top w:w="0" w:type="dxa"/>
-                    <w:bottom w:w="0" w:type="dxa"/>
-                    <w:left w:w="0" w:type="dxa"/>
-                    <w:right w:w="0" w:type="dxa"/>
-                  </w:tcMar>
-                  <w:vAlign w:val="center"/>
-                </w:tcPr>
-                <w:p>
-                  <w:pPr>
-                    <w:jc w:val="right"/>
-                    <w:pBdr>
-                      <w:bottom w:val="none" w:sz="0" w:space="0" w:color="000000"/>
-                      <w:top w:val="none" w:sz="0" w:space="0" w:color="000000"/>
-                      <w:left w:val="none" w:sz="0" w:space="0" w:color="000000"/>
-                      <w:right w:val="none" w:sz="0" w:space="0" w:color="000000"/>
-                    </w:pBdr>
-                    <w:spacing w:after="100" w:before="100" w:line="240"/>
-                    <w:ind w:left="100" w:right="100" w:firstLine="0" w:firstLineChars="0"/>
-                    <w:rPr>
-                      <w:rFonts w:ascii="Arial" w:hAnsi="Arial" w:eastAsia="Arial" w:cs="Arial"/>
-                      <w:i w:val="false"/>
-                      <w:b w:val="false"/>
-                      <w:u w:val="none"/>
-                      <w:strike w:val="false"/>
-                      <w:sz w:val="22"/>
-                      <w:szCs w:val="22"/>
-                      <w:color w:val="000000"/>
-                    </w:rPr>
-                  </w:pPr>
-                  <w:r xmlns:w="http://schemas.openxmlformats.org/wordprocessingml/2006/main" xmlns:wp="http://schemas.openxmlformats.org/drawingml/2006/wordprocessingDrawing" xmlns:r="http://schemas.openxmlformats.org/officeDocument/2006/relationships" xmlns:w14="http://schemas.microsoft.com/office/word/2010/wordml">
-                    <w:rPr>
-                      <w:rFonts w:ascii="Arial" w:hAnsi="Arial" w:eastAsia="Arial" w:cs="Arial"/>
-                      <w:i w:val="false"/>
-                      <w:b w:val="false"/>
-                      <w:u w:val="none"/>
-                      <w:strike w:val="false"/>
-                      <w:sz w:val="22"/>
-                      <w:szCs w:val="22"/>
-                      <w:color w:val="000000"/>
-                    </w:rPr>
-                    <w:t xml:space="preserve">1.4</w:t>
-                  </w:r>
-                </w:p>
-              </w:tc>
-              <w:tc>
-                <w:tcPr>
-                  <w:tcBorders>
-                    <w:bottom w:val="none" w:sz="0" w:space="0" w:color="000000"/>
-                    <w:top w:val="none" w:sz="0" w:space="0" w:color="000000"/>
-                    <w:left w:val="none" w:sz="0" w:space="0" w:color="000000"/>
-                    <w:right w:val="none" w:sz="0" w:space="0" w:color="000000"/>
-                  </w:tcBorders>
-                  <w:shd w:val="clear" w:color="auto" w:fill="FBE0D0"/>
-                  <w:tcMar>
-                    <w:top w:w="0" w:type="dxa"/>
-                    <w:bottom w:w="0" w:type="dxa"/>
-                    <w:left w:w="0" w:type="dxa"/>
-                    <w:right w:w="0" w:type="dxa"/>
-                  </w:tcMar>
-                  <w:vAlign w:val="center"/>
-                </w:tcPr>
-                <w:p>
-                  <w:pPr>
-                    <w:jc w:val="right"/>
-                    <w:pBdr>
-                      <w:bottom w:val="none" w:sz="0" w:space="0" w:color="000000"/>
-                      <w:top w:val="none" w:sz="0" w:space="0" w:color="000000"/>
-                      <w:left w:val="none" w:sz="0" w:space="0" w:color="000000"/>
-                      <w:right w:val="none" w:sz="0" w:space="0" w:color="000000"/>
-                    </w:pBdr>
-                    <w:spacing w:after="100" w:before="100" w:line="240"/>
-                    <w:ind w:left="100" w:right="100" w:firstLine="0" w:firstLineChars="0"/>
-                    <w:rPr>
-                      <w:rFonts w:ascii="Arial" w:hAnsi="Arial" w:eastAsia="Arial" w:cs="Arial"/>
-                      <w:i w:val="false"/>
-                      <w:b w:val="false"/>
-                      <w:u w:val="none"/>
-                      <w:strike w:val="false"/>
-                      <w:sz w:val="22"/>
-                      <w:szCs w:val="22"/>
-                      <w:color w:val="000000"/>
-                    </w:rPr>
-                  </w:pPr>
-                  <w:r xmlns:w="http://schemas.openxmlformats.org/wordprocessingml/2006/main" xmlns:wp="http://schemas.openxmlformats.org/drawingml/2006/wordprocessingDrawing" xmlns:r="http://schemas.openxmlformats.org/officeDocument/2006/relationships" xmlns:w14="http://schemas.microsoft.com/office/word/2010/wordml">
-                    <w:rPr>
-                      <w:rFonts w:ascii="Arial" w:hAnsi="Arial" w:eastAsia="Arial" w:cs="Arial"/>
-                      <w:i w:val="false"/>
-                      <w:b w:val="false"/>
-                      <w:u w:val="none"/>
-                      <w:strike w:val="false"/>
-                      <w:sz w:val="22"/>
-                      <w:szCs w:val="22"/>
-                      <w:color w:val="000000"/>
-                    </w:rPr>
-                    <w:t xml:space="preserve">0.5</w:t>
+                      <w:b w:val="true"/>
+                      <w:u w:val="none"/>
+                      <w:strike w:val="false"/>
+                      <w:sz w:val="18"/>
+                      <w:szCs w:val="18"/>
+                      <w:color w:val="000000"/>
+                    </w:rPr>
+                  </w:pPr>
+                  <w:r xmlns:w="http://schemas.openxmlformats.org/wordprocessingml/2006/main" xmlns:wp="http://schemas.openxmlformats.org/drawingml/2006/wordprocessingDrawing" xmlns:r="http://schemas.openxmlformats.org/officeDocument/2006/relationships" xmlns:w14="http://schemas.microsoft.com/office/word/2010/wordml">
+                    <w:rPr>
+                      <w:rFonts w:ascii="Arial" w:hAnsi="Arial" w:eastAsia="Arial" w:cs="Arial"/>
+                      <w:i w:val="false"/>
+                      <w:b w:val="true"/>
+                      <w:u w:val="none"/>
+                      <w:strike w:val="false"/>
+                      <w:sz w:val="18"/>
+                      <w:szCs w:val="18"/>
+                      <w:color w:val="000000"/>
+                    </w:rPr>
+                    <w:t xml:space="preserve">87 - Vehículos</w:t>
                   </w:r>
                 </w:p>
               </w:tc>
             </w:tr>
             <w:tr>
               <w:trPr>
-                <w:trHeight w:val="608" w:hRule="auto"/>
+                <w:trHeight w:val="416" w:hRule="auto"/>
               </w:trPr>
               <w:tc>
                 <w:tcPr>
@@ -7705,23 +10788,23 @@
                       <w:b w:val="false"/>
                       <w:u w:val="none"/>
                       <w:strike w:val="false"/>
-                      <w:sz w:val="22"/>
-                      <w:szCs w:val="22"/>
-                      <w:color w:val="000000"/>
-                    </w:rPr>
-                  </w:pPr>
-                  <w:r xmlns:w="http://schemas.openxmlformats.org/wordprocessingml/2006/main" xmlns:wp="http://schemas.openxmlformats.org/drawingml/2006/wordprocessingDrawing" xmlns:r="http://schemas.openxmlformats.org/officeDocument/2006/relationships" xmlns:w14="http://schemas.microsoft.com/office/word/2010/wordml">
-                    <w:rPr>
-                      <w:rFonts w:ascii="Arial" w:hAnsi="Arial" w:eastAsia="Arial" w:cs="Arial"/>
-                      <w:i w:val="false"/>
-                      <w:b w:val="false"/>
-                      <w:u w:val="none"/>
-                      <w:strike w:val="false"/>
-                      <w:sz w:val="22"/>
-                      <w:szCs w:val="22"/>
-                      <w:color w:val="000000"/>
-                    </w:rPr>
-                    <w:t xml:space="preserve">8541</w:t>
+                      <w:sz w:val="18"/>
+                      <w:szCs w:val="18"/>
+                      <w:color w:val="000000"/>
+                    </w:rPr>
+                  </w:pPr>
+                  <w:r xmlns:w="http://schemas.openxmlformats.org/wordprocessingml/2006/main" xmlns:wp="http://schemas.openxmlformats.org/drawingml/2006/wordprocessingDrawing" xmlns:r="http://schemas.openxmlformats.org/officeDocument/2006/relationships" xmlns:w14="http://schemas.microsoft.com/office/word/2010/wordml">
+                    <w:rPr>
+                      <w:rFonts w:ascii="Arial" w:hAnsi="Arial" w:eastAsia="Arial" w:cs="Arial"/>
+                      <w:i w:val="false"/>
+                      <w:b w:val="false"/>
+                      <w:u w:val="none"/>
+                      <w:strike w:val="false"/>
+                      <w:sz w:val="18"/>
+                      <w:szCs w:val="18"/>
+                      <w:color w:val="000000"/>
+                    </w:rPr>
+                    <w:t xml:space="preserve">8708</w:t>
                   </w:r>
                 </w:p>
               </w:tc>
@@ -7759,35 +10842,35 @@
                       <w:b w:val="false"/>
                       <w:u w:val="none"/>
                       <w:strike w:val="false"/>
-                      <w:sz w:val="22"/>
-                      <w:szCs w:val="22"/>
-                      <w:color w:val="000000"/>
-                    </w:rPr>
-                  </w:pPr>
-                  <w:r xmlns:w="http://schemas.openxmlformats.org/wordprocessingml/2006/main" xmlns:wp="http://schemas.openxmlformats.org/drawingml/2006/wordprocessingDrawing" xmlns:r="http://schemas.openxmlformats.org/officeDocument/2006/relationships" xmlns:w14="http://schemas.microsoft.com/office/word/2010/wordml">
-                    <w:rPr>
-                      <w:rFonts w:ascii="Arial" w:hAnsi="Arial" w:eastAsia="Arial" w:cs="Arial"/>
-                      <w:i w:val="false"/>
-                      <w:b w:val="false"/>
-                      <w:u w:val="none"/>
-                      <w:strike w:val="false"/>
-                      <w:sz w:val="22"/>
-                      <w:szCs w:val="22"/>
-                      <w:color w:val="000000"/>
-                    </w:rPr>
-                    <w:t xml:space="preserve">Semiconductores</w:t>
-                  </w:r>
-                </w:p>
-              </w:tc>
-              <w:tc>
-                <w:tcPr>
-                  <w:tcBorders>
-                    <w:bottom w:val="none" w:sz="0" w:space="0" w:color="000000"/>
-                    <w:top w:val="none" w:sz="0" w:space="0" w:color="000000"/>
-                    <w:left w:val="none" w:sz="0" w:space="0" w:color="000000"/>
-                    <w:right w:val="none" w:sz="0" w:space="0" w:color="000000"/>
-                  </w:tcBorders>
-                  <w:shd w:val="clear" w:color="auto" w:fill="FFFFFF"/>
+                      <w:sz w:val="18"/>
+                      <w:szCs w:val="18"/>
+                      <w:color w:val="000000"/>
+                    </w:rPr>
+                  </w:pPr>
+                  <w:r xmlns:w="http://schemas.openxmlformats.org/wordprocessingml/2006/main" xmlns:wp="http://schemas.openxmlformats.org/drawingml/2006/wordprocessingDrawing" xmlns:r="http://schemas.openxmlformats.org/officeDocument/2006/relationships" xmlns:w14="http://schemas.microsoft.com/office/word/2010/wordml">
+                    <w:rPr>
+                      <w:rFonts w:ascii="Arial" w:hAnsi="Arial" w:eastAsia="Arial" w:cs="Arial"/>
+                      <w:i w:val="false"/>
+                      <w:b w:val="false"/>
+                      <w:u w:val="none"/>
+                      <w:strike w:val="false"/>
+                      <w:sz w:val="18"/>
+                      <w:szCs w:val="18"/>
+                      <w:color w:val="000000"/>
+                    </w:rPr>
+                    <w:t xml:space="preserve">Autopartes</w:t>
+                  </w:r>
+                </w:p>
+              </w:tc>
+              <w:tc>
+                <w:tcPr>
+                  <w:tcBorders>
+                    <w:bottom w:val="none" w:sz="0" w:space="0" w:color="000000"/>
+                    <w:top w:val="none" w:sz="0" w:space="0" w:color="000000"/>
+                    <w:left w:val="none" w:sz="0" w:space="0" w:color="000000"/>
+                    <w:right w:val="none" w:sz="0" w:space="0" w:color="000000"/>
+                  </w:tcBorders>
+                  <w:shd w:val="clear" w:color="auto" w:fill="CDE4F7"/>
                   <w:tcMar>
                     <w:top w:w="0" w:type="dxa"/>
                     <w:bottom w:w="0" w:type="dxa"/>
@@ -7813,23 +10896,23 @@
                       <w:b w:val="false"/>
                       <w:u w:val="none"/>
                       <w:strike w:val="false"/>
-                      <w:sz w:val="22"/>
-                      <w:szCs w:val="22"/>
-                      <w:color w:val="000000"/>
-                    </w:rPr>
-                  </w:pPr>
-                  <w:r xmlns:w="http://schemas.openxmlformats.org/wordprocessingml/2006/main" xmlns:wp="http://schemas.openxmlformats.org/drawingml/2006/wordprocessingDrawing" xmlns:r="http://schemas.openxmlformats.org/officeDocument/2006/relationships" xmlns:w14="http://schemas.microsoft.com/office/word/2010/wordml">
-                    <w:rPr>
-                      <w:rFonts w:ascii="Arial" w:hAnsi="Arial" w:eastAsia="Arial" w:cs="Arial"/>
-                      <w:i w:val="false"/>
-                      <w:b w:val="false"/>
-                      <w:u w:val="none"/>
-                      <w:strike w:val="false"/>
-                      <w:sz w:val="22"/>
-                      <w:szCs w:val="22"/>
-                      <w:color w:val="000000"/>
-                    </w:rPr>
-                    <w:t xml:space="preserve">—</w:t>
+                      <w:sz w:val="18"/>
+                      <w:szCs w:val="18"/>
+                      <w:color w:val="000000"/>
+                    </w:rPr>
+                  </w:pPr>
+                  <w:r xmlns:w="http://schemas.openxmlformats.org/wordprocessingml/2006/main" xmlns:wp="http://schemas.openxmlformats.org/drawingml/2006/wordprocessingDrawing" xmlns:r="http://schemas.openxmlformats.org/officeDocument/2006/relationships" xmlns:w14="http://schemas.microsoft.com/office/word/2010/wordml">
+                    <w:rPr>
+                      <w:rFonts w:ascii="Arial" w:hAnsi="Arial" w:eastAsia="Arial" w:cs="Arial"/>
+                      <w:i w:val="false"/>
+                      <w:b w:val="false"/>
+                      <w:u w:val="none"/>
+                      <w:strike w:val="false"/>
+                      <w:sz w:val="18"/>
+                      <w:szCs w:val="18"/>
+                      <w:color w:val="000000"/>
+                    </w:rPr>
+                    <w:t xml:space="preserve">23.6</w:t>
                   </w:r>
                 </w:p>
               </w:tc>
@@ -7867,23 +10950,23 @@
                       <w:b w:val="false"/>
                       <w:u w:val="none"/>
                       <w:strike w:val="false"/>
-                      <w:sz w:val="22"/>
-                      <w:szCs w:val="22"/>
-                      <w:color w:val="000000"/>
-                    </w:rPr>
-                  </w:pPr>
-                  <w:r xmlns:w="http://schemas.openxmlformats.org/wordprocessingml/2006/main" xmlns:wp="http://schemas.openxmlformats.org/drawingml/2006/wordprocessingDrawing" xmlns:r="http://schemas.openxmlformats.org/officeDocument/2006/relationships" xmlns:w14="http://schemas.microsoft.com/office/word/2010/wordml">
-                    <w:rPr>
-                      <w:rFonts w:ascii="Arial" w:hAnsi="Arial" w:eastAsia="Arial" w:cs="Arial"/>
-                      <w:i w:val="false"/>
-                      <w:b w:val="false"/>
-                      <w:u w:val="none"/>
-                      <w:strike w:val="false"/>
-                      <w:sz w:val="22"/>
-                      <w:szCs w:val="22"/>
-                      <w:color w:val="000000"/>
-                    </w:rPr>
-                    <w:t xml:space="preserve">6.5</w:t>
+                      <w:sz w:val="18"/>
+                      <w:szCs w:val="18"/>
+                      <w:color w:val="000000"/>
+                    </w:rPr>
+                  </w:pPr>
+                  <w:r xmlns:w="http://schemas.openxmlformats.org/wordprocessingml/2006/main" xmlns:wp="http://schemas.openxmlformats.org/drawingml/2006/wordprocessingDrawing" xmlns:r="http://schemas.openxmlformats.org/officeDocument/2006/relationships" xmlns:w14="http://schemas.microsoft.com/office/word/2010/wordml">
+                    <w:rPr>
+                      <w:rFonts w:ascii="Arial" w:hAnsi="Arial" w:eastAsia="Arial" w:cs="Arial"/>
+                      <w:i w:val="false"/>
+                      <w:b w:val="false"/>
+                      <w:u w:val="none"/>
+                      <w:strike w:val="false"/>
+                      <w:sz w:val="18"/>
+                      <w:szCs w:val="18"/>
+                      <w:color w:val="000000"/>
+                    </w:rPr>
+                    <w:t xml:space="preserve">0.4</w:t>
                   </w:r>
                 </w:p>
               </w:tc>
@@ -7921,33 +11004,196 @@
                       <w:b w:val="false"/>
                       <w:u w:val="none"/>
                       <w:strike w:val="false"/>
-                      <w:sz w:val="22"/>
-                      <w:szCs w:val="22"/>
-                      <w:color w:val="000000"/>
-                    </w:rPr>
-                  </w:pPr>
-                  <w:r xmlns:w="http://schemas.openxmlformats.org/wordprocessingml/2006/main" xmlns:wp="http://schemas.openxmlformats.org/drawingml/2006/wordprocessingDrawing" xmlns:r="http://schemas.openxmlformats.org/officeDocument/2006/relationships" xmlns:w14="http://schemas.microsoft.com/office/word/2010/wordml">
-                    <w:rPr>
-                      <w:rFonts w:ascii="Arial" w:hAnsi="Arial" w:eastAsia="Arial" w:cs="Arial"/>
-                      <w:i w:val="false"/>
-                      <w:b w:val="false"/>
-                      <w:u w:val="none"/>
-                      <w:strike w:val="false"/>
-                      <w:sz w:val="22"/>
-                      <w:szCs w:val="22"/>
-                      <w:color w:val="000000"/>
-                    </w:rPr>
-                    <w:t xml:space="preserve">1.4</w:t>
+                      <w:sz w:val="18"/>
+                      <w:szCs w:val="18"/>
+                      <w:color w:val="000000"/>
+                    </w:rPr>
+                  </w:pPr>
+                  <w:r xmlns:w="http://schemas.openxmlformats.org/wordprocessingml/2006/main" xmlns:wp="http://schemas.openxmlformats.org/drawingml/2006/wordprocessingDrawing" xmlns:r="http://schemas.openxmlformats.org/officeDocument/2006/relationships" xmlns:w14="http://schemas.microsoft.com/office/word/2010/wordml">
+                    <w:rPr>
+                      <w:rFonts w:ascii="Arial" w:hAnsi="Arial" w:eastAsia="Arial" w:cs="Arial"/>
+                      <w:i w:val="false"/>
+                      <w:b w:val="false"/>
+                      <w:u w:val="none"/>
+                      <w:strike w:val="false"/>
+                      <w:sz w:val="18"/>
+                      <w:szCs w:val="18"/>
+                      <w:color w:val="000000"/>
+                    </w:rPr>
+                    <w:t xml:space="preserve">1.3</w:t>
+                  </w:r>
+                </w:p>
+              </w:tc>
+              <w:tc>
+                <w:tcPr>
+                  <w:tcBorders>
+                    <w:bottom w:val="none" w:sz="0" w:space="0" w:color="000000"/>
+                    <w:top w:val="none" w:sz="0" w:space="0" w:color="000000"/>
+                    <w:left w:val="none" w:sz="0" w:space="0" w:color="000000"/>
+                    <w:right w:val="none" w:sz="0" w:space="0" w:color="000000"/>
+                  </w:tcBorders>
+                  <w:shd w:val="clear" w:color="auto" w:fill="CDE4F7"/>
+                  <w:tcMar>
+                    <w:top w:w="0" w:type="dxa"/>
+                    <w:bottom w:w="0" w:type="dxa"/>
+                    <w:left w:w="0" w:type="dxa"/>
+                    <w:right w:w="0" w:type="dxa"/>
+                  </w:tcMar>
+                  <w:vAlign w:val="center"/>
+                </w:tcPr>
+                <w:p>
+                  <w:pPr>
+                    <w:jc w:val="right"/>
+                    <w:pBdr>
+                      <w:bottom w:val="none" w:sz="0" w:space="0" w:color="000000"/>
+                      <w:top w:val="none" w:sz="0" w:space="0" w:color="000000"/>
+                      <w:left w:val="none" w:sz="0" w:space="0" w:color="000000"/>
+                      <w:right w:val="none" w:sz="0" w:space="0" w:color="000000"/>
+                    </w:pBdr>
+                    <w:spacing w:after="100" w:before="100" w:line="240"/>
+                    <w:ind w:left="100" w:right="100" w:firstLine="0" w:firstLineChars="0"/>
+                    <w:rPr>
+                      <w:rFonts w:ascii="Arial" w:hAnsi="Arial" w:eastAsia="Arial" w:cs="Arial"/>
+                      <w:i w:val="false"/>
+                      <w:b w:val="false"/>
+                      <w:u w:val="none"/>
+                      <w:strike w:val="false"/>
+                      <w:sz w:val="18"/>
+                      <w:szCs w:val="18"/>
+                      <w:color w:val="000000"/>
+                    </w:rPr>
+                  </w:pPr>
+                  <w:r xmlns:w="http://schemas.openxmlformats.org/wordprocessingml/2006/main" xmlns:wp="http://schemas.openxmlformats.org/drawingml/2006/wordprocessingDrawing" xmlns:r="http://schemas.openxmlformats.org/officeDocument/2006/relationships" xmlns:w14="http://schemas.microsoft.com/office/word/2010/wordml">
+                    <w:rPr>
+                      <w:rFonts w:ascii="Arial" w:hAnsi="Arial" w:eastAsia="Arial" w:cs="Arial"/>
+                      <w:i w:val="false"/>
+                      <w:b w:val="false"/>
+                      <w:u w:val="none"/>
+                      <w:strike w:val="false"/>
+                      <w:sz w:val="18"/>
+                      <w:szCs w:val="18"/>
+                      <w:color w:val="000000"/>
+                    </w:rPr>
+                    <w:t xml:space="preserve">24.2</w:t>
+                  </w:r>
+                </w:p>
+              </w:tc>
+              <w:tc>
+                <w:tcPr>
+                  <w:tcBorders>
+                    <w:bottom w:val="none" w:sz="0" w:space="0" w:color="000000"/>
+                    <w:top w:val="none" w:sz="0" w:space="0" w:color="000000"/>
+                    <w:left w:val="none" w:sz="0" w:space="0" w:color="000000"/>
+                    <w:right w:val="none" w:sz="0" w:space="0" w:color="000000"/>
+                  </w:tcBorders>
+                  <w:shd w:val="clear" w:color="auto" w:fill="D6EFD6"/>
+                  <w:tcMar>
+                    <w:top w:w="0" w:type="dxa"/>
+                    <w:bottom w:w="0" w:type="dxa"/>
+                    <w:left w:w="0" w:type="dxa"/>
+                    <w:right w:w="0" w:type="dxa"/>
+                  </w:tcMar>
+                  <w:vAlign w:val="center"/>
+                </w:tcPr>
+                <w:p>
+                  <w:pPr>
+                    <w:jc w:val="right"/>
+                    <w:pBdr>
+                      <w:bottom w:val="none" w:sz="0" w:space="0" w:color="000000"/>
+                      <w:top w:val="none" w:sz="0" w:space="0" w:color="000000"/>
+                      <w:left w:val="none" w:sz="0" w:space="0" w:color="000000"/>
+                      <w:right w:val="none" w:sz="0" w:space="0" w:color="000000"/>
+                    </w:pBdr>
+                    <w:spacing w:after="100" w:before="100" w:line="240"/>
+                    <w:ind w:left="100" w:right="100" w:firstLine="0" w:firstLineChars="0"/>
+                    <w:rPr>
+                      <w:rFonts w:ascii="Arial" w:hAnsi="Arial" w:eastAsia="Arial" w:cs="Arial"/>
+                      <w:i w:val="false"/>
+                      <w:b w:val="false"/>
+                      <w:u w:val="none"/>
+                      <w:strike w:val="false"/>
+                      <w:sz w:val="18"/>
+                      <w:szCs w:val="18"/>
+                      <w:color w:val="000000"/>
+                    </w:rPr>
+                  </w:pPr>
+                  <w:r xmlns:w="http://schemas.openxmlformats.org/wordprocessingml/2006/main" xmlns:wp="http://schemas.openxmlformats.org/drawingml/2006/wordprocessingDrawing" xmlns:r="http://schemas.openxmlformats.org/officeDocument/2006/relationships" xmlns:w14="http://schemas.microsoft.com/office/word/2010/wordml">
+                    <w:rPr>
+                      <w:rFonts w:ascii="Arial" w:hAnsi="Arial" w:eastAsia="Arial" w:cs="Arial"/>
+                      <w:i w:val="false"/>
+                      <w:b w:val="false"/>
+                      <w:u w:val="none"/>
+                      <w:strike w:val="false"/>
+                      <w:sz w:val="18"/>
+                      <w:szCs w:val="18"/>
+                      <w:color w:val="000000"/>
+                    </w:rPr>
+                    <w:t xml:space="preserve">0.6</w:t>
+                  </w:r>
+                </w:p>
+              </w:tc>
+              <w:tc>
+                <w:tcPr>
+                  <w:tcBorders>
+                    <w:bottom w:val="none" w:sz="0" w:space="0" w:color="000000"/>
+                    <w:top w:val="none" w:sz="0" w:space="0" w:color="000000"/>
+                    <w:left w:val="none" w:sz="0" w:space="0" w:color="000000"/>
+                    <w:right w:val="none" w:sz="0" w:space="0" w:color="000000"/>
+                  </w:tcBorders>
+                  <w:shd w:val="clear" w:color="auto" w:fill="FBE0D0"/>
+                  <w:tcMar>
+                    <w:top w:w="0" w:type="dxa"/>
+                    <w:bottom w:w="0" w:type="dxa"/>
+                    <w:left w:w="0" w:type="dxa"/>
+                    <w:right w:w="0" w:type="dxa"/>
+                  </w:tcMar>
+                  <w:vAlign w:val="center"/>
+                </w:tcPr>
+                <w:p>
+                  <w:pPr>
+                    <w:jc w:val="right"/>
+                    <w:pBdr>
+                      <w:bottom w:val="none" w:sz="0" w:space="0" w:color="000000"/>
+                      <w:top w:val="none" w:sz="0" w:space="0" w:color="000000"/>
+                      <w:left w:val="none" w:sz="0" w:space="0" w:color="000000"/>
+                      <w:right w:val="none" w:sz="0" w:space="0" w:color="000000"/>
+                    </w:pBdr>
+                    <w:spacing w:after="100" w:before="100" w:line="240"/>
+                    <w:ind w:left="100" w:right="100" w:firstLine="0" w:firstLineChars="0"/>
+                    <w:rPr>
+                      <w:rFonts w:ascii="Arial" w:hAnsi="Arial" w:eastAsia="Arial" w:cs="Arial"/>
+                      <w:i w:val="false"/>
+                      <w:b w:val="false"/>
+                      <w:u w:val="none"/>
+                      <w:strike w:val="false"/>
+                      <w:sz w:val="18"/>
+                      <w:szCs w:val="18"/>
+                      <w:color w:val="000000"/>
+                    </w:rPr>
+                  </w:pPr>
+                  <w:r xmlns:w="http://schemas.openxmlformats.org/wordprocessingml/2006/main" xmlns:wp="http://schemas.openxmlformats.org/drawingml/2006/wordprocessingDrawing" xmlns:r="http://schemas.openxmlformats.org/officeDocument/2006/relationships" xmlns:w14="http://schemas.microsoft.com/office/word/2010/wordml">
+                    <w:rPr>
+                      <w:rFonts w:ascii="Arial" w:hAnsi="Arial" w:eastAsia="Arial" w:cs="Arial"/>
+                      <w:i w:val="false"/>
+                      <w:b w:val="false"/>
+                      <w:u w:val="none"/>
+                      <w:strike w:val="false"/>
+                      <w:sz w:val="18"/>
+                      <w:szCs w:val="18"/>
+                      <w:color w:val="000000"/>
+                    </w:rPr>
+                    <w:t xml:space="preserve">1.1</w:t>
                   </w:r>
                 </w:p>
               </w:tc>
             </w:tr>
             <w:tr>
               <w:trPr>
-                <w:trHeight w:val="608" w:hRule="auto"/>
+                <w:trHeight w:val="416" w:hRule="auto"/>
               </w:trPr>
               <w:tc>
                 <w:tcPr>
+                  <w:gridSpan w:val="8"/>
                   <w:tcBorders>
                     <w:bottom w:val="none" w:sz="0" w:space="0" w:color="000000"/>
                     <w:top w:val="none" w:sz="0" w:space="0" w:color="000000"/>
@@ -7977,255 +11223,38 @@
                     <w:rPr>
                       <w:rFonts w:ascii="Arial" w:hAnsi="Arial" w:eastAsia="Arial" w:cs="Arial"/>
                       <w:i w:val="false"/>
-                      <w:b w:val="false"/>
-                      <w:u w:val="none"/>
-                      <w:strike w:val="false"/>
-                      <w:sz w:val="22"/>
-                      <w:szCs w:val="22"/>
-                      <w:color w:val="000000"/>
-                    </w:rPr>
-                  </w:pPr>
-                  <w:r xmlns:w="http://schemas.openxmlformats.org/wordprocessingml/2006/main" xmlns:wp="http://schemas.openxmlformats.org/drawingml/2006/wordprocessingDrawing" xmlns:r="http://schemas.openxmlformats.org/officeDocument/2006/relationships" xmlns:w14="http://schemas.microsoft.com/office/word/2010/wordml">
-                    <w:rPr>
-                      <w:rFonts w:ascii="Arial" w:hAnsi="Arial" w:eastAsia="Arial" w:cs="Arial"/>
-                      <w:i w:val="false"/>
-                      <w:b w:val="false"/>
-                      <w:u w:val="none"/>
-                      <w:strike w:val="false"/>
-                      <w:sz w:val="22"/>
-                      <w:szCs w:val="22"/>
-                      <w:color w:val="000000"/>
-                    </w:rPr>
-                    <w:t xml:space="preserve">8542</w:t>
-                  </w:r>
-                </w:p>
-              </w:tc>
-              <w:tc>
-                <w:tcPr>
-                  <w:tcBorders>
-                    <w:bottom w:val="none" w:sz="0" w:space="0" w:color="000000"/>
-                    <w:top w:val="none" w:sz="0" w:space="0" w:color="000000"/>
-                    <w:left w:val="none" w:sz="0" w:space="0" w:color="000000"/>
-                    <w:right w:val="none" w:sz="0" w:space="0" w:color="000000"/>
-                  </w:tcBorders>
-                  <w:shd w:val="clear" w:color="auto" w:fill="FFFFFF"/>
-                  <w:tcMar>
-                    <w:top w:w="0" w:type="dxa"/>
-                    <w:bottom w:w="0" w:type="dxa"/>
-                    <w:left w:w="0" w:type="dxa"/>
-                    <w:right w:w="0" w:type="dxa"/>
-                  </w:tcMar>
-                  <w:vAlign w:val="center"/>
-                </w:tcPr>
-                <w:p>
-                  <w:pPr>
-                    <w:jc w:val="left"/>
-                    <w:pBdr>
-                      <w:bottom w:val="none" w:sz="0" w:space="0" w:color="000000"/>
-                      <w:top w:val="none" w:sz="0" w:space="0" w:color="000000"/>
-                      <w:left w:val="none" w:sz="0" w:space="0" w:color="000000"/>
-                      <w:right w:val="none" w:sz="0" w:space="0" w:color="000000"/>
-                    </w:pBdr>
-                    <w:spacing w:after="100" w:before="100" w:line="240"/>
-                    <w:ind w:left="100" w:right="100" w:firstLine="0" w:firstLineChars="0"/>
-                    <w:rPr>
-                      <w:rFonts w:ascii="Arial" w:hAnsi="Arial" w:eastAsia="Arial" w:cs="Arial"/>
-                      <w:i w:val="false"/>
-                      <w:b w:val="false"/>
-                      <w:u w:val="none"/>
-                      <w:strike w:val="false"/>
-                      <w:sz w:val="22"/>
-                      <w:szCs w:val="22"/>
-                      <w:color w:val="000000"/>
-                    </w:rPr>
-                  </w:pPr>
-                  <w:r xmlns:w="http://schemas.openxmlformats.org/wordprocessingml/2006/main" xmlns:wp="http://schemas.openxmlformats.org/drawingml/2006/wordprocessingDrawing" xmlns:r="http://schemas.openxmlformats.org/officeDocument/2006/relationships" xmlns:w14="http://schemas.microsoft.com/office/word/2010/wordml">
-                    <w:rPr>
-                      <w:rFonts w:ascii="Arial" w:hAnsi="Arial" w:eastAsia="Arial" w:cs="Arial"/>
-                      <w:i w:val="false"/>
-                      <w:b w:val="false"/>
-                      <w:u w:val="none"/>
-                      <w:strike w:val="false"/>
-                      <w:sz w:val="22"/>
-                      <w:szCs w:val="22"/>
-                      <w:color w:val="000000"/>
-                    </w:rPr>
-                    <w:t xml:space="preserve">Circuitos integrados</w:t>
-                  </w:r>
-                </w:p>
-              </w:tc>
-              <w:tc>
-                <w:tcPr>
-                  <w:tcBorders>
-                    <w:bottom w:val="none" w:sz="0" w:space="0" w:color="000000"/>
-                    <w:top w:val="none" w:sz="0" w:space="0" w:color="000000"/>
-                    <w:left w:val="none" w:sz="0" w:space="0" w:color="000000"/>
-                    <w:right w:val="none" w:sz="0" w:space="0" w:color="000000"/>
-                  </w:tcBorders>
-                  <w:shd w:val="clear" w:color="auto" w:fill="FFFFFF"/>
-                  <w:tcMar>
-                    <w:top w:w="0" w:type="dxa"/>
-                    <w:bottom w:w="0" w:type="dxa"/>
-                    <w:left w:w="0" w:type="dxa"/>
-                    <w:right w:w="0" w:type="dxa"/>
-                  </w:tcMar>
-                  <w:vAlign w:val="center"/>
-                </w:tcPr>
-                <w:p>
-                  <w:pPr>
-                    <w:jc w:val="right"/>
-                    <w:pBdr>
-                      <w:bottom w:val="none" w:sz="0" w:space="0" w:color="000000"/>
-                      <w:top w:val="none" w:sz="0" w:space="0" w:color="000000"/>
-                      <w:left w:val="none" w:sz="0" w:space="0" w:color="000000"/>
-                      <w:right w:val="none" w:sz="0" w:space="0" w:color="000000"/>
-                    </w:pBdr>
-                    <w:spacing w:after="100" w:before="100" w:line="240"/>
-                    <w:ind w:left="100" w:right="100" w:firstLine="0" w:firstLineChars="0"/>
-                    <w:rPr>
-                      <w:rFonts w:ascii="Arial" w:hAnsi="Arial" w:eastAsia="Arial" w:cs="Arial"/>
-                      <w:i w:val="false"/>
-                      <w:b w:val="false"/>
-                      <w:u w:val="none"/>
-                      <w:strike w:val="false"/>
-                      <w:sz w:val="22"/>
-                      <w:szCs w:val="22"/>
-                      <w:color w:val="000000"/>
-                    </w:rPr>
-                  </w:pPr>
-                  <w:r xmlns:w="http://schemas.openxmlformats.org/wordprocessingml/2006/main" xmlns:wp="http://schemas.openxmlformats.org/drawingml/2006/wordprocessingDrawing" xmlns:r="http://schemas.openxmlformats.org/officeDocument/2006/relationships" xmlns:w14="http://schemas.microsoft.com/office/word/2010/wordml">
-                    <w:rPr>
-                      <w:rFonts w:ascii="Arial" w:hAnsi="Arial" w:eastAsia="Arial" w:cs="Arial"/>
-                      <w:i w:val="false"/>
-                      <w:b w:val="false"/>
-                      <w:u w:val="none"/>
-                      <w:strike w:val="false"/>
-                      <w:sz w:val="22"/>
-                      <w:szCs w:val="22"/>
-                      <w:color w:val="000000"/>
-                    </w:rPr>
-                    <w:t xml:space="preserve">—</w:t>
-                  </w:r>
-                </w:p>
-              </w:tc>
-              <w:tc>
-                <w:tcPr>
-                  <w:tcBorders>
-                    <w:bottom w:val="none" w:sz="0" w:space="0" w:color="000000"/>
-                    <w:top w:val="none" w:sz="0" w:space="0" w:color="000000"/>
-                    <w:left w:val="none" w:sz="0" w:space="0" w:color="000000"/>
-                    <w:right w:val="none" w:sz="0" w:space="0" w:color="000000"/>
-                  </w:tcBorders>
-                  <w:shd w:val="clear" w:color="auto" w:fill="D6EFD6"/>
-                  <w:tcMar>
-                    <w:top w:w="0" w:type="dxa"/>
-                    <w:bottom w:w="0" w:type="dxa"/>
-                    <w:left w:w="0" w:type="dxa"/>
-                    <w:right w:w="0" w:type="dxa"/>
-                  </w:tcMar>
-                  <w:vAlign w:val="center"/>
-                </w:tcPr>
-                <w:p>
-                  <w:pPr>
-                    <w:jc w:val="right"/>
-                    <w:pBdr>
-                      <w:bottom w:val="none" w:sz="0" w:space="0" w:color="000000"/>
-                      <w:top w:val="none" w:sz="0" w:space="0" w:color="000000"/>
-                      <w:left w:val="none" w:sz="0" w:space="0" w:color="000000"/>
-                      <w:right w:val="none" w:sz="0" w:space="0" w:color="000000"/>
-                    </w:pBdr>
-                    <w:spacing w:after="100" w:before="100" w:line="240"/>
-                    <w:ind w:left="100" w:right="100" w:firstLine="0" w:firstLineChars="0"/>
-                    <w:rPr>
-                      <w:rFonts w:ascii="Arial" w:hAnsi="Arial" w:eastAsia="Arial" w:cs="Arial"/>
-                      <w:i w:val="false"/>
-                      <w:b w:val="false"/>
-                      <w:u w:val="none"/>
-                      <w:strike w:val="false"/>
-                      <w:sz w:val="22"/>
-                      <w:szCs w:val="22"/>
-                      <w:color w:val="000000"/>
-                    </w:rPr>
-                  </w:pPr>
-                  <w:r xmlns:w="http://schemas.openxmlformats.org/wordprocessingml/2006/main" xmlns:wp="http://schemas.openxmlformats.org/drawingml/2006/wordprocessingDrawing" xmlns:r="http://schemas.openxmlformats.org/officeDocument/2006/relationships" xmlns:w14="http://schemas.microsoft.com/office/word/2010/wordml">
-                    <w:rPr>
-                      <w:rFonts w:ascii="Arial" w:hAnsi="Arial" w:eastAsia="Arial" w:cs="Arial"/>
-                      <w:i w:val="false"/>
-                      <w:b w:val="false"/>
-                      <w:u w:val="none"/>
-                      <w:strike w:val="false"/>
-                      <w:sz w:val="22"/>
-                      <w:szCs w:val="22"/>
-                      <w:color w:val="000000"/>
-                    </w:rPr>
-                    <w:t xml:space="preserve">2.5</w:t>
-                  </w:r>
-                </w:p>
-              </w:tc>
-              <w:tc>
-                <w:tcPr>
-                  <w:tcBorders>
-                    <w:bottom w:val="none" w:sz="0" w:space="0" w:color="000000"/>
-                    <w:top w:val="none" w:sz="0" w:space="0" w:color="000000"/>
-                    <w:left w:val="none" w:sz="0" w:space="0" w:color="000000"/>
-                    <w:right w:val="none" w:sz="0" w:space="0" w:color="000000"/>
-                  </w:tcBorders>
-                  <w:shd w:val="clear" w:color="auto" w:fill="FBE0D0"/>
-                  <w:tcMar>
-                    <w:top w:w="0" w:type="dxa"/>
-                    <w:bottom w:w="0" w:type="dxa"/>
-                    <w:left w:w="0" w:type="dxa"/>
-                    <w:right w:w="0" w:type="dxa"/>
-                  </w:tcMar>
-                  <w:vAlign w:val="center"/>
-                </w:tcPr>
-                <w:p>
-                  <w:pPr>
-                    <w:jc w:val="right"/>
-                    <w:pBdr>
-                      <w:bottom w:val="none" w:sz="0" w:space="0" w:color="000000"/>
-                      <w:top w:val="none" w:sz="0" w:space="0" w:color="000000"/>
-                      <w:left w:val="none" w:sz="0" w:space="0" w:color="000000"/>
-                      <w:right w:val="none" w:sz="0" w:space="0" w:color="000000"/>
-                    </w:pBdr>
-                    <w:spacing w:after="100" w:before="100" w:line="240"/>
-                    <w:ind w:left="100" w:right="100" w:firstLine="0" w:firstLineChars="0"/>
-                    <w:rPr>
-                      <w:rFonts w:ascii="Arial" w:hAnsi="Arial" w:eastAsia="Arial" w:cs="Arial"/>
-                      <w:i w:val="false"/>
-                      <w:b w:val="false"/>
-                      <w:u w:val="none"/>
-                      <w:strike w:val="false"/>
-                      <w:sz w:val="22"/>
-                      <w:szCs w:val="22"/>
-                      <w:color w:val="000000"/>
-                    </w:rPr>
-                  </w:pPr>
-                  <w:r xmlns:w="http://schemas.openxmlformats.org/wordprocessingml/2006/main" xmlns:wp="http://schemas.openxmlformats.org/drawingml/2006/wordprocessingDrawing" xmlns:r="http://schemas.openxmlformats.org/officeDocument/2006/relationships" xmlns:w14="http://schemas.microsoft.com/office/word/2010/wordml">
-                    <w:rPr>
-                      <w:rFonts w:ascii="Arial" w:hAnsi="Arial" w:eastAsia="Arial" w:cs="Arial"/>
-                      <w:i w:val="false"/>
-                      <w:b w:val="false"/>
-                      <w:u w:val="none"/>
-                      <w:strike w:val="false"/>
-                      <w:sz w:val="22"/>
-                      <w:szCs w:val="22"/>
-                      <w:color w:val="000000"/>
-                    </w:rPr>
-                    <w:t xml:space="preserve">24.3</w:t>
+                      <w:b w:val="true"/>
+                      <w:u w:val="none"/>
+                      <w:strike w:val="false"/>
+                      <w:sz w:val="18"/>
+                      <w:szCs w:val="18"/>
+                      <w:color w:val="000000"/>
+                    </w:rPr>
+                  </w:pPr>
+                  <w:r xmlns:w="http://schemas.openxmlformats.org/wordprocessingml/2006/main" xmlns:wp="http://schemas.openxmlformats.org/drawingml/2006/wordprocessingDrawing" xmlns:r="http://schemas.openxmlformats.org/officeDocument/2006/relationships" xmlns:w14="http://schemas.microsoft.com/office/word/2010/wordml">
+                    <w:rPr>
+                      <w:rFonts w:ascii="Arial" w:hAnsi="Arial" w:eastAsia="Arial" w:cs="Arial"/>
+                      <w:i w:val="false"/>
+                      <w:b w:val="true"/>
+                      <w:u w:val="none"/>
+                      <w:strike w:val="false"/>
+                      <w:sz w:val="18"/>
+                      <w:szCs w:val="18"/>
+                      <w:color w:val="000000"/>
+                    </w:rPr>
+                    <w:t xml:space="preserve">90 - Óptica/médico</w:t>
                   </w:r>
                 </w:p>
               </w:tc>
             </w:tr>
             <w:tr>
               <w:trPr>
-                <w:trHeight w:val="608" w:hRule="auto"/>
+                <w:trHeight w:val="431" w:hRule="auto"/>
               </w:trPr>
               <w:tc>
                 <w:tcPr>
-                  <w:gridSpan w:val="5"/>
-                  <w:tcBorders>
-                    <w:bottom w:val="none" w:sz="0" w:space="0" w:color="000000"/>
+                  <w:tcBorders>
+                    <w:bottom w:val="single" w:sz="12" w:space="0" w:color="666666"/>
                     <w:top w:val="none" w:sz="0" w:space="0" w:color="000000"/>
                     <w:left w:val="none" w:sz="0" w:space="0" w:color="000000"/>
                     <w:right w:val="none" w:sz="0" w:space="0" w:color="000000"/>
@@ -8253,38 +11282,33 @@
                     <w:rPr>
                       <w:rFonts w:ascii="Arial" w:hAnsi="Arial" w:eastAsia="Arial" w:cs="Arial"/>
                       <w:i w:val="false"/>
-                      <w:b w:val="true"/>
-                      <w:u w:val="none"/>
-                      <w:strike w:val="false"/>
-                      <w:sz w:val="22"/>
-                      <w:szCs w:val="22"/>
-                      <w:color w:val="000000"/>
-                    </w:rPr>
-                  </w:pPr>
-                  <w:r xmlns:w="http://schemas.openxmlformats.org/wordprocessingml/2006/main" xmlns:wp="http://schemas.openxmlformats.org/drawingml/2006/wordprocessingDrawing" xmlns:r="http://schemas.openxmlformats.org/officeDocument/2006/relationships" xmlns:w14="http://schemas.microsoft.com/office/word/2010/wordml">
-                    <w:rPr>
-                      <w:rFonts w:ascii="Arial" w:hAnsi="Arial" w:eastAsia="Arial" w:cs="Arial"/>
-                      <w:i w:val="false"/>
-                      <w:b w:val="true"/>
-                      <w:u w:val="none"/>
-                      <w:strike w:val="false"/>
-                      <w:sz w:val="22"/>
-                      <w:szCs w:val="22"/>
-                      <w:color w:val="000000"/>
-                    </w:rPr>
-                    <w:t xml:space="preserve">87 - Vehículos</w:t>
-                  </w:r>
-                </w:p>
-              </w:tc>
-            </w:tr>
-            <w:tr>
-              <w:trPr>
-                <w:trHeight w:val="608" w:hRule="auto"/>
-              </w:trPr>
-              <w:tc>
-                <w:tcPr>
-                  <w:tcBorders>
-                    <w:bottom w:val="none" w:sz="0" w:space="0" w:color="000000"/>
+                      <w:b w:val="false"/>
+                      <w:u w:val="none"/>
+                      <w:strike w:val="false"/>
+                      <w:sz w:val="18"/>
+                      <w:szCs w:val="18"/>
+                      <w:color w:val="000000"/>
+                    </w:rPr>
+                  </w:pPr>
+                  <w:r xmlns:w="http://schemas.openxmlformats.org/wordprocessingml/2006/main" xmlns:wp="http://schemas.openxmlformats.org/drawingml/2006/wordprocessingDrawing" xmlns:r="http://schemas.openxmlformats.org/officeDocument/2006/relationships" xmlns:w14="http://schemas.microsoft.com/office/word/2010/wordml">
+                    <w:rPr>
+                      <w:rFonts w:ascii="Arial" w:hAnsi="Arial" w:eastAsia="Arial" w:cs="Arial"/>
+                      <w:i w:val="false"/>
+                      <w:b w:val="false"/>
+                      <w:u w:val="none"/>
+                      <w:strike w:val="false"/>
+                      <w:sz w:val="18"/>
+                      <w:szCs w:val="18"/>
+                      <w:color w:val="000000"/>
+                    </w:rPr>
+                    <w:t xml:space="preserve">9018</w:t>
+                  </w:r>
+                </w:p>
+              </w:tc>
+              <w:tc>
+                <w:tcPr>
+                  <w:tcBorders>
+                    <w:bottom w:val="single" w:sz="12" w:space="0" w:color="666666"/>
                     <w:top w:val="none" w:sz="0" w:space="0" w:color="000000"/>
                     <w:left w:val="none" w:sz="0" w:space="0" w:color="000000"/>
                     <w:right w:val="none" w:sz="0" w:space="0" w:color="000000"/>
@@ -8315,30 +11339,84 @@
                       <w:b w:val="false"/>
                       <w:u w:val="none"/>
                       <w:strike w:val="false"/>
-                      <w:sz w:val="22"/>
-                      <w:szCs w:val="22"/>
-                      <w:color w:val="000000"/>
-                    </w:rPr>
-                  </w:pPr>
-                  <w:r xmlns:w="http://schemas.openxmlformats.org/wordprocessingml/2006/main" xmlns:wp="http://schemas.openxmlformats.org/drawingml/2006/wordprocessingDrawing" xmlns:r="http://schemas.openxmlformats.org/officeDocument/2006/relationships" xmlns:w14="http://schemas.microsoft.com/office/word/2010/wordml">
-                    <w:rPr>
-                      <w:rFonts w:ascii="Arial" w:hAnsi="Arial" w:eastAsia="Arial" w:cs="Arial"/>
-                      <w:i w:val="false"/>
-                      <w:b w:val="false"/>
-                      <w:u w:val="none"/>
-                      <w:strike w:val="false"/>
-                      <w:sz w:val="22"/>
-                      <w:szCs w:val="22"/>
-                      <w:color w:val="000000"/>
-                    </w:rPr>
-                    <w:t xml:space="preserve">8708</w:t>
-                  </w:r>
-                </w:p>
-              </w:tc>
-              <w:tc>
-                <w:tcPr>
-                  <w:tcBorders>
-                    <w:bottom w:val="none" w:sz="0" w:space="0" w:color="000000"/>
+                      <w:sz w:val="18"/>
+                      <w:szCs w:val="18"/>
+                      <w:color w:val="000000"/>
+                    </w:rPr>
+                  </w:pPr>
+                  <w:r xmlns:w="http://schemas.openxmlformats.org/wordprocessingml/2006/main" xmlns:wp="http://schemas.openxmlformats.org/drawingml/2006/wordprocessingDrawing" xmlns:r="http://schemas.openxmlformats.org/officeDocument/2006/relationships" xmlns:w14="http://schemas.microsoft.com/office/word/2010/wordml">
+                    <w:rPr>
+                      <w:rFonts w:ascii="Arial" w:hAnsi="Arial" w:eastAsia="Arial" w:cs="Arial"/>
+                      <w:i w:val="false"/>
+                      <w:b w:val="false"/>
+                      <w:u w:val="none"/>
+                      <w:strike w:val="false"/>
+                      <w:sz w:val="18"/>
+                      <w:szCs w:val="18"/>
+                      <w:color w:val="000000"/>
+                    </w:rPr>
+                    <w:t xml:space="preserve">Instrumentos médicos</w:t>
+                  </w:r>
+                </w:p>
+              </w:tc>
+              <w:tc>
+                <w:tcPr>
+                  <w:tcBorders>
+                    <w:bottom w:val="single" w:sz="12" w:space="0" w:color="666666"/>
+                    <w:top w:val="none" w:sz="0" w:space="0" w:color="000000"/>
+                    <w:left w:val="none" w:sz="0" w:space="0" w:color="000000"/>
+                    <w:right w:val="none" w:sz="0" w:space="0" w:color="000000"/>
+                  </w:tcBorders>
+                  <w:shd w:val="clear" w:color="auto" w:fill="CDE4F7"/>
+                  <w:tcMar>
+                    <w:top w:w="0" w:type="dxa"/>
+                    <w:bottom w:w="0" w:type="dxa"/>
+                    <w:left w:w="0" w:type="dxa"/>
+                    <w:right w:w="0" w:type="dxa"/>
+                  </w:tcMar>
+                  <w:vAlign w:val="center"/>
+                </w:tcPr>
+                <w:p>
+                  <w:pPr>
+                    <w:jc w:val="right"/>
+                    <w:pBdr>
+                      <w:bottom w:val="none" w:sz="0" w:space="0" w:color="000000"/>
+                      <w:top w:val="none" w:sz="0" w:space="0" w:color="000000"/>
+                      <w:left w:val="none" w:sz="0" w:space="0" w:color="000000"/>
+                      <w:right w:val="none" w:sz="0" w:space="0" w:color="000000"/>
+                    </w:pBdr>
+                    <w:spacing w:after="100" w:before="100" w:line="240"/>
+                    <w:ind w:left="100" w:right="100" w:firstLine="0" w:firstLineChars="0"/>
+                    <w:rPr>
+                      <w:rFonts w:ascii="Arial" w:hAnsi="Arial" w:eastAsia="Arial" w:cs="Arial"/>
+                      <w:i w:val="false"/>
+                      <w:b w:val="false"/>
+                      <w:u w:val="none"/>
+                      <w:strike w:val="false"/>
+                      <w:sz w:val="18"/>
+                      <w:szCs w:val="18"/>
+                      <w:color w:val="000000"/>
+                    </w:rPr>
+                  </w:pPr>
+                  <w:r xmlns:w="http://schemas.openxmlformats.org/wordprocessingml/2006/main" xmlns:wp="http://schemas.openxmlformats.org/drawingml/2006/wordprocessingDrawing" xmlns:r="http://schemas.openxmlformats.org/officeDocument/2006/relationships" xmlns:w14="http://schemas.microsoft.com/office/word/2010/wordml">
+                    <w:rPr>
+                      <w:rFonts w:ascii="Arial" w:hAnsi="Arial" w:eastAsia="Arial" w:cs="Arial"/>
+                      <w:i w:val="false"/>
+                      <w:b w:val="false"/>
+                      <w:u w:val="none"/>
+                      <w:strike w:val="false"/>
+                      <w:sz w:val="18"/>
+                      <w:szCs w:val="18"/>
+                      <w:color w:val="000000"/>
+                    </w:rPr>
+                    <w:t xml:space="preserve">9.0</w:t>
+                  </w:r>
+                </w:p>
+              </w:tc>
+              <w:tc>
+                <w:tcPr>
+                  <w:tcBorders>
+                    <w:bottom w:val="single" w:sz="12" w:space="0" w:color="666666"/>
                     <w:top w:val="none" w:sz="0" w:space="0" w:color="000000"/>
                     <w:left w:val="none" w:sz="0" w:space="0" w:color="000000"/>
                     <w:right w:val="none" w:sz="0" w:space="0" w:color="000000"/>
@@ -8354,45 +11432,99 @@
                 </w:tcPr>
                 <w:p>
                   <w:pPr>
-                    <w:jc w:val="left"/>
-                    <w:pBdr>
-                      <w:bottom w:val="none" w:sz="0" w:space="0" w:color="000000"/>
-                      <w:top w:val="none" w:sz="0" w:space="0" w:color="000000"/>
-                      <w:left w:val="none" w:sz="0" w:space="0" w:color="000000"/>
-                      <w:right w:val="none" w:sz="0" w:space="0" w:color="000000"/>
-                    </w:pBdr>
-                    <w:spacing w:after="100" w:before="100" w:line="240"/>
-                    <w:ind w:left="100" w:right="100" w:firstLine="0" w:firstLineChars="0"/>
-                    <w:rPr>
-                      <w:rFonts w:ascii="Arial" w:hAnsi="Arial" w:eastAsia="Arial" w:cs="Arial"/>
-                      <w:i w:val="false"/>
-                      <w:b w:val="false"/>
-                      <w:u w:val="none"/>
-                      <w:strike w:val="false"/>
-                      <w:sz w:val="22"/>
-                      <w:szCs w:val="22"/>
-                      <w:color w:val="000000"/>
-                    </w:rPr>
-                  </w:pPr>
-                  <w:r xmlns:w="http://schemas.openxmlformats.org/wordprocessingml/2006/main" xmlns:wp="http://schemas.openxmlformats.org/drawingml/2006/wordprocessingDrawing" xmlns:r="http://schemas.openxmlformats.org/officeDocument/2006/relationships" xmlns:w14="http://schemas.microsoft.com/office/word/2010/wordml">
-                    <w:rPr>
-                      <w:rFonts w:ascii="Arial" w:hAnsi="Arial" w:eastAsia="Arial" w:cs="Arial"/>
-                      <w:i w:val="false"/>
-                      <w:b w:val="false"/>
-                      <w:u w:val="none"/>
-                      <w:strike w:val="false"/>
-                      <w:sz w:val="22"/>
-                      <w:szCs w:val="22"/>
-                      <w:color w:val="000000"/>
-                    </w:rPr>
-                    <w:t xml:space="preserve">Autopartes</w:t>
-                  </w:r>
-                </w:p>
-              </w:tc>
-              <w:tc>
-                <w:tcPr>
-                  <w:tcBorders>
-                    <w:bottom w:val="none" w:sz="0" w:space="0" w:color="000000"/>
+                    <w:jc w:val="right"/>
+                    <w:pBdr>
+                      <w:bottom w:val="none" w:sz="0" w:space="0" w:color="000000"/>
+                      <w:top w:val="none" w:sz="0" w:space="0" w:color="000000"/>
+                      <w:left w:val="none" w:sz="0" w:space="0" w:color="000000"/>
+                      <w:right w:val="none" w:sz="0" w:space="0" w:color="000000"/>
+                    </w:pBdr>
+                    <w:spacing w:after="100" w:before="100" w:line="240"/>
+                    <w:ind w:left="100" w:right="100" w:firstLine="0" w:firstLineChars="0"/>
+                    <w:rPr>
+                      <w:rFonts w:ascii="Arial" w:hAnsi="Arial" w:eastAsia="Arial" w:cs="Arial"/>
+                      <w:i w:val="false"/>
+                      <w:b w:val="false"/>
+                      <w:u w:val="none"/>
+                      <w:strike w:val="false"/>
+                      <w:sz w:val="18"/>
+                      <w:szCs w:val="18"/>
+                      <w:color w:val="000000"/>
+                    </w:rPr>
+                  </w:pPr>
+                  <w:r xmlns:w="http://schemas.openxmlformats.org/wordprocessingml/2006/main" xmlns:wp="http://schemas.openxmlformats.org/drawingml/2006/wordprocessingDrawing" xmlns:r="http://schemas.openxmlformats.org/officeDocument/2006/relationships" xmlns:w14="http://schemas.microsoft.com/office/word/2010/wordml">
+                    <w:rPr>
+                      <w:rFonts w:ascii="Arial" w:hAnsi="Arial" w:eastAsia="Arial" w:cs="Arial"/>
+                      <w:i w:val="false"/>
+                      <w:b w:val="false"/>
+                      <w:u w:val="none"/>
+                      <w:strike w:val="false"/>
+                      <w:sz w:val="18"/>
+                      <w:szCs w:val="18"/>
+                      <w:color w:val="000000"/>
+                    </w:rPr>
+                    <w:t xml:space="preserve">—</w:t>
+                  </w:r>
+                </w:p>
+              </w:tc>
+              <w:tc>
+                <w:tcPr>
+                  <w:tcBorders>
+                    <w:bottom w:val="single" w:sz="12" w:space="0" w:color="666666"/>
+                    <w:top w:val="none" w:sz="0" w:space="0" w:color="000000"/>
+                    <w:left w:val="none" w:sz="0" w:space="0" w:color="000000"/>
+                    <w:right w:val="none" w:sz="0" w:space="0" w:color="000000"/>
+                  </w:tcBorders>
+                  <w:shd w:val="clear" w:color="auto" w:fill="FBE0D0"/>
+                  <w:tcMar>
+                    <w:top w:w="0" w:type="dxa"/>
+                    <w:bottom w:w="0" w:type="dxa"/>
+                    <w:left w:w="0" w:type="dxa"/>
+                    <w:right w:w="0" w:type="dxa"/>
+                  </w:tcMar>
+                  <w:vAlign w:val="center"/>
+                </w:tcPr>
+                <w:p>
+                  <w:pPr>
+                    <w:jc w:val="right"/>
+                    <w:pBdr>
+                      <w:bottom w:val="none" w:sz="0" w:space="0" w:color="000000"/>
+                      <w:top w:val="none" w:sz="0" w:space="0" w:color="000000"/>
+                      <w:left w:val="none" w:sz="0" w:space="0" w:color="000000"/>
+                      <w:right w:val="none" w:sz="0" w:space="0" w:color="000000"/>
+                    </w:pBdr>
+                    <w:spacing w:after="100" w:before="100" w:line="240"/>
+                    <w:ind w:left="100" w:right="100" w:firstLine="0" w:firstLineChars="0"/>
+                    <w:rPr>
+                      <w:rFonts w:ascii="Arial" w:hAnsi="Arial" w:eastAsia="Arial" w:cs="Arial"/>
+                      <w:i w:val="false"/>
+                      <w:b w:val="false"/>
+                      <w:u w:val="none"/>
+                      <w:strike w:val="false"/>
+                      <w:sz w:val="18"/>
+                      <w:szCs w:val="18"/>
+                      <w:color w:val="000000"/>
+                    </w:rPr>
+                  </w:pPr>
+                  <w:r xmlns:w="http://schemas.openxmlformats.org/wordprocessingml/2006/main" xmlns:wp="http://schemas.openxmlformats.org/drawingml/2006/wordprocessingDrawing" xmlns:r="http://schemas.openxmlformats.org/officeDocument/2006/relationships" xmlns:w14="http://schemas.microsoft.com/office/word/2010/wordml">
+                    <w:rPr>
+                      <w:rFonts w:ascii="Arial" w:hAnsi="Arial" w:eastAsia="Arial" w:cs="Arial"/>
+                      <w:i w:val="false"/>
+                      <w:b w:val="false"/>
+                      <w:u w:val="none"/>
+                      <w:strike w:val="false"/>
+                      <w:sz w:val="18"/>
+                      <w:szCs w:val="18"/>
+                      <w:color w:val="000000"/>
+                    </w:rPr>
+                    <w:t xml:space="preserve">0.4</w:t>
+                  </w:r>
+                </w:p>
+              </w:tc>
+              <w:tc>
+                <w:tcPr>
+                  <w:tcBorders>
+                    <w:bottom w:val="single" w:sz="12" w:space="0" w:color="666666"/>
                     <w:top w:val="none" w:sz="0" w:space="0" w:color="000000"/>
                     <w:left w:val="none" w:sz="0" w:space="0" w:color="000000"/>
                     <w:right w:val="none" w:sz="0" w:space="0" w:color="000000"/>
@@ -8423,35 +11555,35 @@
                       <w:b w:val="false"/>
                       <w:u w:val="none"/>
                       <w:strike w:val="false"/>
-                      <w:sz w:val="22"/>
-                      <w:szCs w:val="22"/>
-                      <w:color w:val="000000"/>
-                    </w:rPr>
-                  </w:pPr>
-                  <w:r xmlns:w="http://schemas.openxmlformats.org/wordprocessingml/2006/main" xmlns:wp="http://schemas.openxmlformats.org/drawingml/2006/wordprocessingDrawing" xmlns:r="http://schemas.openxmlformats.org/officeDocument/2006/relationships" xmlns:w14="http://schemas.microsoft.com/office/word/2010/wordml">
-                    <w:rPr>
-                      <w:rFonts w:ascii="Arial" w:hAnsi="Arial" w:eastAsia="Arial" w:cs="Arial"/>
-                      <w:i w:val="false"/>
-                      <w:b w:val="false"/>
-                      <w:u w:val="none"/>
-                      <w:strike w:val="false"/>
-                      <w:sz w:val="22"/>
-                      <w:szCs w:val="22"/>
-                      <w:color w:val="000000"/>
-                    </w:rPr>
-                    <w:t xml:space="preserve">70.6</w:t>
-                  </w:r>
-                </w:p>
-              </w:tc>
-              <w:tc>
-                <w:tcPr>
-                  <w:tcBorders>
-                    <w:bottom w:val="none" w:sz="0" w:space="0" w:color="000000"/>
-                    <w:top w:val="none" w:sz="0" w:space="0" w:color="000000"/>
-                    <w:left w:val="none" w:sz="0" w:space="0" w:color="000000"/>
-                    <w:right w:val="none" w:sz="0" w:space="0" w:color="000000"/>
-                  </w:tcBorders>
-                  <w:shd w:val="clear" w:color="auto" w:fill="D6EFD6"/>
+                      <w:sz w:val="18"/>
+                      <w:szCs w:val="18"/>
+                      <w:color w:val="000000"/>
+                    </w:rPr>
+                  </w:pPr>
+                  <w:r xmlns:w="http://schemas.openxmlformats.org/wordprocessingml/2006/main" xmlns:wp="http://schemas.openxmlformats.org/drawingml/2006/wordprocessingDrawing" xmlns:r="http://schemas.openxmlformats.org/officeDocument/2006/relationships" xmlns:w14="http://schemas.microsoft.com/office/word/2010/wordml">
+                    <w:rPr>
+                      <w:rFonts w:ascii="Arial" w:hAnsi="Arial" w:eastAsia="Arial" w:cs="Arial"/>
+                      <w:i w:val="false"/>
+                      <w:b w:val="false"/>
+                      <w:u w:val="none"/>
+                      <w:strike w:val="false"/>
+                      <w:sz w:val="18"/>
+                      <w:szCs w:val="18"/>
+                      <w:color w:val="000000"/>
+                    </w:rPr>
+                    <w:t xml:space="preserve">8.3</w:t>
+                  </w:r>
+                </w:p>
+              </w:tc>
+              <w:tc>
+                <w:tcPr>
+                  <w:tcBorders>
+                    <w:bottom w:val="single" w:sz="12" w:space="0" w:color="666666"/>
+                    <w:top w:val="none" w:sz="0" w:space="0" w:color="000000"/>
+                    <w:left w:val="none" w:sz="0" w:space="0" w:color="000000"/>
+                    <w:right w:val="none" w:sz="0" w:space="0" w:color="000000"/>
+                  </w:tcBorders>
+                  <w:shd w:val="clear" w:color="auto" w:fill="FFFFFF"/>
                   <w:tcMar>
                     <w:top w:w="0" w:type="dxa"/>
                     <w:bottom w:w="0" w:type="dxa"/>
@@ -8477,30 +11609,30 @@
                       <w:b w:val="false"/>
                       <w:u w:val="none"/>
                       <w:strike w:val="false"/>
-                      <w:sz w:val="22"/>
-                      <w:szCs w:val="22"/>
-                      <w:color w:val="000000"/>
-                    </w:rPr>
-                  </w:pPr>
-                  <w:r xmlns:w="http://schemas.openxmlformats.org/wordprocessingml/2006/main" xmlns:wp="http://schemas.openxmlformats.org/drawingml/2006/wordprocessingDrawing" xmlns:r="http://schemas.openxmlformats.org/officeDocument/2006/relationships" xmlns:w14="http://schemas.microsoft.com/office/word/2010/wordml">
-                    <w:rPr>
-                      <w:rFonts w:ascii="Arial" w:hAnsi="Arial" w:eastAsia="Arial" w:cs="Arial"/>
-                      <w:i w:val="false"/>
-                      <w:b w:val="false"/>
-                      <w:u w:val="none"/>
-                      <w:strike w:val="false"/>
-                      <w:sz w:val="22"/>
-                      <w:szCs w:val="22"/>
-                      <w:color w:val="000000"/>
-                    </w:rPr>
-                    <w:t xml:space="preserve">1.2</w:t>
-                  </w:r>
-                </w:p>
-              </w:tc>
-              <w:tc>
-                <w:tcPr>
-                  <w:tcBorders>
-                    <w:bottom w:val="none" w:sz="0" w:space="0" w:color="000000"/>
+                      <w:sz w:val="18"/>
+                      <w:szCs w:val="18"/>
+                      <w:color w:val="000000"/>
+                    </w:rPr>
+                  </w:pPr>
+                  <w:r xmlns:w="http://schemas.openxmlformats.org/wordprocessingml/2006/main" xmlns:wp="http://schemas.openxmlformats.org/drawingml/2006/wordprocessingDrawing" xmlns:r="http://schemas.openxmlformats.org/officeDocument/2006/relationships" xmlns:w14="http://schemas.microsoft.com/office/word/2010/wordml">
+                    <w:rPr>
+                      <w:rFonts w:ascii="Arial" w:hAnsi="Arial" w:eastAsia="Arial" w:cs="Arial"/>
+                      <w:i w:val="false"/>
+                      <w:b w:val="false"/>
+                      <w:u w:val="none"/>
+                      <w:strike w:val="false"/>
+                      <w:sz w:val="18"/>
+                      <w:szCs w:val="18"/>
+                      <w:color w:val="000000"/>
+                    </w:rPr>
+                    <w:t xml:space="preserve">—</w:t>
+                  </w:r>
+                </w:p>
+              </w:tc>
+              <w:tc>
+                <w:tcPr>
+                  <w:tcBorders>
+                    <w:bottom w:val="single" w:sz="12" w:space="0" w:color="666666"/>
                     <w:top w:val="none" w:sz="0" w:space="0" w:color="000000"/>
                     <w:left w:val="none" w:sz="0" w:space="0" w:color="000000"/>
                     <w:right w:val="none" w:sz="0" w:space="0" w:color="000000"/>
@@ -8531,358 +11663,23 @@
                       <w:b w:val="false"/>
                       <w:u w:val="none"/>
                       <w:strike w:val="false"/>
-                      <w:sz w:val="22"/>
-                      <w:szCs w:val="22"/>
-                      <w:color w:val="000000"/>
-                    </w:rPr>
-                  </w:pPr>
-                  <w:r xmlns:w="http://schemas.openxmlformats.org/wordprocessingml/2006/main" xmlns:wp="http://schemas.openxmlformats.org/drawingml/2006/wordprocessingDrawing" xmlns:r="http://schemas.openxmlformats.org/officeDocument/2006/relationships" xmlns:w14="http://schemas.microsoft.com/office/word/2010/wordml">
-                    <w:rPr>
-                      <w:rFonts w:ascii="Arial" w:hAnsi="Arial" w:eastAsia="Arial" w:cs="Arial"/>
-                      <w:i w:val="false"/>
-                      <w:b w:val="false"/>
-                      <w:u w:val="none"/>
-                      <w:strike w:val="false"/>
-                      <w:sz w:val="22"/>
-                      <w:szCs w:val="22"/>
-                      <w:color w:val="000000"/>
-                    </w:rPr>
-                    <w:t xml:space="preserve">3.7</w:t>
-                  </w:r>
-                </w:p>
-              </w:tc>
-            </w:tr>
-            <w:tr>
-              <w:trPr>
-                <w:trHeight w:val="608" w:hRule="auto"/>
-              </w:trPr>
-              <w:tc>
-                <w:tcPr>
-                  <w:gridSpan w:val="5"/>
-                  <w:tcBorders>
-                    <w:bottom w:val="none" w:sz="0" w:space="0" w:color="000000"/>
-                    <w:top w:val="none" w:sz="0" w:space="0" w:color="000000"/>
-                    <w:left w:val="none" w:sz="0" w:space="0" w:color="000000"/>
-                    <w:right w:val="none" w:sz="0" w:space="0" w:color="000000"/>
-                  </w:tcBorders>
-                  <w:shd w:val="clear" w:color="auto" w:fill="FFFFFF"/>
-                  <w:tcMar>
-                    <w:top w:w="0" w:type="dxa"/>
-                    <w:bottom w:w="0" w:type="dxa"/>
-                    <w:left w:w="0" w:type="dxa"/>
-                    <w:right w:w="0" w:type="dxa"/>
-                  </w:tcMar>
-                  <w:vAlign w:val="center"/>
-                </w:tcPr>
-                <w:p>
-                  <w:pPr>
-                    <w:jc w:val="left"/>
-                    <w:pBdr>
-                      <w:bottom w:val="none" w:sz="0" w:space="0" w:color="000000"/>
-                      <w:top w:val="none" w:sz="0" w:space="0" w:color="000000"/>
-                      <w:left w:val="none" w:sz="0" w:space="0" w:color="000000"/>
-                      <w:right w:val="none" w:sz="0" w:space="0" w:color="000000"/>
-                    </w:pBdr>
-                    <w:spacing w:after="100" w:before="100" w:line="240"/>
-                    <w:ind w:left="100" w:right="100" w:firstLine="0" w:firstLineChars="0"/>
-                    <w:rPr>
-                      <w:rFonts w:ascii="Arial" w:hAnsi="Arial" w:eastAsia="Arial" w:cs="Arial"/>
-                      <w:i w:val="false"/>
-                      <w:b w:val="true"/>
-                      <w:u w:val="none"/>
-                      <w:strike w:val="false"/>
-                      <w:sz w:val="22"/>
-                      <w:szCs w:val="22"/>
-                      <w:color w:val="000000"/>
-                    </w:rPr>
-                  </w:pPr>
-                  <w:r xmlns:w="http://schemas.openxmlformats.org/wordprocessingml/2006/main" xmlns:wp="http://schemas.openxmlformats.org/drawingml/2006/wordprocessingDrawing" xmlns:r="http://schemas.openxmlformats.org/officeDocument/2006/relationships" xmlns:w14="http://schemas.microsoft.com/office/word/2010/wordml">
-                    <w:rPr>
-                      <w:rFonts w:ascii="Arial" w:hAnsi="Arial" w:eastAsia="Arial" w:cs="Arial"/>
-                      <w:i w:val="false"/>
-                      <w:b w:val="true"/>
-                      <w:u w:val="none"/>
-                      <w:strike w:val="false"/>
-                      <w:sz w:val="22"/>
-                      <w:szCs w:val="22"/>
-                      <w:color w:val="000000"/>
-                    </w:rPr>
-                    <w:t xml:space="preserve">90 - Óptica/médico</w:t>
-                  </w:r>
-                </w:p>
-              </w:tc>
-            </w:tr>
-            <w:tr>
-              <w:trPr>
-                <w:trHeight w:val="623" w:hRule="auto"/>
-              </w:trPr>
-              <w:tc>
-                <w:tcPr>
-                  <w:tcBorders>
-                    <w:bottom w:val="single" w:sz="12" w:space="0" w:color="666666"/>
-                    <w:top w:val="none" w:sz="0" w:space="0" w:color="000000"/>
-                    <w:left w:val="none" w:sz="0" w:space="0" w:color="000000"/>
-                    <w:right w:val="none" w:sz="0" w:space="0" w:color="000000"/>
-                  </w:tcBorders>
-                  <w:shd w:val="clear" w:color="auto" w:fill="FFFFFF"/>
-                  <w:tcMar>
-                    <w:top w:w="0" w:type="dxa"/>
-                    <w:bottom w:w="0" w:type="dxa"/>
-                    <w:left w:w="0" w:type="dxa"/>
-                    <w:right w:w="0" w:type="dxa"/>
-                  </w:tcMar>
-                  <w:vAlign w:val="center"/>
-                </w:tcPr>
-                <w:p>
-                  <w:pPr>
-                    <w:jc w:val="left"/>
-                    <w:pBdr>
-                      <w:bottom w:val="none" w:sz="0" w:space="0" w:color="000000"/>
-                      <w:top w:val="none" w:sz="0" w:space="0" w:color="000000"/>
-                      <w:left w:val="none" w:sz="0" w:space="0" w:color="000000"/>
-                      <w:right w:val="none" w:sz="0" w:space="0" w:color="000000"/>
-                    </w:pBdr>
-                    <w:spacing w:after="100" w:before="100" w:line="240"/>
-                    <w:ind w:left="100" w:right="100" w:firstLine="0" w:firstLineChars="0"/>
-                    <w:rPr>
-                      <w:rFonts w:ascii="Arial" w:hAnsi="Arial" w:eastAsia="Arial" w:cs="Arial"/>
-                      <w:i w:val="false"/>
-                      <w:b w:val="false"/>
-                      <w:u w:val="none"/>
-                      <w:strike w:val="false"/>
-                      <w:sz w:val="22"/>
-                      <w:szCs w:val="22"/>
-                      <w:color w:val="000000"/>
-                    </w:rPr>
-                  </w:pPr>
-                  <w:r xmlns:w="http://schemas.openxmlformats.org/wordprocessingml/2006/main" xmlns:wp="http://schemas.openxmlformats.org/drawingml/2006/wordprocessingDrawing" xmlns:r="http://schemas.openxmlformats.org/officeDocument/2006/relationships" xmlns:w14="http://schemas.microsoft.com/office/word/2010/wordml">
-                    <w:rPr>
-                      <w:rFonts w:ascii="Arial" w:hAnsi="Arial" w:eastAsia="Arial" w:cs="Arial"/>
-                      <w:i w:val="false"/>
-                      <w:b w:val="false"/>
-                      <w:u w:val="none"/>
-                      <w:strike w:val="false"/>
-                      <w:sz w:val="22"/>
-                      <w:szCs w:val="22"/>
-                      <w:color w:val="000000"/>
-                    </w:rPr>
-                    <w:t xml:space="preserve">9018</w:t>
-                  </w:r>
-                </w:p>
-              </w:tc>
-              <w:tc>
-                <w:tcPr>
-                  <w:tcBorders>
-                    <w:bottom w:val="single" w:sz="12" w:space="0" w:color="666666"/>
-                    <w:top w:val="none" w:sz="0" w:space="0" w:color="000000"/>
-                    <w:left w:val="none" w:sz="0" w:space="0" w:color="000000"/>
-                    <w:right w:val="none" w:sz="0" w:space="0" w:color="000000"/>
-                  </w:tcBorders>
-                  <w:shd w:val="clear" w:color="auto" w:fill="FFFFFF"/>
-                  <w:tcMar>
-                    <w:top w:w="0" w:type="dxa"/>
-                    <w:bottom w:w="0" w:type="dxa"/>
-                    <w:left w:w="0" w:type="dxa"/>
-                    <w:right w:w="0" w:type="dxa"/>
-                  </w:tcMar>
-                  <w:vAlign w:val="center"/>
-                </w:tcPr>
-                <w:p>
-                  <w:pPr>
-                    <w:jc w:val="left"/>
-                    <w:pBdr>
-                      <w:bottom w:val="none" w:sz="0" w:space="0" w:color="000000"/>
-                      <w:top w:val="none" w:sz="0" w:space="0" w:color="000000"/>
-                      <w:left w:val="none" w:sz="0" w:space="0" w:color="000000"/>
-                      <w:right w:val="none" w:sz="0" w:space="0" w:color="000000"/>
-                    </w:pBdr>
-                    <w:spacing w:after="100" w:before="100" w:line="240"/>
-                    <w:ind w:left="100" w:right="100" w:firstLine="0" w:firstLineChars="0"/>
-                    <w:rPr>
-                      <w:rFonts w:ascii="Arial" w:hAnsi="Arial" w:eastAsia="Arial" w:cs="Arial"/>
-                      <w:i w:val="false"/>
-                      <w:b w:val="false"/>
-                      <w:u w:val="none"/>
-                      <w:strike w:val="false"/>
-                      <w:sz w:val="22"/>
-                      <w:szCs w:val="22"/>
-                      <w:color w:val="000000"/>
-                    </w:rPr>
-                  </w:pPr>
-                  <w:r xmlns:w="http://schemas.openxmlformats.org/wordprocessingml/2006/main" xmlns:wp="http://schemas.openxmlformats.org/drawingml/2006/wordprocessingDrawing" xmlns:r="http://schemas.openxmlformats.org/officeDocument/2006/relationships" xmlns:w14="http://schemas.microsoft.com/office/word/2010/wordml">
-                    <w:rPr>
-                      <w:rFonts w:ascii="Arial" w:hAnsi="Arial" w:eastAsia="Arial" w:cs="Arial"/>
-                      <w:i w:val="false"/>
-                      <w:b w:val="false"/>
-                      <w:u w:val="none"/>
-                      <w:strike w:val="false"/>
-                      <w:sz w:val="22"/>
-                      <w:szCs w:val="22"/>
-                      <w:color w:val="000000"/>
-                    </w:rPr>
-                    <w:t xml:space="preserve">Instrumentos médicos</w:t>
-                  </w:r>
-                </w:p>
-              </w:tc>
-              <w:tc>
-                <w:tcPr>
-                  <w:tcBorders>
-                    <w:bottom w:val="single" w:sz="12" w:space="0" w:color="666666"/>
-                    <w:top w:val="none" w:sz="0" w:space="0" w:color="000000"/>
-                    <w:left w:val="none" w:sz="0" w:space="0" w:color="000000"/>
-                    <w:right w:val="none" w:sz="0" w:space="0" w:color="000000"/>
-                  </w:tcBorders>
-                  <w:shd w:val="clear" w:color="auto" w:fill="CDE4F7"/>
-                  <w:tcMar>
-                    <w:top w:w="0" w:type="dxa"/>
-                    <w:bottom w:w="0" w:type="dxa"/>
-                    <w:left w:w="0" w:type="dxa"/>
-                    <w:right w:w="0" w:type="dxa"/>
-                  </w:tcMar>
-                  <w:vAlign w:val="center"/>
-                </w:tcPr>
-                <w:p>
-                  <w:pPr>
-                    <w:jc w:val="right"/>
-                    <w:pBdr>
-                      <w:bottom w:val="none" w:sz="0" w:space="0" w:color="000000"/>
-                      <w:top w:val="none" w:sz="0" w:space="0" w:color="000000"/>
-                      <w:left w:val="none" w:sz="0" w:space="0" w:color="000000"/>
-                      <w:right w:val="none" w:sz="0" w:space="0" w:color="000000"/>
-                    </w:pBdr>
-                    <w:spacing w:after="100" w:before="100" w:line="240"/>
-                    <w:ind w:left="100" w:right="100" w:firstLine="0" w:firstLineChars="0"/>
-                    <w:rPr>
-                      <w:rFonts w:ascii="Arial" w:hAnsi="Arial" w:eastAsia="Arial" w:cs="Arial"/>
-                      <w:i w:val="false"/>
-                      <w:b w:val="false"/>
-                      <w:u w:val="none"/>
-                      <w:strike w:val="false"/>
-                      <w:sz w:val="22"/>
-                      <w:szCs w:val="22"/>
-                      <w:color w:val="000000"/>
-                    </w:rPr>
-                  </w:pPr>
-                  <w:r xmlns:w="http://schemas.openxmlformats.org/wordprocessingml/2006/main" xmlns:wp="http://schemas.openxmlformats.org/drawingml/2006/wordprocessingDrawing" xmlns:r="http://schemas.openxmlformats.org/officeDocument/2006/relationships" xmlns:w14="http://schemas.microsoft.com/office/word/2010/wordml">
-                    <w:rPr>
-                      <w:rFonts w:ascii="Arial" w:hAnsi="Arial" w:eastAsia="Arial" w:cs="Arial"/>
-                      <w:i w:val="false"/>
-                      <w:b w:val="false"/>
-                      <w:u w:val="none"/>
-                      <w:strike w:val="false"/>
-                      <w:sz w:val="22"/>
-                      <w:szCs w:val="22"/>
-                      <w:color w:val="000000"/>
-                    </w:rPr>
-                    <w:t xml:space="preserve">24.9</w:t>
-                  </w:r>
-                </w:p>
-              </w:tc>
-              <w:tc>
-                <w:tcPr>
-                  <w:tcBorders>
-                    <w:bottom w:val="single" w:sz="12" w:space="0" w:color="666666"/>
-                    <w:top w:val="none" w:sz="0" w:space="0" w:color="000000"/>
-                    <w:left w:val="none" w:sz="0" w:space="0" w:color="000000"/>
-                    <w:right w:val="none" w:sz="0" w:space="0" w:color="000000"/>
-                  </w:tcBorders>
-                  <w:shd w:val="clear" w:color="auto" w:fill="FFFFFF"/>
-                  <w:tcMar>
-                    <w:top w:w="0" w:type="dxa"/>
-                    <w:bottom w:w="0" w:type="dxa"/>
-                    <w:left w:w="0" w:type="dxa"/>
-                    <w:right w:w="0" w:type="dxa"/>
-                  </w:tcMar>
-                  <w:vAlign w:val="center"/>
-                </w:tcPr>
-                <w:p>
-                  <w:pPr>
-                    <w:jc w:val="right"/>
-                    <w:pBdr>
-                      <w:bottom w:val="none" w:sz="0" w:space="0" w:color="000000"/>
-                      <w:top w:val="none" w:sz="0" w:space="0" w:color="000000"/>
-                      <w:left w:val="none" w:sz="0" w:space="0" w:color="000000"/>
-                      <w:right w:val="none" w:sz="0" w:space="0" w:color="000000"/>
-                    </w:pBdr>
-                    <w:spacing w:after="100" w:before="100" w:line="240"/>
-                    <w:ind w:left="100" w:right="100" w:firstLine="0" w:firstLineChars="0"/>
-                    <w:rPr>
-                      <w:rFonts w:ascii="Arial" w:hAnsi="Arial" w:eastAsia="Arial" w:cs="Arial"/>
-                      <w:i w:val="false"/>
-                      <w:b w:val="false"/>
-                      <w:u w:val="none"/>
-                      <w:strike w:val="false"/>
-                      <w:sz w:val="22"/>
-                      <w:szCs w:val="22"/>
-                      <w:color w:val="000000"/>
-                    </w:rPr>
-                  </w:pPr>
-                  <w:r xmlns:w="http://schemas.openxmlformats.org/wordprocessingml/2006/main" xmlns:wp="http://schemas.openxmlformats.org/drawingml/2006/wordprocessingDrawing" xmlns:r="http://schemas.openxmlformats.org/officeDocument/2006/relationships" xmlns:w14="http://schemas.microsoft.com/office/word/2010/wordml">
-                    <w:rPr>
-                      <w:rFonts w:ascii="Arial" w:hAnsi="Arial" w:eastAsia="Arial" w:cs="Arial"/>
-                      <w:i w:val="false"/>
-                      <w:b w:val="false"/>
-                      <w:u w:val="none"/>
-                      <w:strike w:val="false"/>
-                      <w:sz w:val="22"/>
-                      <w:szCs w:val="22"/>
-                      <w:color w:val="000000"/>
-                    </w:rPr>
-                    <w:t xml:space="preserve">—</w:t>
-                  </w:r>
-                </w:p>
-              </w:tc>
-              <w:tc>
-                <w:tcPr>
-                  <w:tcBorders>
-                    <w:bottom w:val="single" w:sz="12" w:space="0" w:color="666666"/>
-                    <w:top w:val="none" w:sz="0" w:space="0" w:color="000000"/>
-                    <w:left w:val="none" w:sz="0" w:space="0" w:color="000000"/>
-                    <w:right w:val="none" w:sz="0" w:space="0" w:color="000000"/>
-                  </w:tcBorders>
-                  <w:shd w:val="clear" w:color="auto" w:fill="FBE0D0"/>
-                  <w:tcMar>
-                    <w:top w:w="0" w:type="dxa"/>
-                    <w:bottom w:w="0" w:type="dxa"/>
-                    <w:left w:w="0" w:type="dxa"/>
-                    <w:right w:w="0" w:type="dxa"/>
-                  </w:tcMar>
-                  <w:vAlign w:val="center"/>
-                </w:tcPr>
-                <w:p>
-                  <w:pPr>
-                    <w:jc w:val="right"/>
-                    <w:pBdr>
-                      <w:bottom w:val="none" w:sz="0" w:space="0" w:color="000000"/>
-                      <w:top w:val="none" w:sz="0" w:space="0" w:color="000000"/>
-                      <w:left w:val="none" w:sz="0" w:space="0" w:color="000000"/>
-                      <w:right w:val="none" w:sz="0" w:space="0" w:color="000000"/>
-                    </w:pBdr>
-                    <w:spacing w:after="100" w:before="100" w:line="240"/>
-                    <w:ind w:left="100" w:right="100" w:firstLine="0" w:firstLineChars="0"/>
-                    <w:rPr>
-                      <w:rFonts w:ascii="Arial" w:hAnsi="Arial" w:eastAsia="Arial" w:cs="Arial"/>
-                      <w:i w:val="false"/>
-                      <w:b w:val="false"/>
-                      <w:u w:val="none"/>
-                      <w:strike w:val="false"/>
-                      <w:sz w:val="22"/>
-                      <w:szCs w:val="22"/>
-                      <w:color w:val="000000"/>
-                    </w:rPr>
-                  </w:pPr>
-                  <w:r xmlns:w="http://schemas.openxmlformats.org/wordprocessingml/2006/main" xmlns:wp="http://schemas.openxmlformats.org/drawingml/2006/wordprocessingDrawing" xmlns:r="http://schemas.openxmlformats.org/officeDocument/2006/relationships" xmlns:w14="http://schemas.microsoft.com/office/word/2010/wordml">
-                    <w:rPr>
-                      <w:rFonts w:ascii="Arial" w:hAnsi="Arial" w:eastAsia="Arial" w:cs="Arial"/>
-                      <w:i w:val="false"/>
-                      <w:b w:val="false"/>
-                      <w:u w:val="none"/>
-                      <w:strike w:val="false"/>
-                      <w:sz w:val="22"/>
-                      <w:szCs w:val="22"/>
-                      <w:color w:val="000000"/>
-                    </w:rPr>
-                    <w:t xml:space="preserve">1.2</w:t>
+                      <w:sz w:val="18"/>
+                      <w:szCs w:val="18"/>
+                      <w:color w:val="000000"/>
+                    </w:rPr>
+                  </w:pPr>
+                  <w:r xmlns:w="http://schemas.openxmlformats.org/wordprocessingml/2006/main" xmlns:wp="http://schemas.openxmlformats.org/drawingml/2006/wordprocessingDrawing" xmlns:r="http://schemas.openxmlformats.org/officeDocument/2006/relationships" xmlns:w14="http://schemas.microsoft.com/office/word/2010/wordml">
+                    <w:rPr>
+                      <w:rFonts w:ascii="Arial" w:hAnsi="Arial" w:eastAsia="Arial" w:cs="Arial"/>
+                      <w:i w:val="false"/>
+                      <w:b w:val="false"/>
+                      <w:u w:val="none"/>
+                      <w:strike w:val="false"/>
+                      <w:sz w:val="18"/>
+                      <w:szCs w:val="18"/>
+                      <w:color w:val="000000"/>
+                    </w:rPr>
+                    <w:t xml:space="preserve">0.4</w:t>
                   </w:r>
                 </w:p>
               </w:tc>
@@ -8893,7 +11690,7 @@
               </w:trPr>
               <w:tc>
                 <w:tcPr>
-                  <w:gridSpan w:val="5"/>
+                  <w:gridSpan w:val="8"/>
                   <w:tcBorders>
                     <w:bottom w:val="none" w:sz="0" w:space="0" w:color="FFFFFF"/>
                     <w:top w:val="single" w:sz="12" w:space="0" w:color="666666"/>
@@ -8942,7 +11739,7 @@
                       <w:szCs w:val="16"/>
                       <w:color w:val="000000"/>
                     </w:rPr>
-                    <w:t xml:space="preserve">Elaboración propia con base en U.S. Census Bureau, API de Comercio Internacional. Partidas (HS4) entre las 50 más importantes por valor (2024–2025), depuradas de categorías sin interés para nearshoring, presentes simultáneamente en al menos dos de los tres países. Encabezados de capítulo en negrita.</w:t>
+                    <w:t xml:space="preserve">Elaboración propia con base en U.S. Census Bureau, API de Comercio Internacional. Partidas (HS4) entre las 50 más importantes por valor de cada país en 2024, 2025, ene–ago 2026, depuradas de categorías sin interés para nearshoring, presentes simultáneamente en México y en al menos uno de los otros dos países en al menos uno de esos periodos. El sombreado indica que la partida figura en la lista del país en algún periodo. Los valores corresponden a los mismos meses (ene–ago 2025 y ene–ago 2026). Encabezados de capítulo en negrita.</w:t>
                   </w:r>
                 </w:p>
               </w:tc>
@@ -9221,7 +12018,7 @@
             <w:r>
               <w:drawing>
                 <wp:inline>
-                  <wp:extent cx="5486400" cy="5764940"/>
+                  <wp:extent cx="5486400" cy="5933752"/>
                   <wp:effectExtent b="0" l="0" r="0" t="0"/>
                   <wp:docPr descr="" title="" id="62" name="Picture"/>
                   <a:graphic>
@@ -9242,7 +12039,7 @@
                         <pic:spPr bwMode="auto">
                           <a:xfrm>
                             <a:off x="0" y="0"/>
-                            <a:ext cx="5486400" cy="5764940"/>
+                            <a:ext cx="5486400" cy="5933752"/>
                           </a:xfrm>
                           <a:prstGeom prst="rect">
                             <a:avLst/>
@@ -9326,7 +12123,7 @@
             <w:r>
               <w:drawing>
                 <wp:inline>
-                  <wp:extent cx="5486400" cy="5821211"/>
+                  <wp:extent cx="5486400" cy="5987209"/>
                   <wp:effectExtent b="0" l="0" r="0" t="0"/>
                   <wp:docPr descr="" title="" id="67" name="Picture"/>
                   <a:graphic>
@@ -9347,7 +12144,7 @@
                         <pic:spPr bwMode="auto">
                           <a:xfrm>
                             <a:off x="0" y="0"/>
-                            <a:ext cx="5486400" cy="5821211"/>
+                            <a:ext cx="5486400" cy="5987209"/>
                           </a:xfrm>
                           <a:prstGeom prst="rect">
                             <a:avLst/>

--- a/Quarto/C3_Tiempos_turbulentos_v2.docx
+++ b/Quarto/C3_Tiempos_turbulentos_v2.docx
@@ -945,7 +945,7 @@
     </w:p>
     <w:bookmarkEnd w:id="34"/>
     <w:bookmarkEnd w:id="35"/>
-    <w:bookmarkStart w:id="54" w:name="X162dae120245b6197a191210146aca5623f147c"/>
+    <w:bookmarkStart w:id="56" w:name="X162dae120245b6197a191210146aca5623f147c"/>
     <w:p>
       <w:pPr>
         <w:pStyle w:val="Heading2"/>
@@ -979,7 +979,12 @@
         <w:t xml:space="preserve">, entendido como el arancel que pagan los productos que no están sujetos a tratamiento especial en virtud de acuerdos comerciales o de la aplicación de instrumentos específicos, como en el caso de acero y aluminio.</w:t>
       </w:r>
     </w:p>
-    <w:bookmarkStart w:id="48" w:name="méxico"/>
+    <w:p>
+      <w:r>
+        <w:br w:type="page"/>
+      </w:r>
+    </w:p>
+    <w:bookmarkStart w:id="40" w:name="méxico"/>
     <w:p>
       <w:pPr>
         <w:pStyle w:val="Heading3"/>
@@ -1076,19 +1081,18 @@
       </w:r>
     </w:p>
     <w:p>
-      <w:pPr>
-        <w:pStyle w:val="BodyText"/>
-      </w:pPr>
-      <w:p>
-        <w:r>
-          <w:br w:type="page"/>
-        </w:r>
-      </w:p>
-      <w:r>
-        <w:t xml:space="preserve"> </w:t>
-      </w:r>
-      <w:r>
-        <w:t xml:space="preserve">### Canadá</w:t>
+      <w:r>
+        <w:br w:type="page"/>
+      </w:r>
+    </w:p>
+    <w:bookmarkEnd w:id="40"/>
+    <w:bookmarkStart w:id="45" w:name="canadá"/>
+    <w:p>
+      <w:pPr>
+        <w:pStyle w:val="Heading3"/>
+      </w:pPr>
+      <w:r>
+        <w:t xml:space="preserve">3.2 Canadá</w:t>
       </w:r>
     </w:p>
     <w:tbl>
@@ -1104,7 +1108,7 @@
       <w:tr>
         <w:tc>
           <w:tcPr/>
-          <w:bookmarkStart w:id="43" w:name="fig-info-can"/>
+          <w:bookmarkStart w:id="44" w:name="fig-info-can"/>
           <w:p>
             <w:pPr>
               <w:jc w:val="center"/>
@@ -1128,18 +1132,18 @@
                 <wp:inline>
                   <wp:extent cx="5486400" cy="5832465"/>
                   <wp:effectExtent b="0" l="0" r="0" t="0"/>
-                  <wp:docPr descr="" title="" id="41" name="Picture"/>
+                  <wp:docPr descr="" title="" id="42" name="Picture"/>
                   <a:graphic>
                     <a:graphicData uri="http://schemas.openxmlformats.org/drawingml/2006/picture">
                       <pic:pic>
                         <pic:nvPicPr>
-                          <pic:cNvPr descr="../Plots/infografia_canada.png" id="42" name="Picture"/>
+                          <pic:cNvPr descr="../Plots/infografia_canada.png" id="43" name="Picture"/>
                           <pic:cNvPicPr>
                             <a:picLocks noChangeArrowheads="1" noChangeAspect="1"/>
                           </pic:cNvPicPr>
                         </pic:nvPicPr>
                         <pic:blipFill>
-                          <a:blip r:embed="rId40"/>
+                          <a:blip r:embed="rId41"/>
                           <a:stretch>
                             <a:fillRect/>
                           </a:stretch>
@@ -1166,7 +1170,7 @@
               </w:drawing>
             </w:r>
           </w:p>
-          <w:bookmarkEnd w:id="43"/>
+          <w:bookmarkEnd w:id="44"/>
         </w:tc>
       </w:tr>
     </w:tbl>
@@ -1199,19 +1203,18 @@
       </w:r>
     </w:p>
     <w:p>
-      <w:pPr>
-        <w:pStyle w:val="BodyText"/>
-      </w:pPr>
-      <w:p>
-        <w:r>
-          <w:br w:type="page"/>
-        </w:r>
-      </w:p>
-      <w:r>
-        <w:t xml:space="preserve"> </w:t>
-      </w:r>
-      <w:r>
-        <w:t xml:space="preserve">### Vietnam</w:t>
+      <w:r>
+        <w:br w:type="page"/>
+      </w:r>
+    </w:p>
+    <w:bookmarkEnd w:id="45"/>
+    <w:bookmarkStart w:id="50" w:name="vietnam"/>
+    <w:p>
+      <w:pPr>
+        <w:pStyle w:val="Heading3"/>
+      </w:pPr>
+      <w:r>
+        <w:t xml:space="preserve">3.3 Vietnam</w:t>
       </w:r>
     </w:p>
     <w:tbl>
@@ -1227,7 +1230,7 @@
       <w:tr>
         <w:tc>
           <w:tcPr/>
-          <w:bookmarkStart w:id="47" w:name="fig-info-vtn"/>
+          <w:bookmarkStart w:id="49" w:name="fig-info-vtn"/>
           <w:p>
             <w:pPr>
               <w:jc w:val="center"/>
@@ -1251,18 +1254,18 @@
                 <wp:inline>
                   <wp:extent cx="5486400" cy="6130700"/>
                   <wp:effectExtent b="0" l="0" r="0" t="0"/>
-                  <wp:docPr descr="" title="" id="45" name="Picture"/>
+                  <wp:docPr descr="" title="" id="47" name="Picture"/>
                   <a:graphic>
                     <a:graphicData uri="http://schemas.openxmlformats.org/drawingml/2006/picture">
                       <pic:pic>
                         <pic:nvPicPr>
-                          <pic:cNvPr descr="../Plots/infografia_vietnam.png" id="46" name="Picture"/>
+                          <pic:cNvPr descr="../Plots/infografia_vietnam.png" id="48" name="Picture"/>
                           <pic:cNvPicPr>
                             <a:picLocks noChangeArrowheads="1" noChangeAspect="1"/>
                           </pic:cNvPicPr>
                         </pic:nvPicPr>
                         <pic:blipFill>
-                          <a:blip r:embed="rId44"/>
+                          <a:blip r:embed="rId46"/>
                           <a:stretch>
                             <a:fillRect/>
                           </a:stretch>
@@ -1289,7 +1292,7 @@
               </w:drawing>
             </w:r>
           </w:p>
-          <w:bookmarkEnd w:id="47"/>
+          <w:bookmarkEnd w:id="49"/>
         </w:tc>
       </w:tr>
     </w:tbl>
@@ -1347,14 +1350,19 @@
         <w:t xml:space="preserve">.</w:t>
       </w:r>
     </w:p>
-    <w:bookmarkEnd w:id="48"/>
-    <w:bookmarkStart w:id="53" w:name="china"/>
+    <w:p>
+      <w:r>
+        <w:br w:type="page"/>
+      </w:r>
+    </w:p>
+    <w:bookmarkEnd w:id="50"/>
+    <w:bookmarkStart w:id="55" w:name="china"/>
     <w:p>
       <w:pPr>
         <w:pStyle w:val="Heading3"/>
       </w:pPr>
       <w:r>
-        <w:t xml:space="preserve">3.2 China</w:t>
+        <w:t xml:space="preserve">3.4 China</w:t>
       </w:r>
     </w:p>
     <w:p>
@@ -1452,7 +1460,7 @@
       <w:tr>
         <w:tc>
           <w:tcPr/>
-          <w:bookmarkStart w:id="52" w:name="fig-info-chin"/>
+          <w:bookmarkStart w:id="54" w:name="fig-info-chin"/>
           <w:p>
             <w:pPr>
               <w:jc w:val="center"/>
@@ -1476,18 +1484,18 @@
                 <wp:inline>
                   <wp:extent cx="5486400" cy="6409240"/>
                   <wp:effectExtent b="0" l="0" r="0" t="0"/>
-                  <wp:docPr descr="" title="" id="50" name="Picture"/>
+                  <wp:docPr descr="" title="" id="52" name="Picture"/>
                   <a:graphic>
                     <a:graphicData uri="http://schemas.openxmlformats.org/drawingml/2006/picture">
                       <pic:pic>
                         <pic:nvPicPr>
-                          <pic:cNvPr descr="../Plots/infografia_china.png" id="51" name="Picture"/>
+                          <pic:cNvPr descr="../Plots/infografia_china.png" id="53" name="Picture"/>
                           <pic:cNvPicPr>
                             <a:picLocks noChangeArrowheads="1" noChangeAspect="1"/>
                           </pic:cNvPicPr>
                         </pic:nvPicPr>
                         <pic:blipFill>
-                          <a:blip r:embed="rId49"/>
+                          <a:blip r:embed="rId51"/>
                           <a:stretch>
                             <a:fillRect/>
                           </a:stretch>
@@ -1514,13 +1522,13 @@
               </w:drawing>
             </w:r>
           </w:p>
-          <w:bookmarkEnd w:id="52"/>
+          <w:bookmarkEnd w:id="54"/>
         </w:tc>
       </w:tr>
     </w:tbl>
-    <w:bookmarkEnd w:id="53"/>
-    <w:bookmarkEnd w:id="54"/>
-    <w:bookmarkStart w:id="60" w:name="X75a49024661a882da3cdf4ac5c9197504c9a5a1"/>
+    <w:bookmarkEnd w:id="55"/>
+    <w:bookmarkEnd w:id="56"/>
+    <w:bookmarkStart w:id="62" w:name="X75a49024661a882da3cdf4ac5c9197504c9a5a1"/>
     <w:p>
       <w:pPr>
         <w:pStyle w:val="Heading2"/>
@@ -1575,7 +1583,7 @@
       <w:tr>
         <w:tc>
           <w:tcPr/>
-          <w:bookmarkStart w:id="55" w:name="tbl-partidas-competencia"/>
+          <w:bookmarkStart w:id="57" w:name="tbl-partidas-competencia"/>
           <w:p>
             <w:pPr>
               <w:jc w:val="center"/>
@@ -11745,7 +11753,7 @@
               </w:tc>
             </w:tr>
           </w:tbl>
-          <w:bookmarkEnd w:id="55"/>
+          <w:bookmarkEnd w:id="57"/>
         </w:tc>
       </w:tr>
     </w:tbl>
@@ -11762,7 +11770,7 @@
       <w:tr>
         <w:tc>
           <w:tcPr/>
-          <w:bookmarkStart w:id="59" w:name="fig-847150-exploratorio"/>
+          <w:bookmarkStart w:id="61" w:name="fig-847150-exploratorio"/>
           <w:p>
             <w:pPr>
               <w:pStyle w:val="Compact"/>
@@ -11773,18 +11781,18 @@
                 <wp:inline>
                   <wp:extent cx="4620126" cy="3696101"/>
                   <wp:effectExtent b="0" l="0" r="0" t="0"/>
-                  <wp:docPr descr="" title="" id="57" name="Picture"/>
+                  <wp:docPr descr="" title="" id="59" name="Picture"/>
                   <a:graphic>
                     <a:graphicData uri="http://schemas.openxmlformats.org/drawingml/2006/picture">
                       <pic:pic>
                         <pic:nvPicPr>
-                          <pic:cNvPr descr="C3_Tiempos_turbulentos_v2_files/figure-docx/fig-847150-exploratorio-1.png" id="58" name="Picture"/>
+                          <pic:cNvPr descr="C3_Tiempos_turbulentos_v2_files/figure-docx/fig-847150-exploratorio-1.png" id="60" name="Picture"/>
                           <pic:cNvPicPr>
                             <a:picLocks noChangeArrowheads="1" noChangeAspect="1"/>
                           </pic:cNvPicPr>
                         </pic:nvPicPr>
                         <pic:blipFill>
-                          <a:blip r:embed="rId56"/>
+                          <a:blip r:embed="rId58"/>
                           <a:stretch>
                             <a:fillRect/>
                           </a:stretch>
@@ -11824,12 +11832,12 @@
               <w:t xml:space="preserve">Figura 5: EXPLORATORIO: Importaciones de EUA, Partida 847150 (HS6), 2018-2026</w:t>
             </w:r>
           </w:p>
-          <w:bookmarkEnd w:id="59"/>
+          <w:bookmarkEnd w:id="61"/>
         </w:tc>
       </w:tr>
     </w:tbl>
-    <w:bookmarkEnd w:id="60"/>
-    <w:bookmarkStart w:id="73" w:name="X01f6904a4d61695714ee1e6f9fb2dc2fa6403a5"/>
+    <w:bookmarkEnd w:id="62"/>
+    <w:bookmarkStart w:id="75" w:name="X01f6904a4d61695714ee1e6f9fb2dc2fa6403a5"/>
     <w:p>
       <w:pPr>
         <w:pStyle w:val="Heading2"/>
@@ -11910,7 +11918,7 @@
         <w:t xml:space="preserve">Nuestro interés es siempre el cambio en la posición competitiva de México, ya que paradójicamente es posible que México enfrente simultáneamente un arancel más alto que el vigente hasta 2024 y una mayor ventaja competitiva sobre otros exportadores al mercado de EUA que en el período anterior.</w:t>
       </w:r>
     </w:p>
-    <w:bookmarkStart w:id="65" w:name="autos"/>
+    <w:bookmarkStart w:id="67" w:name="autos"/>
     <w:p>
       <w:pPr>
         <w:pStyle w:val="Heading3"/>
@@ -11996,7 +12004,7 @@
       <w:tr>
         <w:tc>
           <w:tcPr/>
-          <w:bookmarkStart w:id="64" w:name="fig-autos"/>
+          <w:bookmarkStart w:id="66" w:name="fig-autos"/>
           <w:p>
             <w:pPr>
               <w:jc w:val="center"/>
@@ -12020,18 +12028,18 @@
                 <wp:inline>
                   <wp:extent cx="5486400" cy="5933752"/>
                   <wp:effectExtent b="0" l="0" r="0" t="0"/>
-                  <wp:docPr descr="" title="" id="62" name="Picture"/>
+                  <wp:docPr descr="" title="" id="64" name="Picture"/>
                   <a:graphic>
                     <a:graphicData uri="http://schemas.openxmlformats.org/drawingml/2006/picture">
                       <pic:pic>
                         <pic:nvPicPr>
-                          <pic:cNvPr descr="../Plots/comparativo_autos.png" id="63" name="Picture"/>
+                          <pic:cNvPr descr="../Plots/comparativo_autos.png" id="65" name="Picture"/>
                           <pic:cNvPicPr>
                             <a:picLocks noChangeArrowheads="1" noChangeAspect="1"/>
                           </pic:cNvPicPr>
                         </pic:nvPicPr>
                         <pic:blipFill>
-                          <a:blip r:embed="rId61"/>
+                          <a:blip r:embed="rId63"/>
                           <a:stretch>
                             <a:fillRect/>
                           </a:stretch>
@@ -12058,12 +12066,12 @@
               </w:drawing>
             </w:r>
           </w:p>
-          <w:bookmarkEnd w:id="64"/>
+          <w:bookmarkEnd w:id="66"/>
         </w:tc>
       </w:tr>
     </w:tbl>
-    <w:bookmarkEnd w:id="65"/>
-    <w:bookmarkStart w:id="70" w:name="autopartes"/>
+    <w:bookmarkEnd w:id="67"/>
+    <w:bookmarkStart w:id="72" w:name="autopartes"/>
     <w:p>
       <w:pPr>
         <w:pStyle w:val="Heading3"/>
@@ -12101,7 +12109,7 @@
       <w:tr>
         <w:tc>
           <w:tcPr/>
-          <w:bookmarkStart w:id="69" w:name="fig-autopartes"/>
+          <w:bookmarkStart w:id="71" w:name="fig-autopartes"/>
           <w:p>
             <w:pPr>
               <w:jc w:val="center"/>
@@ -12125,18 +12133,18 @@
                 <wp:inline>
                   <wp:extent cx="5486400" cy="5987209"/>
                   <wp:effectExtent b="0" l="0" r="0" t="0"/>
-                  <wp:docPr descr="" title="" id="67" name="Picture"/>
+                  <wp:docPr descr="" title="" id="69" name="Picture"/>
                   <a:graphic>
                     <a:graphicData uri="http://schemas.openxmlformats.org/drawingml/2006/picture">
                       <pic:pic>
                         <pic:nvPicPr>
-                          <pic:cNvPr descr="../Plots/comparativo_autopartes.png" id="68" name="Picture"/>
+                          <pic:cNvPr descr="../Plots/comparativo_autopartes.png" id="70" name="Picture"/>
                           <pic:cNvPicPr>
                             <a:picLocks noChangeArrowheads="1" noChangeAspect="1"/>
                           </pic:cNvPicPr>
                         </pic:nvPicPr>
                         <pic:blipFill>
-                          <a:blip r:embed="rId66"/>
+                          <a:blip r:embed="rId68"/>
                           <a:stretch>
                             <a:fillRect/>
                           </a:stretch>
@@ -12163,12 +12171,12 @@
               </w:drawing>
             </w:r>
           </w:p>
-          <w:bookmarkEnd w:id="69"/>
+          <w:bookmarkEnd w:id="71"/>
         </w:tc>
       </w:tr>
     </w:tbl>
-    <w:bookmarkEnd w:id="70"/>
-    <w:bookmarkStart w:id="71" w:name="acero-y-aluminio"/>
+    <w:bookmarkEnd w:id="72"/>
+    <w:bookmarkStart w:id="73" w:name="acero-y-aluminio"/>
     <w:p>
       <w:pPr>
         <w:pStyle w:val="Heading3"/>
@@ -12309,8 +12317,8 @@
         <w:t xml:space="preserve">Dadas estas reglas, la anulación de los aranceles IEEPA no cambia nada para las tres primeras categorías. En el caso concreto de México esto significa concretamente que su ventaja competitiva en autopartes no se ve afectada por los aranceles al acero y el aluminio, que sin embargo si afectan a otros productos que utilizan estos metales como insumo.</w:t>
       </w:r>
     </w:p>
-    <w:bookmarkEnd w:id="71"/>
-    <w:bookmarkStart w:id="72" w:name="servidores-para-inteligencia-artificial"/>
+    <w:bookmarkEnd w:id="73"/>
+    <w:bookmarkStart w:id="74" w:name="servidores-para-inteligencia-artificial"/>
     <w:p>
       <w:pPr>
         <w:pStyle w:val="Heading3"/>
@@ -12499,9 +12507,9 @@
         <w:t xml:space="preserve">Es importante subrayar que esta práctica de ensamblar bienes con escaso o nulo insumo regional —donde el producto terminado se considera suficientemente transformado en virtud del propio proceso de ensamblaje— es enteramente permisible: no constituye ni una violación del T-MEC ni un intento de eludir el espíritu del acuerdo. De hecho, las reglas fueron diseñadas deliberadamente para atraer este tipo de manufactura hacia la región. El ensamblaje de productos de alta tecnología es en sí mismo un proceso sofisticado que agrega valor significativo a la producción y que ha generado inversión sustancial y creación de empleo en México. Pero la ausencia de valor agregado doméstico limita de manera importante el potencial de desarrollo más amplio del sector cuando no existen insumos locales que puedan integrarse a esa cadena.</w:t>
       </w:r>
     </w:p>
-    <w:bookmarkEnd w:id="72"/>
-    <w:bookmarkEnd w:id="73"/>
-    <w:bookmarkStart w:id="74" w:name="la-renegociación-del-t-mec"/>
+    <w:bookmarkEnd w:id="74"/>
+    <w:bookmarkEnd w:id="75"/>
+    <w:bookmarkStart w:id="76" w:name="la-renegociación-del-t-mec"/>
     <w:p>
       <w:pPr>
         <w:pStyle w:val="Heading2"/>
@@ -12510,8 +12518,8 @@
         <w:t xml:space="preserve">6 La renegociación del T-MEC</w:t>
       </w:r>
     </w:p>
-    <w:bookmarkEnd w:id="74"/>
-    <w:bookmarkStart w:id="75" w:name="las-nuevas-reglas-del-juego"/>
+    <w:bookmarkEnd w:id="76"/>
+    <w:bookmarkStart w:id="77" w:name="las-nuevas-reglas-del-juego"/>
     <w:p>
       <w:pPr>
         <w:pStyle w:val="Heading2"/>
@@ -12628,8 +12636,8 @@
         <w:t xml:space="preserve">El abandono de los instrumentos e instituciones multilaterales y regionales del comercio internacional ahora es completo: ni las normas de la OMC, ni las provisiones de acuerdos comerciales regionales (incluidos aquellos negociados y firmados por el presidente Trump durante su primer gobierno) son tratados como instrumentos jurídicos vinculantes por el gobierno de EUA.</w:t>
       </w:r>
     </w:p>
-    <w:bookmarkEnd w:id="75"/>
-    <w:bookmarkStart w:id="95" w:name="Xad144853578c47da97063038cf754fbac384a45"/>
+    <w:bookmarkEnd w:id="77"/>
+    <w:bookmarkStart w:id="97" w:name="Xad144853578c47da97063038cf754fbac384a45"/>
     <w:p>
       <w:pPr>
         <w:pStyle w:val="Heading2"/>
@@ -12703,8 +12711,8 @@
         <w:t xml:space="preserve">Otros países fabricantes de estos equipos deben pagar la tarifa NMF y en algunos casos capas arancelarias adicionales.</w:t>
       </w:r>
     </w:p>
-    <w:bookmarkStart w:id="94" w:name="refs"/>
-    <w:bookmarkStart w:id="77" w:name="ref-aljazeera2026a"/>
+    <w:bookmarkStart w:id="96" w:name="refs"/>
+    <w:bookmarkStart w:id="79" w:name="ref-aljazeera2026a"/>
     <w:p>
       <w:pPr>
         <w:pStyle w:val="Bibliography"/>
@@ -12733,7 +12741,7 @@
       <w:r>
         <w:t xml:space="preserve"> </w:t>
       </w:r>
-      <w:hyperlink r:id="rId76">
+      <w:hyperlink r:id="rId78">
         <w:r>
           <w:rPr>
             <w:rStyle w:val="Hyperlink"/>
@@ -12745,8 +12753,8 @@
         <w:t xml:space="preserve">.</w:t>
       </w:r>
     </w:p>
-    <w:bookmarkEnd w:id="77"/>
-    <w:bookmarkStart w:id="79" w:name="ref-canada2026"/>
+    <w:bookmarkEnd w:id="79"/>
+    <w:bookmarkStart w:id="81" w:name="ref-canada2026"/>
     <w:p>
       <w:pPr>
         <w:pStyle w:val="Bibliography"/>
@@ -12778,7 +12786,7 @@
       <w:r>
         <w:t xml:space="preserve"> </w:t>
       </w:r>
-      <w:hyperlink r:id="rId78">
+      <w:hyperlink r:id="rId80">
         <w:r>
           <w:rPr>
             <w:rStyle w:val="Hyperlink"/>
@@ -12790,8 +12798,8 @@
         <w:t xml:space="preserve">.</w:t>
       </w:r>
     </w:p>
-    <w:bookmarkEnd w:id="79"/>
-    <w:bookmarkStart w:id="81" w:name="ref-crs2026"/>
+    <w:bookmarkEnd w:id="81"/>
+    <w:bookmarkStart w:id="83" w:name="ref-crs2026"/>
     <w:p>
       <w:pPr>
         <w:pStyle w:val="Bibliography"/>
@@ -12811,7 +12819,7 @@
       <w:r>
         <w:t xml:space="preserve"> </w:t>
       </w:r>
-      <w:hyperlink r:id="rId80">
+      <w:hyperlink r:id="rId82">
         <w:r>
           <w:rPr>
             <w:rStyle w:val="Hyperlink"/>
@@ -12823,8 +12831,8 @@
         <w:t xml:space="preserve">.</w:t>
       </w:r>
     </w:p>
-    <w:bookmarkEnd w:id="81"/>
-    <w:bookmarkStart w:id="83" w:name="ref-covingtonburling2026"/>
+    <w:bookmarkEnd w:id="83"/>
+    <w:bookmarkStart w:id="85" w:name="ref-covingtonburling2026"/>
     <w:p>
       <w:pPr>
         <w:pStyle w:val="Bibliography"/>
@@ -12853,7 +12861,7 @@
       <w:r>
         <w:t xml:space="preserve"> </w:t>
       </w:r>
-      <w:hyperlink r:id="rId82">
+      <w:hyperlink r:id="rId84">
         <w:r>
           <w:rPr>
             <w:rStyle w:val="Hyperlink"/>
@@ -12865,8 +12873,8 @@
         <w:t xml:space="preserve">.</w:t>
       </w:r>
     </w:p>
-    <w:bookmarkEnd w:id="83"/>
-    <w:bookmarkStart w:id="85" w:name="ref-federalregister2026g"/>
+    <w:bookmarkEnd w:id="85"/>
+    <w:bookmarkStart w:id="87" w:name="ref-federalregister2026g"/>
     <w:p>
       <w:pPr>
         <w:pStyle w:val="Bibliography"/>
@@ -12886,7 +12894,7 @@
       <w:r>
         <w:t xml:space="preserve"> </w:t>
       </w:r>
-      <w:hyperlink r:id="rId84">
+      <w:hyperlink r:id="rId86">
         <w:r>
           <w:rPr>
             <w:rStyle w:val="Hyperlink"/>
@@ -12898,8 +12906,8 @@
         <w:t xml:space="preserve">.</w:t>
       </w:r>
     </w:p>
-    <w:bookmarkEnd w:id="85"/>
-    <w:bookmarkStart w:id="87" w:name="ref-hollandknight2026a"/>
+    <w:bookmarkEnd w:id="87"/>
+    <w:bookmarkStart w:id="89" w:name="ref-hollandknight2026a"/>
     <w:p>
       <w:pPr>
         <w:pStyle w:val="Bibliography"/>
@@ -12919,7 +12927,7 @@
       <w:r>
         <w:t xml:space="preserve"> </w:t>
       </w:r>
-      <w:hyperlink r:id="rId86">
+      <w:hyperlink r:id="rId88">
         <w:r>
           <w:rPr>
             <w:rStyle w:val="Hyperlink"/>
@@ -12931,8 +12939,8 @@
         <w:t xml:space="preserve">.</w:t>
       </w:r>
     </w:p>
-    <w:bookmarkEnd w:id="87"/>
-    <w:bookmarkStart w:id="89" w:name="ref-troutmanpepperlocke2026"/>
+    <w:bookmarkEnd w:id="89"/>
+    <w:bookmarkStart w:id="91" w:name="ref-troutmanpepperlocke2026"/>
     <w:p>
       <w:pPr>
         <w:pStyle w:val="Bibliography"/>
@@ -12961,7 +12969,7 @@
       <w:r>
         <w:t xml:space="preserve"> </w:t>
       </w:r>
-      <w:hyperlink r:id="rId88">
+      <w:hyperlink r:id="rId90">
         <w:r>
           <w:rPr>
             <w:rStyle w:val="Hyperlink"/>
@@ -12973,8 +12981,8 @@
         <w:t xml:space="preserve">.</w:t>
       </w:r>
     </w:p>
-    <w:bookmarkEnd w:id="89"/>
-    <w:bookmarkStart w:id="91" w:name="ref-wardsmith2026"/>
+    <w:bookmarkEnd w:id="91"/>
+    <w:bookmarkStart w:id="93" w:name="ref-wardsmith2026"/>
     <w:p>
       <w:pPr>
         <w:pStyle w:val="Bibliography"/>
@@ -12994,7 +13002,7 @@
       <w:r>
         <w:t xml:space="preserve"> </w:t>
       </w:r>
-      <w:hyperlink r:id="rId90">
+      <w:hyperlink r:id="rId92">
         <w:r>
           <w:rPr>
             <w:rStyle w:val="Hyperlink"/>
@@ -13006,8 +13014,8 @@
         <w:t xml:space="preserve">.</w:t>
       </w:r>
     </w:p>
-    <w:bookmarkEnd w:id="91"/>
-    <w:bookmarkStart w:id="93" w:name="ref-whitecase2026b"/>
+    <w:bookmarkEnd w:id="93"/>
+    <w:bookmarkStart w:id="95" w:name="ref-whitecase2026b"/>
     <w:p>
       <w:pPr>
         <w:pStyle w:val="Bibliography"/>
@@ -13039,7 +13047,7 @@
       <w:r>
         <w:t xml:space="preserve"> </w:t>
       </w:r>
-      <w:hyperlink r:id="rId92">
+      <w:hyperlink r:id="rId94">
         <w:r>
           <w:rPr>
             <w:rStyle w:val="Hyperlink"/>
@@ -13051,9 +13059,9 @@
         <w:t xml:space="preserve">.</w:t>
       </w:r>
     </w:p>
-    <w:bookmarkEnd w:id="93"/>
-    <w:bookmarkEnd w:id="94"/>
     <w:bookmarkEnd w:id="95"/>
+    <w:bookmarkEnd w:id="96"/>
+    <w:bookmarkEnd w:id="97"/>
     <w:sectPr>
       <w:footerReference r:id="rId9" w:type="default"/>
       <w:pgSz w:h="15840" w:w="12240"/>
